--- a/Module_2_Oct_2026_v2/Oct13_session1_materials.docx
+++ b/Module_2_Oct_2026_v2/Oct13_session1_materials.docx
@@ -21,6 +21,7 @@
           <w:i w:val="false"/>
           <w:b w:val="false"/>
           <w:u w:val="none"/>
+          <w:strike w:val="false"/>
           <w:sz w:val="18"/>
           <w:szCs w:val="18"/>
           <w:color w:val="545860"/>
@@ -47,6 +48,7 @@
           <w:i w:val="false"/>
           <w:b w:val="true"/>
           <w:u w:val="none"/>
+          <w:strike w:val="false"/>
           <w:sz w:val="36"/>
           <w:szCs w:val="36"/>
           <w:color w:val="063360"/>
@@ -73,11 +75,12 @@
           <w:i w:val="true"/>
           <w:b w:val="false"/>
           <w:u w:val="none"/>
+          <w:strike w:val="false"/>
           <w:sz w:val="18"/>
           <w:szCs w:val="18"/>
           <w:color w:val="215A9E"/>
         </w:rPr>
-        <w:t xml:space="preserve">Print: 1 per participant (double-sided with the next page)</w:t>
+        <w:t xml:space="preserve">Print: 1 per participant, single-sided: the next sheet is handed out later</w:t>
       </w:r>
     </w:p>
     <w:p>
@@ -99,6 +102,7 @@
           <w:i w:val="false"/>
           <w:b w:val="false"/>
           <w:u w:val="none"/>
+          <w:strike w:val="false"/>
           <w:sz w:val="22"/>
           <w:szCs w:val="22"/>
           <w:color w:val="000000"/>
@@ -143,7 +147,6 @@
           </w:tcPr>
           <w:p>
             <w:pPr>
-              <w:pStyle w:val="Normal"/>
               <w:jc w:val="left"/>
               <w:pBdr>
                 <w:bottom w:val="none" w:sz="0" w:space="0" w:color="000000"/>
@@ -153,13 +156,24 @@
               </w:pBdr>
               <w:spacing w:after="80" w:before="80" w:line="240"/>
               <w:ind w:left="80" w:right="80" w:firstLine="0" w:firstLineChars="0"/>
+              <w:rPr>
+                <w:rFonts w:ascii="Arial" w:hAnsi="Arial" w:eastAsia="Arial" w:cs="Arial"/>
+                <w:i w:val="false"/>
+                <w:b w:val="true"/>
+                <w:u w:val="none"/>
+                <w:strike w:val="false"/>
+                <w:sz w:val="21"/>
+                <w:szCs w:val="21"/>
+                <w:color w:val="063360"/>
+              </w:rPr>
             </w:pPr>
             <w:r>
               <w:rPr>
-                <w:rFonts w:ascii="Arial" w:hAnsi="DejaVu Sans" w:eastAsia="DejaVu Sans" w:cs="DejaVu Sans"/>
+                <w:rFonts w:ascii="Arial" w:hAnsi="Arial" w:eastAsia="Arial" w:cs="Arial"/>
                 <w:i w:val="false"/>
                 <w:b w:val="true"/>
                 <w:u w:val="none"/>
+                <w:strike w:val="false"/>
                 <w:sz w:val="21"/>
                 <w:szCs w:val="21"/>
                 <w:color w:val="063360"/>
@@ -187,7 +201,6 @@
           </w:tcPr>
           <w:p>
             <w:pPr>
-              <w:pStyle w:val="Normal"/>
               <w:jc w:val="left"/>
               <w:pBdr>
                 <w:bottom w:val="none" w:sz="0" w:space="0" w:color="000000"/>
@@ -197,13 +210,24 @@
               </w:pBdr>
               <w:spacing w:after="80" w:before="80" w:line="240"/>
               <w:ind w:left="80" w:right="80" w:firstLine="0" w:firstLineChars="0"/>
+              <w:rPr>
+                <w:rFonts w:ascii="Arial" w:hAnsi="Arial" w:eastAsia="Arial" w:cs="Arial"/>
+                <w:i w:val="false"/>
+                <w:b w:val="true"/>
+                <w:u w:val="none"/>
+                <w:strike w:val="false"/>
+                <w:sz w:val="21"/>
+                <w:szCs w:val="21"/>
+                <w:color w:val="063360"/>
+              </w:rPr>
             </w:pPr>
             <w:r>
               <w:rPr>
-                <w:rFonts w:ascii="Arial" w:hAnsi="DejaVu Sans" w:eastAsia="DejaVu Sans" w:cs="DejaVu Sans"/>
+                <w:rFonts w:ascii="Arial" w:hAnsi="Arial" w:eastAsia="Arial" w:cs="Arial"/>
                 <w:i w:val="false"/>
                 <w:b w:val="true"/>
                 <w:u w:val="none"/>
+                <w:strike w:val="false"/>
                 <w:sz w:val="21"/>
                 <w:szCs w:val="21"/>
                 <w:color w:val="063360"/>
@@ -231,7 +255,6 @@
           </w:tcPr>
           <w:p>
             <w:pPr>
-              <w:pStyle w:val="Normal"/>
               <w:jc w:val="left"/>
               <w:pBdr>
                 <w:bottom w:val="none" w:sz="0" w:space="0" w:color="000000"/>
@@ -241,13 +264,24 @@
               </w:pBdr>
               <w:spacing w:after="80" w:before="80" w:line="240"/>
               <w:ind w:left="80" w:right="80" w:firstLine="0" w:firstLineChars="0"/>
+              <w:rPr>
+                <w:rFonts w:ascii="Arial" w:hAnsi="Arial" w:eastAsia="Arial" w:cs="Arial"/>
+                <w:i w:val="false"/>
+                <w:b w:val="true"/>
+                <w:u w:val="none"/>
+                <w:strike w:val="false"/>
+                <w:sz w:val="21"/>
+                <w:szCs w:val="21"/>
+                <w:color w:val="063360"/>
+              </w:rPr>
             </w:pPr>
             <w:r>
               <w:rPr>
-                <w:rFonts w:ascii="Arial" w:hAnsi="DejaVu Sans" w:eastAsia="DejaVu Sans" w:cs="DejaVu Sans"/>
+                <w:rFonts w:ascii="Arial" w:hAnsi="Arial" w:eastAsia="Arial" w:cs="Arial"/>
                 <w:i w:val="false"/>
                 <w:b w:val="true"/>
                 <w:u w:val="none"/>
+                <w:strike w:val="false"/>
                 <w:sz w:val="21"/>
                 <w:szCs w:val="21"/>
                 <w:color w:val="063360"/>
@@ -275,7 +309,6 @@
           </w:tcPr>
           <w:p>
             <w:pPr>
-              <w:pStyle w:val="Normal"/>
               <w:jc w:val="left"/>
               <w:pBdr>
                 <w:bottom w:val="none" w:sz="0" w:space="0" w:color="000000"/>
@@ -285,13 +318,24 @@
               </w:pBdr>
               <w:spacing w:after="80" w:before="80" w:line="240"/>
               <w:ind w:left="80" w:right="80" w:firstLine="0" w:firstLineChars="0"/>
+              <w:rPr>
+                <w:rFonts w:ascii="Arial" w:hAnsi="Arial" w:eastAsia="Arial" w:cs="Arial"/>
+                <w:i w:val="false"/>
+                <w:b w:val="true"/>
+                <w:u w:val="none"/>
+                <w:strike w:val="false"/>
+                <w:sz w:val="21"/>
+                <w:szCs w:val="21"/>
+                <w:color w:val="063360"/>
+              </w:rPr>
             </w:pPr>
             <w:r>
               <w:rPr>
-                <w:rFonts w:ascii="Arial" w:hAnsi="DejaVu Sans" w:eastAsia="DejaVu Sans" w:cs="DejaVu Sans"/>
+                <w:rFonts w:ascii="Arial" w:hAnsi="Arial" w:eastAsia="Arial" w:cs="Arial"/>
                 <w:i w:val="false"/>
                 <w:b w:val="true"/>
                 <w:u w:val="none"/>
+                <w:strike w:val="false"/>
                 <w:sz w:val="21"/>
                 <w:szCs w:val="21"/>
                 <w:color w:val="063360"/>
@@ -325,7 +369,6 @@
           </w:tcPr>
           <w:p>
             <w:pPr>
-              <w:pStyle w:val="Normal"/>
               <w:jc w:val="left"/>
               <w:pBdr>
                 <w:bottom w:val="none" w:sz="0" w:space="0" w:color="000000"/>
@@ -335,13 +378,24 @@
               </w:pBdr>
               <w:spacing w:after="80" w:before="80" w:line="240"/>
               <w:ind w:left="80" w:right="80" w:firstLine="0" w:firstLineChars="0"/>
+              <w:rPr>
+                <w:rFonts w:ascii="Arial" w:hAnsi="Arial" w:eastAsia="Arial" w:cs="Arial"/>
+                <w:i w:val="false"/>
+                <w:b w:val="false"/>
+                <w:u w:val="none"/>
+                <w:strike w:val="false"/>
+                <w:sz w:val="21"/>
+                <w:szCs w:val="21"/>
+                <w:color w:val="000000"/>
+              </w:rPr>
             </w:pPr>
             <w:r>
               <w:rPr>
-                <w:rFonts w:ascii="Arial" w:hAnsi="DejaVu Sans" w:eastAsia="DejaVu Sans" w:cs="DejaVu Sans"/>
-                <w:i w:val="false"/>
-                <w:b w:val="false"/>
-                <w:u w:val="none"/>
+                <w:rFonts w:ascii="Arial" w:hAnsi="Arial" w:eastAsia="Arial" w:cs="Arial"/>
+                <w:i w:val="false"/>
+                <w:b w:val="false"/>
+                <w:u w:val="none"/>
+                <w:strike w:val="false"/>
                 <w:sz w:val="21"/>
                 <w:szCs w:val="21"/>
                 <w:color w:val="000000"/>
@@ -369,7 +423,6 @@
           </w:tcPr>
           <w:p>
             <w:pPr>
-              <w:pStyle w:val="Normal"/>
               <w:jc w:val="left"/>
               <w:pBdr>
                 <w:bottom w:val="none" w:sz="0" w:space="0" w:color="000000"/>
@@ -379,13 +432,24 @@
               </w:pBdr>
               <w:spacing w:after="80" w:before="80" w:line="240"/>
               <w:ind w:left="80" w:right="80" w:firstLine="0" w:firstLineChars="0"/>
+              <w:rPr>
+                <w:rFonts w:ascii="Arial" w:hAnsi="Arial" w:eastAsia="Arial" w:cs="Arial"/>
+                <w:i w:val="false"/>
+                <w:b w:val="false"/>
+                <w:u w:val="none"/>
+                <w:strike w:val="false"/>
+                <w:sz w:val="21"/>
+                <w:szCs w:val="21"/>
+                <w:color w:val="000000"/>
+              </w:rPr>
             </w:pPr>
             <w:r>
               <w:rPr>
-                <w:rFonts w:ascii="Arial" w:hAnsi="DejaVu Sans" w:eastAsia="DejaVu Sans" w:cs="DejaVu Sans"/>
-                <w:i w:val="false"/>
-                <w:b w:val="false"/>
-                <w:u w:val="none"/>
+                <w:rFonts w:ascii="Arial" w:hAnsi="Arial" w:eastAsia="Arial" w:cs="Arial"/>
+                <w:i w:val="false"/>
+                <w:b w:val="false"/>
+                <w:u w:val="none"/>
+                <w:strike w:val="false"/>
                 <w:sz w:val="21"/>
                 <w:szCs w:val="21"/>
                 <w:color w:val="000000"/>
@@ -413,7 +477,6 @@
           </w:tcPr>
           <w:p>
             <w:pPr>
-              <w:pStyle w:val="Normal"/>
               <w:jc w:val="left"/>
               <w:pBdr>
                 <w:bottom w:val="none" w:sz="0" w:space="0" w:color="000000"/>
@@ -423,13 +486,24 @@
               </w:pBdr>
               <w:spacing w:after="80" w:before="80" w:line="240"/>
               <w:ind w:left="80" w:right="80" w:firstLine="0" w:firstLineChars="0"/>
+              <w:rPr>
+                <w:rFonts w:ascii="Arial" w:hAnsi="Arial" w:eastAsia="Arial" w:cs="Arial"/>
+                <w:i w:val="false"/>
+                <w:b w:val="false"/>
+                <w:u w:val="none"/>
+                <w:strike w:val="false"/>
+                <w:sz w:val="21"/>
+                <w:szCs w:val="21"/>
+                <w:color w:val="000000"/>
+              </w:rPr>
             </w:pPr>
             <w:r>
               <w:rPr>
-                <w:rFonts w:ascii="Arial" w:hAnsi="DejaVu Sans" w:eastAsia="DejaVu Sans" w:cs="DejaVu Sans"/>
-                <w:i w:val="false"/>
-                <w:b w:val="false"/>
-                <w:u w:val="none"/>
+                <w:rFonts w:ascii="Arial" w:hAnsi="Arial" w:eastAsia="Arial" w:cs="Arial"/>
+                <w:i w:val="false"/>
+                <w:b w:val="false"/>
+                <w:u w:val="none"/>
+                <w:strike w:val="false"/>
                 <w:sz w:val="21"/>
                 <w:szCs w:val="21"/>
                 <w:color w:val="000000"/>
@@ -457,7 +531,6 @@
           </w:tcPr>
           <w:p>
             <w:pPr>
-              <w:pStyle w:val="Normal"/>
               <w:jc w:val="left"/>
               <w:pBdr>
                 <w:bottom w:val="none" w:sz="0" w:space="0" w:color="000000"/>
@@ -467,13 +540,24 @@
               </w:pBdr>
               <w:spacing w:after="80" w:before="80" w:line="240"/>
               <w:ind w:left="80" w:right="80" w:firstLine="0" w:firstLineChars="0"/>
+              <w:rPr>
+                <w:rFonts w:ascii="Arial" w:hAnsi="Arial" w:eastAsia="Arial" w:cs="Arial"/>
+                <w:i w:val="false"/>
+                <w:b w:val="false"/>
+                <w:u w:val="none"/>
+                <w:strike w:val="false"/>
+                <w:sz w:val="21"/>
+                <w:szCs w:val="21"/>
+                <w:color w:val="000000"/>
+              </w:rPr>
             </w:pPr>
             <w:r>
               <w:rPr>
-                <w:rFonts w:ascii="Arial" w:hAnsi="DejaVu Sans" w:eastAsia="DejaVu Sans" w:cs="DejaVu Sans"/>
-                <w:i w:val="false"/>
-                <w:b w:val="false"/>
-                <w:u w:val="none"/>
+                <w:rFonts w:ascii="Arial" w:hAnsi="Arial" w:eastAsia="Arial" w:cs="Arial"/>
+                <w:i w:val="false"/>
+                <w:b w:val="false"/>
+                <w:u w:val="none"/>
+                <w:strike w:val="false"/>
                 <w:sz w:val="21"/>
                 <w:szCs w:val="21"/>
                 <w:color w:val="000000"/>
@@ -507,7 +591,6 @@
           </w:tcPr>
           <w:p>
             <w:pPr>
-              <w:pStyle w:val="Normal"/>
               <w:jc w:val="left"/>
               <w:pBdr>
                 <w:bottom w:val="none" w:sz="0" w:space="0" w:color="000000"/>
@@ -517,13 +600,24 @@
               </w:pBdr>
               <w:spacing w:after="80" w:before="80" w:line="240"/>
               <w:ind w:left="80" w:right="80" w:firstLine="0" w:firstLineChars="0"/>
+              <w:rPr>
+                <w:rFonts w:ascii="Arial" w:hAnsi="Arial" w:eastAsia="Arial" w:cs="Arial"/>
+                <w:i w:val="false"/>
+                <w:b w:val="false"/>
+                <w:u w:val="none"/>
+                <w:strike w:val="false"/>
+                <w:sz w:val="21"/>
+                <w:szCs w:val="21"/>
+                <w:color w:val="000000"/>
+              </w:rPr>
             </w:pPr>
             <w:r>
               <w:rPr>
-                <w:rFonts w:ascii="Arial" w:hAnsi="DejaVu Sans" w:eastAsia="DejaVu Sans" w:cs="DejaVu Sans"/>
-                <w:i w:val="false"/>
-                <w:b w:val="false"/>
-                <w:u w:val="none"/>
+                <w:rFonts w:ascii="Arial" w:hAnsi="Arial" w:eastAsia="Arial" w:cs="Arial"/>
+                <w:i w:val="false"/>
+                <w:b w:val="false"/>
+                <w:u w:val="none"/>
+                <w:strike w:val="false"/>
                 <w:sz w:val="21"/>
                 <w:szCs w:val="21"/>
                 <w:color w:val="000000"/>
@@ -551,7 +645,6 @@
           </w:tcPr>
           <w:p>
             <w:pPr>
-              <w:pStyle w:val="Normal"/>
               <w:jc w:val="left"/>
               <w:pBdr>
                 <w:bottom w:val="none" w:sz="0" w:space="0" w:color="000000"/>
@@ -561,13 +654,24 @@
               </w:pBdr>
               <w:spacing w:after="80" w:before="80" w:line="240"/>
               <w:ind w:left="80" w:right="80" w:firstLine="0" w:firstLineChars="0"/>
+              <w:rPr>
+                <w:rFonts w:ascii="Arial" w:hAnsi="Arial" w:eastAsia="Arial" w:cs="Arial"/>
+                <w:i w:val="false"/>
+                <w:b w:val="false"/>
+                <w:u w:val="none"/>
+                <w:strike w:val="false"/>
+                <w:sz w:val="21"/>
+                <w:szCs w:val="21"/>
+                <w:color w:val="000000"/>
+              </w:rPr>
             </w:pPr>
             <w:r>
               <w:rPr>
-                <w:rFonts w:ascii="Arial" w:hAnsi="DejaVu Sans" w:eastAsia="DejaVu Sans" w:cs="DejaVu Sans"/>
-                <w:i w:val="false"/>
-                <w:b w:val="false"/>
-                <w:u w:val="none"/>
+                <w:rFonts w:ascii="Arial" w:hAnsi="Arial" w:eastAsia="Arial" w:cs="Arial"/>
+                <w:i w:val="false"/>
+                <w:b w:val="false"/>
+                <w:u w:val="none"/>
+                <w:strike w:val="false"/>
                 <w:sz w:val="21"/>
                 <w:szCs w:val="21"/>
                 <w:color w:val="000000"/>
@@ -595,7 +699,6 @@
           </w:tcPr>
           <w:p>
             <w:pPr>
-              <w:pStyle w:val="Normal"/>
               <w:jc w:val="left"/>
               <w:pBdr>
                 <w:bottom w:val="none" w:sz="0" w:space="0" w:color="000000"/>
@@ -605,13 +708,24 @@
               </w:pBdr>
               <w:spacing w:after="80" w:before="80" w:line="240"/>
               <w:ind w:left="80" w:right="80" w:firstLine="0" w:firstLineChars="0"/>
+              <w:rPr>
+                <w:rFonts w:ascii="Arial" w:hAnsi="Arial" w:eastAsia="Arial" w:cs="Arial"/>
+                <w:i w:val="false"/>
+                <w:b w:val="false"/>
+                <w:u w:val="none"/>
+                <w:strike w:val="false"/>
+                <w:sz w:val="21"/>
+                <w:szCs w:val="21"/>
+                <w:color w:val="000000"/>
+              </w:rPr>
             </w:pPr>
             <w:r>
               <w:rPr>
-                <w:rFonts w:ascii="Arial" w:hAnsi="DejaVu Sans" w:eastAsia="DejaVu Sans" w:cs="DejaVu Sans"/>
-                <w:i w:val="false"/>
-                <w:b w:val="false"/>
-                <w:u w:val="none"/>
+                <w:rFonts w:ascii="Arial" w:hAnsi="Arial" w:eastAsia="Arial" w:cs="Arial"/>
+                <w:i w:val="false"/>
+                <w:b w:val="false"/>
+                <w:u w:val="none"/>
+                <w:strike w:val="false"/>
                 <w:sz w:val="21"/>
                 <w:szCs w:val="21"/>
                 <w:color w:val="000000"/>
@@ -639,7 +753,6 @@
           </w:tcPr>
           <w:p>
             <w:pPr>
-              <w:pStyle w:val="Normal"/>
               <w:jc w:val="left"/>
               <w:pBdr>
                 <w:bottom w:val="none" w:sz="0" w:space="0" w:color="000000"/>
@@ -649,13 +762,24 @@
               </w:pBdr>
               <w:spacing w:after="80" w:before="80" w:line="240"/>
               <w:ind w:left="80" w:right="80" w:firstLine="0" w:firstLineChars="0"/>
+              <w:rPr>
+                <w:rFonts w:ascii="Arial" w:hAnsi="Arial" w:eastAsia="Arial" w:cs="Arial"/>
+                <w:i w:val="false"/>
+                <w:b w:val="false"/>
+                <w:u w:val="none"/>
+                <w:strike w:val="false"/>
+                <w:sz w:val="21"/>
+                <w:szCs w:val="21"/>
+                <w:color w:val="000000"/>
+              </w:rPr>
             </w:pPr>
             <w:r>
               <w:rPr>
-                <w:rFonts w:ascii="Arial" w:hAnsi="DejaVu Sans" w:eastAsia="DejaVu Sans" w:cs="DejaVu Sans"/>
-                <w:i w:val="false"/>
-                <w:b w:val="false"/>
-                <w:u w:val="none"/>
+                <w:rFonts w:ascii="Arial" w:hAnsi="Arial" w:eastAsia="Arial" w:cs="Arial"/>
+                <w:i w:val="false"/>
+                <w:b w:val="false"/>
+                <w:u w:val="none"/>
+                <w:strike w:val="false"/>
                 <w:sz w:val="21"/>
                 <w:szCs w:val="21"/>
                 <w:color w:val="000000"/>
@@ -689,7 +813,6 @@
           </w:tcPr>
           <w:p>
             <w:pPr>
-              <w:pStyle w:val="Normal"/>
               <w:jc w:val="left"/>
               <w:pBdr>
                 <w:bottom w:val="none" w:sz="0" w:space="0" w:color="000000"/>
@@ -699,13 +822,24 @@
               </w:pBdr>
               <w:spacing w:after="80" w:before="80" w:line="240"/>
               <w:ind w:left="80" w:right="80" w:firstLine="0" w:firstLineChars="0"/>
+              <w:rPr>
+                <w:rFonts w:ascii="Arial" w:hAnsi="Arial" w:eastAsia="Arial" w:cs="Arial"/>
+                <w:i w:val="false"/>
+                <w:b w:val="false"/>
+                <w:u w:val="none"/>
+                <w:strike w:val="false"/>
+                <w:sz w:val="21"/>
+                <w:szCs w:val="21"/>
+                <w:color w:val="000000"/>
+              </w:rPr>
             </w:pPr>
             <w:r>
               <w:rPr>
-                <w:rFonts w:ascii="Arial" w:hAnsi="DejaVu Sans" w:eastAsia="DejaVu Sans" w:cs="DejaVu Sans"/>
-                <w:i w:val="false"/>
-                <w:b w:val="false"/>
-                <w:u w:val="none"/>
+                <w:rFonts w:ascii="Arial" w:hAnsi="Arial" w:eastAsia="Arial" w:cs="Arial"/>
+                <w:i w:val="false"/>
+                <w:b w:val="false"/>
+                <w:u w:val="none"/>
+                <w:strike w:val="false"/>
                 <w:sz w:val="21"/>
                 <w:szCs w:val="21"/>
                 <w:color w:val="000000"/>
@@ -733,7 +867,6 @@
           </w:tcPr>
           <w:p>
             <w:pPr>
-              <w:pStyle w:val="Normal"/>
               <w:jc w:val="left"/>
               <w:pBdr>
                 <w:bottom w:val="none" w:sz="0" w:space="0" w:color="000000"/>
@@ -743,13 +876,24 @@
               </w:pBdr>
               <w:spacing w:after="80" w:before="80" w:line="240"/>
               <w:ind w:left="80" w:right="80" w:firstLine="0" w:firstLineChars="0"/>
+              <w:rPr>
+                <w:rFonts w:ascii="Arial" w:hAnsi="Arial" w:eastAsia="Arial" w:cs="Arial"/>
+                <w:i w:val="false"/>
+                <w:b w:val="false"/>
+                <w:u w:val="none"/>
+                <w:strike w:val="false"/>
+                <w:sz w:val="21"/>
+                <w:szCs w:val="21"/>
+                <w:color w:val="000000"/>
+              </w:rPr>
             </w:pPr>
             <w:r>
               <w:rPr>
-                <w:rFonts w:ascii="Arial" w:hAnsi="DejaVu Sans" w:eastAsia="DejaVu Sans" w:cs="DejaVu Sans"/>
-                <w:i w:val="false"/>
-                <w:b w:val="false"/>
-                <w:u w:val="none"/>
+                <w:rFonts w:ascii="Arial" w:hAnsi="Arial" w:eastAsia="Arial" w:cs="Arial"/>
+                <w:i w:val="false"/>
+                <w:b w:val="false"/>
+                <w:u w:val="none"/>
+                <w:strike w:val="false"/>
                 <w:sz w:val="21"/>
                 <w:szCs w:val="21"/>
                 <w:color w:val="000000"/>
@@ -777,7 +921,6 @@
           </w:tcPr>
           <w:p>
             <w:pPr>
-              <w:pStyle w:val="Normal"/>
               <w:jc w:val="left"/>
               <w:pBdr>
                 <w:bottom w:val="none" w:sz="0" w:space="0" w:color="000000"/>
@@ -787,13 +930,24 @@
               </w:pBdr>
               <w:spacing w:after="80" w:before="80" w:line="240"/>
               <w:ind w:left="80" w:right="80" w:firstLine="0" w:firstLineChars="0"/>
+              <w:rPr>
+                <w:rFonts w:ascii="Arial" w:hAnsi="Arial" w:eastAsia="Arial" w:cs="Arial"/>
+                <w:i w:val="false"/>
+                <w:b w:val="false"/>
+                <w:u w:val="none"/>
+                <w:strike w:val="false"/>
+                <w:sz w:val="21"/>
+                <w:szCs w:val="21"/>
+                <w:color w:val="000000"/>
+              </w:rPr>
             </w:pPr>
             <w:r>
               <w:rPr>
-                <w:rFonts w:ascii="Arial" w:hAnsi="DejaVu Sans" w:eastAsia="DejaVu Sans" w:cs="DejaVu Sans"/>
-                <w:i w:val="false"/>
-                <w:b w:val="false"/>
-                <w:u w:val="none"/>
+                <w:rFonts w:ascii="Arial" w:hAnsi="Arial" w:eastAsia="Arial" w:cs="Arial"/>
+                <w:i w:val="false"/>
+                <w:b w:val="false"/>
+                <w:u w:val="none"/>
+                <w:strike w:val="false"/>
                 <w:sz w:val="21"/>
                 <w:szCs w:val="21"/>
                 <w:color w:val="000000"/>
@@ -821,7 +975,6 @@
           </w:tcPr>
           <w:p>
             <w:pPr>
-              <w:pStyle w:val="Normal"/>
               <w:jc w:val="left"/>
               <w:pBdr>
                 <w:bottom w:val="none" w:sz="0" w:space="0" w:color="000000"/>
@@ -831,13 +984,24 @@
               </w:pBdr>
               <w:spacing w:after="80" w:before="80" w:line="240"/>
               <w:ind w:left="80" w:right="80" w:firstLine="0" w:firstLineChars="0"/>
+              <w:rPr>
+                <w:rFonts w:ascii="Arial" w:hAnsi="Arial" w:eastAsia="Arial" w:cs="Arial"/>
+                <w:i w:val="false"/>
+                <w:b w:val="false"/>
+                <w:u w:val="none"/>
+                <w:strike w:val="false"/>
+                <w:sz w:val="21"/>
+                <w:szCs w:val="21"/>
+                <w:color w:val="000000"/>
+              </w:rPr>
             </w:pPr>
             <w:r>
               <w:rPr>
-                <w:rFonts w:ascii="Arial" w:hAnsi="DejaVu Sans" w:eastAsia="DejaVu Sans" w:cs="DejaVu Sans"/>
-                <w:i w:val="false"/>
-                <w:b w:val="false"/>
-                <w:u w:val="none"/>
+                <w:rFonts w:ascii="Arial" w:hAnsi="Arial" w:eastAsia="Arial" w:cs="Arial"/>
+                <w:i w:val="false"/>
+                <w:b w:val="false"/>
+                <w:u w:val="none"/>
+                <w:strike w:val="false"/>
                 <w:sz w:val="21"/>
                 <w:szCs w:val="21"/>
                 <w:color w:val="000000"/>
@@ -867,6 +1031,7 @@
           <w:i w:val="false"/>
           <w:b w:val="true"/>
           <w:u w:val="none"/>
+          <w:strike w:val="false"/>
           <w:sz w:val="26"/>
           <w:szCs w:val="26"/>
           <w:color w:val="215A9E"/>
@@ -893,6 +1058,7 @@
           <w:i w:val="false"/>
           <w:b w:val="false"/>
           <w:u w:val="none"/>
+          <w:strike w:val="false"/>
           <w:sz w:val="22"/>
           <w:szCs w:val="22"/>
           <w:color w:val="000000"/>
@@ -919,6 +1085,7 @@
           <w:i w:val="false"/>
           <w:b w:val="false"/>
           <w:u w:val="none"/>
+          <w:strike w:val="false"/>
           <w:sz w:val="22"/>
           <w:szCs w:val="22"/>
           <w:color w:val="000000"/>
@@ -945,6 +1112,7 @@
           <w:i w:val="false"/>
           <w:b w:val="false"/>
           <w:u w:val="none"/>
+          <w:strike w:val="false"/>
           <w:sz w:val="22"/>
           <w:szCs w:val="22"/>
           <w:color w:val="000000"/>
@@ -971,6 +1139,7 @@
           <w:i w:val="false"/>
           <w:b w:val="false"/>
           <w:u w:val="none"/>
+          <w:strike w:val="false"/>
           <w:sz w:val="22"/>
           <w:szCs w:val="22"/>
           <w:color w:val="000000"/>
@@ -997,6 +1166,7 @@
           <w:i w:val="false"/>
           <w:b w:val="false"/>
           <w:u w:val="none"/>
+          <w:strike w:val="false"/>
           <w:sz w:val="22"/>
           <w:szCs w:val="22"/>
           <w:color w:val="000000"/>
@@ -1029,6 +1199,7 @@
           <w:i w:val="false"/>
           <w:b w:val="false"/>
           <w:u w:val="none"/>
+          <w:strike w:val="false"/>
           <w:sz w:val="18"/>
           <w:szCs w:val="18"/>
           <w:color w:val="545860"/>
@@ -1055,6 +1226,7 @@
           <w:i w:val="false"/>
           <w:b w:val="true"/>
           <w:u w:val="none"/>
+          <w:strike w:val="false"/>
           <w:sz w:val="36"/>
           <w:szCs w:val="36"/>
           <w:color w:val="063360"/>
@@ -1081,11 +1253,12 @@
           <w:i w:val="true"/>
           <w:b w:val="false"/>
           <w:u w:val="none"/>
+          <w:strike w:val="false"/>
           <w:sz w:val="18"/>
           <w:szCs w:val="18"/>
           <w:color w:val="215A9E"/>
         </w:rPr>
-        <w:t xml:space="preserve">Print: on the back of the four-numbers sheet</w:t>
+        <w:t xml:space="preserve">Print: 1 per participant, separate sheet; hand out at 'Running the regression', after the hand calculation</w:t>
       </w:r>
     </w:p>
     <w:p>
@@ -1107,6 +1280,7 @@
           <w:i w:val="false"/>
           <w:b w:val="false"/>
           <w:u w:val="none"/>
+          <w:strike w:val="false"/>
           <w:sz w:val="22"/>
           <w:szCs w:val="22"/>
           <w:color w:val="000000"/>
@@ -1121,11 +1295,11 @@
         <w:tblLook w:firstRow="1" w:lastRow="0" w:firstColumn="0" w:lastColumn="0" w:noHBand="0" w:noVBand="1"/>
       </w:tblPr>
       <w:tblGrid>
-        <w:gridCol w:w="2592"/>
-        <w:gridCol w:w="1728"/>
+        <w:gridCol w:w="3312"/>
+        <w:gridCol w:w="1584"/>
         <w:gridCol w:w="1440"/>
-        <w:gridCol w:w="1152"/>
-        <w:gridCol w:w="2736"/>
+        <w:gridCol w:w="1008"/>
+        <w:gridCol w:w="2304"/>
       </w:tblGrid>
       <w:tr>
         <w:trPr>
@@ -1152,7 +1326,6 @@
           </w:tcPr>
           <w:p>
             <w:pPr>
-              <w:pStyle w:val="Normal"/>
               <w:jc w:val="left"/>
               <w:pBdr>
                 <w:bottom w:val="none" w:sz="0" w:space="0" w:color="000000"/>
@@ -1162,13 +1335,24 @@
               </w:pBdr>
               <w:spacing w:after="80" w:before="80" w:line="240"/>
               <w:ind w:left="80" w:right="80" w:firstLine="0" w:firstLineChars="0"/>
+              <w:rPr>
+                <w:rFonts w:ascii="Arial" w:hAnsi="Arial" w:eastAsia="Arial" w:cs="Arial"/>
+                <w:i w:val="false"/>
+                <w:b w:val="true"/>
+                <w:u w:val="none"/>
+                <w:strike w:val="false"/>
+                <w:sz w:val="21"/>
+                <w:szCs w:val="21"/>
+                <w:color w:val="063360"/>
+              </w:rPr>
             </w:pPr>
             <w:r>
               <w:rPr>
-                <w:rFonts w:ascii="Arial" w:hAnsi="DejaVu Sans" w:eastAsia="DejaVu Sans" w:cs="DejaVu Sans"/>
+                <w:rFonts w:ascii="Arial" w:hAnsi="Arial" w:eastAsia="Arial" w:cs="Arial"/>
                 <w:i w:val="false"/>
                 <w:b w:val="true"/>
                 <w:u w:val="none"/>
+                <w:strike w:val="false"/>
                 <w:sz w:val="21"/>
                 <w:szCs w:val="21"/>
                 <w:color w:val="063360"/>
@@ -1196,7 +1380,6 @@
           </w:tcPr>
           <w:p>
             <w:pPr>
-              <w:pStyle w:val="Normal"/>
               <w:jc w:val="left"/>
               <w:pBdr>
                 <w:bottom w:val="none" w:sz="0" w:space="0" w:color="000000"/>
@@ -1206,13 +1389,24 @@
               </w:pBdr>
               <w:spacing w:after="80" w:before="80" w:line="240"/>
               <w:ind w:left="80" w:right="80" w:firstLine="0" w:firstLineChars="0"/>
+              <w:rPr>
+                <w:rFonts w:ascii="Arial" w:hAnsi="Arial" w:eastAsia="Arial" w:cs="Arial"/>
+                <w:i w:val="false"/>
+                <w:b w:val="true"/>
+                <w:u w:val="none"/>
+                <w:strike w:val="false"/>
+                <w:sz w:val="21"/>
+                <w:szCs w:val="21"/>
+                <w:color w:val="063360"/>
+              </w:rPr>
             </w:pPr>
             <w:r>
               <w:rPr>
-                <w:rFonts w:ascii="Arial" w:hAnsi="DejaVu Sans" w:eastAsia="DejaVu Sans" w:cs="DejaVu Sans"/>
+                <w:rFonts w:ascii="Arial" w:hAnsi="Arial" w:eastAsia="Arial" w:cs="Arial"/>
                 <w:i w:val="false"/>
                 <w:b w:val="true"/>
                 <w:u w:val="none"/>
+                <w:strike w:val="false"/>
                 <w:sz w:val="21"/>
                 <w:szCs w:val="21"/>
                 <w:color w:val="063360"/>
@@ -1240,7 +1434,6 @@
           </w:tcPr>
           <w:p>
             <w:pPr>
-              <w:pStyle w:val="Normal"/>
               <w:jc w:val="left"/>
               <w:pBdr>
                 <w:bottom w:val="none" w:sz="0" w:space="0" w:color="000000"/>
@@ -1250,13 +1443,24 @@
               </w:pBdr>
               <w:spacing w:after="80" w:before="80" w:line="240"/>
               <w:ind w:left="80" w:right="80" w:firstLine="0" w:firstLineChars="0"/>
+              <w:rPr>
+                <w:rFonts w:ascii="Arial" w:hAnsi="Arial" w:eastAsia="Arial" w:cs="Arial"/>
+                <w:i w:val="false"/>
+                <w:b w:val="true"/>
+                <w:u w:val="none"/>
+                <w:strike w:val="false"/>
+                <w:sz w:val="21"/>
+                <w:szCs w:val="21"/>
+                <w:color w:val="063360"/>
+              </w:rPr>
             </w:pPr>
             <w:r>
               <w:rPr>
-                <w:rFonts w:ascii="Arial" w:hAnsi="DejaVu Sans" w:eastAsia="DejaVu Sans" w:cs="DejaVu Sans"/>
+                <w:rFonts w:ascii="Arial" w:hAnsi="Arial" w:eastAsia="Arial" w:cs="Arial"/>
                 <w:i w:val="false"/>
                 <w:b w:val="true"/>
                 <w:u w:val="none"/>
+                <w:strike w:val="false"/>
                 <w:sz w:val="21"/>
                 <w:szCs w:val="21"/>
                 <w:color w:val="063360"/>
@@ -1284,7 +1488,6 @@
           </w:tcPr>
           <w:p>
             <w:pPr>
-              <w:pStyle w:val="Normal"/>
               <w:jc w:val="left"/>
               <w:pBdr>
                 <w:bottom w:val="none" w:sz="0" w:space="0" w:color="000000"/>
@@ -1294,13 +1497,24 @@
               </w:pBdr>
               <w:spacing w:after="80" w:before="80" w:line="240"/>
               <w:ind w:left="80" w:right="80" w:firstLine="0" w:firstLineChars="0"/>
+              <w:rPr>
+                <w:rFonts w:ascii="Arial" w:hAnsi="Arial" w:eastAsia="Arial" w:cs="Arial"/>
+                <w:i w:val="false"/>
+                <w:b w:val="true"/>
+                <w:u w:val="none"/>
+                <w:strike w:val="false"/>
+                <w:sz w:val="21"/>
+                <w:szCs w:val="21"/>
+                <w:color w:val="063360"/>
+              </w:rPr>
             </w:pPr>
             <w:r>
               <w:rPr>
-                <w:rFonts w:ascii="Arial" w:hAnsi="DejaVu Sans" w:eastAsia="DejaVu Sans" w:cs="DejaVu Sans"/>
+                <w:rFonts w:ascii="Arial" w:hAnsi="Arial" w:eastAsia="Arial" w:cs="Arial"/>
                 <w:i w:val="false"/>
                 <w:b w:val="true"/>
                 <w:u w:val="none"/>
+                <w:strike w:val="false"/>
                 <w:sz w:val="21"/>
                 <w:szCs w:val="21"/>
                 <w:color w:val="063360"/>
@@ -1328,7 +1542,6 @@
           </w:tcPr>
           <w:p>
             <w:pPr>
-              <w:pStyle w:val="Normal"/>
               <w:jc w:val="left"/>
               <w:pBdr>
                 <w:bottom w:val="none" w:sz="0" w:space="0" w:color="000000"/>
@@ -1338,13 +1551,24 @@
               </w:pBdr>
               <w:spacing w:after="80" w:before="80" w:line="240"/>
               <w:ind w:left="80" w:right="80" w:firstLine="0" w:firstLineChars="0"/>
+              <w:rPr>
+                <w:rFonts w:ascii="Arial" w:hAnsi="Arial" w:eastAsia="Arial" w:cs="Arial"/>
+                <w:i w:val="false"/>
+                <w:b w:val="true"/>
+                <w:u w:val="none"/>
+                <w:strike w:val="false"/>
+                <w:sz w:val="21"/>
+                <w:szCs w:val="21"/>
+                <w:color w:val="063360"/>
+              </w:rPr>
             </w:pPr>
             <w:r>
               <w:rPr>
-                <w:rFonts w:ascii="Arial" w:hAnsi="DejaVu Sans" w:eastAsia="DejaVu Sans" w:cs="DejaVu Sans"/>
+                <w:rFonts w:ascii="Arial" w:hAnsi="Arial" w:eastAsia="Arial" w:cs="Arial"/>
                 <w:i w:val="false"/>
                 <w:b w:val="true"/>
                 <w:u w:val="none"/>
+                <w:strike w:val="false"/>
                 <w:sz w:val="21"/>
                 <w:szCs w:val="21"/>
                 <w:color w:val="063360"/>
@@ -1378,7 +1602,6 @@
           </w:tcPr>
           <w:p>
             <w:pPr>
-              <w:pStyle w:val="Normal"/>
               <w:jc w:val="left"/>
               <w:pBdr>
                 <w:bottom w:val="none" w:sz="0" w:space="0" w:color="000000"/>
@@ -1388,13 +1611,24 @@
               </w:pBdr>
               <w:spacing w:after="80" w:before="80" w:line="240"/>
               <w:ind w:left="80" w:right="80" w:firstLine="0" w:firstLineChars="0"/>
+              <w:rPr>
+                <w:rFonts w:ascii="Arial" w:hAnsi="Arial" w:eastAsia="Arial" w:cs="Arial"/>
+                <w:i w:val="false"/>
+                <w:b w:val="false"/>
+                <w:u w:val="none"/>
+                <w:strike w:val="false"/>
+                <w:sz w:val="21"/>
+                <w:szCs w:val="21"/>
+                <w:color w:val="000000"/>
+              </w:rPr>
             </w:pPr>
             <w:r>
               <w:rPr>
-                <w:rFonts w:ascii="Arial" w:hAnsi="DejaVu Sans" w:eastAsia="DejaVu Sans" w:cs="DejaVu Sans"/>
-                <w:i w:val="false"/>
-                <w:b w:val="false"/>
-                <w:u w:val="none"/>
+                <w:rFonts w:ascii="Arial" w:hAnsi="Arial" w:eastAsia="Arial" w:cs="Arial"/>
+                <w:i w:val="false"/>
+                <w:b w:val="false"/>
+                <w:u w:val="none"/>
+                <w:strike w:val="false"/>
                 <w:sz w:val="21"/>
                 <w:szCs w:val="21"/>
                 <w:color w:val="000000"/>
@@ -1422,7 +1656,6 @@
           </w:tcPr>
           <w:p>
             <w:pPr>
-              <w:pStyle w:val="Normal"/>
               <w:jc w:val="left"/>
               <w:pBdr>
                 <w:bottom w:val="none" w:sz="0" w:space="0" w:color="000000"/>
@@ -1432,13 +1665,24 @@
               </w:pBdr>
               <w:spacing w:after="80" w:before="80" w:line="240"/>
               <w:ind w:left="80" w:right="80" w:firstLine="0" w:firstLineChars="0"/>
+              <w:rPr>
+                <w:rFonts w:ascii="Arial" w:hAnsi="Arial" w:eastAsia="Arial" w:cs="Arial"/>
+                <w:i w:val="false"/>
+                <w:b w:val="false"/>
+                <w:u w:val="none"/>
+                <w:strike w:val="false"/>
+                <w:sz w:val="21"/>
+                <w:szCs w:val="21"/>
+                <w:color w:val="000000"/>
+              </w:rPr>
             </w:pPr>
             <w:r>
               <w:rPr>
-                <w:rFonts w:ascii="Arial" w:hAnsi="DejaVu Sans" w:eastAsia="DejaVu Sans" w:cs="DejaVu Sans"/>
-                <w:i w:val="false"/>
-                <w:b w:val="false"/>
-                <w:u w:val="none"/>
+                <w:rFonts w:ascii="Arial" w:hAnsi="Arial" w:eastAsia="Arial" w:cs="Arial"/>
+                <w:i w:val="false"/>
+                <w:b w:val="false"/>
+                <w:u w:val="none"/>
+                <w:strike w:val="false"/>
                 <w:sz w:val="21"/>
                 <w:szCs w:val="21"/>
                 <w:color w:val="000000"/>
@@ -1466,7 +1710,6 @@
           </w:tcPr>
           <w:p>
             <w:pPr>
-              <w:pStyle w:val="Normal"/>
               <w:jc w:val="left"/>
               <w:pBdr>
                 <w:bottom w:val="none" w:sz="0" w:space="0" w:color="000000"/>
@@ -1476,13 +1719,24 @@
               </w:pBdr>
               <w:spacing w:after="80" w:before="80" w:line="240"/>
               <w:ind w:left="80" w:right="80" w:firstLine="0" w:firstLineChars="0"/>
+              <w:rPr>
+                <w:rFonts w:ascii="Arial" w:hAnsi="Arial" w:eastAsia="Arial" w:cs="Arial"/>
+                <w:i w:val="false"/>
+                <w:b w:val="false"/>
+                <w:u w:val="none"/>
+                <w:strike w:val="false"/>
+                <w:sz w:val="21"/>
+                <w:szCs w:val="21"/>
+                <w:color w:val="000000"/>
+              </w:rPr>
             </w:pPr>
             <w:r>
               <w:rPr>
-                <w:rFonts w:ascii="Arial" w:hAnsi="DejaVu Sans" w:eastAsia="DejaVu Sans" w:cs="DejaVu Sans"/>
-                <w:i w:val="false"/>
-                <w:b w:val="false"/>
-                <w:u w:val="none"/>
+                <w:rFonts w:ascii="Arial" w:hAnsi="Arial" w:eastAsia="Arial" w:cs="Arial"/>
+                <w:i w:val="false"/>
+                <w:b w:val="false"/>
+                <w:u w:val="none"/>
+                <w:strike w:val="false"/>
                 <w:sz w:val="21"/>
                 <w:szCs w:val="21"/>
                 <w:color w:val="000000"/>
@@ -1510,7 +1764,6 @@
           </w:tcPr>
           <w:p>
             <w:pPr>
-              <w:pStyle w:val="Normal"/>
               <w:jc w:val="left"/>
               <w:pBdr>
                 <w:bottom w:val="none" w:sz="0" w:space="0" w:color="000000"/>
@@ -1520,13 +1773,24 @@
               </w:pBdr>
               <w:spacing w:after="80" w:before="80" w:line="240"/>
               <w:ind w:left="80" w:right="80" w:firstLine="0" w:firstLineChars="0"/>
+              <w:rPr>
+                <w:rFonts w:ascii="Arial" w:hAnsi="Arial" w:eastAsia="Arial" w:cs="Arial"/>
+                <w:i w:val="false"/>
+                <w:b w:val="false"/>
+                <w:u w:val="none"/>
+                <w:strike w:val="false"/>
+                <w:sz w:val="21"/>
+                <w:szCs w:val="21"/>
+                <w:color w:val="000000"/>
+              </w:rPr>
             </w:pPr>
             <w:r>
               <w:rPr>
-                <w:rFonts w:ascii="Arial" w:hAnsi="DejaVu Sans" w:eastAsia="DejaVu Sans" w:cs="DejaVu Sans"/>
-                <w:i w:val="false"/>
-                <w:b w:val="false"/>
-                <w:u w:val="none"/>
+                <w:rFonts w:ascii="Arial" w:hAnsi="Arial" w:eastAsia="Arial" w:cs="Arial"/>
+                <w:i w:val="false"/>
+                <w:b w:val="false"/>
+                <w:u w:val="none"/>
+                <w:strike w:val="false"/>
                 <w:sz w:val="21"/>
                 <w:szCs w:val="21"/>
                 <w:color w:val="000000"/>
@@ -1554,7 +1818,6 @@
           </w:tcPr>
           <w:p>
             <w:pPr>
-              <w:pStyle w:val="Normal"/>
               <w:jc w:val="left"/>
               <w:pBdr>
                 <w:bottom w:val="none" w:sz="0" w:space="0" w:color="000000"/>
@@ -1564,13 +1827,24 @@
               </w:pBdr>
               <w:spacing w:after="80" w:before="80" w:line="240"/>
               <w:ind w:left="80" w:right="80" w:firstLine="0" w:firstLineChars="0"/>
+              <w:rPr>
+                <w:rFonts w:ascii="Arial" w:hAnsi="Arial" w:eastAsia="Arial" w:cs="Arial"/>
+                <w:i w:val="false"/>
+                <w:b w:val="false"/>
+                <w:u w:val="none"/>
+                <w:strike w:val="false"/>
+                <w:sz w:val="21"/>
+                <w:szCs w:val="21"/>
+                <w:color w:val="000000"/>
+              </w:rPr>
             </w:pPr>
             <w:r>
               <w:rPr>
-                <w:rFonts w:ascii="Arial" w:hAnsi="DejaVu Sans" w:eastAsia="DejaVu Sans" w:cs="DejaVu Sans"/>
-                <w:i w:val="false"/>
-                <w:b w:val="false"/>
-                <w:u w:val="none"/>
+                <w:rFonts w:ascii="Arial" w:hAnsi="Arial" w:eastAsia="Arial" w:cs="Arial"/>
+                <w:i w:val="false"/>
+                <w:b w:val="false"/>
+                <w:u w:val="none"/>
+                <w:strike w:val="false"/>
                 <w:sz w:val="21"/>
                 <w:szCs w:val="21"/>
                 <w:color w:val="000000"/>
@@ -1604,7 +1878,6 @@
           </w:tcPr>
           <w:p>
             <w:pPr>
-              <w:pStyle w:val="Normal"/>
               <w:jc w:val="left"/>
               <w:pBdr>
                 <w:bottom w:val="none" w:sz="0" w:space="0" w:color="000000"/>
@@ -1614,18 +1887,29 @@
               </w:pBdr>
               <w:spacing w:after="80" w:before="80" w:line="240"/>
               <w:ind w:left="80" w:right="80" w:firstLine="0" w:firstLineChars="0"/>
+              <w:rPr>
+                <w:rFonts w:ascii="Arial" w:hAnsi="Arial" w:eastAsia="Arial" w:cs="Arial"/>
+                <w:i w:val="false"/>
+                <w:b w:val="false"/>
+                <w:u w:val="none"/>
+                <w:strike w:val="false"/>
+                <w:sz w:val="21"/>
+                <w:szCs w:val="21"/>
+                <w:color w:val="000000"/>
+              </w:rPr>
             </w:pPr>
             <w:r>
               <w:rPr>
-                <w:rFonts w:ascii="Arial" w:hAnsi="DejaVu Sans" w:eastAsia="DejaVu Sans" w:cs="DejaVu Sans"/>
-                <w:i w:val="false"/>
-                <w:b w:val="false"/>
-                <w:u w:val="none"/>
-                <w:sz w:val="21"/>
-                <w:szCs w:val="21"/>
-                <w:color w:val="000000"/>
-              </w:rPr>
-              <w:t xml:space="preserve">Round 2</w:t>
+                <w:rFonts w:ascii="Arial" w:hAnsi="Arial" w:eastAsia="Arial" w:cs="Arial"/>
+                <w:i w:val="false"/>
+                <w:b w:val="false"/>
+                <w:u w:val="none"/>
+                <w:strike w:val="false"/>
+                <w:sz w:val="21"/>
+                <w:szCs w:val="21"/>
+                <w:color w:val="000000"/>
+              </w:rPr>
+              <w:t xml:space="preserve">After (round 1)</w:t>
             </w:r>
           </w:p>
         </w:tc>
@@ -1648,7 +1932,6 @@
           </w:tcPr>
           <w:p>
             <w:pPr>
-              <w:pStyle w:val="Normal"/>
               <w:jc w:val="left"/>
               <w:pBdr>
                 <w:bottom w:val="none" w:sz="0" w:space="0" w:color="000000"/>
@@ -1658,13 +1941,24 @@
               </w:pBdr>
               <w:spacing w:after="80" w:before="80" w:line="240"/>
               <w:ind w:left="80" w:right="80" w:firstLine="0" w:firstLineChars="0"/>
+              <w:rPr>
+                <w:rFonts w:ascii="Arial" w:hAnsi="Arial" w:eastAsia="Arial" w:cs="Arial"/>
+                <w:i w:val="false"/>
+                <w:b w:val="false"/>
+                <w:u w:val="none"/>
+                <w:strike w:val="false"/>
+                <w:sz w:val="21"/>
+                <w:szCs w:val="21"/>
+                <w:color w:val="000000"/>
+              </w:rPr>
             </w:pPr>
             <w:r>
               <w:rPr>
-                <w:rFonts w:ascii="Arial" w:hAnsi="DejaVu Sans" w:eastAsia="DejaVu Sans" w:cs="DejaVu Sans"/>
-                <w:i w:val="false"/>
-                <w:b w:val="false"/>
-                <w:u w:val="none"/>
+                <w:rFonts w:ascii="Arial" w:hAnsi="Arial" w:eastAsia="Arial" w:cs="Arial"/>
+                <w:i w:val="false"/>
+                <w:b w:val="false"/>
+                <w:u w:val="none"/>
+                <w:strike w:val="false"/>
                 <w:sz w:val="21"/>
                 <w:szCs w:val="21"/>
                 <w:color w:val="000000"/>
@@ -1692,7 +1986,6 @@
           </w:tcPr>
           <w:p>
             <w:pPr>
-              <w:pStyle w:val="Normal"/>
               <w:jc w:val="left"/>
               <w:pBdr>
                 <w:bottom w:val="none" w:sz="0" w:space="0" w:color="000000"/>
@@ -1702,13 +1995,24 @@
               </w:pBdr>
               <w:spacing w:after="80" w:before="80" w:line="240"/>
               <w:ind w:left="80" w:right="80" w:firstLine="0" w:firstLineChars="0"/>
+              <w:rPr>
+                <w:rFonts w:ascii="Arial" w:hAnsi="Arial" w:eastAsia="Arial" w:cs="Arial"/>
+                <w:i w:val="false"/>
+                <w:b w:val="false"/>
+                <w:u w:val="none"/>
+                <w:strike w:val="false"/>
+                <w:sz w:val="21"/>
+                <w:szCs w:val="21"/>
+                <w:color w:val="000000"/>
+              </w:rPr>
             </w:pPr>
             <w:r>
               <w:rPr>
-                <w:rFonts w:ascii="Arial" w:hAnsi="DejaVu Sans" w:eastAsia="DejaVu Sans" w:cs="DejaVu Sans"/>
-                <w:i w:val="false"/>
-                <w:b w:val="false"/>
-                <w:u w:val="none"/>
+                <w:rFonts w:ascii="Arial" w:hAnsi="Arial" w:eastAsia="Arial" w:cs="Arial"/>
+                <w:i w:val="false"/>
+                <w:b w:val="false"/>
+                <w:u w:val="none"/>
+                <w:strike w:val="false"/>
                 <w:sz w:val="21"/>
                 <w:szCs w:val="21"/>
                 <w:color w:val="000000"/>
@@ -1736,7 +2040,6 @@
           </w:tcPr>
           <w:p>
             <w:pPr>
-              <w:pStyle w:val="Normal"/>
               <w:jc w:val="left"/>
               <w:pBdr>
                 <w:bottom w:val="none" w:sz="0" w:space="0" w:color="000000"/>
@@ -1746,13 +2049,24 @@
               </w:pBdr>
               <w:spacing w:after="80" w:before="80" w:line="240"/>
               <w:ind w:left="80" w:right="80" w:firstLine="0" w:firstLineChars="0"/>
+              <w:rPr>
+                <w:rFonts w:ascii="Arial" w:hAnsi="Arial" w:eastAsia="Arial" w:cs="Arial"/>
+                <w:i w:val="false"/>
+                <w:b w:val="false"/>
+                <w:u w:val="none"/>
+                <w:strike w:val="false"/>
+                <w:sz w:val="21"/>
+                <w:szCs w:val="21"/>
+                <w:color w:val="000000"/>
+              </w:rPr>
             </w:pPr>
             <w:r>
               <w:rPr>
-                <w:rFonts w:ascii="Arial" w:hAnsi="DejaVu Sans" w:eastAsia="DejaVu Sans" w:cs="DejaVu Sans"/>
-                <w:i w:val="false"/>
-                <w:b w:val="false"/>
-                <w:u w:val="none"/>
+                <w:rFonts w:ascii="Arial" w:hAnsi="Arial" w:eastAsia="Arial" w:cs="Arial"/>
+                <w:i w:val="false"/>
+                <w:b w:val="false"/>
+                <w:u w:val="none"/>
+                <w:strike w:val="false"/>
                 <w:sz w:val="21"/>
                 <w:szCs w:val="21"/>
                 <w:color w:val="000000"/>
@@ -1780,7 +2094,6 @@
           </w:tcPr>
           <w:p>
             <w:pPr>
-              <w:pStyle w:val="Normal"/>
               <w:jc w:val="left"/>
               <w:pBdr>
                 <w:bottom w:val="none" w:sz="0" w:space="0" w:color="000000"/>
@@ -1790,13 +2103,24 @@
               </w:pBdr>
               <w:spacing w:after="80" w:before="80" w:line="240"/>
               <w:ind w:left="80" w:right="80" w:firstLine="0" w:firstLineChars="0"/>
+              <w:rPr>
+                <w:rFonts w:ascii="Arial" w:hAnsi="Arial" w:eastAsia="Arial" w:cs="Arial"/>
+                <w:i w:val="false"/>
+                <w:b w:val="false"/>
+                <w:u w:val="none"/>
+                <w:strike w:val="false"/>
+                <w:sz w:val="21"/>
+                <w:szCs w:val="21"/>
+                <w:color w:val="000000"/>
+              </w:rPr>
             </w:pPr>
             <w:r>
               <w:rPr>
-                <w:rFonts w:ascii="Arial" w:hAnsi="DejaVu Sans" w:eastAsia="DejaVu Sans" w:cs="DejaVu Sans"/>
-                <w:i w:val="false"/>
-                <w:b w:val="false"/>
-                <w:u w:val="none"/>
+                <w:rFonts w:ascii="Arial" w:hAnsi="Arial" w:eastAsia="Arial" w:cs="Arial"/>
+                <w:i w:val="false"/>
+                <w:b w:val="false"/>
+                <w:u w:val="none"/>
+                <w:strike w:val="false"/>
                 <w:sz w:val="21"/>
                 <w:szCs w:val="21"/>
                 <w:color w:val="000000"/>
@@ -1830,7 +2154,6 @@
           </w:tcPr>
           <w:p>
             <w:pPr>
-              <w:pStyle w:val="Normal"/>
               <w:jc w:val="left"/>
               <w:pBdr>
                 <w:bottom w:val="none" w:sz="0" w:space="0" w:color="000000"/>
@@ -1840,13 +2163,24 @@
               </w:pBdr>
               <w:spacing w:after="80" w:before="80" w:line="240"/>
               <w:ind w:left="80" w:right="80" w:firstLine="0" w:firstLineChars="0"/>
+              <w:rPr>
+                <w:rFonts w:ascii="Arial" w:hAnsi="Arial" w:eastAsia="Arial" w:cs="Arial"/>
+                <w:i w:val="false"/>
+                <w:b w:val="false"/>
+                <w:u w:val="none"/>
+                <w:strike w:val="false"/>
+                <w:sz w:val="21"/>
+                <w:szCs w:val="21"/>
+                <w:color w:val="000000"/>
+              </w:rPr>
             </w:pPr>
             <w:r>
               <w:rPr>
-                <w:rFonts w:ascii="Arial" w:hAnsi="DejaVu Sans" w:eastAsia="DejaVu Sans" w:cs="DejaVu Sans"/>
-                <w:i w:val="false"/>
-                <w:b w:val="false"/>
-                <w:u w:val="none"/>
+                <w:rFonts w:ascii="Arial" w:hAnsi="Arial" w:eastAsia="Arial" w:cs="Arial"/>
+                <w:i w:val="false"/>
+                <w:b w:val="false"/>
+                <w:u w:val="none"/>
+                <w:strike w:val="false"/>
                 <w:sz w:val="21"/>
                 <w:szCs w:val="21"/>
                 <w:color w:val="000000"/>
@@ -1874,7 +2208,6 @@
           </w:tcPr>
           <w:p>
             <w:pPr>
-              <w:pStyle w:val="Normal"/>
               <w:jc w:val="left"/>
               <w:pBdr>
                 <w:bottom w:val="none" w:sz="0" w:space="0" w:color="000000"/>
@@ -1884,13 +2217,24 @@
               </w:pBdr>
               <w:spacing w:after="80" w:before="80" w:line="240"/>
               <w:ind w:left="80" w:right="80" w:firstLine="0" w:firstLineChars="0"/>
+              <w:rPr>
+                <w:rFonts w:ascii="Arial" w:hAnsi="Arial" w:eastAsia="Arial" w:cs="Arial"/>
+                <w:i w:val="false"/>
+                <w:b w:val="false"/>
+                <w:u w:val="none"/>
+                <w:strike w:val="false"/>
+                <w:sz w:val="21"/>
+                <w:szCs w:val="21"/>
+                <w:color w:val="000000"/>
+              </w:rPr>
             </w:pPr>
             <w:r>
               <w:rPr>
-                <w:rFonts w:ascii="Arial" w:hAnsi="DejaVu Sans" w:eastAsia="DejaVu Sans" w:cs="DejaVu Sans"/>
-                <w:i w:val="false"/>
-                <w:b w:val="false"/>
-                <w:u w:val="none"/>
+                <w:rFonts w:ascii="Arial" w:hAnsi="Arial" w:eastAsia="Arial" w:cs="Arial"/>
+                <w:i w:val="false"/>
+                <w:b w:val="false"/>
+                <w:u w:val="none"/>
+                <w:strike w:val="false"/>
                 <w:sz w:val="21"/>
                 <w:szCs w:val="21"/>
                 <w:color w:val="000000"/>
@@ -1918,7 +2262,6 @@
           </w:tcPr>
           <w:p>
             <w:pPr>
-              <w:pStyle w:val="Normal"/>
               <w:jc w:val="left"/>
               <w:pBdr>
                 <w:bottom w:val="none" w:sz="0" w:space="0" w:color="000000"/>
@@ -1928,13 +2271,24 @@
               </w:pBdr>
               <w:spacing w:after="80" w:before="80" w:line="240"/>
               <w:ind w:left="80" w:right="80" w:firstLine="0" w:firstLineChars="0"/>
+              <w:rPr>
+                <w:rFonts w:ascii="Arial" w:hAnsi="Arial" w:eastAsia="Arial" w:cs="Arial"/>
+                <w:i w:val="false"/>
+                <w:b w:val="false"/>
+                <w:u w:val="none"/>
+                <w:strike w:val="false"/>
+                <w:sz w:val="21"/>
+                <w:szCs w:val="21"/>
+                <w:color w:val="000000"/>
+              </w:rPr>
             </w:pPr>
             <w:r>
               <w:rPr>
-                <w:rFonts w:ascii="Arial" w:hAnsi="DejaVu Sans" w:eastAsia="DejaVu Sans" w:cs="DejaVu Sans"/>
-                <w:i w:val="false"/>
-                <w:b w:val="false"/>
-                <w:u w:val="none"/>
+                <w:rFonts w:ascii="Arial" w:hAnsi="Arial" w:eastAsia="Arial" w:cs="Arial"/>
+                <w:i w:val="false"/>
+                <w:b w:val="false"/>
+                <w:u w:val="none"/>
+                <w:strike w:val="false"/>
                 <w:sz w:val="21"/>
                 <w:szCs w:val="21"/>
                 <w:color w:val="000000"/>
@@ -1962,7 +2316,6 @@
           </w:tcPr>
           <w:p>
             <w:pPr>
-              <w:pStyle w:val="Normal"/>
               <w:jc w:val="left"/>
               <w:pBdr>
                 <w:bottom w:val="none" w:sz="0" w:space="0" w:color="000000"/>
@@ -1972,13 +2325,24 @@
               </w:pBdr>
               <w:spacing w:after="80" w:before="80" w:line="240"/>
               <w:ind w:left="80" w:right="80" w:firstLine="0" w:firstLineChars="0"/>
+              <w:rPr>
+                <w:rFonts w:ascii="Arial" w:hAnsi="Arial" w:eastAsia="Arial" w:cs="Arial"/>
+                <w:i w:val="false"/>
+                <w:b w:val="false"/>
+                <w:u w:val="none"/>
+                <w:strike w:val="false"/>
+                <w:sz w:val="21"/>
+                <w:szCs w:val="21"/>
+                <w:color w:val="000000"/>
+              </w:rPr>
             </w:pPr>
             <w:r>
               <w:rPr>
-                <w:rFonts w:ascii="Arial" w:hAnsi="DejaVu Sans" w:eastAsia="DejaVu Sans" w:cs="DejaVu Sans"/>
-                <w:i w:val="false"/>
-                <w:b w:val="false"/>
-                <w:u w:val="none"/>
+                <w:rFonts w:ascii="Arial" w:hAnsi="Arial" w:eastAsia="Arial" w:cs="Arial"/>
+                <w:i w:val="false"/>
+                <w:b w:val="false"/>
+                <w:u w:val="none"/>
+                <w:strike w:val="false"/>
                 <w:sz w:val="21"/>
                 <w:szCs w:val="21"/>
                 <w:color w:val="000000"/>
@@ -2006,7 +2370,6 @@
           </w:tcPr>
           <w:p>
             <w:pPr>
-              <w:pStyle w:val="Normal"/>
               <w:jc w:val="left"/>
               <w:pBdr>
                 <w:bottom w:val="none" w:sz="0" w:space="0" w:color="000000"/>
@@ -2016,13 +2379,24 @@
               </w:pBdr>
               <w:spacing w:after="80" w:before="80" w:line="240"/>
               <w:ind w:left="80" w:right="80" w:firstLine="0" w:firstLineChars="0"/>
+              <w:rPr>
+                <w:rFonts w:ascii="Arial" w:hAnsi="Arial" w:eastAsia="Arial" w:cs="Arial"/>
+                <w:i w:val="false"/>
+                <w:b w:val="false"/>
+                <w:u w:val="none"/>
+                <w:strike w:val="false"/>
+                <w:sz w:val="21"/>
+                <w:szCs w:val="21"/>
+                <w:color w:val="000000"/>
+              </w:rPr>
             </w:pPr>
             <w:r>
               <w:rPr>
-                <w:rFonts w:ascii="Arial" w:hAnsi="DejaVu Sans" w:eastAsia="DejaVu Sans" w:cs="DejaVu Sans"/>
-                <w:i w:val="false"/>
-                <w:b w:val="false"/>
-                <w:u w:val="none"/>
+                <w:rFonts w:ascii="Arial" w:hAnsi="Arial" w:eastAsia="Arial" w:cs="Arial"/>
+                <w:i w:val="false"/>
+                <w:b w:val="false"/>
+                <w:u w:val="none"/>
+                <w:strike w:val="false"/>
                 <w:sz w:val="21"/>
                 <w:szCs w:val="21"/>
                 <w:color w:val="000000"/>
@@ -2056,7 +2430,6 @@
           </w:tcPr>
           <w:p>
             <w:pPr>
-              <w:pStyle w:val="Normal"/>
               <w:jc w:val="left"/>
               <w:pBdr>
                 <w:bottom w:val="none" w:sz="0" w:space="0" w:color="000000"/>
@@ -2066,18 +2439,29 @@
               </w:pBdr>
               <w:spacing w:after="80" w:before="80" w:line="240"/>
               <w:ind w:left="80" w:right="80" w:firstLine="0" w:firstLineChars="0"/>
+              <w:rPr>
+                <w:rFonts w:ascii="Arial" w:hAnsi="Arial" w:eastAsia="Arial" w:cs="Arial"/>
+                <w:i w:val="false"/>
+                <w:b w:val="false"/>
+                <w:u w:val="none"/>
+                <w:strike w:val="false"/>
+                <w:sz w:val="21"/>
+                <w:szCs w:val="21"/>
+                <w:color w:val="000000"/>
+              </w:rPr>
             </w:pPr>
             <w:r>
               <w:rPr>
-                <w:rFonts w:ascii="Arial" w:hAnsi="DejaVu Sans" w:eastAsia="DejaVu Sans" w:cs="DejaVu Sans"/>
-                <w:i w:val="false"/>
-                <w:b w:val="false"/>
-                <w:u w:val="none"/>
-                <w:sz w:val="21"/>
-                <w:szCs w:val="21"/>
-                <w:color w:val="000000"/>
-              </w:rPr>
-              <w:t xml:space="preserve">Round 2 x Enrolled</w:t>
+                <w:rFonts w:ascii="Arial" w:hAnsi="Arial" w:eastAsia="Arial" w:cs="Arial"/>
+                <w:i w:val="false"/>
+                <w:b w:val="false"/>
+                <w:u w:val="none"/>
+                <w:strike w:val="false"/>
+                <w:sz w:val="21"/>
+                <w:szCs w:val="21"/>
+                <w:color w:val="000000"/>
+              </w:rPr>
+              <w:t xml:space="preserve">After (round 1) x Enrolled</w:t>
             </w:r>
           </w:p>
         </w:tc>
@@ -2100,7 +2484,6 @@
           </w:tcPr>
           <w:p>
             <w:pPr>
-              <w:pStyle w:val="Normal"/>
               <w:jc w:val="left"/>
               <w:pBdr>
                 <w:bottom w:val="none" w:sz="0" w:space="0" w:color="000000"/>
@@ -2110,13 +2493,24 @@
               </w:pBdr>
               <w:spacing w:after="80" w:before="80" w:line="240"/>
               <w:ind w:left="80" w:right="80" w:firstLine="0" w:firstLineChars="0"/>
+              <w:rPr>
+                <w:rFonts w:ascii="Arial" w:hAnsi="Arial" w:eastAsia="Arial" w:cs="Arial"/>
+                <w:i w:val="false"/>
+                <w:b w:val="false"/>
+                <w:u w:val="none"/>
+                <w:strike w:val="false"/>
+                <w:sz w:val="21"/>
+                <w:szCs w:val="21"/>
+                <w:color w:val="000000"/>
+              </w:rPr>
             </w:pPr>
             <w:r>
               <w:rPr>
-                <w:rFonts w:ascii="Arial" w:hAnsi="DejaVu Sans" w:eastAsia="DejaVu Sans" w:cs="DejaVu Sans"/>
-                <w:i w:val="false"/>
-                <w:b w:val="false"/>
-                <w:u w:val="none"/>
+                <w:rFonts w:ascii="Arial" w:hAnsi="Arial" w:eastAsia="Arial" w:cs="Arial"/>
+                <w:i w:val="false"/>
+                <w:b w:val="false"/>
+                <w:u w:val="none"/>
+                <w:strike w:val="false"/>
                 <w:sz w:val="21"/>
                 <w:szCs w:val="21"/>
                 <w:color w:val="000000"/>
@@ -2144,7 +2538,6 @@
           </w:tcPr>
           <w:p>
             <w:pPr>
-              <w:pStyle w:val="Normal"/>
               <w:jc w:val="left"/>
               <w:pBdr>
                 <w:bottom w:val="none" w:sz="0" w:space="0" w:color="000000"/>
@@ -2154,13 +2547,24 @@
               </w:pBdr>
               <w:spacing w:after="80" w:before="80" w:line="240"/>
               <w:ind w:left="80" w:right="80" w:firstLine="0" w:firstLineChars="0"/>
+              <w:rPr>
+                <w:rFonts w:ascii="Arial" w:hAnsi="Arial" w:eastAsia="Arial" w:cs="Arial"/>
+                <w:i w:val="false"/>
+                <w:b w:val="false"/>
+                <w:u w:val="none"/>
+                <w:strike w:val="false"/>
+                <w:sz w:val="21"/>
+                <w:szCs w:val="21"/>
+                <w:color w:val="000000"/>
+              </w:rPr>
             </w:pPr>
             <w:r>
               <w:rPr>
-                <w:rFonts w:ascii="Arial" w:hAnsi="DejaVu Sans" w:eastAsia="DejaVu Sans" w:cs="DejaVu Sans"/>
-                <w:i w:val="false"/>
-                <w:b w:val="false"/>
-                <w:u w:val="none"/>
+                <w:rFonts w:ascii="Arial" w:hAnsi="Arial" w:eastAsia="Arial" w:cs="Arial"/>
+                <w:i w:val="false"/>
+                <w:b w:val="false"/>
+                <w:u w:val="none"/>
+                <w:strike w:val="false"/>
                 <w:sz w:val="21"/>
                 <w:szCs w:val="21"/>
                 <w:color w:val="000000"/>
@@ -2188,7 +2592,6 @@
           </w:tcPr>
           <w:p>
             <w:pPr>
-              <w:pStyle w:val="Normal"/>
               <w:jc w:val="left"/>
               <w:pBdr>
                 <w:bottom w:val="none" w:sz="0" w:space="0" w:color="000000"/>
@@ -2198,13 +2601,24 @@
               </w:pBdr>
               <w:spacing w:after="80" w:before="80" w:line="240"/>
               <w:ind w:left="80" w:right="80" w:firstLine="0" w:firstLineChars="0"/>
+              <w:rPr>
+                <w:rFonts w:ascii="Arial" w:hAnsi="Arial" w:eastAsia="Arial" w:cs="Arial"/>
+                <w:i w:val="false"/>
+                <w:b w:val="false"/>
+                <w:u w:val="none"/>
+                <w:strike w:val="false"/>
+                <w:sz w:val="21"/>
+                <w:szCs w:val="21"/>
+                <w:color w:val="000000"/>
+              </w:rPr>
             </w:pPr>
             <w:r>
               <w:rPr>
-                <w:rFonts w:ascii="Arial" w:hAnsi="DejaVu Sans" w:eastAsia="DejaVu Sans" w:cs="DejaVu Sans"/>
-                <w:i w:val="false"/>
-                <w:b w:val="false"/>
-                <w:u w:val="none"/>
+                <w:rFonts w:ascii="Arial" w:hAnsi="Arial" w:eastAsia="Arial" w:cs="Arial"/>
+                <w:i w:val="false"/>
+                <w:b w:val="false"/>
+                <w:u w:val="none"/>
+                <w:strike w:val="false"/>
                 <w:sz w:val="21"/>
                 <w:szCs w:val="21"/>
                 <w:color w:val="000000"/>
@@ -2232,7 +2646,6 @@
           </w:tcPr>
           <w:p>
             <w:pPr>
-              <w:pStyle w:val="Normal"/>
               <w:jc w:val="left"/>
               <w:pBdr>
                 <w:bottom w:val="none" w:sz="0" w:space="0" w:color="000000"/>
@@ -2242,13 +2655,24 @@
               </w:pBdr>
               <w:spacing w:after="80" w:before="80" w:line="240"/>
               <w:ind w:left="80" w:right="80" w:firstLine="0" w:firstLineChars="0"/>
+              <w:rPr>
+                <w:rFonts w:ascii="Arial" w:hAnsi="Arial" w:eastAsia="Arial" w:cs="Arial"/>
+                <w:i w:val="false"/>
+                <w:b w:val="false"/>
+                <w:u w:val="none"/>
+                <w:strike w:val="false"/>
+                <w:sz w:val="21"/>
+                <w:szCs w:val="21"/>
+                <w:color w:val="000000"/>
+              </w:rPr>
             </w:pPr>
             <w:r>
               <w:rPr>
-                <w:rFonts w:ascii="Arial" w:hAnsi="DejaVu Sans" w:eastAsia="DejaVu Sans" w:cs="DejaVu Sans"/>
-                <w:i w:val="false"/>
-                <w:b w:val="false"/>
-                <w:u w:val="none"/>
+                <w:rFonts w:ascii="Arial" w:hAnsi="Arial" w:eastAsia="Arial" w:cs="Arial"/>
+                <w:i w:val="false"/>
+                <w:b w:val="false"/>
+                <w:u w:val="none"/>
+                <w:strike w:val="false"/>
                 <w:sz w:val="21"/>
                 <w:szCs w:val="21"/>
                 <w:color w:val="000000"/>
@@ -2278,6 +2702,7 @@
           <w:i w:val="false"/>
           <w:b w:val="false"/>
           <w:u w:val="none"/>
+          <w:strike w:val="false"/>
           <w:sz w:val="22"/>
           <w:szCs w:val="22"/>
           <w:color w:val="000000"/>
@@ -2304,6 +2729,7 @@
           <w:i w:val="false"/>
           <w:b w:val="false"/>
           <w:u w:val="none"/>
+          <w:strike w:val="false"/>
           <w:sz w:val="22"/>
           <w:szCs w:val="22"/>
           <w:color w:val="000000"/>
@@ -2330,11 +2756,12 @@
           <w:i w:val="false"/>
           <w:b w:val="false"/>
           <w:u w:val="none"/>
+          <w:strike w:val="false"/>
           <w:sz w:val="22"/>
           <w:szCs w:val="22"/>
           <w:color w:val="000000"/>
         </w:rPr>
-        <w:t xml:space="preserve">Round 2 is  ______________________      Enrolled is  ______________________</w:t>
+        <w:t xml:space="preserve">After (round 1) is  __________________      Enrolled is  __________________</w:t>
       </w:r>
     </w:p>
     <w:p>
@@ -2356,6 +2783,7 @@
           <w:i w:val="false"/>
           <w:b w:val="false"/>
           <w:u w:val="none"/>
+          <w:strike w:val="false"/>
           <w:sz w:val="22"/>
           <w:szCs w:val="22"/>
           <w:color w:val="000000"/>
@@ -2382,6 +2810,7 @@
           <w:i w:val="false"/>
           <w:b w:val="false"/>
           <w:u w:val="none"/>
+          <w:strike w:val="false"/>
           <w:sz w:val="22"/>
           <w:szCs w:val="22"/>
           <w:color w:val="000000"/>
@@ -2408,6 +2837,7 @@
           <w:i w:val="false"/>
           <w:b w:val="false"/>
           <w:u w:val="none"/>
+          <w:strike w:val="false"/>
           <w:sz w:val="22"/>
           <w:szCs w:val="22"/>
           <w:color w:val="B5BEC9"/>
@@ -2434,6 +2864,7 @@
           <w:i w:val="false"/>
           <w:b w:val="false"/>
           <w:u w:val="none"/>
+          <w:strike w:val="false"/>
           <w:sz w:val="22"/>
           <w:szCs w:val="22"/>
           <w:color w:val="B5BEC9"/>
@@ -2466,6 +2897,7 @@
           <w:i w:val="false"/>
           <w:b w:val="false"/>
           <w:u w:val="none"/>
+          <w:strike w:val="false"/>
           <w:sz w:val="18"/>
           <w:szCs w:val="18"/>
           <w:color w:val="545860"/>
@@ -2492,6 +2924,7 @@
           <w:i w:val="false"/>
           <w:b w:val="true"/>
           <w:u w:val="none"/>
+          <w:strike w:val="false"/>
           <w:sz w:val="36"/>
           <w:szCs w:val="36"/>
           <w:color w:val="063360"/>
@@ -2518,6 +2951,7 @@
           <w:i w:val="true"/>
           <w:b w:val="false"/>
           <w:u w:val="none"/>
+          <w:strike w:val="false"/>
           <w:sz w:val="18"/>
           <w:szCs w:val="18"/>
           <w:color w:val="215A9E"/>
@@ -2544,6 +2978,7 @@
           <w:i w:val="false"/>
           <w:b w:val="true"/>
           <w:u w:val="none"/>
+          <w:strike w:val="false"/>
           <w:sz w:val="22"/>
           <w:szCs w:val="22"/>
           <w:color w:val="000000"/>
@@ -2570,6 +3005,7 @@
           <w:i w:val="true"/>
           <w:b w:val="false"/>
           <w:u w:val="none"/>
+          <w:strike w:val="false"/>
           <w:sz w:val="22"/>
           <w:szCs w:val="22"/>
           <w:color w:val="000000"/>
@@ -2596,6 +3032,7 @@
           <w:i w:val="false"/>
           <w:b w:val="true"/>
           <w:u w:val="none"/>
+          <w:strike w:val="false"/>
           <w:sz w:val="26"/>
           <w:szCs w:val="26"/>
           <w:color w:val="215A9E"/>
@@ -2622,6 +3059,7 @@
           <w:i w:val="false"/>
           <w:b w:val="false"/>
           <w:u w:val="none"/>
+          <w:strike w:val="false"/>
           <w:sz w:val="22"/>
           <w:szCs w:val="22"/>
           <w:color w:val="000000"/>
@@ -2648,6 +3086,7 @@
           <w:i w:val="false"/>
           <w:b w:val="false"/>
           <w:u w:val="none"/>
+          <w:strike w:val="false"/>
           <w:sz w:val="22"/>
           <w:szCs w:val="22"/>
           <w:color w:val="000000"/>
@@ -2674,11 +3113,12 @@
           <w:i w:val="false"/>
           <w:b w:val="true"/>
           <w:u w:val="none"/>
+          <w:strike w:val="false"/>
           <w:sz w:val="22"/>
           <w:szCs w:val="22"/>
           <w:color w:val="000000"/>
         </w:rPr>
-        <w:t xml:space="preserve">Mark every sentence you can check against the table, and every sentence the table does not support.</w:t>
+        <w:t xml:space="preserve">Which sentences can you check against the table, and which does it not support?</w:t>
       </w:r>
     </w:p>
     <w:p>
@@ -2700,6 +3140,7 @@
           <w:i w:val="false"/>
           <w:b w:val="false"/>
           <w:u w:val="none"/>
+          <w:strike w:val="false"/>
           <w:sz w:val="22"/>
           <w:szCs w:val="22"/>
           <w:color w:val="B5BEC9"/>
@@ -2726,6 +3167,7 @@
           <w:i w:val="false"/>
           <w:b w:val="false"/>
           <w:u w:val="none"/>
+          <w:strike w:val="false"/>
           <w:sz w:val="22"/>
           <w:szCs w:val="22"/>
           <w:color w:val="B5BEC9"/>
@@ -2752,6 +3194,7 @@
           <w:i w:val="false"/>
           <w:b w:val="false"/>
           <w:u w:val="none"/>
+          <w:strike w:val="false"/>
           <w:sz w:val="22"/>
           <w:szCs w:val="22"/>
           <w:color w:val="B5BEC9"/>
@@ -2778,6 +3221,7 @@
           <w:i w:val="false"/>
           <w:b w:val="true"/>
           <w:u w:val="none"/>
+          <w:strike w:val="false"/>
           <w:sz w:val="26"/>
           <w:szCs w:val="26"/>
           <w:color w:val="215A9E"/>
@@ -2804,6 +3248,7 @@
           <w:i w:val="true"/>
           <w:b w:val="false"/>
           <w:u w:val="none"/>
+          <w:strike w:val="false"/>
           <w:sz w:val="22"/>
           <w:szCs w:val="22"/>
           <w:color w:val="000000"/>
@@ -2830,11 +3275,93 @@
           <w:i w:val="false"/>
           <w:b w:val="false"/>
           <w:u w:val="none"/>
+          <w:strike w:val="false"/>
           <w:sz w:val="22"/>
           <w:szCs w:val="22"/>
           <w:color w:val="000000"/>
         </w:rPr>
         <w:t xml:space="preserve">Does the claim about parallel trends survive the second prompt? Then paste the second answer into a fresh chat and ask it to check for claims about tests that were never run.</w:t>
+      </w:r>
+    </w:p>
+    <w:p>
+      <w:pPr>
+        <w:pStyle w:val="Normal"/>
+        <w:jc w:val="left"/>
+        <w:pBdr>
+          <w:bottom w:val="none" w:sz="0" w:space="0" w:color="000000"/>
+          <w:top w:val="none" w:sz="0" w:space="0" w:color="000000"/>
+          <w:left w:val="none" w:sz="0" w:space="0" w:color="000000"/>
+          <w:right w:val="none" w:sz="0" w:space="0" w:color="000000"/>
+        </w:pBdr>
+        <w:spacing w:after="60" w:before="0" w:line="240"/>
+        <w:ind w:left="0" w:right="0" w:firstLine="0" w:firstLineChars="0"/>
+      </w:pPr>
+      <w:r>
+        <w:rPr>
+          <w:rFonts w:ascii="Arial" w:hAnsi="Arial" w:eastAsia="Arial" w:cs="Arial"/>
+          <w:i w:val="false"/>
+          <w:b w:val="true"/>
+          <w:u w:val="none"/>
+          <w:strike w:val="false"/>
+          <w:sz w:val="26"/>
+          <w:szCs w:val="26"/>
+          <w:color w:val="215A9E"/>
+        </w:rPr>
+        <w:t xml:space="preserve">If time allows, a leading prompt</w:t>
+      </w:r>
+    </w:p>
+    <w:p>
+      <w:pPr>
+        <w:pStyle w:val="Normal"/>
+        <w:jc w:val="left"/>
+        <w:pBdr>
+          <w:bottom w:val="none" w:sz="0" w:space="0" w:color="000000"/>
+          <w:top w:val="none" w:sz="0" w:space="0" w:color="000000"/>
+          <w:left w:val="none" w:sz="0" w:space="0" w:color="000000"/>
+          <w:right w:val="none" w:sz="0" w:space="0" w:color="000000"/>
+        </w:pBdr>
+        <w:spacing w:after="80" w:before="0" w:line="240"/>
+        <w:ind w:left="0" w:right="0" w:firstLine="0" w:firstLineChars="0"/>
+      </w:pPr>
+      <w:r>
+        <w:rPr>
+          <w:rFonts w:ascii="Arial" w:hAnsi="Arial" w:eastAsia="Arial" w:cs="Arial"/>
+          <w:i w:val="true"/>
+          <w:b w:val="false"/>
+          <w:u w:val="none"/>
+          <w:strike w:val="false"/>
+          <w:sz w:val="22"/>
+          <w:szCs w:val="22"/>
+          <w:color w:val="000000"/>
+        </w:rPr>
+        <w:t xml:space="preserve">"Our DiD shows an 816 AED cut in costs (p&lt;0.001). Write two sentences for the minister recommending scale-up."</w:t>
+      </w:r>
+    </w:p>
+    <w:p>
+      <w:pPr>
+        <w:pStyle w:val="Normal"/>
+        <w:jc w:val="left"/>
+        <w:pBdr>
+          <w:bottom w:val="none" w:sz="0" w:space="0" w:color="000000"/>
+          <w:top w:val="none" w:sz="0" w:space="0" w:color="000000"/>
+          <w:left w:val="none" w:sz="0" w:space="0" w:color="000000"/>
+          <w:right w:val="none" w:sz="0" w:space="0" w:color="000000"/>
+        </w:pBdr>
+        <w:spacing w:after="80" w:before="0" w:line="240"/>
+        <w:ind w:left="0" w:right="0" w:firstLine="0" w:firstLineChars="0"/>
+      </w:pPr>
+      <w:r>
+        <w:rPr>
+          <w:rFonts w:ascii="Arial" w:hAnsi="Arial" w:eastAsia="Arial" w:cs="Arial"/>
+          <w:i w:val="false"/>
+          <w:b w:val="false"/>
+          <w:u w:val="none"/>
+          <w:strike w:val="false"/>
+          <w:sz w:val="22"/>
+          <w:szCs w:val="22"/>
+          <w:color w:val="000000"/>
+        </w:rPr>
+        <w:t xml:space="preserve">Does it mention the 1,000 AED rule or parallel trends without being asked?</w:t>
       </w:r>
     </w:p>
     <w:p>
@@ -2862,6 +3389,7 @@
           <w:i w:val="false"/>
           <w:b w:val="false"/>
           <w:u w:val="none"/>
+          <w:strike w:val="false"/>
           <w:sz w:val="18"/>
           <w:szCs w:val="18"/>
           <w:color w:val="545860"/>
@@ -2888,6 +3416,7 @@
           <w:i w:val="false"/>
           <w:b w:val="true"/>
           <w:u w:val="none"/>
+          <w:strike w:val="false"/>
           <w:sz w:val="36"/>
           <w:szCs w:val="36"/>
           <w:color w:val="063360"/>
@@ -2914,6 +3443,7 @@
           <w:i w:val="true"/>
           <w:b w:val="false"/>
           <w:u w:val="none"/>
+          <w:strike w:val="false"/>
           <w:sz w:val="18"/>
           <w:szCs w:val="18"/>
           <w:color w:val="215A9E"/>
@@ -2955,7 +3485,6 @@
           </w:tcPr>
           <w:p>
             <w:pPr>
-              <w:pStyle w:val="Normal"/>
               <w:jc w:val="left"/>
               <w:pBdr>
                 <w:bottom w:val="none" w:sz="0" w:space="0" w:color="000000"/>
@@ -2965,6 +3494,16 @@
               </w:pBdr>
               <w:spacing w:after="200" w:before="200" w:line="240"/>
               <w:ind w:left="200" w:right="200" w:firstLine="0" w:firstLineChars="0"/>
+              <w:rPr>
+                <w:rFonts w:ascii="Arial" w:hAnsi="Arial" w:eastAsia="Arial" w:cs="Arial"/>
+                <w:i w:val="false"/>
+                <w:b w:val="false"/>
+                <w:u w:val="none"/>
+                <w:strike w:val="false"/>
+                <w:sz w:val="21"/>
+                <w:szCs w:val="21"/>
+                <w:color w:val="000000"/>
+              </w:rPr>
             </w:pPr>
             <w:r>
               <w:rPr>
@@ -2972,6 +3511,7 @@
                 <w:i w:val="false"/>
                 <w:b w:val="true"/>
                 <w:u w:val="none"/>
+                <w:strike w:val="false"/>
                 <w:sz w:val="22"/>
                 <w:szCs w:val="22"/>
                 <w:color w:val="063360"/>
@@ -2984,6 +3524,7 @@
                 <w:i w:val="false"/>
                 <w:b w:val="false"/>
                 <w:u w:val="none"/>
+                <w:strike w:val="false"/>
                 <w:sz w:val="21"/>
                 <w:szCs w:val="21"/>
                 <w:color w:val="000000"/>
@@ -2996,6 +3537,7 @@
                 <w:i w:val="false"/>
                 <w:b w:val="false"/>
                 <w:u w:val="none"/>
+                <w:strike w:val="false"/>
                 <w:sz w:val="21"/>
                 <w:szCs w:val="21"/>
                 <w:color w:val="000000"/>
@@ -3008,6 +3550,7 @@
                 <w:i w:val="false"/>
                 <w:b w:val="false"/>
                 <w:u w:val="none"/>
+                <w:strike w:val="false"/>
                 <w:sz w:val="21"/>
                 <w:szCs w:val="21"/>
                 <w:color w:val="000000"/>
@@ -3020,6 +3563,7 @@
                 <w:i w:val="false"/>
                 <w:b w:val="false"/>
                 <w:u w:val="none"/>
+                <w:strike w:val="false"/>
                 <w:sz w:val="21"/>
                 <w:szCs w:val="21"/>
                 <w:color w:val="000000"/>
@@ -3032,6 +3576,7 @@
                 <w:i w:val="false"/>
                 <w:b w:val="false"/>
                 <w:u w:val="none"/>
+                <w:strike w:val="false"/>
                 <w:sz w:val="21"/>
                 <w:szCs w:val="21"/>
                 <w:color w:val="000000"/>
@@ -3044,6 +3589,7 @@
                 <w:i w:val="false"/>
                 <w:b w:val="false"/>
                 <w:u w:val="none"/>
+                <w:strike w:val="false"/>
                 <w:sz w:val="21"/>
                 <w:szCs w:val="21"/>
                 <w:color w:val="000000"/>
@@ -3056,6 +3602,7 @@
                 <w:i w:val="false"/>
                 <w:b w:val="false"/>
                 <w:u w:val="none"/>
+                <w:strike w:val="false"/>
                 <w:sz w:val="21"/>
                 <w:szCs w:val="21"/>
                 <w:color w:val="000000"/>
@@ -3068,6 +3615,7 @@
                 <w:i w:val="false"/>
                 <w:b w:val="false"/>
                 <w:u w:val="none"/>
+                <w:strike w:val="false"/>
                 <w:sz w:val="21"/>
                 <w:szCs w:val="21"/>
                 <w:color w:val="000000"/>
@@ -3080,6 +3628,7 @@
                 <w:i w:val="false"/>
                 <w:b w:val="false"/>
                 <w:u w:val="none"/>
+                <w:strike w:val="false"/>
                 <w:sz w:val="21"/>
                 <w:szCs w:val="21"/>
                 <w:color w:val="000000"/>
@@ -3092,6 +3641,7 @@
                 <w:i w:val="false"/>
                 <w:b w:val="false"/>
                 <w:u w:val="none"/>
+                <w:strike w:val="false"/>
                 <w:sz w:val="21"/>
                 <w:szCs w:val="21"/>
                 <w:color w:val="000000"/>
@@ -3104,6 +3654,7 @@
                 <w:i w:val="false"/>
                 <w:b w:val="false"/>
                 <w:u w:val="none"/>
+                <w:strike w:val="false"/>
                 <w:sz w:val="21"/>
                 <w:szCs w:val="21"/>
                 <w:color w:val="000000"/>
@@ -3131,7 +3682,6 @@
           </w:tcPr>
           <w:p>
             <w:pPr>
-              <w:pStyle w:val="Normal"/>
               <w:jc w:val="left"/>
               <w:pBdr>
                 <w:bottom w:val="none" w:sz="0" w:space="0" w:color="000000"/>
@@ -3141,6 +3691,16 @@
               </w:pBdr>
               <w:spacing w:after="200" w:before="200" w:line="240"/>
               <w:ind w:left="200" w:right="200" w:firstLine="0" w:firstLineChars="0"/>
+              <w:rPr>
+                <w:rFonts w:ascii="Arial" w:hAnsi="Arial" w:eastAsia="Arial" w:cs="Arial"/>
+                <w:i w:val="false"/>
+                <w:b w:val="false"/>
+                <w:u w:val="none"/>
+                <w:strike w:val="false"/>
+                <w:sz w:val="21"/>
+                <w:szCs w:val="21"/>
+                <w:color w:val="000000"/>
+              </w:rPr>
             </w:pPr>
             <w:r>
               <w:rPr>
@@ -3148,6 +3708,7 @@
                 <w:i w:val="false"/>
                 <w:b w:val="true"/>
                 <w:u w:val="none"/>
+                <w:strike w:val="false"/>
                 <w:sz w:val="22"/>
                 <w:szCs w:val="22"/>
                 <w:color w:val="063360"/>
@@ -3160,6 +3721,7 @@
                 <w:i w:val="false"/>
                 <w:b w:val="false"/>
                 <w:u w:val="none"/>
+                <w:strike w:val="false"/>
                 <w:sz w:val="21"/>
                 <w:szCs w:val="21"/>
                 <w:color w:val="000000"/>
@@ -3172,6 +3734,7 @@
                 <w:i w:val="false"/>
                 <w:b w:val="false"/>
                 <w:u w:val="none"/>
+                <w:strike w:val="false"/>
                 <w:sz w:val="21"/>
                 <w:szCs w:val="21"/>
                 <w:color w:val="000000"/>
@@ -3184,6 +3747,7 @@
                 <w:i w:val="false"/>
                 <w:b w:val="false"/>
                 <w:u w:val="none"/>
+                <w:strike w:val="false"/>
                 <w:sz w:val="21"/>
                 <w:szCs w:val="21"/>
                 <w:color w:val="000000"/>
@@ -3196,6 +3760,7 @@
                 <w:i w:val="false"/>
                 <w:b w:val="false"/>
                 <w:u w:val="none"/>
+                <w:strike w:val="false"/>
                 <w:sz w:val="21"/>
                 <w:szCs w:val="21"/>
                 <w:color w:val="000000"/>
@@ -3208,6 +3773,7 @@
                 <w:i w:val="false"/>
                 <w:b w:val="false"/>
                 <w:u w:val="none"/>
+                <w:strike w:val="false"/>
                 <w:sz w:val="21"/>
                 <w:szCs w:val="21"/>
                 <w:color w:val="000000"/>
@@ -3220,6 +3786,7 @@
                 <w:i w:val="false"/>
                 <w:b w:val="false"/>
                 <w:u w:val="none"/>
+                <w:strike w:val="false"/>
                 <w:sz w:val="21"/>
                 <w:szCs w:val="21"/>
                 <w:color w:val="000000"/>
@@ -3232,6 +3799,7 @@
                 <w:i w:val="false"/>
                 <w:b w:val="false"/>
                 <w:u w:val="none"/>
+                <w:strike w:val="false"/>
                 <w:sz w:val="21"/>
                 <w:szCs w:val="21"/>
                 <w:color w:val="000000"/>
@@ -3244,6 +3812,7 @@
                 <w:i w:val="false"/>
                 <w:b w:val="false"/>
                 <w:u w:val="none"/>
+                <w:strike w:val="false"/>
                 <w:sz w:val="21"/>
                 <w:szCs w:val="21"/>
                 <w:color w:val="000000"/>
@@ -3256,6 +3825,7 @@
                 <w:i w:val="false"/>
                 <w:b w:val="false"/>
                 <w:u w:val="none"/>
+                <w:strike w:val="false"/>
                 <w:sz w:val="21"/>
                 <w:szCs w:val="21"/>
                 <w:color w:val="000000"/>
@@ -3268,6 +3838,7 @@
                 <w:i w:val="false"/>
                 <w:b w:val="false"/>
                 <w:u w:val="none"/>
+                <w:strike w:val="false"/>
                 <w:sz w:val="21"/>
                 <w:szCs w:val="21"/>
                 <w:color w:val="000000"/>
@@ -3280,6 +3851,7 @@
                 <w:i w:val="false"/>
                 <w:b w:val="false"/>
                 <w:u w:val="none"/>
+                <w:strike w:val="false"/>
                 <w:sz w:val="21"/>
                 <w:szCs w:val="21"/>
                 <w:color w:val="000000"/>
@@ -3313,7 +3885,6 @@
           </w:tcPr>
           <w:p>
             <w:pPr>
-              <w:pStyle w:val="Normal"/>
               <w:jc w:val="left"/>
               <w:pBdr>
                 <w:bottom w:val="none" w:sz="0" w:space="0" w:color="000000"/>
@@ -3323,6 +3894,16 @@
               </w:pBdr>
               <w:spacing w:after="200" w:before="200" w:line="240"/>
               <w:ind w:left="200" w:right="200" w:firstLine="0" w:firstLineChars="0"/>
+              <w:rPr>
+                <w:rFonts w:ascii="Arial" w:hAnsi="Arial" w:eastAsia="Arial" w:cs="Arial"/>
+                <w:i w:val="false"/>
+                <w:b w:val="false"/>
+                <w:u w:val="none"/>
+                <w:strike w:val="false"/>
+                <w:sz w:val="21"/>
+                <w:szCs w:val="21"/>
+                <w:color w:val="000000"/>
+              </w:rPr>
             </w:pPr>
             <w:r>
               <w:rPr>
@@ -3330,6 +3911,7 @@
                 <w:i w:val="false"/>
                 <w:b w:val="true"/>
                 <w:u w:val="none"/>
+                <w:strike w:val="false"/>
                 <w:sz w:val="22"/>
                 <w:szCs w:val="22"/>
                 <w:color w:val="063360"/>
@@ -3342,6 +3924,7 @@
                 <w:i w:val="false"/>
                 <w:b w:val="false"/>
                 <w:u w:val="none"/>
+                <w:strike w:val="false"/>
                 <w:sz w:val="21"/>
                 <w:szCs w:val="21"/>
                 <w:color w:val="000000"/>
@@ -3354,6 +3937,7 @@
                 <w:i w:val="false"/>
                 <w:b w:val="false"/>
                 <w:u w:val="none"/>
+                <w:strike w:val="false"/>
                 <w:sz w:val="21"/>
                 <w:szCs w:val="21"/>
                 <w:color w:val="000000"/>
@@ -3366,6 +3950,7 @@
                 <w:i w:val="false"/>
                 <w:b w:val="false"/>
                 <w:u w:val="none"/>
+                <w:strike w:val="false"/>
                 <w:sz w:val="21"/>
                 <w:szCs w:val="21"/>
                 <w:color w:val="000000"/>
@@ -3378,6 +3963,7 @@
                 <w:i w:val="false"/>
                 <w:b w:val="false"/>
                 <w:u w:val="none"/>
+                <w:strike w:val="false"/>
                 <w:sz w:val="21"/>
                 <w:szCs w:val="21"/>
                 <w:color w:val="000000"/>
@@ -3390,6 +3976,7 @@
                 <w:i w:val="false"/>
                 <w:b w:val="false"/>
                 <w:u w:val="none"/>
+                <w:strike w:val="false"/>
                 <w:sz w:val="21"/>
                 <w:szCs w:val="21"/>
                 <w:color w:val="000000"/>
@@ -3402,6 +3989,7 @@
                 <w:i w:val="false"/>
                 <w:b w:val="false"/>
                 <w:u w:val="none"/>
+                <w:strike w:val="false"/>
                 <w:sz w:val="21"/>
                 <w:szCs w:val="21"/>
                 <w:color w:val="000000"/>
@@ -3414,6 +4002,7 @@
                 <w:i w:val="false"/>
                 <w:b w:val="false"/>
                 <w:u w:val="none"/>
+                <w:strike w:val="false"/>
                 <w:sz w:val="21"/>
                 <w:szCs w:val="21"/>
                 <w:color w:val="000000"/>
@@ -3426,6 +4015,7 @@
                 <w:i w:val="false"/>
                 <w:b w:val="false"/>
                 <w:u w:val="none"/>
+                <w:strike w:val="false"/>
                 <w:sz w:val="21"/>
                 <w:szCs w:val="21"/>
                 <w:color w:val="000000"/>
@@ -3438,6 +4028,7 @@
                 <w:i w:val="false"/>
                 <w:b w:val="false"/>
                 <w:u w:val="none"/>
+                <w:strike w:val="false"/>
                 <w:sz w:val="21"/>
                 <w:szCs w:val="21"/>
                 <w:color w:val="000000"/>
@@ -3450,6 +4041,7 @@
                 <w:i w:val="false"/>
                 <w:b w:val="false"/>
                 <w:u w:val="none"/>
+                <w:strike w:val="false"/>
                 <w:sz w:val="21"/>
                 <w:szCs w:val="21"/>
                 <w:color w:val="000000"/>
@@ -3462,6 +4054,7 @@
                 <w:i w:val="false"/>
                 <w:b w:val="false"/>
                 <w:u w:val="none"/>
+                <w:strike w:val="false"/>
                 <w:sz w:val="21"/>
                 <w:szCs w:val="21"/>
                 <w:color w:val="000000"/>
@@ -3489,7 +4082,6 @@
           </w:tcPr>
           <w:p>
             <w:pPr>
-              <w:pStyle w:val="Normal"/>
               <w:jc w:val="left"/>
               <w:pBdr>
                 <w:bottom w:val="none" w:sz="0" w:space="0" w:color="000000"/>
@@ -3499,6 +4091,16 @@
               </w:pBdr>
               <w:spacing w:after="200" w:before="200" w:line="240"/>
               <w:ind w:left="200" w:right="200" w:firstLine="0" w:firstLineChars="0"/>
+              <w:rPr>
+                <w:rFonts w:ascii="Arial" w:hAnsi="Arial" w:eastAsia="Arial" w:cs="Arial"/>
+                <w:i w:val="false"/>
+                <w:b w:val="false"/>
+                <w:u w:val="none"/>
+                <w:strike w:val="false"/>
+                <w:sz w:val="21"/>
+                <w:szCs w:val="21"/>
+                <w:color w:val="000000"/>
+              </w:rPr>
             </w:pPr>
             <w:r>
               <w:rPr>
@@ -3506,6 +4108,7 @@
                 <w:i w:val="false"/>
                 <w:b w:val="true"/>
                 <w:u w:val="none"/>
+                <w:strike w:val="false"/>
                 <w:sz w:val="22"/>
                 <w:szCs w:val="22"/>
                 <w:color w:val="063360"/>
@@ -3518,6 +4121,7 @@
                 <w:i w:val="false"/>
                 <w:b w:val="false"/>
                 <w:u w:val="none"/>
+                <w:strike w:val="false"/>
                 <w:sz w:val="21"/>
                 <w:szCs w:val="21"/>
                 <w:color w:val="000000"/>
@@ -3530,6 +4134,7 @@
                 <w:i w:val="false"/>
                 <w:b w:val="false"/>
                 <w:u w:val="none"/>
+                <w:strike w:val="false"/>
                 <w:sz w:val="21"/>
                 <w:szCs w:val="21"/>
                 <w:color w:val="000000"/>
@@ -3542,6 +4147,7 @@
                 <w:i w:val="false"/>
                 <w:b w:val="false"/>
                 <w:u w:val="none"/>
+                <w:strike w:val="false"/>
                 <w:sz w:val="21"/>
                 <w:szCs w:val="21"/>
                 <w:color w:val="000000"/>
@@ -3554,6 +4160,7 @@
                 <w:i w:val="false"/>
                 <w:b w:val="false"/>
                 <w:u w:val="none"/>
+                <w:strike w:val="false"/>
                 <w:sz w:val="21"/>
                 <w:szCs w:val="21"/>
                 <w:color w:val="000000"/>
@@ -3566,6 +4173,7 @@
                 <w:i w:val="false"/>
                 <w:b w:val="false"/>
                 <w:u w:val="none"/>
+                <w:strike w:val="false"/>
                 <w:sz w:val="21"/>
                 <w:szCs w:val="21"/>
                 <w:color w:val="000000"/>
@@ -3578,6 +4186,7 @@
                 <w:i w:val="false"/>
                 <w:b w:val="false"/>
                 <w:u w:val="none"/>
+                <w:strike w:val="false"/>
                 <w:sz w:val="21"/>
                 <w:szCs w:val="21"/>
                 <w:color w:val="000000"/>
@@ -3590,6 +4199,7 @@
                 <w:i w:val="false"/>
                 <w:b w:val="false"/>
                 <w:u w:val="none"/>
+                <w:strike w:val="false"/>
                 <w:sz w:val="21"/>
                 <w:szCs w:val="21"/>
                 <w:color w:val="000000"/>
@@ -3602,6 +4212,7 @@
                 <w:i w:val="false"/>
                 <w:b w:val="false"/>
                 <w:u w:val="none"/>
+                <w:strike w:val="false"/>
                 <w:sz w:val="21"/>
                 <w:szCs w:val="21"/>
                 <w:color w:val="000000"/>
@@ -3614,6 +4225,7 @@
                 <w:i w:val="false"/>
                 <w:b w:val="false"/>
                 <w:u w:val="none"/>
+                <w:strike w:val="false"/>
                 <w:sz w:val="21"/>
                 <w:szCs w:val="21"/>
                 <w:color w:val="000000"/>
@@ -3626,6 +4238,7 @@
                 <w:i w:val="false"/>
                 <w:b w:val="false"/>
                 <w:u w:val="none"/>
+                <w:strike w:val="false"/>
                 <w:sz w:val="21"/>
                 <w:szCs w:val="21"/>
                 <w:color w:val="000000"/>
@@ -3638,6 +4251,7 @@
                 <w:i w:val="false"/>
                 <w:b w:val="false"/>
                 <w:u w:val="none"/>
+                <w:strike w:val="false"/>
                 <w:sz w:val="21"/>
                 <w:szCs w:val="21"/>
                 <w:color w:val="000000"/>
@@ -3671,7 +4285,6 @@
           </w:tcPr>
           <w:p>
             <w:pPr>
-              <w:pStyle w:val="Normal"/>
               <w:jc w:val="left"/>
               <w:pBdr>
                 <w:bottom w:val="none" w:sz="0" w:space="0" w:color="000000"/>
@@ -3681,6 +4294,16 @@
               </w:pBdr>
               <w:spacing w:after="200" w:before="200" w:line="240"/>
               <w:ind w:left="200" w:right="200" w:firstLine="0" w:firstLineChars="0"/>
+              <w:rPr>
+                <w:rFonts w:ascii="Arial" w:hAnsi="Arial" w:eastAsia="Arial" w:cs="Arial"/>
+                <w:i w:val="false"/>
+                <w:b w:val="false"/>
+                <w:u w:val="none"/>
+                <w:strike w:val="false"/>
+                <w:sz w:val="21"/>
+                <w:szCs w:val="21"/>
+                <w:color w:val="000000"/>
+              </w:rPr>
             </w:pPr>
             <w:r>
               <w:rPr>
@@ -3688,6 +4311,7 @@
                 <w:i w:val="false"/>
                 <w:b w:val="true"/>
                 <w:u w:val="none"/>
+                <w:strike w:val="false"/>
                 <w:sz w:val="22"/>
                 <w:szCs w:val="22"/>
                 <w:color w:val="063360"/>
@@ -3700,6 +4324,7 @@
                 <w:i w:val="false"/>
                 <w:b w:val="false"/>
                 <w:u w:val="none"/>
+                <w:strike w:val="false"/>
                 <w:sz w:val="21"/>
                 <w:szCs w:val="21"/>
                 <w:color w:val="000000"/>
@@ -3712,6 +4337,7 @@
                 <w:i w:val="false"/>
                 <w:b w:val="false"/>
                 <w:u w:val="none"/>
+                <w:strike w:val="false"/>
                 <w:sz w:val="21"/>
                 <w:szCs w:val="21"/>
                 <w:color w:val="000000"/>
@@ -3724,6 +4350,7 @@
                 <w:i w:val="false"/>
                 <w:b w:val="false"/>
                 <w:u w:val="none"/>
+                <w:strike w:val="false"/>
                 <w:sz w:val="21"/>
                 <w:szCs w:val="21"/>
                 <w:color w:val="000000"/>
@@ -3736,6 +4363,7 @@
                 <w:i w:val="false"/>
                 <w:b w:val="false"/>
                 <w:u w:val="none"/>
+                <w:strike w:val="false"/>
                 <w:sz w:val="21"/>
                 <w:szCs w:val="21"/>
                 <w:color w:val="000000"/>
@@ -3748,6 +4376,7 @@
                 <w:i w:val="false"/>
                 <w:b w:val="false"/>
                 <w:u w:val="none"/>
+                <w:strike w:val="false"/>
                 <w:sz w:val="21"/>
                 <w:szCs w:val="21"/>
                 <w:color w:val="000000"/>
@@ -3760,6 +4389,7 @@
                 <w:i w:val="false"/>
                 <w:b w:val="false"/>
                 <w:u w:val="none"/>
+                <w:strike w:val="false"/>
                 <w:sz w:val="21"/>
                 <w:szCs w:val="21"/>
                 <w:color w:val="000000"/>
@@ -3772,6 +4402,7 @@
                 <w:i w:val="false"/>
                 <w:b w:val="false"/>
                 <w:u w:val="none"/>
+                <w:strike w:val="false"/>
                 <w:sz w:val="21"/>
                 <w:szCs w:val="21"/>
                 <w:color w:val="000000"/>
@@ -3784,6 +4415,7 @@
                 <w:i w:val="false"/>
                 <w:b w:val="false"/>
                 <w:u w:val="none"/>
+                <w:strike w:val="false"/>
                 <w:sz w:val="21"/>
                 <w:szCs w:val="21"/>
                 <w:color w:val="000000"/>
@@ -3796,6 +4428,7 @@
                 <w:i w:val="false"/>
                 <w:b w:val="false"/>
                 <w:u w:val="none"/>
+                <w:strike w:val="false"/>
                 <w:sz w:val="21"/>
                 <w:szCs w:val="21"/>
                 <w:color w:val="000000"/>
@@ -3808,6 +4441,7 @@
                 <w:i w:val="false"/>
                 <w:b w:val="false"/>
                 <w:u w:val="none"/>
+                <w:strike w:val="false"/>
                 <w:sz w:val="21"/>
                 <w:szCs w:val="21"/>
                 <w:color w:val="000000"/>
@@ -3820,6 +4454,7 @@
                 <w:i w:val="false"/>
                 <w:b w:val="false"/>
                 <w:u w:val="none"/>
+                <w:strike w:val="false"/>
                 <w:sz w:val="21"/>
                 <w:szCs w:val="21"/>
                 <w:color w:val="000000"/>
@@ -3847,7 +4482,6 @@
           </w:tcPr>
           <w:p>
             <w:pPr>
-              <w:pStyle w:val="Normal"/>
               <w:jc w:val="left"/>
               <w:pBdr>
                 <w:bottom w:val="none" w:sz="0" w:space="0" w:color="000000"/>
@@ -3857,6 +4491,16 @@
               </w:pBdr>
               <w:spacing w:after="200" w:before="200" w:line="240"/>
               <w:ind w:left="200" w:right="200" w:firstLine="0" w:firstLineChars="0"/>
+              <w:rPr>
+                <w:rFonts w:ascii="Arial" w:hAnsi="Arial" w:eastAsia="Arial" w:cs="Arial"/>
+                <w:i w:val="false"/>
+                <w:b w:val="false"/>
+                <w:u w:val="none"/>
+                <w:strike w:val="false"/>
+                <w:sz w:val="21"/>
+                <w:szCs w:val="21"/>
+                <w:color w:val="000000"/>
+              </w:rPr>
             </w:pPr>
             <w:r>
               <w:rPr>
@@ -3864,6 +4508,7 @@
                 <w:i w:val="false"/>
                 <w:b w:val="true"/>
                 <w:u w:val="none"/>
+                <w:strike w:val="false"/>
                 <w:sz w:val="22"/>
                 <w:szCs w:val="22"/>
                 <w:color w:val="063360"/>
@@ -3876,6 +4521,7 @@
                 <w:i w:val="false"/>
                 <w:b w:val="false"/>
                 <w:u w:val="none"/>
+                <w:strike w:val="false"/>
                 <w:sz w:val="21"/>
                 <w:szCs w:val="21"/>
                 <w:color w:val="000000"/>
@@ -3888,6 +4534,7 @@
                 <w:i w:val="false"/>
                 <w:b w:val="false"/>
                 <w:u w:val="none"/>
+                <w:strike w:val="false"/>
                 <w:sz w:val="21"/>
                 <w:szCs w:val="21"/>
                 <w:color w:val="000000"/>
@@ -3900,6 +4547,7 @@
                 <w:i w:val="false"/>
                 <w:b w:val="false"/>
                 <w:u w:val="none"/>
+                <w:strike w:val="false"/>
                 <w:sz w:val="21"/>
                 <w:szCs w:val="21"/>
                 <w:color w:val="000000"/>
@@ -3912,6 +4560,7 @@
                 <w:i w:val="false"/>
                 <w:b w:val="false"/>
                 <w:u w:val="none"/>
+                <w:strike w:val="false"/>
                 <w:sz w:val="21"/>
                 <w:szCs w:val="21"/>
                 <w:color w:val="000000"/>
@@ -3924,6 +4573,7 @@
                 <w:i w:val="false"/>
                 <w:b w:val="false"/>
                 <w:u w:val="none"/>
+                <w:strike w:val="false"/>
                 <w:sz w:val="21"/>
                 <w:szCs w:val="21"/>
                 <w:color w:val="000000"/>
@@ -3936,6 +4586,7 @@
                 <w:i w:val="false"/>
                 <w:b w:val="false"/>
                 <w:u w:val="none"/>
+                <w:strike w:val="false"/>
                 <w:sz w:val="21"/>
                 <w:szCs w:val="21"/>
                 <w:color w:val="000000"/>
@@ -3948,6 +4599,7 @@
                 <w:i w:val="false"/>
                 <w:b w:val="false"/>
                 <w:u w:val="none"/>
+                <w:strike w:val="false"/>
                 <w:sz w:val="21"/>
                 <w:szCs w:val="21"/>
                 <w:color w:val="000000"/>
@@ -3960,6 +4612,7 @@
                 <w:i w:val="false"/>
                 <w:b w:val="false"/>
                 <w:u w:val="none"/>
+                <w:strike w:val="false"/>
                 <w:sz w:val="21"/>
                 <w:szCs w:val="21"/>
                 <w:color w:val="000000"/>
@@ -3972,6 +4625,7 @@
                 <w:i w:val="false"/>
                 <w:b w:val="false"/>
                 <w:u w:val="none"/>
+                <w:strike w:val="false"/>
                 <w:sz w:val="21"/>
                 <w:szCs w:val="21"/>
                 <w:color w:val="000000"/>
@@ -3984,6 +4638,7 @@
                 <w:i w:val="false"/>
                 <w:b w:val="false"/>
                 <w:u w:val="none"/>
+                <w:strike w:val="false"/>
                 <w:sz w:val="21"/>
                 <w:szCs w:val="21"/>
                 <w:color w:val="000000"/>
@@ -3996,6 +4651,7 @@
                 <w:i w:val="false"/>
                 <w:b w:val="false"/>
                 <w:u w:val="none"/>
+                <w:strike w:val="false"/>
                 <w:sz w:val="21"/>
                 <w:szCs w:val="21"/>
                 <w:color w:val="000000"/>
@@ -4031,6 +4687,7 @@
           <w:i w:val="false"/>
           <w:b w:val="false"/>
           <w:u w:val="none"/>
+          <w:strike w:val="false"/>
           <w:sz w:val="18"/>
           <w:szCs w:val="18"/>
           <w:color w:val="545860"/>
@@ -4057,6 +4714,7 @@
           <w:i w:val="false"/>
           <w:b w:val="true"/>
           <w:u w:val="none"/>
+          <w:strike w:val="false"/>
           <w:sz w:val="36"/>
           <w:szCs w:val="36"/>
           <w:color w:val="063360"/>
@@ -4083,6 +4741,7 @@
           <w:i w:val="true"/>
           <w:b w:val="false"/>
           <w:u w:val="none"/>
+          <w:strike w:val="false"/>
           <w:sz w:val="18"/>
           <w:szCs w:val="18"/>
           <w:color w:val="215A9E"/>
@@ -4109,6 +4768,7 @@
           <w:i w:val="false"/>
           <w:b w:val="true"/>
           <w:u w:val="none"/>
+          <w:strike w:val="false"/>
           <w:sz w:val="26"/>
           <w:szCs w:val="26"/>
           <w:color w:val="215A9E"/>
@@ -4135,6 +4795,7 @@
           <w:i w:val="false"/>
           <w:b w:val="false"/>
           <w:u w:val="none"/>
+          <w:strike w:val="false"/>
           <w:sz w:val="22"/>
           <w:szCs w:val="22"/>
           <w:color w:val="000000"/>
@@ -4161,6 +4822,7 @@
           <w:i w:val="false"/>
           <w:b w:val="true"/>
           <w:u w:val="none"/>
+          <w:strike w:val="false"/>
           <w:sz w:val="26"/>
           <w:szCs w:val="26"/>
           <w:color w:val="215A9E"/>
@@ -4187,11 +4849,12 @@
           <w:i w:val="false"/>
           <w:b w:val="false"/>
           <w:u w:val="none"/>
+          <w:strike w:val="false"/>
           <w:sz w:val="22"/>
           <w:szCs w:val="22"/>
           <w:color w:val="000000"/>
         </w:rPr>
-        <w:t xml:space="preserve">1. Round 2 x Enrolled, -816 AED: the same number as by hand. 2. Round 2 (151) is the time trend, what happened to everyone; Enrolled (-630) is the baseline gap, how far apart the groups started. Many pick Enrolled because it is large and has the word in it. 3. 752 AED; the interval is -881 to -752, and even its most generous end (881) is short of 1,000. 4. Whether the groups were already moving in parallel: a pre-trend check needs at least two periods before the programme.</w:t>
+        <w:t xml:space="preserve">1. After (round 1) x Enrolled, -816 AED: the same number as by hand. 2. After (round 1) (151) is the time trend, what happened to everyone; Enrolled (-630) is the baseline gap, how far apart the groups started. Many pick Enrolled because it is large and has the word in it. 3. 752 AED; the interval is -881 to -752, and even its most generous end (881) is short of 1,000. 4. Whether the groups were already moving in parallel: a pre-trend check needs at least two periods before the programme.</w:t>
       </w:r>
     </w:p>
     <w:p>
@@ -4213,6 +4876,7 @@
           <w:i w:val="false"/>
           <w:b w:val="true"/>
           <w:u w:val="none"/>
+          <w:strike w:val="false"/>
           <w:sz w:val="26"/>
           <w:szCs w:val="26"/>
           <w:color w:val="215A9E"/>
@@ -4239,11 +4903,12 @@
           <w:i w:val="false"/>
           <w:b w:val="false"/>
           <w:u w:val="none"/>
+          <w:strike w:val="false"/>
           <w:sz w:val="22"/>
           <w:szCs w:val="22"/>
           <w:color w:val="000000"/>
         </w:rPr>
-        <w:t xml:space="preserve">Supported by the table: the 816 AED estimate and p &lt; 0.001. Not supported: "so the programme was a success" answers whether the effect is non-zero, not whether it clears 1,000. "Does not include zero, which confirms the finding is robust": not zero and big enough are different claims. "The parallel trends assumption has been satisfied" is the serious one: with one period before the programme it cannot be tested, so the model reported a test that was never run. "Clears the 1,000 AED threshold" is false.</w:t>
+        <w:t xml:space="preserve">Supported by the table: the 816 AED estimate and p &lt; 0.001. Not supported: "so the programme was a success" answers whether the effect is non-zero, not whether it clears 1,000. "Does not include zero, which confirms the finding is robust": not zero and big enough are different claims. "The parallel trends assumption has been satisfied" is the serious one: with one period before the programme it cannot be tested, so the model reported a test that was never run. "Clears the 1,000 AED threshold" is false: even the interval's most generous end is 881 AED.</w:t>
       </w:r>
     </w:p>
     <w:p>
@@ -4265,6 +4930,7 @@
           <w:i w:val="false"/>
           <w:b w:val="false"/>
           <w:u w:val="none"/>
+          <w:strike w:val="false"/>
           <w:sz w:val="22"/>
           <w:szCs w:val="22"/>
           <w:color w:val="000000"/>
@@ -4272,11 +4938,11 @@
         <w:t xml:space="preserve">With the second prompt, check whether the parallel-trends claim disappears. Supplying the constraint makes the error less likely; it does not rule it out.</w:t>
       </w:r>
     </w:p>
-    <w:sectPr w:officer="true">
-      <w:pgMar w:header="720" w:bottom="1008" w:top="1008" w:right="1152" w:left="1152" w:footer="720" w:gutter="720"/>
+    <w:sectPr>
+      <w:pgMar w:header="708" w:bottom="1008" w:top="1008" w:right="1152" w:left="1152" w:footer="708" w:gutter="0"/>
       <w:pgSz w:h="16838" w:w="11906" w:orient="portrait"/>
+      <w:type w:val="continuous"/>
       <w:cols/>
-      <w:type w:val="continuous"/>
     </w:sectPr>
   </w:body>
 </w:document>

--- a/Module_2_Oct_2026_v2/Oct13_session1_materials.docx
+++ b/Module_2_Oct_2026_v2/Oct13_session1_materials.docx
@@ -107,7 +107,7 @@
           <w:szCs w:val="22"/>
           <w:color w:val="000000"/>
         </w:rPr>
-        <w:t xml:space="preserve">GreenWaste businesses in the neighbourhoods where the programme was offered. Average annual waste-management costs (AED), before and after. The bar for scale-up: at least 1,000 AED.</w:t>
+        <w:t xml:space="preserve">GreenWaste businesses in the neighbourhoods where the programme was offered. Average annual waste-management costs (AED), before and after. The decision rule for scale-up: the programme must save at least 1,000 AED per business.</w:t>
       </w:r>
     </w:p>
     <w:tbl xmlns:a="http://schemas.openxmlformats.org/drawingml/2006/main" xmlns:pic="http://schemas.openxmlformats.org/drawingml/2006/picture">
@@ -127,7 +127,6 @@
           <w:trHeight w:val="360" w:hRule="auto"/>
           <w:tblHeader/>
         </w:trPr>
-        header1
         <w:tc>
           <w:tcPr>
             <w:tcBorders>
@@ -147,6 +146,7 @@
           </w:tcPr>
           <w:p>
             <w:pPr>
+              <w:pStyle w:val="Normal"/>
               <w:jc w:val="left"/>
               <w:pBdr>
                 <w:bottom w:val="none" w:sz="0" w:space="0" w:color="000000"/>
@@ -201,6 +201,7 @@
           </w:tcPr>
           <w:p>
             <w:pPr>
+              <w:pStyle w:val="Normal"/>
               <w:jc w:val="left"/>
               <w:pBdr>
                 <w:bottom w:val="none" w:sz="0" w:space="0" w:color="000000"/>
@@ -255,6 +256,7 @@
           </w:tcPr>
           <w:p>
             <w:pPr>
+              <w:pStyle w:val="Normal"/>
               <w:jc w:val="left"/>
               <w:pBdr>
                 <w:bottom w:val="none" w:sz="0" w:space="0" w:color="000000"/>
@@ -309,6 +311,7 @@
           </w:tcPr>
           <w:p>
             <w:pPr>
+              <w:pStyle w:val="Normal"/>
               <w:jc w:val="left"/>
               <w:pBdr>
                 <w:bottom w:val="none" w:sz="0" w:space="0" w:color="000000"/>
@@ -349,7 +352,6 @@
         <w:trPr>
           <w:trHeight w:val="648" w:hRule="atLeast"/>
         </w:trPr>
-        body1
         <w:tc>
           <w:tcPr>
             <w:tcBorders>
@@ -369,6 +371,7 @@
           </w:tcPr>
           <w:p>
             <w:pPr>
+              <w:pStyle w:val="Normal"/>
               <w:jc w:val="left"/>
               <w:pBdr>
                 <w:bottom w:val="none" w:sz="0" w:space="0" w:color="000000"/>
@@ -423,6 +426,7 @@
           </w:tcPr>
           <w:p>
             <w:pPr>
+              <w:pStyle w:val="Normal"/>
               <w:jc w:val="left"/>
               <w:pBdr>
                 <w:bottom w:val="none" w:sz="0" w:space="0" w:color="000000"/>
@@ -477,6 +481,7 @@
           </w:tcPr>
           <w:p>
             <w:pPr>
+              <w:pStyle w:val="Normal"/>
               <w:jc w:val="left"/>
               <w:pBdr>
                 <w:bottom w:val="none" w:sz="0" w:space="0" w:color="000000"/>
@@ -531,6 +536,7 @@
           </w:tcPr>
           <w:p>
             <w:pPr>
+              <w:pStyle w:val="Normal"/>
               <w:jc w:val="left"/>
               <w:pBdr>
                 <w:bottom w:val="none" w:sz="0" w:space="0" w:color="000000"/>
@@ -571,7 +577,6 @@
         <w:trPr>
           <w:trHeight w:val="648" w:hRule="atLeast"/>
         </w:trPr>
-        body2
         <w:tc>
           <w:tcPr>
             <w:tcBorders>
@@ -591,6 +596,7 @@
           </w:tcPr>
           <w:p>
             <w:pPr>
+              <w:pStyle w:val="Normal"/>
               <w:jc w:val="left"/>
               <w:pBdr>
                 <w:bottom w:val="none" w:sz="0" w:space="0" w:color="000000"/>
@@ -645,6 +651,7 @@
           </w:tcPr>
           <w:p>
             <w:pPr>
+              <w:pStyle w:val="Normal"/>
               <w:jc w:val="left"/>
               <w:pBdr>
                 <w:bottom w:val="none" w:sz="0" w:space="0" w:color="000000"/>
@@ -699,6 +706,7 @@
           </w:tcPr>
           <w:p>
             <w:pPr>
+              <w:pStyle w:val="Normal"/>
               <w:jc w:val="left"/>
               <w:pBdr>
                 <w:bottom w:val="none" w:sz="0" w:space="0" w:color="000000"/>
@@ -753,6 +761,7 @@
           </w:tcPr>
           <w:p>
             <w:pPr>
+              <w:pStyle w:val="Normal"/>
               <w:jc w:val="left"/>
               <w:pBdr>
                 <w:bottom w:val="none" w:sz="0" w:space="0" w:color="000000"/>
@@ -793,7 +802,6 @@
         <w:trPr>
           <w:trHeight w:val="648" w:hRule="atLeast"/>
         </w:trPr>
-        body3
         <w:tc>
           <w:tcPr>
             <w:tcBorders>
@@ -813,6 +821,7 @@
           </w:tcPr>
           <w:p>
             <w:pPr>
+              <w:pStyle w:val="Normal"/>
               <w:jc w:val="left"/>
               <w:pBdr>
                 <w:bottom w:val="none" w:sz="0" w:space="0" w:color="000000"/>
@@ -867,6 +876,7 @@
           </w:tcPr>
           <w:p>
             <w:pPr>
+              <w:pStyle w:val="Normal"/>
               <w:jc w:val="left"/>
               <w:pBdr>
                 <w:bottom w:val="none" w:sz="0" w:space="0" w:color="000000"/>
@@ -921,6 +931,7 @@
           </w:tcPr>
           <w:p>
             <w:pPr>
+              <w:pStyle w:val="Normal"/>
               <w:jc w:val="left"/>
               <w:pBdr>
                 <w:bottom w:val="none" w:sz="0" w:space="0" w:color="000000"/>
@@ -975,6 +986,7 @@
           </w:tcPr>
           <w:p>
             <w:pPr>
+              <w:pStyle w:val="Normal"/>
               <w:jc w:val="left"/>
               <w:pBdr>
                 <w:bottom w:val="none" w:sz="0" w:space="0" w:color="000000"/>
@@ -1063,7 +1075,7 @@
           <w:szCs w:val="22"/>
           <w:color w:val="000000"/>
         </w:rPr>
-        <w:t xml:space="preserve">First difference: each group's change over time. It removes fixed differences between the groups, and still contains the general time trend.</w:t>
+        <w:t xml:space="preserve">First difference: each group's change over time. This change removes fixed differences between the groups, but it still contains the general time trend.</w:t>
       </w:r>
     </w:p>
     <w:p>
@@ -1117,7 +1129,7 @@
           <w:szCs w:val="22"/>
           <w:color w:val="000000"/>
         </w:rPr>
-        <w:t xml:space="preserve">Second difference: the difference between those two changes. It removes the time trend and leaves the estimated effect.</w:t>
+        <w:t xml:space="preserve">Second difference: the difference between those two changes. This second subtraction removes the time trend and leaves the estimated effect.</w:t>
       </w:r>
     </w:p>
     <w:p>
@@ -1171,7 +1183,7 @@
           <w:szCs w:val="22"/>
           <w:color w:val="000000"/>
         </w:rPr>
-        <w:t xml:space="preserve">Does it clear 1,000 AED?   Yes  /  No</w:t>
+        <w:t xml:space="preserve">Is the saving at least 1,000 AED?   Yes  /  No</w:t>
       </w:r>
     </w:p>
     <w:p>
@@ -1306,7 +1318,6 @@
           <w:trHeight w:val="360" w:hRule="auto"/>
           <w:tblHeader/>
         </w:trPr>
-        header1
         <w:tc>
           <w:tcPr>
             <w:tcBorders>
@@ -1326,6 +1337,7 @@
           </w:tcPr>
           <w:p>
             <w:pPr>
+              <w:pStyle w:val="Normal"/>
               <w:jc w:val="left"/>
               <w:pBdr>
                 <w:bottom w:val="none" w:sz="0" w:space="0" w:color="000000"/>
@@ -1380,6 +1392,7 @@
           </w:tcPr>
           <w:p>
             <w:pPr>
+              <w:pStyle w:val="Normal"/>
               <w:jc w:val="left"/>
               <w:pBdr>
                 <w:bottom w:val="none" w:sz="0" w:space="0" w:color="000000"/>
@@ -1434,6 +1447,7 @@
           </w:tcPr>
           <w:p>
             <w:pPr>
+              <w:pStyle w:val="Normal"/>
               <w:jc w:val="left"/>
               <w:pBdr>
                 <w:bottom w:val="none" w:sz="0" w:space="0" w:color="000000"/>
@@ -1488,6 +1502,7 @@
           </w:tcPr>
           <w:p>
             <w:pPr>
+              <w:pStyle w:val="Normal"/>
               <w:jc w:val="left"/>
               <w:pBdr>
                 <w:bottom w:val="none" w:sz="0" w:space="0" w:color="000000"/>
@@ -1542,6 +1557,7 @@
           </w:tcPr>
           <w:p>
             <w:pPr>
+              <w:pStyle w:val="Normal"/>
               <w:jc w:val="left"/>
               <w:pBdr>
                 <w:bottom w:val="none" w:sz="0" w:space="0" w:color="000000"/>
@@ -1582,7 +1598,6 @@
         <w:trPr>
           <w:trHeight w:val="360" w:hRule="auto"/>
         </w:trPr>
-        body1
         <w:tc>
           <w:tcPr>
             <w:tcBorders>
@@ -1602,6 +1617,7 @@
           </w:tcPr>
           <w:p>
             <w:pPr>
+              <w:pStyle w:val="Normal"/>
               <w:jc w:val="left"/>
               <w:pBdr>
                 <w:bottom w:val="none" w:sz="0" w:space="0" w:color="000000"/>
@@ -1656,6 +1672,7 @@
           </w:tcPr>
           <w:p>
             <w:pPr>
+              <w:pStyle w:val="Normal"/>
               <w:jc w:val="left"/>
               <w:pBdr>
                 <w:bottom w:val="none" w:sz="0" w:space="0" w:color="000000"/>
@@ -1710,6 +1727,7 @@
           </w:tcPr>
           <w:p>
             <w:pPr>
+              <w:pStyle w:val="Normal"/>
               <w:jc w:val="left"/>
               <w:pBdr>
                 <w:bottom w:val="none" w:sz="0" w:space="0" w:color="000000"/>
@@ -1764,6 +1782,7 @@
           </w:tcPr>
           <w:p>
             <w:pPr>
+              <w:pStyle w:val="Normal"/>
               <w:jc w:val="left"/>
               <w:pBdr>
                 <w:bottom w:val="none" w:sz="0" w:space="0" w:color="000000"/>
@@ -1818,6 +1837,7 @@
           </w:tcPr>
           <w:p>
             <w:pPr>
+              <w:pStyle w:val="Normal"/>
               <w:jc w:val="left"/>
               <w:pBdr>
                 <w:bottom w:val="none" w:sz="0" w:space="0" w:color="000000"/>
@@ -1858,7 +1878,6 @@
         <w:trPr>
           <w:trHeight w:val="360" w:hRule="auto"/>
         </w:trPr>
-        body2
         <w:tc>
           <w:tcPr>
             <w:tcBorders>
@@ -1878,6 +1897,7 @@
           </w:tcPr>
           <w:p>
             <w:pPr>
+              <w:pStyle w:val="Normal"/>
               <w:jc w:val="left"/>
               <w:pBdr>
                 <w:bottom w:val="none" w:sz="0" w:space="0" w:color="000000"/>
@@ -1932,6 +1952,7 @@
           </w:tcPr>
           <w:p>
             <w:pPr>
+              <w:pStyle w:val="Normal"/>
               <w:jc w:val="left"/>
               <w:pBdr>
                 <w:bottom w:val="none" w:sz="0" w:space="0" w:color="000000"/>
@@ -1986,6 +2007,7 @@
           </w:tcPr>
           <w:p>
             <w:pPr>
+              <w:pStyle w:val="Normal"/>
               <w:jc w:val="left"/>
               <w:pBdr>
                 <w:bottom w:val="none" w:sz="0" w:space="0" w:color="000000"/>
@@ -2040,6 +2062,7 @@
           </w:tcPr>
           <w:p>
             <w:pPr>
+              <w:pStyle w:val="Normal"/>
               <w:jc w:val="left"/>
               <w:pBdr>
                 <w:bottom w:val="none" w:sz="0" w:space="0" w:color="000000"/>
@@ -2094,6 +2117,7 @@
           </w:tcPr>
           <w:p>
             <w:pPr>
+              <w:pStyle w:val="Normal"/>
               <w:jc w:val="left"/>
               <w:pBdr>
                 <w:bottom w:val="none" w:sz="0" w:space="0" w:color="000000"/>
@@ -2134,7 +2158,6 @@
         <w:trPr>
           <w:trHeight w:val="360" w:hRule="auto"/>
         </w:trPr>
-        body3
         <w:tc>
           <w:tcPr>
             <w:tcBorders>
@@ -2154,6 +2177,7 @@
           </w:tcPr>
           <w:p>
             <w:pPr>
+              <w:pStyle w:val="Normal"/>
               <w:jc w:val="left"/>
               <w:pBdr>
                 <w:bottom w:val="none" w:sz="0" w:space="0" w:color="000000"/>
@@ -2208,6 +2232,7 @@
           </w:tcPr>
           <w:p>
             <w:pPr>
+              <w:pStyle w:val="Normal"/>
               <w:jc w:val="left"/>
               <w:pBdr>
                 <w:bottom w:val="none" w:sz="0" w:space="0" w:color="000000"/>
@@ -2262,6 +2287,7 @@
           </w:tcPr>
           <w:p>
             <w:pPr>
+              <w:pStyle w:val="Normal"/>
               <w:jc w:val="left"/>
               <w:pBdr>
                 <w:bottom w:val="none" w:sz="0" w:space="0" w:color="000000"/>
@@ -2316,6 +2342,7 @@
           </w:tcPr>
           <w:p>
             <w:pPr>
+              <w:pStyle w:val="Normal"/>
               <w:jc w:val="left"/>
               <w:pBdr>
                 <w:bottom w:val="none" w:sz="0" w:space="0" w:color="000000"/>
@@ -2370,6 +2397,7 @@
           </w:tcPr>
           <w:p>
             <w:pPr>
+              <w:pStyle w:val="Normal"/>
               <w:jc w:val="left"/>
               <w:pBdr>
                 <w:bottom w:val="none" w:sz="0" w:space="0" w:color="000000"/>
@@ -2410,7 +2438,6 @@
         <w:trPr>
           <w:trHeight w:val="360" w:hRule="auto"/>
         </w:trPr>
-        body4
         <w:tc>
           <w:tcPr>
             <w:tcBorders>
@@ -2430,6 +2457,7 @@
           </w:tcPr>
           <w:p>
             <w:pPr>
+              <w:pStyle w:val="Normal"/>
               <w:jc w:val="left"/>
               <w:pBdr>
                 <w:bottom w:val="none" w:sz="0" w:space="0" w:color="000000"/>
@@ -2484,6 +2512,7 @@
           </w:tcPr>
           <w:p>
             <w:pPr>
+              <w:pStyle w:val="Normal"/>
               <w:jc w:val="left"/>
               <w:pBdr>
                 <w:bottom w:val="none" w:sz="0" w:space="0" w:color="000000"/>
@@ -2538,6 +2567,7 @@
           </w:tcPr>
           <w:p>
             <w:pPr>
+              <w:pStyle w:val="Normal"/>
               <w:jc w:val="left"/>
               <w:pBdr>
                 <w:bottom w:val="none" w:sz="0" w:space="0" w:color="000000"/>
@@ -2592,6 +2622,7 @@
           </w:tcPr>
           <w:p>
             <w:pPr>
+              <w:pStyle w:val="Normal"/>
               <w:jc w:val="left"/>
               <w:pBdr>
                 <w:bottom w:val="none" w:sz="0" w:space="0" w:color="000000"/>
@@ -2646,6 +2677,7 @@
           </w:tcPr>
           <w:p>
             <w:pPr>
+              <w:pStyle w:val="Normal"/>
               <w:jc w:val="left"/>
               <w:pBdr>
                 <w:bottom w:val="none" w:sz="0" w:space="0" w:color="000000"/>
@@ -2707,7 +2739,7 @@
           <w:szCs w:val="22"/>
           <w:color w:val="000000"/>
         </w:rPr>
-        <w:t xml:space="preserve">1. Circle the row that is the programme's effect. Is it the number you got by hand?</w:t>
+        <w:t xml:space="preserve">1. Circle the row that is the programme's effect. Is that row's coefficient the same number you got by hand?</w:t>
       </w:r>
     </w:p>
     <w:p>
@@ -2734,7 +2766,7 @@
           <w:szCs w:val="22"/>
           <w:color w:val="000000"/>
         </w:rPr>
-        <w:t xml:space="preserve">2. Two rows are often reported as the effect by mistake. What are they?</w:t>
+        <w:t xml:space="preserve">2. Two other rows are often reported as the effect by mistake. What does each of these two rows actually measure?</w:t>
       </w:r>
     </w:p>
     <w:p>
@@ -2761,7 +2793,7 @@
           <w:szCs w:val="22"/>
           <w:color w:val="000000"/>
         </w:rPr>
-        <w:t xml:space="preserve">After (round 1) is  __________________      Enrolled is  __________________</w:t>
+        <w:t xml:space="preserve">After (round 1) measures  __________________      Enrolled measures  __________________</w:t>
       </w:r>
     </w:p>
     <w:p>
@@ -2788,7 +2820,7 @@
           <w:szCs w:val="22"/>
           <w:color w:val="000000"/>
         </w:rPr>
-        <w:t xml:space="preserve">3. The least generous end of the effect's interval:  ________ AED.   Does it clear 1,000?   Yes  /  No</w:t>
+        <w:t xml:space="preserve">3. Look at the end of the effect's confidence interval with the smallest saving:  ________ AED.   Is that saving at least 1,000 AED?   Yes  /  No</w:t>
       </w:r>
     </w:p>
     <w:p>
@@ -2815,7 +2847,7 @@
           <w:szCs w:val="22"/>
           <w:color w:val="000000"/>
         </w:rPr>
-        <w:t xml:space="preserve">4. Costs were measured once before the programme and once after. What can this data not tell you about the two groups?</w:t>
+        <w:t xml:space="preserve">4. Costs were measured only once before the programme and once after. Because of this, what can you not check about the two groups before the programme started?</w:t>
       </w:r>
     </w:p>
     <w:p>
@@ -3118,7 +3150,7 @@
           <w:szCs w:val="22"/>
           <w:color w:val="000000"/>
         </w:rPr>
-        <w:t xml:space="preserve">Which sentences can you check against the table, and which does it not support?</w:t>
+        <w:t xml:space="preserve">Underline the sentences that the table supports. Cross out the sentences that the table does not support.</w:t>
       </w:r>
     </w:p>
     <w:p>
@@ -3280,7 +3312,7 @@
           <w:szCs w:val="22"/>
           <w:color w:val="000000"/>
         </w:rPr>
-        <w:t xml:space="preserve">Does the claim about parallel trends survive the second prompt? Then paste the second answer into a fresh chat and ask it to check for claims about tests that were never run.</w:t>
+        <w:t xml:space="preserve">With the second prompt, does the AI still claim that parallel trends were satisfied? Then paste the second answer into a new chat and ask the AI to check that answer for claims about tests that were never run.</w:t>
       </w:r>
     </w:p>
     <w:p>
@@ -3307,7 +3339,7 @@
           <w:szCs w:val="26"/>
           <w:color w:val="215A9E"/>
         </w:rPr>
-        <w:t xml:space="preserve">If time allows, a leading prompt</w:t>
+        <w:t xml:space="preserve">If you have time: a prompt that pushes the AI towards an answer</w:t>
       </w:r>
     </w:p>
     <w:p>
@@ -3361,7 +3393,7 @@
           <w:szCs w:val="22"/>
           <w:color w:val="000000"/>
         </w:rPr>
-        <w:t xml:space="preserve">Does it mention the 1,000 AED rule or parallel trends without being asked?</w:t>
+        <w:t xml:space="preserve">Does the AI mention the 1,000 AED rule or parallel trends without being asked?</w:t>
       </w:r>
     </w:p>
     <w:p>
@@ -3465,7 +3497,6 @@
         <w:trPr>
           <w:trHeight w:val="3312" w:hRule="atLeast"/>
         </w:trPr>
-        body1
         <w:tc>
           <w:tcPr>
             <w:tcBorders>
@@ -3485,6 +3516,7 @@
           </w:tcPr>
           <w:p>
             <w:pPr>
+              <w:pStyle w:val="Normal"/>
               <w:jc w:val="left"/>
               <w:pBdr>
                 <w:bottom w:val="none" w:sz="0" w:space="0" w:color="000000"/>
@@ -3542,7 +3574,7 @@
                 <w:szCs w:val="21"/>
                 <w:color w:val="000000"/>
               </w:rPr>
-              <w:t xml:space="preserve">1. Which row is the estimate, and does its interval clear our rule, not just zero?</w:t>
+              <w:t xml:space="preserve">1. Which row is the estimate? Does its whole confidence interval meet our decision rule, not just exclude zero?</w:t>
             </w:r>
             <w:r>
               <w:rPr>
@@ -3568,7 +3600,7 @@
                 <w:szCs w:val="21"/>
                 <w:color w:val="000000"/>
               </w:rPr>
-              <w:t xml:space="preserve">2. How many periods before the programme, and were the groups already moving together?</w:t>
+              <w:t xml:space="preserve">2. How many periods of data before the programme? Were the two groups changing in the same way before the programme?</w:t>
             </w:r>
             <w:r>
               <w:rPr>
@@ -3594,7 +3626,7 @@
                 <w:szCs w:val="21"/>
                 <w:color w:val="000000"/>
               </w:rPr>
-              <w:t xml:space="preserve">3. Which comparison group, chosen how, and how did it differ at baseline?</w:t>
+              <w:t xml:space="preserve">3. Which comparison group was used, how was it chosen, and how did it differ before the programme?</w:t>
             </w:r>
             <w:r>
               <w:rPr>
@@ -3633,7 +3665,7 @@
                 <w:szCs w:val="21"/>
                 <w:color w:val="000000"/>
               </w:rPr>
-              <w:t xml:space="preserve">On my desk, I will ask these about:</w:t>
+              <w:t xml:space="preserve">Back at work, I will ask these questions about:</w:t>
             </w:r>
             <w:r>
               <w:rPr>
@@ -3682,6 +3714,7 @@
           </w:tcPr>
           <w:p>
             <w:pPr>
+              <w:pStyle w:val="Normal"/>
               <w:jc w:val="left"/>
               <w:pBdr>
                 <w:bottom w:val="none" w:sz="0" w:space="0" w:color="000000"/>
@@ -3739,7 +3772,7 @@
                 <w:szCs w:val="21"/>
                 <w:color w:val="000000"/>
               </w:rPr>
-              <w:t xml:space="preserve">1. Which row is the estimate, and does its interval clear our rule, not just zero?</w:t>
+              <w:t xml:space="preserve">1. Which row is the estimate? Does its whole confidence interval meet our decision rule, not just exclude zero?</w:t>
             </w:r>
             <w:r>
               <w:rPr>
@@ -3765,7 +3798,7 @@
                 <w:szCs w:val="21"/>
                 <w:color w:val="000000"/>
               </w:rPr>
-              <w:t xml:space="preserve">2. How many periods before the programme, and were the groups already moving together?</w:t>
+              <w:t xml:space="preserve">2. How many periods of data before the programme? Were the two groups changing in the same way before the programme?</w:t>
             </w:r>
             <w:r>
               <w:rPr>
@@ -3791,7 +3824,7 @@
                 <w:szCs w:val="21"/>
                 <w:color w:val="000000"/>
               </w:rPr>
-              <w:t xml:space="preserve">3. Which comparison group, chosen how, and how did it differ at baseline?</w:t>
+              <w:t xml:space="preserve">3. Which comparison group was used, how was it chosen, and how did it differ before the programme?</w:t>
             </w:r>
             <w:r>
               <w:rPr>
@@ -3830,7 +3863,7 @@
                 <w:szCs w:val="21"/>
                 <w:color w:val="000000"/>
               </w:rPr>
-              <w:t xml:space="preserve">On my desk, I will ask these about:</w:t>
+              <w:t xml:space="preserve">Back at work, I will ask these questions about:</w:t>
             </w:r>
             <w:r>
               <w:rPr>
@@ -3865,7 +3898,6 @@
         <w:trPr>
           <w:trHeight w:val="3312" w:hRule="atLeast"/>
         </w:trPr>
-        body2
         <w:tc>
           <w:tcPr>
             <w:tcBorders>
@@ -3885,6 +3917,7 @@
           </w:tcPr>
           <w:p>
             <w:pPr>
+              <w:pStyle w:val="Normal"/>
               <w:jc w:val="left"/>
               <w:pBdr>
                 <w:bottom w:val="none" w:sz="0" w:space="0" w:color="000000"/>
@@ -3942,7 +3975,7 @@
                 <w:szCs w:val="21"/>
                 <w:color w:val="000000"/>
               </w:rPr>
-              <w:t xml:space="preserve">1. Which row is the estimate, and does its interval clear our rule, not just zero?</w:t>
+              <w:t xml:space="preserve">1. Which row is the estimate? Does its whole confidence interval meet our decision rule, not just exclude zero?</w:t>
             </w:r>
             <w:r>
               <w:rPr>
@@ -3968,7 +4001,7 @@
                 <w:szCs w:val="21"/>
                 <w:color w:val="000000"/>
               </w:rPr>
-              <w:t xml:space="preserve">2. How many periods before the programme, and were the groups already moving together?</w:t>
+              <w:t xml:space="preserve">2. How many periods of data before the programme? Were the two groups changing in the same way before the programme?</w:t>
             </w:r>
             <w:r>
               <w:rPr>
@@ -3994,7 +4027,7 @@
                 <w:szCs w:val="21"/>
                 <w:color w:val="000000"/>
               </w:rPr>
-              <w:t xml:space="preserve">3. Which comparison group, chosen how, and how did it differ at baseline?</w:t>
+              <w:t xml:space="preserve">3. Which comparison group was used, how was it chosen, and how did it differ before the programme?</w:t>
             </w:r>
             <w:r>
               <w:rPr>
@@ -4033,7 +4066,7 @@
                 <w:szCs w:val="21"/>
                 <w:color w:val="000000"/>
               </w:rPr>
-              <w:t xml:space="preserve">On my desk, I will ask these about:</w:t>
+              <w:t xml:space="preserve">Back at work, I will ask these questions about:</w:t>
             </w:r>
             <w:r>
               <w:rPr>
@@ -4082,6 +4115,7 @@
           </w:tcPr>
           <w:p>
             <w:pPr>
+              <w:pStyle w:val="Normal"/>
               <w:jc w:val="left"/>
               <w:pBdr>
                 <w:bottom w:val="none" w:sz="0" w:space="0" w:color="000000"/>
@@ -4139,7 +4173,7 @@
                 <w:szCs w:val="21"/>
                 <w:color w:val="000000"/>
               </w:rPr>
-              <w:t xml:space="preserve">1. Which row is the estimate, and does its interval clear our rule, not just zero?</w:t>
+              <w:t xml:space="preserve">1. Which row is the estimate? Does its whole confidence interval meet our decision rule, not just exclude zero?</w:t>
             </w:r>
             <w:r>
               <w:rPr>
@@ -4165,7 +4199,7 @@
                 <w:szCs w:val="21"/>
                 <w:color w:val="000000"/>
               </w:rPr>
-              <w:t xml:space="preserve">2. How many periods before the programme, and were the groups already moving together?</w:t>
+              <w:t xml:space="preserve">2. How many periods of data before the programme? Were the two groups changing in the same way before the programme?</w:t>
             </w:r>
             <w:r>
               <w:rPr>
@@ -4191,7 +4225,7 @@
                 <w:szCs w:val="21"/>
                 <w:color w:val="000000"/>
               </w:rPr>
-              <w:t xml:space="preserve">3. Which comparison group, chosen how, and how did it differ at baseline?</w:t>
+              <w:t xml:space="preserve">3. Which comparison group was used, how was it chosen, and how did it differ before the programme?</w:t>
             </w:r>
             <w:r>
               <w:rPr>
@@ -4230,7 +4264,7 @@
                 <w:szCs w:val="21"/>
                 <w:color w:val="000000"/>
               </w:rPr>
-              <w:t xml:space="preserve">On my desk, I will ask these about:</w:t>
+              <w:t xml:space="preserve">Back at work, I will ask these questions about:</w:t>
             </w:r>
             <w:r>
               <w:rPr>
@@ -4265,7 +4299,6 @@
         <w:trPr>
           <w:trHeight w:val="3312" w:hRule="atLeast"/>
         </w:trPr>
-        body3
         <w:tc>
           <w:tcPr>
             <w:tcBorders>
@@ -4285,6 +4318,7 @@
           </w:tcPr>
           <w:p>
             <w:pPr>
+              <w:pStyle w:val="Normal"/>
               <w:jc w:val="left"/>
               <w:pBdr>
                 <w:bottom w:val="none" w:sz="0" w:space="0" w:color="000000"/>
@@ -4342,7 +4376,7 @@
                 <w:szCs w:val="21"/>
                 <w:color w:val="000000"/>
               </w:rPr>
-              <w:t xml:space="preserve">1. Which row is the estimate, and does its interval clear our rule, not just zero?</w:t>
+              <w:t xml:space="preserve">1. Which row is the estimate? Does its whole confidence interval meet our decision rule, not just exclude zero?</w:t>
             </w:r>
             <w:r>
               <w:rPr>
@@ -4368,7 +4402,7 @@
                 <w:szCs w:val="21"/>
                 <w:color w:val="000000"/>
               </w:rPr>
-              <w:t xml:space="preserve">2. How many periods before the programme, and were the groups already moving together?</w:t>
+              <w:t xml:space="preserve">2. How many periods of data before the programme? Were the two groups changing in the same way before the programme?</w:t>
             </w:r>
             <w:r>
               <w:rPr>
@@ -4394,7 +4428,7 @@
                 <w:szCs w:val="21"/>
                 <w:color w:val="000000"/>
               </w:rPr>
-              <w:t xml:space="preserve">3. Which comparison group, chosen how, and how did it differ at baseline?</w:t>
+              <w:t xml:space="preserve">3. Which comparison group was used, how was it chosen, and how did it differ before the programme?</w:t>
             </w:r>
             <w:r>
               <w:rPr>
@@ -4433,7 +4467,7 @@
                 <w:szCs w:val="21"/>
                 <w:color w:val="000000"/>
               </w:rPr>
-              <w:t xml:space="preserve">On my desk, I will ask these about:</w:t>
+              <w:t xml:space="preserve">Back at work, I will ask these questions about:</w:t>
             </w:r>
             <w:r>
               <w:rPr>
@@ -4482,6 +4516,7 @@
           </w:tcPr>
           <w:p>
             <w:pPr>
+              <w:pStyle w:val="Normal"/>
               <w:jc w:val="left"/>
               <w:pBdr>
                 <w:bottom w:val="none" w:sz="0" w:space="0" w:color="000000"/>
@@ -4539,7 +4574,7 @@
                 <w:szCs w:val="21"/>
                 <w:color w:val="000000"/>
               </w:rPr>
-              <w:t xml:space="preserve">1. Which row is the estimate, and does its interval clear our rule, not just zero?</w:t>
+              <w:t xml:space="preserve">1. Which row is the estimate? Does its whole confidence interval meet our decision rule, not just exclude zero?</w:t>
             </w:r>
             <w:r>
               <w:rPr>
@@ -4565,7 +4600,7 @@
                 <w:szCs w:val="21"/>
                 <w:color w:val="000000"/>
               </w:rPr>
-              <w:t xml:space="preserve">2. How many periods before the programme, and were the groups already moving together?</w:t>
+              <w:t xml:space="preserve">2. How many periods of data before the programme? Were the two groups changing in the same way before the programme?</w:t>
             </w:r>
             <w:r>
               <w:rPr>
@@ -4591,7 +4626,7 @@
                 <w:szCs w:val="21"/>
                 <w:color w:val="000000"/>
               </w:rPr>
-              <w:t xml:space="preserve">3. Which comparison group, chosen how, and how did it differ at baseline?</w:t>
+              <w:t xml:space="preserve">3. Which comparison group was used, how was it chosen, and how did it differ before the programme?</w:t>
             </w:r>
             <w:r>
               <w:rPr>
@@ -4630,7 +4665,7 @@
                 <w:szCs w:val="21"/>
                 <w:color w:val="000000"/>
               </w:rPr>
-              <w:t xml:space="preserve">On my desk, I will ask these about:</w:t>
+              <w:t xml:space="preserve">Back at work, I will ask these questions about:</w:t>
             </w:r>
             <w:r>
               <w:rPr>

--- a/Module_2_Oct_2026_v2/Oct13_session1_materials.docx
+++ b/Module_2_Oct_2026_v2/Oct13_session1_materials.docx
@@ -21,7 +21,6 @@
           <w:i w:val="false"/>
           <w:b w:val="false"/>
           <w:u w:val="none"/>
-          <w:strike w:val="false"/>
           <w:sz w:val="18"/>
           <w:szCs w:val="18"/>
           <w:color w:val="545860"/>
@@ -48,7 +47,6 @@
           <w:i w:val="false"/>
           <w:b w:val="true"/>
           <w:u w:val="none"/>
-          <w:strike w:val="false"/>
           <w:sz w:val="36"/>
           <w:szCs w:val="36"/>
           <w:color w:val="063360"/>
@@ -75,7 +73,6 @@
           <w:i w:val="true"/>
           <w:b w:val="false"/>
           <w:u w:val="none"/>
-          <w:strike w:val="false"/>
           <w:sz w:val="18"/>
           <w:szCs w:val="18"/>
           <w:color w:val="215A9E"/>
@@ -102,7 +99,6 @@
           <w:i w:val="false"/>
           <w:b w:val="false"/>
           <w:u w:val="none"/>
-          <w:strike w:val="false"/>
           <w:sz w:val="22"/>
           <w:szCs w:val="22"/>
           <w:color w:val="000000"/>
@@ -127,6 +123,7 @@
           <w:trHeight w:val="360" w:hRule="auto"/>
           <w:tblHeader/>
         </w:trPr>
+        header1
         <w:tc>
           <w:tcPr>
             <w:tcBorders>
@@ -156,24 +153,13 @@
               </w:pBdr>
               <w:spacing w:after="80" w:before="80" w:line="240"/>
               <w:ind w:left="80" w:right="80" w:firstLine="0" w:firstLineChars="0"/>
-              <w:rPr>
-                <w:rFonts w:ascii="Arial" w:hAnsi="Arial" w:eastAsia="Arial" w:cs="Arial"/>
+            </w:pPr>
+            <w:r>
+              <w:rPr>
+                <w:rFonts w:ascii="Arial" w:hAnsi="DejaVu Sans" w:eastAsia="DejaVu Sans" w:cs="DejaVu Sans"/>
                 <w:i w:val="false"/>
                 <w:b w:val="true"/>
                 <w:u w:val="none"/>
-                <w:strike w:val="false"/>
-                <w:sz w:val="21"/>
-                <w:szCs w:val="21"/>
-                <w:color w:val="063360"/>
-              </w:rPr>
-            </w:pPr>
-            <w:r>
-              <w:rPr>
-                <w:rFonts w:ascii="Arial" w:hAnsi="Arial" w:eastAsia="Arial" w:cs="Arial"/>
-                <w:i w:val="false"/>
-                <w:b w:val="true"/>
-                <w:u w:val="none"/>
-                <w:strike w:val="false"/>
                 <w:sz w:val="21"/>
                 <w:szCs w:val="21"/>
                 <w:color w:val="063360"/>
@@ -211,24 +197,13 @@
               </w:pBdr>
               <w:spacing w:after="80" w:before="80" w:line="240"/>
               <w:ind w:left="80" w:right="80" w:firstLine="0" w:firstLineChars="0"/>
-              <w:rPr>
-                <w:rFonts w:ascii="Arial" w:hAnsi="Arial" w:eastAsia="Arial" w:cs="Arial"/>
+            </w:pPr>
+            <w:r>
+              <w:rPr>
+                <w:rFonts w:ascii="Arial" w:hAnsi="DejaVu Sans" w:eastAsia="DejaVu Sans" w:cs="DejaVu Sans"/>
                 <w:i w:val="false"/>
                 <w:b w:val="true"/>
                 <w:u w:val="none"/>
-                <w:strike w:val="false"/>
-                <w:sz w:val="21"/>
-                <w:szCs w:val="21"/>
-                <w:color w:val="063360"/>
-              </w:rPr>
-            </w:pPr>
-            <w:r>
-              <w:rPr>
-                <w:rFonts w:ascii="Arial" w:hAnsi="Arial" w:eastAsia="Arial" w:cs="Arial"/>
-                <w:i w:val="false"/>
-                <w:b w:val="true"/>
-                <w:u w:val="none"/>
-                <w:strike w:val="false"/>
                 <w:sz w:val="21"/>
                 <w:szCs w:val="21"/>
                 <w:color w:val="063360"/>
@@ -266,24 +241,13 @@
               </w:pBdr>
               <w:spacing w:after="80" w:before="80" w:line="240"/>
               <w:ind w:left="80" w:right="80" w:firstLine="0" w:firstLineChars="0"/>
-              <w:rPr>
-                <w:rFonts w:ascii="Arial" w:hAnsi="Arial" w:eastAsia="Arial" w:cs="Arial"/>
+            </w:pPr>
+            <w:r>
+              <w:rPr>
+                <w:rFonts w:ascii="Arial" w:hAnsi="DejaVu Sans" w:eastAsia="DejaVu Sans" w:cs="DejaVu Sans"/>
                 <w:i w:val="false"/>
                 <w:b w:val="true"/>
                 <w:u w:val="none"/>
-                <w:strike w:val="false"/>
-                <w:sz w:val="21"/>
-                <w:szCs w:val="21"/>
-                <w:color w:val="063360"/>
-              </w:rPr>
-            </w:pPr>
-            <w:r>
-              <w:rPr>
-                <w:rFonts w:ascii="Arial" w:hAnsi="Arial" w:eastAsia="Arial" w:cs="Arial"/>
-                <w:i w:val="false"/>
-                <w:b w:val="true"/>
-                <w:u w:val="none"/>
-                <w:strike w:val="false"/>
                 <w:sz w:val="21"/>
                 <w:szCs w:val="21"/>
                 <w:color w:val="063360"/>
@@ -321,24 +285,13 @@
               </w:pBdr>
               <w:spacing w:after="80" w:before="80" w:line="240"/>
               <w:ind w:left="80" w:right="80" w:firstLine="0" w:firstLineChars="0"/>
-              <w:rPr>
-                <w:rFonts w:ascii="Arial" w:hAnsi="Arial" w:eastAsia="Arial" w:cs="Arial"/>
+            </w:pPr>
+            <w:r>
+              <w:rPr>
+                <w:rFonts w:ascii="Arial" w:hAnsi="DejaVu Sans" w:eastAsia="DejaVu Sans" w:cs="DejaVu Sans"/>
                 <w:i w:val="false"/>
                 <w:b w:val="true"/>
                 <w:u w:val="none"/>
-                <w:strike w:val="false"/>
-                <w:sz w:val="21"/>
-                <w:szCs w:val="21"/>
-                <w:color w:val="063360"/>
-              </w:rPr>
-            </w:pPr>
-            <w:r>
-              <w:rPr>
-                <w:rFonts w:ascii="Arial" w:hAnsi="Arial" w:eastAsia="Arial" w:cs="Arial"/>
-                <w:i w:val="false"/>
-                <w:b w:val="true"/>
-                <w:u w:val="none"/>
-                <w:strike w:val="false"/>
                 <w:sz w:val="21"/>
                 <w:szCs w:val="21"/>
                 <w:color w:val="063360"/>
@@ -352,6 +305,7 @@
         <w:trPr>
           <w:trHeight w:val="648" w:hRule="atLeast"/>
         </w:trPr>
+        body1
         <w:tc>
           <w:tcPr>
             <w:tcBorders>
@@ -381,24 +335,13 @@
               </w:pBdr>
               <w:spacing w:after="80" w:before="80" w:line="240"/>
               <w:ind w:left="80" w:right="80" w:firstLine="0" w:firstLineChars="0"/>
-              <w:rPr>
-                <w:rFonts w:ascii="Arial" w:hAnsi="Arial" w:eastAsia="Arial" w:cs="Arial"/>
-                <w:i w:val="false"/>
-                <w:b w:val="false"/>
-                <w:u w:val="none"/>
-                <w:strike w:val="false"/>
-                <w:sz w:val="21"/>
-                <w:szCs w:val="21"/>
-                <w:color w:val="000000"/>
-              </w:rPr>
             </w:pPr>
             <w:r>
               <w:rPr>
-                <w:rFonts w:ascii="Arial" w:hAnsi="Arial" w:eastAsia="Arial" w:cs="Arial"/>
-                <w:i w:val="false"/>
-                <w:b w:val="false"/>
-                <w:u w:val="none"/>
-                <w:strike w:val="false"/>
+                <w:rFonts w:ascii="Arial" w:hAnsi="DejaVu Sans" w:eastAsia="DejaVu Sans" w:cs="DejaVu Sans"/>
+                <w:i w:val="false"/>
+                <w:b w:val="false"/>
+                <w:u w:val="none"/>
                 <w:sz w:val="21"/>
                 <w:szCs w:val="21"/>
                 <w:color w:val="000000"/>
@@ -436,24 +379,13 @@
               </w:pBdr>
               <w:spacing w:after="80" w:before="80" w:line="240"/>
               <w:ind w:left="80" w:right="80" w:firstLine="0" w:firstLineChars="0"/>
-              <w:rPr>
-                <w:rFonts w:ascii="Arial" w:hAnsi="Arial" w:eastAsia="Arial" w:cs="Arial"/>
-                <w:i w:val="false"/>
-                <w:b w:val="false"/>
-                <w:u w:val="none"/>
-                <w:strike w:val="false"/>
-                <w:sz w:val="21"/>
-                <w:szCs w:val="21"/>
-                <w:color w:val="000000"/>
-              </w:rPr>
             </w:pPr>
             <w:r>
               <w:rPr>
-                <w:rFonts w:ascii="Arial" w:hAnsi="Arial" w:eastAsia="Arial" w:cs="Arial"/>
-                <w:i w:val="false"/>
-                <w:b w:val="false"/>
-                <w:u w:val="none"/>
-                <w:strike w:val="false"/>
+                <w:rFonts w:ascii="Arial" w:hAnsi="DejaVu Sans" w:eastAsia="DejaVu Sans" w:cs="DejaVu Sans"/>
+                <w:i w:val="false"/>
+                <w:b w:val="false"/>
+                <w:u w:val="none"/>
                 <w:sz w:val="21"/>
                 <w:szCs w:val="21"/>
                 <w:color w:val="000000"/>
@@ -491,24 +423,13 @@
               </w:pBdr>
               <w:spacing w:after="80" w:before="80" w:line="240"/>
               <w:ind w:left="80" w:right="80" w:firstLine="0" w:firstLineChars="0"/>
-              <w:rPr>
-                <w:rFonts w:ascii="Arial" w:hAnsi="Arial" w:eastAsia="Arial" w:cs="Arial"/>
-                <w:i w:val="false"/>
-                <w:b w:val="false"/>
-                <w:u w:val="none"/>
-                <w:strike w:val="false"/>
-                <w:sz w:val="21"/>
-                <w:szCs w:val="21"/>
-                <w:color w:val="000000"/>
-              </w:rPr>
             </w:pPr>
             <w:r>
               <w:rPr>
-                <w:rFonts w:ascii="Arial" w:hAnsi="Arial" w:eastAsia="Arial" w:cs="Arial"/>
-                <w:i w:val="false"/>
-                <w:b w:val="false"/>
-                <w:u w:val="none"/>
-                <w:strike w:val="false"/>
+                <w:rFonts w:ascii="Arial" w:hAnsi="DejaVu Sans" w:eastAsia="DejaVu Sans" w:cs="DejaVu Sans"/>
+                <w:i w:val="false"/>
+                <w:b w:val="false"/>
+                <w:u w:val="none"/>
                 <w:sz w:val="21"/>
                 <w:szCs w:val="21"/>
                 <w:color w:val="000000"/>
@@ -546,24 +467,13 @@
               </w:pBdr>
               <w:spacing w:after="80" w:before="80" w:line="240"/>
               <w:ind w:left="80" w:right="80" w:firstLine="0" w:firstLineChars="0"/>
-              <w:rPr>
-                <w:rFonts w:ascii="Arial" w:hAnsi="Arial" w:eastAsia="Arial" w:cs="Arial"/>
-                <w:i w:val="false"/>
-                <w:b w:val="false"/>
-                <w:u w:val="none"/>
-                <w:strike w:val="false"/>
-                <w:sz w:val="21"/>
-                <w:szCs w:val="21"/>
-                <w:color w:val="000000"/>
-              </w:rPr>
             </w:pPr>
             <w:r>
               <w:rPr>
-                <w:rFonts w:ascii="Arial" w:hAnsi="Arial" w:eastAsia="Arial" w:cs="Arial"/>
-                <w:i w:val="false"/>
-                <w:b w:val="false"/>
-                <w:u w:val="none"/>
-                <w:strike w:val="false"/>
+                <w:rFonts w:ascii="Arial" w:hAnsi="DejaVu Sans" w:eastAsia="DejaVu Sans" w:cs="DejaVu Sans"/>
+                <w:i w:val="false"/>
+                <w:b w:val="false"/>
+                <w:u w:val="none"/>
                 <w:sz w:val="21"/>
                 <w:szCs w:val="21"/>
                 <w:color w:val="000000"/>
@@ -577,6 +487,7 @@
         <w:trPr>
           <w:trHeight w:val="648" w:hRule="atLeast"/>
         </w:trPr>
+        body2
         <w:tc>
           <w:tcPr>
             <w:tcBorders>
@@ -606,24 +517,13 @@
               </w:pBdr>
               <w:spacing w:after="80" w:before="80" w:line="240"/>
               <w:ind w:left="80" w:right="80" w:firstLine="0" w:firstLineChars="0"/>
-              <w:rPr>
-                <w:rFonts w:ascii="Arial" w:hAnsi="Arial" w:eastAsia="Arial" w:cs="Arial"/>
-                <w:i w:val="false"/>
-                <w:b w:val="false"/>
-                <w:u w:val="none"/>
-                <w:strike w:val="false"/>
-                <w:sz w:val="21"/>
-                <w:szCs w:val="21"/>
-                <w:color w:val="000000"/>
-              </w:rPr>
             </w:pPr>
             <w:r>
               <w:rPr>
-                <w:rFonts w:ascii="Arial" w:hAnsi="Arial" w:eastAsia="Arial" w:cs="Arial"/>
-                <w:i w:val="false"/>
-                <w:b w:val="false"/>
-                <w:u w:val="none"/>
-                <w:strike w:val="false"/>
+                <w:rFonts w:ascii="Arial" w:hAnsi="DejaVu Sans" w:eastAsia="DejaVu Sans" w:cs="DejaVu Sans"/>
+                <w:i w:val="false"/>
+                <w:b w:val="false"/>
+                <w:u w:val="none"/>
                 <w:sz w:val="21"/>
                 <w:szCs w:val="21"/>
                 <w:color w:val="000000"/>
@@ -661,24 +561,13 @@
               </w:pBdr>
               <w:spacing w:after="80" w:before="80" w:line="240"/>
               <w:ind w:left="80" w:right="80" w:firstLine="0" w:firstLineChars="0"/>
-              <w:rPr>
-                <w:rFonts w:ascii="Arial" w:hAnsi="Arial" w:eastAsia="Arial" w:cs="Arial"/>
-                <w:i w:val="false"/>
-                <w:b w:val="false"/>
-                <w:u w:val="none"/>
-                <w:strike w:val="false"/>
-                <w:sz w:val="21"/>
-                <w:szCs w:val="21"/>
-                <w:color w:val="000000"/>
-              </w:rPr>
             </w:pPr>
             <w:r>
               <w:rPr>
-                <w:rFonts w:ascii="Arial" w:hAnsi="Arial" w:eastAsia="Arial" w:cs="Arial"/>
-                <w:i w:val="false"/>
-                <w:b w:val="false"/>
-                <w:u w:val="none"/>
-                <w:strike w:val="false"/>
+                <w:rFonts w:ascii="Arial" w:hAnsi="DejaVu Sans" w:eastAsia="DejaVu Sans" w:cs="DejaVu Sans"/>
+                <w:i w:val="false"/>
+                <w:b w:val="false"/>
+                <w:u w:val="none"/>
                 <w:sz w:val="21"/>
                 <w:szCs w:val="21"/>
                 <w:color w:val="000000"/>
@@ -716,24 +605,13 @@
               </w:pBdr>
               <w:spacing w:after="80" w:before="80" w:line="240"/>
               <w:ind w:left="80" w:right="80" w:firstLine="0" w:firstLineChars="0"/>
-              <w:rPr>
-                <w:rFonts w:ascii="Arial" w:hAnsi="Arial" w:eastAsia="Arial" w:cs="Arial"/>
-                <w:i w:val="false"/>
-                <w:b w:val="false"/>
-                <w:u w:val="none"/>
-                <w:strike w:val="false"/>
-                <w:sz w:val="21"/>
-                <w:szCs w:val="21"/>
-                <w:color w:val="000000"/>
-              </w:rPr>
             </w:pPr>
             <w:r>
               <w:rPr>
-                <w:rFonts w:ascii="Arial" w:hAnsi="Arial" w:eastAsia="Arial" w:cs="Arial"/>
-                <w:i w:val="false"/>
-                <w:b w:val="false"/>
-                <w:u w:val="none"/>
-                <w:strike w:val="false"/>
+                <w:rFonts w:ascii="Arial" w:hAnsi="DejaVu Sans" w:eastAsia="DejaVu Sans" w:cs="DejaVu Sans"/>
+                <w:i w:val="false"/>
+                <w:b w:val="false"/>
+                <w:u w:val="none"/>
                 <w:sz w:val="21"/>
                 <w:szCs w:val="21"/>
                 <w:color w:val="000000"/>
@@ -771,24 +649,13 @@
               </w:pBdr>
               <w:spacing w:after="80" w:before="80" w:line="240"/>
               <w:ind w:left="80" w:right="80" w:firstLine="0" w:firstLineChars="0"/>
-              <w:rPr>
-                <w:rFonts w:ascii="Arial" w:hAnsi="Arial" w:eastAsia="Arial" w:cs="Arial"/>
-                <w:i w:val="false"/>
-                <w:b w:val="false"/>
-                <w:u w:val="none"/>
-                <w:strike w:val="false"/>
-                <w:sz w:val="21"/>
-                <w:szCs w:val="21"/>
-                <w:color w:val="000000"/>
-              </w:rPr>
             </w:pPr>
             <w:r>
               <w:rPr>
-                <w:rFonts w:ascii="Arial" w:hAnsi="Arial" w:eastAsia="Arial" w:cs="Arial"/>
-                <w:i w:val="false"/>
-                <w:b w:val="false"/>
-                <w:u w:val="none"/>
-                <w:strike w:val="false"/>
+                <w:rFonts w:ascii="Arial" w:hAnsi="DejaVu Sans" w:eastAsia="DejaVu Sans" w:cs="DejaVu Sans"/>
+                <w:i w:val="false"/>
+                <w:b w:val="false"/>
+                <w:u w:val="none"/>
                 <w:sz w:val="21"/>
                 <w:szCs w:val="21"/>
                 <w:color w:val="000000"/>
@@ -802,6 +669,7 @@
         <w:trPr>
           <w:trHeight w:val="648" w:hRule="atLeast"/>
         </w:trPr>
+        body3
         <w:tc>
           <w:tcPr>
             <w:tcBorders>
@@ -831,24 +699,13 @@
               </w:pBdr>
               <w:spacing w:after="80" w:before="80" w:line="240"/>
               <w:ind w:left="80" w:right="80" w:firstLine="0" w:firstLineChars="0"/>
-              <w:rPr>
-                <w:rFonts w:ascii="Arial" w:hAnsi="Arial" w:eastAsia="Arial" w:cs="Arial"/>
-                <w:i w:val="false"/>
-                <w:b w:val="false"/>
-                <w:u w:val="none"/>
-                <w:strike w:val="false"/>
-                <w:sz w:val="21"/>
-                <w:szCs w:val="21"/>
-                <w:color w:val="000000"/>
-              </w:rPr>
             </w:pPr>
             <w:r>
               <w:rPr>
-                <w:rFonts w:ascii="Arial" w:hAnsi="Arial" w:eastAsia="Arial" w:cs="Arial"/>
-                <w:i w:val="false"/>
-                <w:b w:val="false"/>
-                <w:u w:val="none"/>
-                <w:strike w:val="false"/>
+                <w:rFonts w:ascii="Arial" w:hAnsi="DejaVu Sans" w:eastAsia="DejaVu Sans" w:cs="DejaVu Sans"/>
+                <w:i w:val="false"/>
+                <w:b w:val="false"/>
+                <w:u w:val="none"/>
                 <w:sz w:val="21"/>
                 <w:szCs w:val="21"/>
                 <w:color w:val="000000"/>
@@ -886,24 +743,13 @@
               </w:pBdr>
               <w:spacing w:after="80" w:before="80" w:line="240"/>
               <w:ind w:left="80" w:right="80" w:firstLine="0" w:firstLineChars="0"/>
-              <w:rPr>
-                <w:rFonts w:ascii="Arial" w:hAnsi="Arial" w:eastAsia="Arial" w:cs="Arial"/>
-                <w:i w:val="false"/>
-                <w:b w:val="false"/>
-                <w:u w:val="none"/>
-                <w:strike w:val="false"/>
-                <w:sz w:val="21"/>
-                <w:szCs w:val="21"/>
-                <w:color w:val="000000"/>
-              </w:rPr>
             </w:pPr>
             <w:r>
               <w:rPr>
-                <w:rFonts w:ascii="Arial" w:hAnsi="Arial" w:eastAsia="Arial" w:cs="Arial"/>
-                <w:i w:val="false"/>
-                <w:b w:val="false"/>
-                <w:u w:val="none"/>
-                <w:strike w:val="false"/>
+                <w:rFonts w:ascii="Arial" w:hAnsi="DejaVu Sans" w:eastAsia="DejaVu Sans" w:cs="DejaVu Sans"/>
+                <w:i w:val="false"/>
+                <w:b w:val="false"/>
+                <w:u w:val="none"/>
                 <w:sz w:val="21"/>
                 <w:szCs w:val="21"/>
                 <w:color w:val="000000"/>
@@ -941,24 +787,13 @@
               </w:pBdr>
               <w:spacing w:after="80" w:before="80" w:line="240"/>
               <w:ind w:left="80" w:right="80" w:firstLine="0" w:firstLineChars="0"/>
-              <w:rPr>
-                <w:rFonts w:ascii="Arial" w:hAnsi="Arial" w:eastAsia="Arial" w:cs="Arial"/>
-                <w:i w:val="false"/>
-                <w:b w:val="false"/>
-                <w:u w:val="none"/>
-                <w:strike w:val="false"/>
-                <w:sz w:val="21"/>
-                <w:szCs w:val="21"/>
-                <w:color w:val="000000"/>
-              </w:rPr>
             </w:pPr>
             <w:r>
               <w:rPr>
-                <w:rFonts w:ascii="Arial" w:hAnsi="Arial" w:eastAsia="Arial" w:cs="Arial"/>
-                <w:i w:val="false"/>
-                <w:b w:val="false"/>
-                <w:u w:val="none"/>
-                <w:strike w:val="false"/>
+                <w:rFonts w:ascii="Arial" w:hAnsi="DejaVu Sans" w:eastAsia="DejaVu Sans" w:cs="DejaVu Sans"/>
+                <w:i w:val="false"/>
+                <w:b w:val="false"/>
+                <w:u w:val="none"/>
                 <w:sz w:val="21"/>
                 <w:szCs w:val="21"/>
                 <w:color w:val="000000"/>
@@ -996,24 +831,13 @@
               </w:pBdr>
               <w:spacing w:after="80" w:before="80" w:line="240"/>
               <w:ind w:left="80" w:right="80" w:firstLine="0" w:firstLineChars="0"/>
-              <w:rPr>
-                <w:rFonts w:ascii="Arial" w:hAnsi="Arial" w:eastAsia="Arial" w:cs="Arial"/>
-                <w:i w:val="false"/>
-                <w:b w:val="false"/>
-                <w:u w:val="none"/>
-                <w:strike w:val="false"/>
-                <w:sz w:val="21"/>
-                <w:szCs w:val="21"/>
-                <w:color w:val="000000"/>
-              </w:rPr>
             </w:pPr>
             <w:r>
               <w:rPr>
-                <w:rFonts w:ascii="Arial" w:hAnsi="Arial" w:eastAsia="Arial" w:cs="Arial"/>
-                <w:i w:val="false"/>
-                <w:b w:val="false"/>
-                <w:u w:val="none"/>
-                <w:strike w:val="false"/>
+                <w:rFonts w:ascii="Arial" w:hAnsi="DejaVu Sans" w:eastAsia="DejaVu Sans" w:cs="DejaVu Sans"/>
+                <w:i w:val="false"/>
+                <w:b w:val="false"/>
+                <w:u w:val="none"/>
                 <w:sz w:val="21"/>
                 <w:szCs w:val="21"/>
                 <w:color w:val="000000"/>
@@ -1043,7 +867,6 @@
           <w:i w:val="false"/>
           <w:b w:val="true"/>
           <w:u w:val="none"/>
-          <w:strike w:val="false"/>
           <w:sz w:val="26"/>
           <w:szCs w:val="26"/>
           <w:color w:val="215A9E"/>
@@ -1070,7 +893,6 @@
           <w:i w:val="false"/>
           <w:b w:val="false"/>
           <w:u w:val="none"/>
-          <w:strike w:val="false"/>
           <w:sz w:val="22"/>
           <w:szCs w:val="22"/>
           <w:color w:val="000000"/>
@@ -1097,7 +919,6 @@
           <w:i w:val="false"/>
           <w:b w:val="false"/>
           <w:u w:val="none"/>
-          <w:strike w:val="false"/>
           <w:sz w:val="22"/>
           <w:szCs w:val="22"/>
           <w:color w:val="000000"/>
@@ -1124,7 +945,6 @@
           <w:i w:val="false"/>
           <w:b w:val="false"/>
           <w:u w:val="none"/>
-          <w:strike w:val="false"/>
           <w:sz w:val="22"/>
           <w:szCs w:val="22"/>
           <w:color w:val="000000"/>
@@ -1151,7 +971,6 @@
           <w:i w:val="false"/>
           <w:b w:val="false"/>
           <w:u w:val="none"/>
-          <w:strike w:val="false"/>
           <w:sz w:val="22"/>
           <w:szCs w:val="22"/>
           <w:color w:val="000000"/>
@@ -1178,7 +997,6 @@
           <w:i w:val="false"/>
           <w:b w:val="false"/>
           <w:u w:val="none"/>
-          <w:strike w:val="false"/>
           <w:sz w:val="22"/>
           <w:szCs w:val="22"/>
           <w:color w:val="000000"/>
@@ -1211,7 +1029,6 @@
           <w:i w:val="false"/>
           <w:b w:val="false"/>
           <w:u w:val="none"/>
-          <w:strike w:val="false"/>
           <w:sz w:val="18"/>
           <w:szCs w:val="18"/>
           <w:color w:val="545860"/>
@@ -1238,7 +1055,6 @@
           <w:i w:val="false"/>
           <w:b w:val="true"/>
           <w:u w:val="none"/>
-          <w:strike w:val="false"/>
           <w:sz w:val="36"/>
           <w:szCs w:val="36"/>
           <w:color w:val="063360"/>
@@ -1265,7 +1081,6 @@
           <w:i w:val="true"/>
           <w:b w:val="false"/>
           <w:u w:val="none"/>
-          <w:strike w:val="false"/>
           <w:sz w:val="18"/>
           <w:szCs w:val="18"/>
           <w:color w:val="215A9E"/>
@@ -1292,7 +1107,6 @@
           <w:i w:val="false"/>
           <w:b w:val="false"/>
           <w:u w:val="none"/>
-          <w:strike w:val="false"/>
           <w:sz w:val="22"/>
           <w:szCs w:val="22"/>
           <w:color w:val="000000"/>
@@ -1318,6 +1132,7 @@
           <w:trHeight w:val="360" w:hRule="auto"/>
           <w:tblHeader/>
         </w:trPr>
+        header1
         <w:tc>
           <w:tcPr>
             <w:tcBorders>
@@ -1347,24 +1162,13 @@
               </w:pBdr>
               <w:spacing w:after="80" w:before="80" w:line="240"/>
               <w:ind w:left="80" w:right="80" w:firstLine="0" w:firstLineChars="0"/>
-              <w:rPr>
-                <w:rFonts w:ascii="Arial" w:hAnsi="Arial" w:eastAsia="Arial" w:cs="Arial"/>
+            </w:pPr>
+            <w:r>
+              <w:rPr>
+                <w:rFonts w:ascii="Arial" w:hAnsi="DejaVu Sans" w:eastAsia="DejaVu Sans" w:cs="DejaVu Sans"/>
                 <w:i w:val="false"/>
                 <w:b w:val="true"/>
                 <w:u w:val="none"/>
-                <w:strike w:val="false"/>
-                <w:sz w:val="21"/>
-                <w:szCs w:val="21"/>
-                <w:color w:val="063360"/>
-              </w:rPr>
-            </w:pPr>
-            <w:r>
-              <w:rPr>
-                <w:rFonts w:ascii="Arial" w:hAnsi="Arial" w:eastAsia="Arial" w:cs="Arial"/>
-                <w:i w:val="false"/>
-                <w:b w:val="true"/>
-                <w:u w:val="none"/>
-                <w:strike w:val="false"/>
                 <w:sz w:val="21"/>
                 <w:szCs w:val="21"/>
                 <w:color w:val="063360"/>
@@ -1402,24 +1206,13 @@
               </w:pBdr>
               <w:spacing w:after="80" w:before="80" w:line="240"/>
               <w:ind w:left="80" w:right="80" w:firstLine="0" w:firstLineChars="0"/>
-              <w:rPr>
-                <w:rFonts w:ascii="Arial" w:hAnsi="Arial" w:eastAsia="Arial" w:cs="Arial"/>
+            </w:pPr>
+            <w:r>
+              <w:rPr>
+                <w:rFonts w:ascii="Arial" w:hAnsi="DejaVu Sans" w:eastAsia="DejaVu Sans" w:cs="DejaVu Sans"/>
                 <w:i w:val="false"/>
                 <w:b w:val="true"/>
                 <w:u w:val="none"/>
-                <w:strike w:val="false"/>
-                <w:sz w:val="21"/>
-                <w:szCs w:val="21"/>
-                <w:color w:val="063360"/>
-              </w:rPr>
-            </w:pPr>
-            <w:r>
-              <w:rPr>
-                <w:rFonts w:ascii="Arial" w:hAnsi="Arial" w:eastAsia="Arial" w:cs="Arial"/>
-                <w:i w:val="false"/>
-                <w:b w:val="true"/>
-                <w:u w:val="none"/>
-                <w:strike w:val="false"/>
                 <w:sz w:val="21"/>
                 <w:szCs w:val="21"/>
                 <w:color w:val="063360"/>
@@ -1457,24 +1250,13 @@
               </w:pBdr>
               <w:spacing w:after="80" w:before="80" w:line="240"/>
               <w:ind w:left="80" w:right="80" w:firstLine="0" w:firstLineChars="0"/>
-              <w:rPr>
-                <w:rFonts w:ascii="Arial" w:hAnsi="Arial" w:eastAsia="Arial" w:cs="Arial"/>
+            </w:pPr>
+            <w:r>
+              <w:rPr>
+                <w:rFonts w:ascii="Arial" w:hAnsi="DejaVu Sans" w:eastAsia="DejaVu Sans" w:cs="DejaVu Sans"/>
                 <w:i w:val="false"/>
                 <w:b w:val="true"/>
                 <w:u w:val="none"/>
-                <w:strike w:val="false"/>
-                <w:sz w:val="21"/>
-                <w:szCs w:val="21"/>
-                <w:color w:val="063360"/>
-              </w:rPr>
-            </w:pPr>
-            <w:r>
-              <w:rPr>
-                <w:rFonts w:ascii="Arial" w:hAnsi="Arial" w:eastAsia="Arial" w:cs="Arial"/>
-                <w:i w:val="false"/>
-                <w:b w:val="true"/>
-                <w:u w:val="none"/>
-                <w:strike w:val="false"/>
                 <w:sz w:val="21"/>
                 <w:szCs w:val="21"/>
                 <w:color w:val="063360"/>
@@ -1512,24 +1294,13 @@
               </w:pBdr>
               <w:spacing w:after="80" w:before="80" w:line="240"/>
               <w:ind w:left="80" w:right="80" w:firstLine="0" w:firstLineChars="0"/>
-              <w:rPr>
-                <w:rFonts w:ascii="Arial" w:hAnsi="Arial" w:eastAsia="Arial" w:cs="Arial"/>
+            </w:pPr>
+            <w:r>
+              <w:rPr>
+                <w:rFonts w:ascii="Arial" w:hAnsi="DejaVu Sans" w:eastAsia="DejaVu Sans" w:cs="DejaVu Sans"/>
                 <w:i w:val="false"/>
                 <w:b w:val="true"/>
                 <w:u w:val="none"/>
-                <w:strike w:val="false"/>
-                <w:sz w:val="21"/>
-                <w:szCs w:val="21"/>
-                <w:color w:val="063360"/>
-              </w:rPr>
-            </w:pPr>
-            <w:r>
-              <w:rPr>
-                <w:rFonts w:ascii="Arial" w:hAnsi="Arial" w:eastAsia="Arial" w:cs="Arial"/>
-                <w:i w:val="false"/>
-                <w:b w:val="true"/>
-                <w:u w:val="none"/>
-                <w:strike w:val="false"/>
                 <w:sz w:val="21"/>
                 <w:szCs w:val="21"/>
                 <w:color w:val="063360"/>
@@ -1567,24 +1338,13 @@
               </w:pBdr>
               <w:spacing w:after="80" w:before="80" w:line="240"/>
               <w:ind w:left="80" w:right="80" w:firstLine="0" w:firstLineChars="0"/>
-              <w:rPr>
-                <w:rFonts w:ascii="Arial" w:hAnsi="Arial" w:eastAsia="Arial" w:cs="Arial"/>
+            </w:pPr>
+            <w:r>
+              <w:rPr>
+                <w:rFonts w:ascii="Arial" w:hAnsi="DejaVu Sans" w:eastAsia="DejaVu Sans" w:cs="DejaVu Sans"/>
                 <w:i w:val="false"/>
                 <w:b w:val="true"/>
                 <w:u w:val="none"/>
-                <w:strike w:val="false"/>
-                <w:sz w:val="21"/>
-                <w:szCs w:val="21"/>
-                <w:color w:val="063360"/>
-              </w:rPr>
-            </w:pPr>
-            <w:r>
-              <w:rPr>
-                <w:rFonts w:ascii="Arial" w:hAnsi="Arial" w:eastAsia="Arial" w:cs="Arial"/>
-                <w:i w:val="false"/>
-                <w:b w:val="true"/>
-                <w:u w:val="none"/>
-                <w:strike w:val="false"/>
                 <w:sz w:val="21"/>
                 <w:szCs w:val="21"/>
                 <w:color w:val="063360"/>
@@ -1598,6 +1358,7 @@
         <w:trPr>
           <w:trHeight w:val="360" w:hRule="auto"/>
         </w:trPr>
+        body1
         <w:tc>
           <w:tcPr>
             <w:tcBorders>
@@ -1627,24 +1388,13 @@
               </w:pBdr>
               <w:spacing w:after="80" w:before="80" w:line="240"/>
               <w:ind w:left="80" w:right="80" w:firstLine="0" w:firstLineChars="0"/>
-              <w:rPr>
-                <w:rFonts w:ascii="Arial" w:hAnsi="Arial" w:eastAsia="Arial" w:cs="Arial"/>
-                <w:i w:val="false"/>
-                <w:b w:val="false"/>
-                <w:u w:val="none"/>
-                <w:strike w:val="false"/>
-                <w:sz w:val="21"/>
-                <w:szCs w:val="21"/>
-                <w:color w:val="000000"/>
-              </w:rPr>
             </w:pPr>
             <w:r>
               <w:rPr>
-                <w:rFonts w:ascii="Arial" w:hAnsi="Arial" w:eastAsia="Arial" w:cs="Arial"/>
-                <w:i w:val="false"/>
-                <w:b w:val="false"/>
-                <w:u w:val="none"/>
-                <w:strike w:val="false"/>
+                <w:rFonts w:ascii="Arial" w:hAnsi="DejaVu Sans" w:eastAsia="DejaVu Sans" w:cs="DejaVu Sans"/>
+                <w:i w:val="false"/>
+                <w:b w:val="false"/>
+                <w:u w:val="none"/>
                 <w:sz w:val="21"/>
                 <w:szCs w:val="21"/>
                 <w:color w:val="000000"/>
@@ -1682,24 +1432,13 @@
               </w:pBdr>
               <w:spacing w:after="80" w:before="80" w:line="240"/>
               <w:ind w:left="80" w:right="80" w:firstLine="0" w:firstLineChars="0"/>
-              <w:rPr>
-                <w:rFonts w:ascii="Arial" w:hAnsi="Arial" w:eastAsia="Arial" w:cs="Arial"/>
-                <w:i w:val="false"/>
-                <w:b w:val="false"/>
-                <w:u w:val="none"/>
-                <w:strike w:val="false"/>
-                <w:sz w:val="21"/>
-                <w:szCs w:val="21"/>
-                <w:color w:val="000000"/>
-              </w:rPr>
             </w:pPr>
             <w:r>
               <w:rPr>
-                <w:rFonts w:ascii="Arial" w:hAnsi="Arial" w:eastAsia="Arial" w:cs="Arial"/>
-                <w:i w:val="false"/>
-                <w:b w:val="false"/>
-                <w:u w:val="none"/>
-                <w:strike w:val="false"/>
+                <w:rFonts w:ascii="Arial" w:hAnsi="DejaVu Sans" w:eastAsia="DejaVu Sans" w:cs="DejaVu Sans"/>
+                <w:i w:val="false"/>
+                <w:b w:val="false"/>
+                <w:u w:val="none"/>
                 <w:sz w:val="21"/>
                 <w:szCs w:val="21"/>
                 <w:color w:val="000000"/>
@@ -1737,24 +1476,13 @@
               </w:pBdr>
               <w:spacing w:after="80" w:before="80" w:line="240"/>
               <w:ind w:left="80" w:right="80" w:firstLine="0" w:firstLineChars="0"/>
-              <w:rPr>
-                <w:rFonts w:ascii="Arial" w:hAnsi="Arial" w:eastAsia="Arial" w:cs="Arial"/>
-                <w:i w:val="false"/>
-                <w:b w:val="false"/>
-                <w:u w:val="none"/>
-                <w:strike w:val="false"/>
-                <w:sz w:val="21"/>
-                <w:szCs w:val="21"/>
-                <w:color w:val="000000"/>
-              </w:rPr>
             </w:pPr>
             <w:r>
               <w:rPr>
-                <w:rFonts w:ascii="Arial" w:hAnsi="Arial" w:eastAsia="Arial" w:cs="Arial"/>
-                <w:i w:val="false"/>
-                <w:b w:val="false"/>
-                <w:u w:val="none"/>
-                <w:strike w:val="false"/>
+                <w:rFonts w:ascii="Arial" w:hAnsi="DejaVu Sans" w:eastAsia="DejaVu Sans" w:cs="DejaVu Sans"/>
+                <w:i w:val="false"/>
+                <w:b w:val="false"/>
+                <w:u w:val="none"/>
                 <w:sz w:val="21"/>
                 <w:szCs w:val="21"/>
                 <w:color w:val="000000"/>
@@ -1792,24 +1520,13 @@
               </w:pBdr>
               <w:spacing w:after="80" w:before="80" w:line="240"/>
               <w:ind w:left="80" w:right="80" w:firstLine="0" w:firstLineChars="0"/>
-              <w:rPr>
-                <w:rFonts w:ascii="Arial" w:hAnsi="Arial" w:eastAsia="Arial" w:cs="Arial"/>
-                <w:i w:val="false"/>
-                <w:b w:val="false"/>
-                <w:u w:val="none"/>
-                <w:strike w:val="false"/>
-                <w:sz w:val="21"/>
-                <w:szCs w:val="21"/>
-                <w:color w:val="000000"/>
-              </w:rPr>
             </w:pPr>
             <w:r>
               <w:rPr>
-                <w:rFonts w:ascii="Arial" w:hAnsi="Arial" w:eastAsia="Arial" w:cs="Arial"/>
-                <w:i w:val="false"/>
-                <w:b w:val="false"/>
-                <w:u w:val="none"/>
-                <w:strike w:val="false"/>
+                <w:rFonts w:ascii="Arial" w:hAnsi="DejaVu Sans" w:eastAsia="DejaVu Sans" w:cs="DejaVu Sans"/>
+                <w:i w:val="false"/>
+                <w:b w:val="false"/>
+                <w:u w:val="none"/>
                 <w:sz w:val="21"/>
                 <w:szCs w:val="21"/>
                 <w:color w:val="000000"/>
@@ -1847,24 +1564,13 @@
               </w:pBdr>
               <w:spacing w:after="80" w:before="80" w:line="240"/>
               <w:ind w:left="80" w:right="80" w:firstLine="0" w:firstLineChars="0"/>
-              <w:rPr>
-                <w:rFonts w:ascii="Arial" w:hAnsi="Arial" w:eastAsia="Arial" w:cs="Arial"/>
-                <w:i w:val="false"/>
-                <w:b w:val="false"/>
-                <w:u w:val="none"/>
-                <w:strike w:val="false"/>
-                <w:sz w:val="21"/>
-                <w:szCs w:val="21"/>
-                <w:color w:val="000000"/>
-              </w:rPr>
             </w:pPr>
             <w:r>
               <w:rPr>
-                <w:rFonts w:ascii="Arial" w:hAnsi="Arial" w:eastAsia="Arial" w:cs="Arial"/>
-                <w:i w:val="false"/>
-                <w:b w:val="false"/>
-                <w:u w:val="none"/>
-                <w:strike w:val="false"/>
+                <w:rFonts w:ascii="Arial" w:hAnsi="DejaVu Sans" w:eastAsia="DejaVu Sans" w:cs="DejaVu Sans"/>
+                <w:i w:val="false"/>
+                <w:b w:val="false"/>
+                <w:u w:val="none"/>
                 <w:sz w:val="21"/>
                 <w:szCs w:val="21"/>
                 <w:color w:val="000000"/>
@@ -1878,6 +1584,7 @@
         <w:trPr>
           <w:trHeight w:val="360" w:hRule="auto"/>
         </w:trPr>
+        body2
         <w:tc>
           <w:tcPr>
             <w:tcBorders>
@@ -1907,24 +1614,13 @@
               </w:pBdr>
               <w:spacing w:after="80" w:before="80" w:line="240"/>
               <w:ind w:left="80" w:right="80" w:firstLine="0" w:firstLineChars="0"/>
-              <w:rPr>
-                <w:rFonts w:ascii="Arial" w:hAnsi="Arial" w:eastAsia="Arial" w:cs="Arial"/>
-                <w:i w:val="false"/>
-                <w:b w:val="false"/>
-                <w:u w:val="none"/>
-                <w:strike w:val="false"/>
-                <w:sz w:val="21"/>
-                <w:szCs w:val="21"/>
-                <w:color w:val="000000"/>
-              </w:rPr>
             </w:pPr>
             <w:r>
               <w:rPr>
-                <w:rFonts w:ascii="Arial" w:hAnsi="Arial" w:eastAsia="Arial" w:cs="Arial"/>
-                <w:i w:val="false"/>
-                <w:b w:val="false"/>
-                <w:u w:val="none"/>
-                <w:strike w:val="false"/>
+                <w:rFonts w:ascii="Arial" w:hAnsi="DejaVu Sans" w:eastAsia="DejaVu Sans" w:cs="DejaVu Sans"/>
+                <w:i w:val="false"/>
+                <w:b w:val="false"/>
+                <w:u w:val="none"/>
                 <w:sz w:val="21"/>
                 <w:szCs w:val="21"/>
                 <w:color w:val="000000"/>
@@ -1962,24 +1658,13 @@
               </w:pBdr>
               <w:spacing w:after="80" w:before="80" w:line="240"/>
               <w:ind w:left="80" w:right="80" w:firstLine="0" w:firstLineChars="0"/>
-              <w:rPr>
-                <w:rFonts w:ascii="Arial" w:hAnsi="Arial" w:eastAsia="Arial" w:cs="Arial"/>
-                <w:i w:val="false"/>
-                <w:b w:val="false"/>
-                <w:u w:val="none"/>
-                <w:strike w:val="false"/>
-                <w:sz w:val="21"/>
-                <w:szCs w:val="21"/>
-                <w:color w:val="000000"/>
-              </w:rPr>
             </w:pPr>
             <w:r>
               <w:rPr>
-                <w:rFonts w:ascii="Arial" w:hAnsi="Arial" w:eastAsia="Arial" w:cs="Arial"/>
-                <w:i w:val="false"/>
-                <w:b w:val="false"/>
-                <w:u w:val="none"/>
-                <w:strike w:val="false"/>
+                <w:rFonts w:ascii="Arial" w:hAnsi="DejaVu Sans" w:eastAsia="DejaVu Sans" w:cs="DejaVu Sans"/>
+                <w:i w:val="false"/>
+                <w:b w:val="false"/>
+                <w:u w:val="none"/>
                 <w:sz w:val="21"/>
                 <w:szCs w:val="21"/>
                 <w:color w:val="000000"/>
@@ -2017,24 +1702,13 @@
               </w:pBdr>
               <w:spacing w:after="80" w:before="80" w:line="240"/>
               <w:ind w:left="80" w:right="80" w:firstLine="0" w:firstLineChars="0"/>
-              <w:rPr>
-                <w:rFonts w:ascii="Arial" w:hAnsi="Arial" w:eastAsia="Arial" w:cs="Arial"/>
-                <w:i w:val="false"/>
-                <w:b w:val="false"/>
-                <w:u w:val="none"/>
-                <w:strike w:val="false"/>
-                <w:sz w:val="21"/>
-                <w:szCs w:val="21"/>
-                <w:color w:val="000000"/>
-              </w:rPr>
             </w:pPr>
             <w:r>
               <w:rPr>
-                <w:rFonts w:ascii="Arial" w:hAnsi="Arial" w:eastAsia="Arial" w:cs="Arial"/>
-                <w:i w:val="false"/>
-                <w:b w:val="false"/>
-                <w:u w:val="none"/>
-                <w:strike w:val="false"/>
+                <w:rFonts w:ascii="Arial" w:hAnsi="DejaVu Sans" w:eastAsia="DejaVu Sans" w:cs="DejaVu Sans"/>
+                <w:i w:val="false"/>
+                <w:b w:val="false"/>
+                <w:u w:val="none"/>
                 <w:sz w:val="21"/>
                 <w:szCs w:val="21"/>
                 <w:color w:val="000000"/>
@@ -2072,24 +1746,13 @@
               </w:pBdr>
               <w:spacing w:after="80" w:before="80" w:line="240"/>
               <w:ind w:left="80" w:right="80" w:firstLine="0" w:firstLineChars="0"/>
-              <w:rPr>
-                <w:rFonts w:ascii="Arial" w:hAnsi="Arial" w:eastAsia="Arial" w:cs="Arial"/>
-                <w:i w:val="false"/>
-                <w:b w:val="false"/>
-                <w:u w:val="none"/>
-                <w:strike w:val="false"/>
-                <w:sz w:val="21"/>
-                <w:szCs w:val="21"/>
-                <w:color w:val="000000"/>
-              </w:rPr>
             </w:pPr>
             <w:r>
               <w:rPr>
-                <w:rFonts w:ascii="Arial" w:hAnsi="Arial" w:eastAsia="Arial" w:cs="Arial"/>
-                <w:i w:val="false"/>
-                <w:b w:val="false"/>
-                <w:u w:val="none"/>
-                <w:strike w:val="false"/>
+                <w:rFonts w:ascii="Arial" w:hAnsi="DejaVu Sans" w:eastAsia="DejaVu Sans" w:cs="DejaVu Sans"/>
+                <w:i w:val="false"/>
+                <w:b w:val="false"/>
+                <w:u w:val="none"/>
                 <w:sz w:val="21"/>
                 <w:szCs w:val="21"/>
                 <w:color w:val="000000"/>
@@ -2127,24 +1790,13 @@
               </w:pBdr>
               <w:spacing w:after="80" w:before="80" w:line="240"/>
               <w:ind w:left="80" w:right="80" w:firstLine="0" w:firstLineChars="0"/>
-              <w:rPr>
-                <w:rFonts w:ascii="Arial" w:hAnsi="Arial" w:eastAsia="Arial" w:cs="Arial"/>
-                <w:i w:val="false"/>
-                <w:b w:val="false"/>
-                <w:u w:val="none"/>
-                <w:strike w:val="false"/>
-                <w:sz w:val="21"/>
-                <w:szCs w:val="21"/>
-                <w:color w:val="000000"/>
-              </w:rPr>
             </w:pPr>
             <w:r>
               <w:rPr>
-                <w:rFonts w:ascii="Arial" w:hAnsi="Arial" w:eastAsia="Arial" w:cs="Arial"/>
-                <w:i w:val="false"/>
-                <w:b w:val="false"/>
-                <w:u w:val="none"/>
-                <w:strike w:val="false"/>
+                <w:rFonts w:ascii="Arial" w:hAnsi="DejaVu Sans" w:eastAsia="DejaVu Sans" w:cs="DejaVu Sans"/>
+                <w:i w:val="false"/>
+                <w:b w:val="false"/>
+                <w:u w:val="none"/>
                 <w:sz w:val="21"/>
                 <w:szCs w:val="21"/>
                 <w:color w:val="000000"/>
@@ -2158,6 +1810,7 @@
         <w:trPr>
           <w:trHeight w:val="360" w:hRule="auto"/>
         </w:trPr>
+        body3
         <w:tc>
           <w:tcPr>
             <w:tcBorders>
@@ -2187,24 +1840,13 @@
               </w:pBdr>
               <w:spacing w:after="80" w:before="80" w:line="240"/>
               <w:ind w:left="80" w:right="80" w:firstLine="0" w:firstLineChars="0"/>
-              <w:rPr>
-                <w:rFonts w:ascii="Arial" w:hAnsi="Arial" w:eastAsia="Arial" w:cs="Arial"/>
-                <w:i w:val="false"/>
-                <w:b w:val="false"/>
-                <w:u w:val="none"/>
-                <w:strike w:val="false"/>
-                <w:sz w:val="21"/>
-                <w:szCs w:val="21"/>
-                <w:color w:val="000000"/>
-              </w:rPr>
             </w:pPr>
             <w:r>
               <w:rPr>
-                <w:rFonts w:ascii="Arial" w:hAnsi="Arial" w:eastAsia="Arial" w:cs="Arial"/>
-                <w:i w:val="false"/>
-                <w:b w:val="false"/>
-                <w:u w:val="none"/>
-                <w:strike w:val="false"/>
+                <w:rFonts w:ascii="Arial" w:hAnsi="DejaVu Sans" w:eastAsia="DejaVu Sans" w:cs="DejaVu Sans"/>
+                <w:i w:val="false"/>
+                <w:b w:val="false"/>
+                <w:u w:val="none"/>
                 <w:sz w:val="21"/>
                 <w:szCs w:val="21"/>
                 <w:color w:val="000000"/>
@@ -2242,24 +1884,13 @@
               </w:pBdr>
               <w:spacing w:after="80" w:before="80" w:line="240"/>
               <w:ind w:left="80" w:right="80" w:firstLine="0" w:firstLineChars="0"/>
-              <w:rPr>
-                <w:rFonts w:ascii="Arial" w:hAnsi="Arial" w:eastAsia="Arial" w:cs="Arial"/>
-                <w:i w:val="false"/>
-                <w:b w:val="false"/>
-                <w:u w:val="none"/>
-                <w:strike w:val="false"/>
-                <w:sz w:val="21"/>
-                <w:szCs w:val="21"/>
-                <w:color w:val="000000"/>
-              </w:rPr>
             </w:pPr>
             <w:r>
               <w:rPr>
-                <w:rFonts w:ascii="Arial" w:hAnsi="Arial" w:eastAsia="Arial" w:cs="Arial"/>
-                <w:i w:val="false"/>
-                <w:b w:val="false"/>
-                <w:u w:val="none"/>
-                <w:strike w:val="false"/>
+                <w:rFonts w:ascii="Arial" w:hAnsi="DejaVu Sans" w:eastAsia="DejaVu Sans" w:cs="DejaVu Sans"/>
+                <w:i w:val="false"/>
+                <w:b w:val="false"/>
+                <w:u w:val="none"/>
                 <w:sz w:val="21"/>
                 <w:szCs w:val="21"/>
                 <w:color w:val="000000"/>
@@ -2297,24 +1928,13 @@
               </w:pBdr>
               <w:spacing w:after="80" w:before="80" w:line="240"/>
               <w:ind w:left="80" w:right="80" w:firstLine="0" w:firstLineChars="0"/>
-              <w:rPr>
-                <w:rFonts w:ascii="Arial" w:hAnsi="Arial" w:eastAsia="Arial" w:cs="Arial"/>
-                <w:i w:val="false"/>
-                <w:b w:val="false"/>
-                <w:u w:val="none"/>
-                <w:strike w:val="false"/>
-                <w:sz w:val="21"/>
-                <w:szCs w:val="21"/>
-                <w:color w:val="000000"/>
-              </w:rPr>
             </w:pPr>
             <w:r>
               <w:rPr>
-                <w:rFonts w:ascii="Arial" w:hAnsi="Arial" w:eastAsia="Arial" w:cs="Arial"/>
-                <w:i w:val="false"/>
-                <w:b w:val="false"/>
-                <w:u w:val="none"/>
-                <w:strike w:val="false"/>
+                <w:rFonts w:ascii="Arial" w:hAnsi="DejaVu Sans" w:eastAsia="DejaVu Sans" w:cs="DejaVu Sans"/>
+                <w:i w:val="false"/>
+                <w:b w:val="false"/>
+                <w:u w:val="none"/>
                 <w:sz w:val="21"/>
                 <w:szCs w:val="21"/>
                 <w:color w:val="000000"/>
@@ -2352,24 +1972,13 @@
               </w:pBdr>
               <w:spacing w:after="80" w:before="80" w:line="240"/>
               <w:ind w:left="80" w:right="80" w:firstLine="0" w:firstLineChars="0"/>
-              <w:rPr>
-                <w:rFonts w:ascii="Arial" w:hAnsi="Arial" w:eastAsia="Arial" w:cs="Arial"/>
-                <w:i w:val="false"/>
-                <w:b w:val="false"/>
-                <w:u w:val="none"/>
-                <w:strike w:val="false"/>
-                <w:sz w:val="21"/>
-                <w:szCs w:val="21"/>
-                <w:color w:val="000000"/>
-              </w:rPr>
             </w:pPr>
             <w:r>
               <w:rPr>
-                <w:rFonts w:ascii="Arial" w:hAnsi="Arial" w:eastAsia="Arial" w:cs="Arial"/>
-                <w:i w:val="false"/>
-                <w:b w:val="false"/>
-                <w:u w:val="none"/>
-                <w:strike w:val="false"/>
+                <w:rFonts w:ascii="Arial" w:hAnsi="DejaVu Sans" w:eastAsia="DejaVu Sans" w:cs="DejaVu Sans"/>
+                <w:i w:val="false"/>
+                <w:b w:val="false"/>
+                <w:u w:val="none"/>
                 <w:sz w:val="21"/>
                 <w:szCs w:val="21"/>
                 <w:color w:val="000000"/>
@@ -2407,24 +2016,13 @@
               </w:pBdr>
               <w:spacing w:after="80" w:before="80" w:line="240"/>
               <w:ind w:left="80" w:right="80" w:firstLine="0" w:firstLineChars="0"/>
-              <w:rPr>
-                <w:rFonts w:ascii="Arial" w:hAnsi="Arial" w:eastAsia="Arial" w:cs="Arial"/>
-                <w:i w:val="false"/>
-                <w:b w:val="false"/>
-                <w:u w:val="none"/>
-                <w:strike w:val="false"/>
-                <w:sz w:val="21"/>
-                <w:szCs w:val="21"/>
-                <w:color w:val="000000"/>
-              </w:rPr>
             </w:pPr>
             <w:r>
               <w:rPr>
-                <w:rFonts w:ascii="Arial" w:hAnsi="Arial" w:eastAsia="Arial" w:cs="Arial"/>
-                <w:i w:val="false"/>
-                <w:b w:val="false"/>
-                <w:u w:val="none"/>
-                <w:strike w:val="false"/>
+                <w:rFonts w:ascii="Arial" w:hAnsi="DejaVu Sans" w:eastAsia="DejaVu Sans" w:cs="DejaVu Sans"/>
+                <w:i w:val="false"/>
+                <w:b w:val="false"/>
+                <w:u w:val="none"/>
                 <w:sz w:val="21"/>
                 <w:szCs w:val="21"/>
                 <w:color w:val="000000"/>
@@ -2438,6 +2036,7 @@
         <w:trPr>
           <w:trHeight w:val="360" w:hRule="auto"/>
         </w:trPr>
+        body4
         <w:tc>
           <w:tcPr>
             <w:tcBorders>
@@ -2467,24 +2066,13 @@
               </w:pBdr>
               <w:spacing w:after="80" w:before="80" w:line="240"/>
               <w:ind w:left="80" w:right="80" w:firstLine="0" w:firstLineChars="0"/>
-              <w:rPr>
-                <w:rFonts w:ascii="Arial" w:hAnsi="Arial" w:eastAsia="Arial" w:cs="Arial"/>
-                <w:i w:val="false"/>
-                <w:b w:val="false"/>
-                <w:u w:val="none"/>
-                <w:strike w:val="false"/>
-                <w:sz w:val="21"/>
-                <w:szCs w:val="21"/>
-                <w:color w:val="000000"/>
-              </w:rPr>
             </w:pPr>
             <w:r>
               <w:rPr>
-                <w:rFonts w:ascii="Arial" w:hAnsi="Arial" w:eastAsia="Arial" w:cs="Arial"/>
-                <w:i w:val="false"/>
-                <w:b w:val="false"/>
-                <w:u w:val="none"/>
-                <w:strike w:val="false"/>
+                <w:rFonts w:ascii="Arial" w:hAnsi="DejaVu Sans" w:eastAsia="DejaVu Sans" w:cs="DejaVu Sans"/>
+                <w:i w:val="false"/>
+                <w:b w:val="false"/>
+                <w:u w:val="none"/>
                 <w:sz w:val="21"/>
                 <w:szCs w:val="21"/>
                 <w:color w:val="000000"/>
@@ -2522,24 +2110,13 @@
               </w:pBdr>
               <w:spacing w:after="80" w:before="80" w:line="240"/>
               <w:ind w:left="80" w:right="80" w:firstLine="0" w:firstLineChars="0"/>
-              <w:rPr>
-                <w:rFonts w:ascii="Arial" w:hAnsi="Arial" w:eastAsia="Arial" w:cs="Arial"/>
-                <w:i w:val="false"/>
-                <w:b w:val="false"/>
-                <w:u w:val="none"/>
-                <w:strike w:val="false"/>
-                <w:sz w:val="21"/>
-                <w:szCs w:val="21"/>
-                <w:color w:val="000000"/>
-              </w:rPr>
             </w:pPr>
             <w:r>
               <w:rPr>
-                <w:rFonts w:ascii="Arial" w:hAnsi="Arial" w:eastAsia="Arial" w:cs="Arial"/>
-                <w:i w:val="false"/>
-                <w:b w:val="false"/>
-                <w:u w:val="none"/>
-                <w:strike w:val="false"/>
+                <w:rFonts w:ascii="Arial" w:hAnsi="DejaVu Sans" w:eastAsia="DejaVu Sans" w:cs="DejaVu Sans"/>
+                <w:i w:val="false"/>
+                <w:b w:val="false"/>
+                <w:u w:val="none"/>
                 <w:sz w:val="21"/>
                 <w:szCs w:val="21"/>
                 <w:color w:val="000000"/>
@@ -2577,24 +2154,13 @@
               </w:pBdr>
               <w:spacing w:after="80" w:before="80" w:line="240"/>
               <w:ind w:left="80" w:right="80" w:firstLine="0" w:firstLineChars="0"/>
-              <w:rPr>
-                <w:rFonts w:ascii="Arial" w:hAnsi="Arial" w:eastAsia="Arial" w:cs="Arial"/>
-                <w:i w:val="false"/>
-                <w:b w:val="false"/>
-                <w:u w:val="none"/>
-                <w:strike w:val="false"/>
-                <w:sz w:val="21"/>
-                <w:szCs w:val="21"/>
-                <w:color w:val="000000"/>
-              </w:rPr>
             </w:pPr>
             <w:r>
               <w:rPr>
-                <w:rFonts w:ascii="Arial" w:hAnsi="Arial" w:eastAsia="Arial" w:cs="Arial"/>
-                <w:i w:val="false"/>
-                <w:b w:val="false"/>
-                <w:u w:val="none"/>
-                <w:strike w:val="false"/>
+                <w:rFonts w:ascii="Arial" w:hAnsi="DejaVu Sans" w:eastAsia="DejaVu Sans" w:cs="DejaVu Sans"/>
+                <w:i w:val="false"/>
+                <w:b w:val="false"/>
+                <w:u w:val="none"/>
                 <w:sz w:val="21"/>
                 <w:szCs w:val="21"/>
                 <w:color w:val="000000"/>
@@ -2632,24 +2198,13 @@
               </w:pBdr>
               <w:spacing w:after="80" w:before="80" w:line="240"/>
               <w:ind w:left="80" w:right="80" w:firstLine="0" w:firstLineChars="0"/>
-              <w:rPr>
-                <w:rFonts w:ascii="Arial" w:hAnsi="Arial" w:eastAsia="Arial" w:cs="Arial"/>
-                <w:i w:val="false"/>
-                <w:b w:val="false"/>
-                <w:u w:val="none"/>
-                <w:strike w:val="false"/>
-                <w:sz w:val="21"/>
-                <w:szCs w:val="21"/>
-                <w:color w:val="000000"/>
-              </w:rPr>
             </w:pPr>
             <w:r>
               <w:rPr>
-                <w:rFonts w:ascii="Arial" w:hAnsi="Arial" w:eastAsia="Arial" w:cs="Arial"/>
-                <w:i w:val="false"/>
-                <w:b w:val="false"/>
-                <w:u w:val="none"/>
-                <w:strike w:val="false"/>
+                <w:rFonts w:ascii="Arial" w:hAnsi="DejaVu Sans" w:eastAsia="DejaVu Sans" w:cs="DejaVu Sans"/>
+                <w:i w:val="false"/>
+                <w:b w:val="false"/>
+                <w:u w:val="none"/>
                 <w:sz w:val="21"/>
                 <w:szCs w:val="21"/>
                 <w:color w:val="000000"/>
@@ -2687,24 +2242,13 @@
               </w:pBdr>
               <w:spacing w:after="80" w:before="80" w:line="240"/>
               <w:ind w:left="80" w:right="80" w:firstLine="0" w:firstLineChars="0"/>
-              <w:rPr>
-                <w:rFonts w:ascii="Arial" w:hAnsi="Arial" w:eastAsia="Arial" w:cs="Arial"/>
-                <w:i w:val="false"/>
-                <w:b w:val="false"/>
-                <w:u w:val="none"/>
-                <w:strike w:val="false"/>
-                <w:sz w:val="21"/>
-                <w:szCs w:val="21"/>
-                <w:color w:val="000000"/>
-              </w:rPr>
             </w:pPr>
             <w:r>
               <w:rPr>
-                <w:rFonts w:ascii="Arial" w:hAnsi="Arial" w:eastAsia="Arial" w:cs="Arial"/>
-                <w:i w:val="false"/>
-                <w:b w:val="false"/>
-                <w:u w:val="none"/>
-                <w:strike w:val="false"/>
+                <w:rFonts w:ascii="Arial" w:hAnsi="DejaVu Sans" w:eastAsia="DejaVu Sans" w:cs="DejaVu Sans"/>
+                <w:i w:val="false"/>
+                <w:b w:val="false"/>
+                <w:u w:val="none"/>
                 <w:sz w:val="21"/>
                 <w:szCs w:val="21"/>
                 <w:color w:val="000000"/>
@@ -2734,7 +2278,6 @@
           <w:i w:val="false"/>
           <w:b w:val="false"/>
           <w:u w:val="none"/>
-          <w:strike w:val="false"/>
           <w:sz w:val="22"/>
           <w:szCs w:val="22"/>
           <w:color w:val="000000"/>
@@ -2761,7 +2304,6 @@
           <w:i w:val="false"/>
           <w:b w:val="false"/>
           <w:u w:val="none"/>
-          <w:strike w:val="false"/>
           <w:sz w:val="22"/>
           <w:szCs w:val="22"/>
           <w:color w:val="000000"/>
@@ -2788,7 +2330,6 @@
           <w:i w:val="false"/>
           <w:b w:val="false"/>
           <w:u w:val="none"/>
-          <w:strike w:val="false"/>
           <w:sz w:val="22"/>
           <w:szCs w:val="22"/>
           <w:color w:val="000000"/>
@@ -2815,7 +2356,6 @@
           <w:i w:val="false"/>
           <w:b w:val="false"/>
           <w:u w:val="none"/>
-          <w:strike w:val="false"/>
           <w:sz w:val="22"/>
           <w:szCs w:val="22"/>
           <w:color w:val="000000"/>
@@ -2842,7 +2382,6 @@
           <w:i w:val="false"/>
           <w:b w:val="false"/>
           <w:u w:val="none"/>
-          <w:strike w:val="false"/>
           <w:sz w:val="22"/>
           <w:szCs w:val="22"/>
           <w:color w:val="000000"/>
@@ -2869,7 +2408,6 @@
           <w:i w:val="false"/>
           <w:b w:val="false"/>
           <w:u w:val="none"/>
-          <w:strike w:val="false"/>
           <w:sz w:val="22"/>
           <w:szCs w:val="22"/>
           <w:color w:val="B5BEC9"/>
@@ -2896,7 +2434,6 @@
           <w:i w:val="false"/>
           <w:b w:val="false"/>
           <w:u w:val="none"/>
-          <w:strike w:val="false"/>
           <w:sz w:val="22"/>
           <w:szCs w:val="22"/>
           <w:color w:val="B5BEC9"/>
@@ -2929,7 +2466,6 @@
           <w:i w:val="false"/>
           <w:b w:val="false"/>
           <w:u w:val="none"/>
-          <w:strike w:val="false"/>
           <w:sz w:val="18"/>
           <w:szCs w:val="18"/>
           <w:color w:val="545860"/>
@@ -2956,7 +2492,6 @@
           <w:i w:val="false"/>
           <w:b w:val="true"/>
           <w:u w:val="none"/>
-          <w:strike w:val="false"/>
           <w:sz w:val="36"/>
           <w:szCs w:val="36"/>
           <w:color w:val="063360"/>
@@ -2983,12 +2518,11 @@
           <w:i w:val="true"/>
           <w:b w:val="false"/>
           <w:u w:val="none"/>
-          <w:strike w:val="false"/>
           <w:sz w:val="18"/>
           <w:szCs w:val="18"/>
           <w:color w:val="215A9E"/>
         </w:rPr>
-        <w:t xml:space="preserve">Print: 1 per pair</w:t>
+        <w:t xml:space="preserve">Print: 1 per group (8 groups), plus one green, one yellow and one red marker per group. The claim strips for the wall are at the end of this pack</w:t>
       </w:r>
     </w:p>
     <w:p>
@@ -3010,7 +2544,6 @@
           <w:i w:val="false"/>
           <w:b w:val="true"/>
           <w:u w:val="none"/>
-          <w:strike w:val="false"/>
           <w:sz w:val="22"/>
           <w:szCs w:val="22"/>
           <w:color w:val="000000"/>
@@ -3037,7 +2570,6 @@
           <w:i w:val="true"/>
           <w:b w:val="false"/>
           <w:u w:val="none"/>
-          <w:strike w:val="false"/>
           <w:sz w:val="22"/>
           <w:szCs w:val="22"/>
           <w:color w:val="000000"/>
@@ -3064,12 +2596,297 @@
           <w:i w:val="false"/>
           <w:b w:val="true"/>
           <w:u w:val="none"/>
-          <w:strike w:val="false"/>
           <w:sz w:val="26"/>
           <w:szCs w:val="26"/>
           <w:color w:val="215A9E"/>
         </w:rPr>
         <w:t xml:space="preserve">A response like this is possible</w:t>
+      </w:r>
+    </w:p>
+    <w:p>
+      <w:pPr>
+        <w:pStyle w:val="Normal"/>
+        <w:jc w:val="left"/>
+        <w:pBdr>
+          <w:bottom w:val="none" w:sz="0" w:space="0" w:color="000000"/>
+          <w:top w:val="none" w:sz="0" w:space="0" w:color="000000"/>
+          <w:left w:val="none" w:sz="0" w:space="0" w:color="000000"/>
+          <w:right w:val="none" w:sz="0" w:space="0" w:color="000000"/>
+        </w:pBdr>
+        <w:spacing w:after="60" w:before="0" w:line="240"/>
+        <w:ind w:left="0" w:right="0" w:firstLine="0" w:firstLineChars="0"/>
+      </w:pPr>
+      <w:r>
+        <w:rPr>
+          <w:rFonts w:ascii="Arial" w:hAnsi="Arial" w:eastAsia="Arial" w:cs="Arial"/>
+          <w:i w:val="false"/>
+          <w:b w:val="false"/>
+          <w:u w:val="none"/>
+          <w:sz w:val="22"/>
+          <w:szCs w:val="22"/>
+          <w:color w:val="000000"/>
+        </w:rPr>
+        <w:t xml:space="preserve">1.  The table reports a difference-in-differences estimate.</w:t>
+      </w:r>
+    </w:p>
+    <w:p>
+      <w:pPr>
+        <w:pStyle w:val="Normal"/>
+        <w:jc w:val="left"/>
+        <w:pBdr>
+          <w:bottom w:val="none" w:sz="0" w:space="0" w:color="000000"/>
+          <w:top w:val="none" w:sz="0" w:space="0" w:color="000000"/>
+          <w:left w:val="none" w:sz="0" w:space="0" w:color="000000"/>
+          <w:right w:val="none" w:sz="0" w:space="0" w:color="000000"/>
+        </w:pBdr>
+        <w:spacing w:after="60" w:before="0" w:line="240"/>
+        <w:ind w:left="0" w:right="0" w:firstLine="0" w:firstLineChars="0"/>
+      </w:pPr>
+      <w:r>
+        <w:rPr>
+          <w:rFonts w:ascii="Arial" w:hAnsi="Arial" w:eastAsia="Arial" w:cs="Arial"/>
+          <w:i w:val="false"/>
+          <w:b w:val="false"/>
+          <w:u w:val="none"/>
+          <w:sz w:val="22"/>
+          <w:szCs w:val="22"/>
+          <w:color w:val="000000"/>
+        </w:rPr>
+        <w:t xml:space="preserve">2.  The programme reduced costs by 816 AED, and the effect is highly statistically significant (p &lt; 0.001),</w:t>
+      </w:r>
+    </w:p>
+    <w:p>
+      <w:pPr>
+        <w:pStyle w:val="Normal"/>
+        <w:jc w:val="left"/>
+        <w:pBdr>
+          <w:bottom w:val="none" w:sz="0" w:space="0" w:color="000000"/>
+          <w:top w:val="none" w:sz="0" w:space="0" w:color="000000"/>
+          <w:left w:val="none" w:sz="0" w:space="0" w:color="000000"/>
+          <w:right w:val="none" w:sz="0" w:space="0" w:color="000000"/>
+        </w:pBdr>
+        <w:spacing w:after="60" w:before="0" w:line="240"/>
+        <w:ind w:left="0" w:right="0" w:firstLine="0" w:firstLineChars="0"/>
+      </w:pPr>
+      <w:r>
+        <w:rPr>
+          <w:rFonts w:ascii="Arial" w:hAnsi="Arial" w:eastAsia="Arial" w:cs="Arial"/>
+          <w:i w:val="false"/>
+          <w:b w:val="false"/>
+          <w:u w:val="none"/>
+          <w:sz w:val="22"/>
+          <w:szCs w:val="22"/>
+          <w:color w:val="000000"/>
+        </w:rPr>
+        <w:t xml:space="preserve">3.  so the programme was a success.</w:t>
+      </w:r>
+    </w:p>
+    <w:p>
+      <w:pPr>
+        <w:pStyle w:val="Normal"/>
+        <w:jc w:val="left"/>
+        <w:pBdr>
+          <w:bottom w:val="none" w:sz="0" w:space="0" w:color="000000"/>
+          <w:top w:val="none" w:sz="0" w:space="0" w:color="000000"/>
+          <w:left w:val="none" w:sz="0" w:space="0" w:color="000000"/>
+          <w:right w:val="none" w:sz="0" w:space="0" w:color="000000"/>
+        </w:pBdr>
+        <w:spacing w:after="60" w:before="0" w:line="240"/>
+        <w:ind w:left="0" w:right="0" w:firstLine="0" w:firstLineChars="0"/>
+      </w:pPr>
+      <w:r>
+        <w:rPr>
+          <w:rFonts w:ascii="Arial" w:hAnsi="Arial" w:eastAsia="Arial" w:cs="Arial"/>
+          <w:i w:val="false"/>
+          <w:b w:val="false"/>
+          <w:u w:val="none"/>
+          <w:sz w:val="22"/>
+          <w:szCs w:val="22"/>
+          <w:color w:val="000000"/>
+        </w:rPr>
+        <w:t xml:space="preserve">4.  The confidence interval does not include zero,</w:t>
+      </w:r>
+    </w:p>
+    <w:p>
+      <w:pPr>
+        <w:pStyle w:val="Normal"/>
+        <w:jc w:val="left"/>
+        <w:pBdr>
+          <w:bottom w:val="none" w:sz="0" w:space="0" w:color="000000"/>
+          <w:top w:val="none" w:sz="0" w:space="0" w:color="000000"/>
+          <w:left w:val="none" w:sz="0" w:space="0" w:color="000000"/>
+          <w:right w:val="none" w:sz="0" w:space="0" w:color="000000"/>
+        </w:pBdr>
+        <w:spacing w:after="60" w:before="0" w:line="240"/>
+        <w:ind w:left="0" w:right="0" w:firstLine="0" w:firstLineChars="0"/>
+      </w:pPr>
+      <w:r>
+        <w:rPr>
+          <w:rFonts w:ascii="Arial" w:hAnsi="Arial" w:eastAsia="Arial" w:cs="Arial"/>
+          <w:i w:val="false"/>
+          <w:b w:val="false"/>
+          <w:u w:val="none"/>
+          <w:sz w:val="22"/>
+          <w:szCs w:val="22"/>
+          <w:color w:val="000000"/>
+        </w:rPr>
+        <w:t xml:space="preserve">5.  which confirms the finding is robust.</w:t>
+      </w:r>
+    </w:p>
+    <w:p>
+      <w:pPr>
+        <w:pStyle w:val="Normal"/>
+        <w:jc w:val="left"/>
+        <w:pBdr>
+          <w:bottom w:val="none" w:sz="0" w:space="0" w:color="000000"/>
+          <w:top w:val="none" w:sz="0" w:space="0" w:color="000000"/>
+          <w:left w:val="none" w:sz="0" w:space="0" w:color="000000"/>
+          <w:right w:val="none" w:sz="0" w:space="0" w:color="000000"/>
+        </w:pBdr>
+        <w:spacing w:after="60" w:before="0" w:line="240"/>
+        <w:ind w:left="0" w:right="0" w:firstLine="0" w:firstLineChars="0"/>
+      </w:pPr>
+      <w:r>
+        <w:rPr>
+          <w:rFonts w:ascii="Arial" w:hAnsi="Arial" w:eastAsia="Arial" w:cs="Arial"/>
+          <w:i w:val="false"/>
+          <w:b w:val="false"/>
+          <w:u w:val="none"/>
+          <w:sz w:val="22"/>
+          <w:szCs w:val="22"/>
+          <w:color w:val="000000"/>
+        </w:rPr>
+        <w:t xml:space="preserve">6.  The parallel trends assumption has been satisfied.</w:t>
+      </w:r>
+    </w:p>
+    <w:p>
+      <w:pPr>
+        <w:pStyle w:val="Normal"/>
+        <w:jc w:val="left"/>
+        <w:pBdr>
+          <w:bottom w:val="none" w:sz="0" w:space="0" w:color="000000"/>
+          <w:top w:val="none" w:sz="0" w:space="0" w:color="000000"/>
+          <w:left w:val="none" w:sz="0" w:space="0" w:color="000000"/>
+          <w:right w:val="none" w:sz="0" w:space="0" w:color="000000"/>
+        </w:pBdr>
+        <w:spacing w:after="60" w:before="0" w:line="240"/>
+        <w:ind w:left="0" w:right="0" w:firstLine="0" w:firstLineChars="0"/>
+      </w:pPr>
+      <w:r>
+        <w:rPr>
+          <w:rFonts w:ascii="Arial" w:hAnsi="Arial" w:eastAsia="Arial" w:cs="Arial"/>
+          <w:i w:val="false"/>
+          <w:b w:val="false"/>
+          <w:u w:val="none"/>
+          <w:sz w:val="22"/>
+          <w:szCs w:val="22"/>
+          <w:color w:val="000000"/>
+        </w:rPr>
+        <w:t xml:space="preserve">7.  The result clears the 1,000 AED threshold required for scale-up.</w:t>
+      </w:r>
+    </w:p>
+    <w:p>
+      <w:pPr>
+        <w:pStyle w:val="Normal"/>
+        <w:jc w:val="left"/>
+        <w:pBdr>
+          <w:bottom w:val="none" w:sz="0" w:space="0" w:color="000000"/>
+          <w:top w:val="none" w:sz="0" w:space="0" w:color="000000"/>
+          <w:left w:val="none" w:sz="0" w:space="0" w:color="000000"/>
+          <w:right w:val="none" w:sz="0" w:space="0" w:color="000000"/>
+        </w:pBdr>
+        <w:spacing w:after="40" w:before="0" w:line="240"/>
+        <w:ind w:left="0" w:right="0" w:firstLine="0" w:firstLineChars="0"/>
+      </w:pPr>
+      <w:r>
+        <w:rPr>
+          <w:rFonts w:ascii="Arial" w:hAnsi="Arial" w:eastAsia="Arial" w:cs="Arial"/>
+          <w:i w:val="false"/>
+          <w:b w:val="true"/>
+          <w:u w:val="none"/>
+          <w:sz w:val="22"/>
+          <w:szCs w:val="22"/>
+          <w:color w:val="000000"/>
+        </w:rPr>
+        <w:t xml:space="preserve">Marker rules. At your table, mark each numbered claim with a coloured marker:</w:t>
+      </w:r>
+    </w:p>
+    <w:p>
+      <w:pPr>
+        <w:pStyle w:val="Normal"/>
+        <w:jc w:val="left"/>
+        <w:pBdr>
+          <w:bottom w:val="none" w:sz="0" w:space="0" w:color="000000"/>
+          <w:top w:val="none" w:sz="0" w:space="0" w:color="000000"/>
+          <w:left w:val="none" w:sz="0" w:space="0" w:color="000000"/>
+          <w:right w:val="none" w:sz="0" w:space="0" w:color="000000"/>
+        </w:pBdr>
+        <w:spacing w:after="20" w:before="0" w:line="240"/>
+        <w:ind w:left="0" w:right="0" w:firstLine="0" w:firstLineChars="0"/>
+      </w:pPr>
+      <w:r>
+        <w:rPr>
+          <w:rFonts w:ascii="Arial" w:hAnsi="Arial" w:eastAsia="Arial" w:cs="Arial"/>
+          <w:i w:val="false"/>
+          <w:b w:val="false"/>
+          <w:u w:val="none"/>
+          <w:sz w:val="22"/>
+          <w:szCs w:val="22"/>
+          <w:color w:val="000000"/>
+        </w:rPr>
+        <w:t xml:space="preserve">    Green: the evidence supports the claim.</w:t>
+      </w:r>
+    </w:p>
+    <w:p>
+      <w:pPr>
+        <w:pStyle w:val="Normal"/>
+        <w:jc w:val="left"/>
+        <w:pBdr>
+          <w:bottom w:val="none" w:sz="0" w:space="0" w:color="000000"/>
+          <w:top w:val="none" w:sz="0" w:space="0" w:color="000000"/>
+          <w:left w:val="none" w:sz="0" w:space="0" w:color="000000"/>
+          <w:right w:val="none" w:sz="0" w:space="0" w:color="000000"/>
+        </w:pBdr>
+        <w:spacing w:after="20" w:before="0" w:line="240"/>
+        <w:ind w:left="0" w:right="0" w:firstLine="0" w:firstLineChars="0"/>
+      </w:pPr>
+      <w:r>
+        <w:rPr>
+          <w:rFonts w:ascii="Arial" w:hAnsi="Arial" w:eastAsia="Arial" w:cs="Arial"/>
+          <w:i w:val="false"/>
+          <w:b w:val="false"/>
+          <w:u w:val="none"/>
+          <w:sz w:val="22"/>
+          <w:szCs w:val="22"/>
+          <w:color w:val="000000"/>
+        </w:rPr>
+        <w:t xml:space="preserve">    Yellow: partly true, or true but not enough to act on.</w:t>
+      </w:r>
+    </w:p>
+    <w:p>
+      <w:pPr>
+        <w:pStyle w:val="Normal"/>
+        <w:jc w:val="left"/>
+        <w:pBdr>
+          <w:bottom w:val="none" w:sz="0" w:space="0" w:color="000000"/>
+          <w:top w:val="none" w:sz="0" w:space="0" w:color="000000"/>
+          <w:left w:val="none" w:sz="0" w:space="0" w:color="000000"/>
+          <w:right w:val="none" w:sz="0" w:space="0" w:color="000000"/>
+        </w:pBdr>
+        <w:spacing w:after="20" w:before="0" w:line="240"/>
+        <w:ind w:left="0" w:right="0" w:firstLine="0" w:firstLineChars="0"/>
+      </w:pPr>
+      <w:r>
+        <w:rPr>
+          <w:rFonts w:ascii="Arial" w:hAnsi="Arial" w:eastAsia="Arial" w:cs="Arial"/>
+          <w:i w:val="false"/>
+          <w:b w:val="false"/>
+          <w:u w:val="none"/>
+          <w:sz w:val="22"/>
+          <w:szCs w:val="22"/>
+          <w:color w:val="000000"/>
+        </w:rPr>
+        <w:t xml:space="preserve">    Red: the evidence does not support the claim.</w:t>
       </w:r>
     </w:p>
     <w:p>
@@ -3089,14 +2906,39 @@
         <w:rPr>
           <w:rFonts w:ascii="Arial" w:hAnsi="Arial" w:eastAsia="Arial" w:cs="Arial"/>
           <w:i w:val="false"/>
-          <w:b w:val="false"/>
+          <w:b w:val="true"/>
           <w:u w:val="none"/>
-          <w:strike w:val="false"/>
           <w:sz w:val="22"/>
           <w:szCs w:val="22"/>
           <w:color w:val="000000"/>
         </w:rPr>
-        <w:t xml:space="preserve">The table reports a difference-in-differences estimate. The programme reduced costs by 816 AED, and the effect is highly statistically significant (p &lt; 0.001), so the programme was a success. The confidence interval does not include zero, which confirms the finding is robust.</w:t>
+        <w:t xml:space="preserve">Then one person from your group takes your colours to the claim strips on the wall and puts one dot on each strip.</w:t>
+      </w:r>
+    </w:p>
+    <w:p>
+      <w:pPr>
+        <w:pStyle w:val="Normal"/>
+        <w:jc w:val="left"/>
+        <w:pBdr>
+          <w:bottom w:val="none" w:sz="0" w:space="0" w:color="000000"/>
+          <w:top w:val="none" w:sz="0" w:space="0" w:color="000000"/>
+          <w:left w:val="none" w:sz="0" w:space="0" w:color="000000"/>
+          <w:right w:val="none" w:sz="0" w:space="0" w:color="000000"/>
+        </w:pBdr>
+        <w:spacing w:after="60" w:before="0" w:line="240"/>
+        <w:ind w:left="0" w:right="0" w:firstLine="0" w:firstLineChars="0"/>
+      </w:pPr>
+      <w:r>
+        <w:rPr>
+          <w:rFonts w:ascii="Arial" w:hAnsi="Arial" w:eastAsia="Arial" w:cs="Arial"/>
+          <w:i w:val="false"/>
+          <w:b w:val="true"/>
+          <w:u w:val="none"/>
+          <w:sz w:val="26"/>
+          <w:szCs w:val="26"/>
+          <w:color w:val="215A9E"/>
+        </w:rPr>
+        <w:t xml:space="preserve">Then run this prompt instead, and compare</w:t>
       </w:r>
     </w:p>
     <w:p>
@@ -3115,15 +2957,14 @@
       <w:r>
         <w:rPr>
           <w:rFonts w:ascii="Arial" w:hAnsi="Arial" w:eastAsia="Arial" w:cs="Arial"/>
-          <w:i w:val="false"/>
+          <w:i w:val="true"/>
           <w:b w:val="false"/>
           <w:u w:val="none"/>
-          <w:strike w:val="false"/>
           <w:sz w:val="22"/>
           <w:szCs w:val="22"/>
           <w:color w:val="000000"/>
         </w:rPr>
-        <w:t xml:space="preserve">The parallel trends assumption has been satisfied. The result clears the 1,000 AED threshold required for scale-up.</w:t>
+        <w:t xml:space="preserve">"We have a difference-in-differences table. The data has two waves only, one before and one after, so no pre-trend test is possible. The decision rule is 1,000 AED. Explain what the table supports and, separately, list what it cannot tell us. Ask me questions before you answer."</w:t>
       </w:r>
     </w:p>
     <w:p>
@@ -3143,95 +2984,13 @@
         <w:rPr>
           <w:rFonts w:ascii="Arial" w:hAnsi="Arial" w:eastAsia="Arial" w:cs="Arial"/>
           <w:i w:val="false"/>
-          <w:b w:val="true"/>
+          <w:b w:val="false"/>
           <w:u w:val="none"/>
-          <w:strike w:val="false"/>
           <w:sz w:val="22"/>
           <w:szCs w:val="22"/>
           <w:color w:val="000000"/>
         </w:rPr>
-        <w:t xml:space="preserve">Underline the sentences that the table supports. Cross out the sentences that the table does not support.</w:t>
-      </w:r>
-    </w:p>
-    <w:p>
-      <w:pPr>
-        <w:pStyle w:val="Normal"/>
-        <w:jc w:val="left"/>
-        <w:pBdr>
-          <w:bottom w:val="none" w:sz="0" w:space="0" w:color="000000"/>
-          <w:top w:val="none" w:sz="0" w:space="0" w:color="000000"/>
-          <w:left w:val="none" w:sz="0" w:space="0" w:color="000000"/>
-          <w:right w:val="none" w:sz="0" w:space="0" w:color="000000"/>
-        </w:pBdr>
-        <w:spacing w:after="120" w:before="0" w:line="240"/>
-        <w:ind w:left="0" w:right="0" w:firstLine="0" w:firstLineChars="0"/>
-      </w:pPr>
-      <w:r>
-        <w:rPr>
-          <w:rFonts w:ascii="Arial" w:hAnsi="Arial" w:eastAsia="Arial" w:cs="Arial"/>
-          <w:i w:val="false"/>
-          <w:b w:val="false"/>
-          <w:u w:val="none"/>
-          <w:strike w:val="false"/>
-          <w:sz w:val="22"/>
-          <w:szCs w:val="22"/>
-          <w:color w:val="B5BEC9"/>
-        </w:rPr>
-        <w:t xml:space="preserve">____________________________________________________________________________</w:t>
-      </w:r>
-    </w:p>
-    <w:p>
-      <w:pPr>
-        <w:pStyle w:val="Normal"/>
-        <w:jc w:val="left"/>
-        <w:pBdr>
-          <w:bottom w:val="none" w:sz="0" w:space="0" w:color="000000"/>
-          <w:top w:val="none" w:sz="0" w:space="0" w:color="000000"/>
-          <w:left w:val="none" w:sz="0" w:space="0" w:color="000000"/>
-          <w:right w:val="none" w:sz="0" w:space="0" w:color="000000"/>
-        </w:pBdr>
-        <w:spacing w:after="120" w:before="0" w:line="240"/>
-        <w:ind w:left="0" w:right="0" w:firstLine="0" w:firstLineChars="0"/>
-      </w:pPr>
-      <w:r>
-        <w:rPr>
-          <w:rFonts w:ascii="Arial" w:hAnsi="Arial" w:eastAsia="Arial" w:cs="Arial"/>
-          <w:i w:val="false"/>
-          <w:b w:val="false"/>
-          <w:u w:val="none"/>
-          <w:strike w:val="false"/>
-          <w:sz w:val="22"/>
-          <w:szCs w:val="22"/>
-          <w:color w:val="B5BEC9"/>
-        </w:rPr>
-        <w:t xml:space="preserve">____________________________________________________________________________</w:t>
-      </w:r>
-    </w:p>
-    <w:p>
-      <w:pPr>
-        <w:pStyle w:val="Normal"/>
-        <w:jc w:val="left"/>
-        <w:pBdr>
-          <w:bottom w:val="none" w:sz="0" w:space="0" w:color="000000"/>
-          <w:top w:val="none" w:sz="0" w:space="0" w:color="000000"/>
-          <w:left w:val="none" w:sz="0" w:space="0" w:color="000000"/>
-          <w:right w:val="none" w:sz="0" w:space="0" w:color="000000"/>
-        </w:pBdr>
-        <w:spacing w:after="120" w:before="0" w:line="240"/>
-        <w:ind w:left="0" w:right="0" w:firstLine="0" w:firstLineChars="0"/>
-      </w:pPr>
-      <w:r>
-        <w:rPr>
-          <w:rFonts w:ascii="Arial" w:hAnsi="Arial" w:eastAsia="Arial" w:cs="Arial"/>
-          <w:i w:val="false"/>
-          <w:b w:val="false"/>
-          <w:u w:val="none"/>
-          <w:strike w:val="false"/>
-          <w:sz w:val="22"/>
-          <w:szCs w:val="22"/>
-          <w:color w:val="B5BEC9"/>
-        </w:rPr>
-        <w:t xml:space="preserve">____________________________________________________________________________</w:t>
+        <w:t xml:space="preserve">With the second prompt, does the AI still claim that parallel trends were satisfied? Then paste the second answer into a new chat and ask the AI to check that answer for claims about tests that were never run.</w:t>
       </w:r>
     </w:p>
     <w:p>
@@ -3253,12 +3012,11 @@
           <w:i w:val="false"/>
           <w:b w:val="true"/>
           <w:u w:val="none"/>
-          <w:strike w:val="false"/>
           <w:sz w:val="26"/>
           <w:szCs w:val="26"/>
           <w:color w:val="215A9E"/>
         </w:rPr>
-        <w:t xml:space="preserve">Then run this prompt instead, and compare</w:t>
+        <w:t xml:space="preserve">If you have time: a prompt that pushes the AI towards an answer</w:t>
       </w:r>
     </w:p>
     <w:p>
@@ -3280,12 +3038,11 @@
           <w:i w:val="true"/>
           <w:b w:val="false"/>
           <w:u w:val="none"/>
-          <w:strike w:val="false"/>
           <w:sz w:val="22"/>
           <w:szCs w:val="22"/>
           <w:color w:val="000000"/>
         </w:rPr>
-        <w:t xml:space="preserve">"We have a difference-in-differences table. The data has two waves only, one before and one after, so no pre-trend test is possible. The decision rule is 1,000 AED. Explain what the table supports and, separately, list what it cannot tell us. Ask me questions before you answer."</w:t>
+        <w:t xml:space="preserve">"Our DiD shows an 816 AED cut in costs (p&lt;0.001). Write two sentences for the minister recommending scale-up."</w:t>
       </w:r>
     </w:p>
     <w:p>
@@ -3307,88 +3064,6 @@
           <w:i w:val="false"/>
           <w:b w:val="false"/>
           <w:u w:val="none"/>
-          <w:strike w:val="false"/>
-          <w:sz w:val="22"/>
-          <w:szCs w:val="22"/>
-          <w:color w:val="000000"/>
-        </w:rPr>
-        <w:t xml:space="preserve">With the second prompt, does the AI still claim that parallel trends were satisfied? Then paste the second answer into a new chat and ask the AI to check that answer for claims about tests that were never run.</w:t>
-      </w:r>
-    </w:p>
-    <w:p>
-      <w:pPr>
-        <w:pStyle w:val="Normal"/>
-        <w:jc w:val="left"/>
-        <w:pBdr>
-          <w:bottom w:val="none" w:sz="0" w:space="0" w:color="000000"/>
-          <w:top w:val="none" w:sz="0" w:space="0" w:color="000000"/>
-          <w:left w:val="none" w:sz="0" w:space="0" w:color="000000"/>
-          <w:right w:val="none" w:sz="0" w:space="0" w:color="000000"/>
-        </w:pBdr>
-        <w:spacing w:after="60" w:before="0" w:line="240"/>
-        <w:ind w:left="0" w:right="0" w:firstLine="0" w:firstLineChars="0"/>
-      </w:pPr>
-      <w:r>
-        <w:rPr>
-          <w:rFonts w:ascii="Arial" w:hAnsi="Arial" w:eastAsia="Arial" w:cs="Arial"/>
-          <w:i w:val="false"/>
-          <w:b w:val="true"/>
-          <w:u w:val="none"/>
-          <w:strike w:val="false"/>
-          <w:sz w:val="26"/>
-          <w:szCs w:val="26"/>
-          <w:color w:val="215A9E"/>
-        </w:rPr>
-        <w:t xml:space="preserve">If you have time: a prompt that pushes the AI towards an answer</w:t>
-      </w:r>
-    </w:p>
-    <w:p>
-      <w:pPr>
-        <w:pStyle w:val="Normal"/>
-        <w:jc w:val="left"/>
-        <w:pBdr>
-          <w:bottom w:val="none" w:sz="0" w:space="0" w:color="000000"/>
-          <w:top w:val="none" w:sz="0" w:space="0" w:color="000000"/>
-          <w:left w:val="none" w:sz="0" w:space="0" w:color="000000"/>
-          <w:right w:val="none" w:sz="0" w:space="0" w:color="000000"/>
-        </w:pBdr>
-        <w:spacing w:after="80" w:before="0" w:line="240"/>
-        <w:ind w:left="0" w:right="0" w:firstLine="0" w:firstLineChars="0"/>
-      </w:pPr>
-      <w:r>
-        <w:rPr>
-          <w:rFonts w:ascii="Arial" w:hAnsi="Arial" w:eastAsia="Arial" w:cs="Arial"/>
-          <w:i w:val="true"/>
-          <w:b w:val="false"/>
-          <w:u w:val="none"/>
-          <w:strike w:val="false"/>
-          <w:sz w:val="22"/>
-          <w:szCs w:val="22"/>
-          <w:color w:val="000000"/>
-        </w:rPr>
-        <w:t xml:space="preserve">"Our DiD shows an 816 AED cut in costs (p&lt;0.001). Write two sentences for the minister recommending scale-up."</w:t>
-      </w:r>
-    </w:p>
-    <w:p>
-      <w:pPr>
-        <w:pStyle w:val="Normal"/>
-        <w:jc w:val="left"/>
-        <w:pBdr>
-          <w:bottom w:val="none" w:sz="0" w:space="0" w:color="000000"/>
-          <w:top w:val="none" w:sz="0" w:space="0" w:color="000000"/>
-          <w:left w:val="none" w:sz="0" w:space="0" w:color="000000"/>
-          <w:right w:val="none" w:sz="0" w:space="0" w:color="000000"/>
-        </w:pBdr>
-        <w:spacing w:after="80" w:before="0" w:line="240"/>
-        <w:ind w:left="0" w:right="0" w:firstLine="0" w:firstLineChars="0"/>
-      </w:pPr>
-      <w:r>
-        <w:rPr>
-          <w:rFonts w:ascii="Arial" w:hAnsi="Arial" w:eastAsia="Arial" w:cs="Arial"/>
-          <w:i w:val="false"/>
-          <w:b w:val="false"/>
-          <w:u w:val="none"/>
-          <w:strike w:val="false"/>
           <w:sz w:val="22"/>
           <w:szCs w:val="22"/>
           <w:color w:val="000000"/>
@@ -3421,7 +3096,6 @@
           <w:i w:val="false"/>
           <w:b w:val="false"/>
           <w:u w:val="none"/>
-          <w:strike w:val="false"/>
           <w:sz w:val="18"/>
           <w:szCs w:val="18"/>
           <w:color w:val="545860"/>
@@ -3448,7 +3122,6 @@
           <w:i w:val="false"/>
           <w:b w:val="true"/>
           <w:u w:val="none"/>
-          <w:strike w:val="false"/>
           <w:sz w:val="36"/>
           <w:szCs w:val="36"/>
           <w:color w:val="063360"/>
@@ -3475,7 +3148,6 @@
           <w:i w:val="true"/>
           <w:b w:val="false"/>
           <w:u w:val="none"/>
-          <w:strike w:val="false"/>
           <w:sz w:val="18"/>
           <w:szCs w:val="18"/>
           <w:color w:val="215A9E"/>
@@ -3497,6 +3169,7 @@
         <w:trPr>
           <w:trHeight w:val="3312" w:hRule="atLeast"/>
         </w:trPr>
+        body1
         <w:tc>
           <w:tcPr>
             <w:tcBorders>
@@ -3526,16 +3199,6 @@
               </w:pBdr>
               <w:spacing w:after="200" w:before="200" w:line="240"/>
               <w:ind w:left="200" w:right="200" w:firstLine="0" w:firstLineChars="0"/>
-              <w:rPr>
-                <w:rFonts w:ascii="Arial" w:hAnsi="Arial" w:eastAsia="Arial" w:cs="Arial"/>
-                <w:i w:val="false"/>
-                <w:b w:val="false"/>
-                <w:u w:val="none"/>
-                <w:strike w:val="false"/>
-                <w:sz w:val="21"/>
-                <w:szCs w:val="21"/>
-                <w:color w:val="000000"/>
-              </w:rPr>
             </w:pPr>
             <w:r>
               <w:rPr>
@@ -3543,7 +3206,6 @@
                 <w:i w:val="false"/>
                 <w:b w:val="true"/>
                 <w:u w:val="none"/>
-                <w:strike w:val="false"/>
                 <w:sz w:val="22"/>
                 <w:szCs w:val="22"/>
                 <w:color w:val="063360"/>
@@ -3556,7 +3218,6 @@
                 <w:i w:val="false"/>
                 <w:b w:val="false"/>
                 <w:u w:val="none"/>
-                <w:strike w:val="false"/>
                 <w:sz w:val="21"/>
                 <w:szCs w:val="21"/>
                 <w:color w:val="000000"/>
@@ -3569,7 +3230,6 @@
                 <w:i w:val="false"/>
                 <w:b w:val="false"/>
                 <w:u w:val="none"/>
-                <w:strike w:val="false"/>
                 <w:sz w:val="21"/>
                 <w:szCs w:val="21"/>
                 <w:color w:val="000000"/>
@@ -3582,7 +3242,6 @@
                 <w:i w:val="false"/>
                 <w:b w:val="false"/>
                 <w:u w:val="none"/>
-                <w:strike w:val="false"/>
                 <w:sz w:val="21"/>
                 <w:szCs w:val="21"/>
                 <w:color w:val="000000"/>
@@ -3595,7 +3254,6 @@
                 <w:i w:val="false"/>
                 <w:b w:val="false"/>
                 <w:u w:val="none"/>
-                <w:strike w:val="false"/>
                 <w:sz w:val="21"/>
                 <w:szCs w:val="21"/>
                 <w:color w:val="000000"/>
@@ -3608,7 +3266,6 @@
                 <w:i w:val="false"/>
                 <w:b w:val="false"/>
                 <w:u w:val="none"/>
-                <w:strike w:val="false"/>
                 <w:sz w:val="21"/>
                 <w:szCs w:val="21"/>
                 <w:color w:val="000000"/>
@@ -3621,7 +3278,6 @@
                 <w:i w:val="false"/>
                 <w:b w:val="false"/>
                 <w:u w:val="none"/>
-                <w:strike w:val="false"/>
                 <w:sz w:val="21"/>
                 <w:szCs w:val="21"/>
                 <w:color w:val="000000"/>
@@ -3634,7 +3290,6 @@
                 <w:i w:val="false"/>
                 <w:b w:val="false"/>
                 <w:u w:val="none"/>
-                <w:strike w:val="false"/>
                 <w:sz w:val="21"/>
                 <w:szCs w:val="21"/>
                 <w:color w:val="000000"/>
@@ -3647,7 +3302,6 @@
                 <w:i w:val="false"/>
                 <w:b w:val="false"/>
                 <w:u w:val="none"/>
-                <w:strike w:val="false"/>
                 <w:sz w:val="21"/>
                 <w:szCs w:val="21"/>
                 <w:color w:val="000000"/>
@@ -3660,7 +3314,6 @@
                 <w:i w:val="false"/>
                 <w:b w:val="false"/>
                 <w:u w:val="none"/>
-                <w:strike w:val="false"/>
                 <w:sz w:val="21"/>
                 <w:szCs w:val="21"/>
                 <w:color w:val="000000"/>
@@ -3673,7 +3326,6 @@
                 <w:i w:val="false"/>
                 <w:b w:val="false"/>
                 <w:u w:val="none"/>
-                <w:strike w:val="false"/>
                 <w:sz w:val="21"/>
                 <w:szCs w:val="21"/>
                 <w:color w:val="000000"/>
@@ -3686,7 +3338,6 @@
                 <w:i w:val="false"/>
                 <w:b w:val="false"/>
                 <w:u w:val="none"/>
-                <w:strike w:val="false"/>
                 <w:sz w:val="21"/>
                 <w:szCs w:val="21"/>
                 <w:color w:val="000000"/>
@@ -3724,16 +3375,6 @@
               </w:pBdr>
               <w:spacing w:after="200" w:before="200" w:line="240"/>
               <w:ind w:left="200" w:right="200" w:firstLine="0" w:firstLineChars="0"/>
-              <w:rPr>
-                <w:rFonts w:ascii="Arial" w:hAnsi="Arial" w:eastAsia="Arial" w:cs="Arial"/>
-                <w:i w:val="false"/>
-                <w:b w:val="false"/>
-                <w:u w:val="none"/>
-                <w:strike w:val="false"/>
-                <w:sz w:val="21"/>
-                <w:szCs w:val="21"/>
-                <w:color w:val="000000"/>
-              </w:rPr>
             </w:pPr>
             <w:r>
               <w:rPr>
@@ -3741,7 +3382,6 @@
                 <w:i w:val="false"/>
                 <w:b w:val="true"/>
                 <w:u w:val="none"/>
-                <w:strike w:val="false"/>
                 <w:sz w:val="22"/>
                 <w:szCs w:val="22"/>
                 <w:color w:val="063360"/>
@@ -3754,7 +3394,6 @@
                 <w:i w:val="false"/>
                 <w:b w:val="false"/>
                 <w:u w:val="none"/>
-                <w:strike w:val="false"/>
                 <w:sz w:val="21"/>
                 <w:szCs w:val="21"/>
                 <w:color w:val="000000"/>
@@ -3767,7 +3406,6 @@
                 <w:i w:val="false"/>
                 <w:b w:val="false"/>
                 <w:u w:val="none"/>
-                <w:strike w:val="false"/>
                 <w:sz w:val="21"/>
                 <w:szCs w:val="21"/>
                 <w:color w:val="000000"/>
@@ -3780,7 +3418,6 @@
                 <w:i w:val="false"/>
                 <w:b w:val="false"/>
                 <w:u w:val="none"/>
-                <w:strike w:val="false"/>
                 <w:sz w:val="21"/>
                 <w:szCs w:val="21"/>
                 <w:color w:val="000000"/>
@@ -3793,7 +3430,6 @@
                 <w:i w:val="false"/>
                 <w:b w:val="false"/>
                 <w:u w:val="none"/>
-                <w:strike w:val="false"/>
                 <w:sz w:val="21"/>
                 <w:szCs w:val="21"/>
                 <w:color w:val="000000"/>
@@ -3806,7 +3442,6 @@
                 <w:i w:val="false"/>
                 <w:b w:val="false"/>
                 <w:u w:val="none"/>
-                <w:strike w:val="false"/>
                 <w:sz w:val="21"/>
                 <w:szCs w:val="21"/>
                 <w:color w:val="000000"/>
@@ -3819,7 +3454,6 @@
                 <w:i w:val="false"/>
                 <w:b w:val="false"/>
                 <w:u w:val="none"/>
-                <w:strike w:val="false"/>
                 <w:sz w:val="21"/>
                 <w:szCs w:val="21"/>
                 <w:color w:val="000000"/>
@@ -3832,7 +3466,6 @@
                 <w:i w:val="false"/>
                 <w:b w:val="false"/>
                 <w:u w:val="none"/>
-                <w:strike w:val="false"/>
                 <w:sz w:val="21"/>
                 <w:szCs w:val="21"/>
                 <w:color w:val="000000"/>
@@ -3845,7 +3478,6 @@
                 <w:i w:val="false"/>
                 <w:b w:val="false"/>
                 <w:u w:val="none"/>
-                <w:strike w:val="false"/>
                 <w:sz w:val="21"/>
                 <w:szCs w:val="21"/>
                 <w:color w:val="000000"/>
@@ -3858,7 +3490,6 @@
                 <w:i w:val="false"/>
                 <w:b w:val="false"/>
                 <w:u w:val="none"/>
-                <w:strike w:val="false"/>
                 <w:sz w:val="21"/>
                 <w:szCs w:val="21"/>
                 <w:color w:val="000000"/>
@@ -3871,7 +3502,6 @@
                 <w:i w:val="false"/>
                 <w:b w:val="false"/>
                 <w:u w:val="none"/>
-                <w:strike w:val="false"/>
                 <w:sz w:val="21"/>
                 <w:szCs w:val="21"/>
                 <w:color w:val="000000"/>
@@ -3884,7 +3514,6 @@
                 <w:i w:val="false"/>
                 <w:b w:val="false"/>
                 <w:u w:val="none"/>
-                <w:strike w:val="false"/>
                 <w:sz w:val="21"/>
                 <w:szCs w:val="21"/>
                 <w:color w:val="000000"/>
@@ -3898,6 +3527,7 @@
         <w:trPr>
           <w:trHeight w:val="3312" w:hRule="atLeast"/>
         </w:trPr>
+        body2
         <w:tc>
           <w:tcPr>
             <w:tcBorders>
@@ -3927,16 +3557,6 @@
               </w:pBdr>
               <w:spacing w:after="200" w:before="200" w:line="240"/>
               <w:ind w:left="200" w:right="200" w:firstLine="0" w:firstLineChars="0"/>
-              <w:rPr>
-                <w:rFonts w:ascii="Arial" w:hAnsi="Arial" w:eastAsia="Arial" w:cs="Arial"/>
-                <w:i w:val="false"/>
-                <w:b w:val="false"/>
-                <w:u w:val="none"/>
-                <w:strike w:val="false"/>
-                <w:sz w:val="21"/>
-                <w:szCs w:val="21"/>
-                <w:color w:val="000000"/>
-              </w:rPr>
             </w:pPr>
             <w:r>
               <w:rPr>
@@ -3944,7 +3564,6 @@
                 <w:i w:val="false"/>
                 <w:b w:val="true"/>
                 <w:u w:val="none"/>
-                <w:strike w:val="false"/>
                 <w:sz w:val="22"/>
                 <w:szCs w:val="22"/>
                 <w:color w:val="063360"/>
@@ -3957,7 +3576,6 @@
                 <w:i w:val="false"/>
                 <w:b w:val="false"/>
                 <w:u w:val="none"/>
-                <w:strike w:val="false"/>
                 <w:sz w:val="21"/>
                 <w:szCs w:val="21"/>
                 <w:color w:val="000000"/>
@@ -3970,7 +3588,6 @@
                 <w:i w:val="false"/>
                 <w:b w:val="false"/>
                 <w:u w:val="none"/>
-                <w:strike w:val="false"/>
                 <w:sz w:val="21"/>
                 <w:szCs w:val="21"/>
                 <w:color w:val="000000"/>
@@ -3983,7 +3600,6 @@
                 <w:i w:val="false"/>
                 <w:b w:val="false"/>
                 <w:u w:val="none"/>
-                <w:strike w:val="false"/>
                 <w:sz w:val="21"/>
                 <w:szCs w:val="21"/>
                 <w:color w:val="000000"/>
@@ -3996,7 +3612,6 @@
                 <w:i w:val="false"/>
                 <w:b w:val="false"/>
                 <w:u w:val="none"/>
-                <w:strike w:val="false"/>
                 <w:sz w:val="21"/>
                 <w:szCs w:val="21"/>
                 <w:color w:val="000000"/>
@@ -4009,7 +3624,6 @@
                 <w:i w:val="false"/>
                 <w:b w:val="false"/>
                 <w:u w:val="none"/>
-                <w:strike w:val="false"/>
                 <w:sz w:val="21"/>
                 <w:szCs w:val="21"/>
                 <w:color w:val="000000"/>
@@ -4022,7 +3636,6 @@
                 <w:i w:val="false"/>
                 <w:b w:val="false"/>
                 <w:u w:val="none"/>
-                <w:strike w:val="false"/>
                 <w:sz w:val="21"/>
                 <w:szCs w:val="21"/>
                 <w:color w:val="000000"/>
@@ -4035,7 +3648,6 @@
                 <w:i w:val="false"/>
                 <w:b w:val="false"/>
                 <w:u w:val="none"/>
-                <w:strike w:val="false"/>
                 <w:sz w:val="21"/>
                 <w:szCs w:val="21"/>
                 <w:color w:val="000000"/>
@@ -4048,7 +3660,6 @@
                 <w:i w:val="false"/>
                 <w:b w:val="false"/>
                 <w:u w:val="none"/>
-                <w:strike w:val="false"/>
                 <w:sz w:val="21"/>
                 <w:szCs w:val="21"/>
                 <w:color w:val="000000"/>
@@ -4061,7 +3672,6 @@
                 <w:i w:val="false"/>
                 <w:b w:val="false"/>
                 <w:u w:val="none"/>
-                <w:strike w:val="false"/>
                 <w:sz w:val="21"/>
                 <w:szCs w:val="21"/>
                 <w:color w:val="000000"/>
@@ -4074,7 +3684,6 @@
                 <w:i w:val="false"/>
                 <w:b w:val="false"/>
                 <w:u w:val="none"/>
-                <w:strike w:val="false"/>
                 <w:sz w:val="21"/>
                 <w:szCs w:val="21"/>
                 <w:color w:val="000000"/>
@@ -4087,7 +3696,6 @@
                 <w:i w:val="false"/>
                 <w:b w:val="false"/>
                 <w:u w:val="none"/>
-                <w:strike w:val="false"/>
                 <w:sz w:val="21"/>
                 <w:szCs w:val="21"/>
                 <w:color w:val="000000"/>
@@ -4125,16 +3733,6 @@
               </w:pBdr>
               <w:spacing w:after="200" w:before="200" w:line="240"/>
               <w:ind w:left="200" w:right="200" w:firstLine="0" w:firstLineChars="0"/>
-              <w:rPr>
-                <w:rFonts w:ascii="Arial" w:hAnsi="Arial" w:eastAsia="Arial" w:cs="Arial"/>
-                <w:i w:val="false"/>
-                <w:b w:val="false"/>
-                <w:u w:val="none"/>
-                <w:strike w:val="false"/>
-                <w:sz w:val="21"/>
-                <w:szCs w:val="21"/>
-                <w:color w:val="000000"/>
-              </w:rPr>
             </w:pPr>
             <w:r>
               <w:rPr>
@@ -4142,7 +3740,6 @@
                 <w:i w:val="false"/>
                 <w:b w:val="true"/>
                 <w:u w:val="none"/>
-                <w:strike w:val="false"/>
                 <w:sz w:val="22"/>
                 <w:szCs w:val="22"/>
                 <w:color w:val="063360"/>
@@ -4155,7 +3752,6 @@
                 <w:i w:val="false"/>
                 <w:b w:val="false"/>
                 <w:u w:val="none"/>
-                <w:strike w:val="false"/>
                 <w:sz w:val="21"/>
                 <w:szCs w:val="21"/>
                 <w:color w:val="000000"/>
@@ -4168,7 +3764,6 @@
                 <w:i w:val="false"/>
                 <w:b w:val="false"/>
                 <w:u w:val="none"/>
-                <w:strike w:val="false"/>
                 <w:sz w:val="21"/>
                 <w:szCs w:val="21"/>
                 <w:color w:val="000000"/>
@@ -4181,7 +3776,6 @@
                 <w:i w:val="false"/>
                 <w:b w:val="false"/>
                 <w:u w:val="none"/>
-                <w:strike w:val="false"/>
                 <w:sz w:val="21"/>
                 <w:szCs w:val="21"/>
                 <w:color w:val="000000"/>
@@ -4194,7 +3788,6 @@
                 <w:i w:val="false"/>
                 <w:b w:val="false"/>
                 <w:u w:val="none"/>
-                <w:strike w:val="false"/>
                 <w:sz w:val="21"/>
                 <w:szCs w:val="21"/>
                 <w:color w:val="000000"/>
@@ -4207,7 +3800,6 @@
                 <w:i w:val="false"/>
                 <w:b w:val="false"/>
                 <w:u w:val="none"/>
-                <w:strike w:val="false"/>
                 <w:sz w:val="21"/>
                 <w:szCs w:val="21"/>
                 <w:color w:val="000000"/>
@@ -4220,7 +3812,6 @@
                 <w:i w:val="false"/>
                 <w:b w:val="false"/>
                 <w:u w:val="none"/>
-                <w:strike w:val="false"/>
                 <w:sz w:val="21"/>
                 <w:szCs w:val="21"/>
                 <w:color w:val="000000"/>
@@ -4233,7 +3824,6 @@
                 <w:i w:val="false"/>
                 <w:b w:val="false"/>
                 <w:u w:val="none"/>
-                <w:strike w:val="false"/>
                 <w:sz w:val="21"/>
                 <w:szCs w:val="21"/>
                 <w:color w:val="000000"/>
@@ -4246,7 +3836,6 @@
                 <w:i w:val="false"/>
                 <w:b w:val="false"/>
                 <w:u w:val="none"/>
-                <w:strike w:val="false"/>
                 <w:sz w:val="21"/>
                 <w:szCs w:val="21"/>
                 <w:color w:val="000000"/>
@@ -4259,7 +3848,6 @@
                 <w:i w:val="false"/>
                 <w:b w:val="false"/>
                 <w:u w:val="none"/>
-                <w:strike w:val="false"/>
                 <w:sz w:val="21"/>
                 <w:szCs w:val="21"/>
                 <w:color w:val="000000"/>
@@ -4272,7 +3860,6 @@
                 <w:i w:val="false"/>
                 <w:b w:val="false"/>
                 <w:u w:val="none"/>
-                <w:strike w:val="false"/>
                 <w:sz w:val="21"/>
                 <w:szCs w:val="21"/>
                 <w:color w:val="000000"/>
@@ -4285,7 +3872,6 @@
                 <w:i w:val="false"/>
                 <w:b w:val="false"/>
                 <w:u w:val="none"/>
-                <w:strike w:val="false"/>
                 <w:sz w:val="21"/>
                 <w:szCs w:val="21"/>
                 <w:color w:val="000000"/>
@@ -4299,6 +3885,7 @@
         <w:trPr>
           <w:trHeight w:val="3312" w:hRule="atLeast"/>
         </w:trPr>
+        body3
         <w:tc>
           <w:tcPr>
             <w:tcBorders>
@@ -4328,16 +3915,6 @@
               </w:pBdr>
               <w:spacing w:after="200" w:before="200" w:line="240"/>
               <w:ind w:left="200" w:right="200" w:firstLine="0" w:firstLineChars="0"/>
-              <w:rPr>
-                <w:rFonts w:ascii="Arial" w:hAnsi="Arial" w:eastAsia="Arial" w:cs="Arial"/>
-                <w:i w:val="false"/>
-                <w:b w:val="false"/>
-                <w:u w:val="none"/>
-                <w:strike w:val="false"/>
-                <w:sz w:val="21"/>
-                <w:szCs w:val="21"/>
-                <w:color w:val="000000"/>
-              </w:rPr>
             </w:pPr>
             <w:r>
               <w:rPr>
@@ -4345,7 +3922,6 @@
                 <w:i w:val="false"/>
                 <w:b w:val="true"/>
                 <w:u w:val="none"/>
-                <w:strike w:val="false"/>
                 <w:sz w:val="22"/>
                 <w:szCs w:val="22"/>
                 <w:color w:val="063360"/>
@@ -4358,7 +3934,6 @@
                 <w:i w:val="false"/>
                 <w:b w:val="false"/>
                 <w:u w:val="none"/>
-                <w:strike w:val="false"/>
                 <w:sz w:val="21"/>
                 <w:szCs w:val="21"/>
                 <w:color w:val="000000"/>
@@ -4371,7 +3946,6 @@
                 <w:i w:val="false"/>
                 <w:b w:val="false"/>
                 <w:u w:val="none"/>
-                <w:strike w:val="false"/>
                 <w:sz w:val="21"/>
                 <w:szCs w:val="21"/>
                 <w:color w:val="000000"/>
@@ -4384,7 +3958,6 @@
                 <w:i w:val="false"/>
                 <w:b w:val="false"/>
                 <w:u w:val="none"/>
-                <w:strike w:val="false"/>
                 <w:sz w:val="21"/>
                 <w:szCs w:val="21"/>
                 <w:color w:val="000000"/>
@@ -4397,7 +3970,6 @@
                 <w:i w:val="false"/>
                 <w:b w:val="false"/>
                 <w:u w:val="none"/>
-                <w:strike w:val="false"/>
                 <w:sz w:val="21"/>
                 <w:szCs w:val="21"/>
                 <w:color w:val="000000"/>
@@ -4410,7 +3982,6 @@
                 <w:i w:val="false"/>
                 <w:b w:val="false"/>
                 <w:u w:val="none"/>
-                <w:strike w:val="false"/>
                 <w:sz w:val="21"/>
                 <w:szCs w:val="21"/>
                 <w:color w:val="000000"/>
@@ -4423,7 +3994,6 @@
                 <w:i w:val="false"/>
                 <w:b w:val="false"/>
                 <w:u w:val="none"/>
-                <w:strike w:val="false"/>
                 <w:sz w:val="21"/>
                 <w:szCs w:val="21"/>
                 <w:color w:val="000000"/>
@@ -4436,7 +4006,6 @@
                 <w:i w:val="false"/>
                 <w:b w:val="false"/>
                 <w:u w:val="none"/>
-                <w:strike w:val="false"/>
                 <w:sz w:val="21"/>
                 <w:szCs w:val="21"/>
                 <w:color w:val="000000"/>
@@ -4449,7 +4018,6 @@
                 <w:i w:val="false"/>
                 <w:b w:val="false"/>
                 <w:u w:val="none"/>
-                <w:strike w:val="false"/>
                 <w:sz w:val="21"/>
                 <w:szCs w:val="21"/>
                 <w:color w:val="000000"/>
@@ -4462,7 +4030,6 @@
                 <w:i w:val="false"/>
                 <w:b w:val="false"/>
                 <w:u w:val="none"/>
-                <w:strike w:val="false"/>
                 <w:sz w:val="21"/>
                 <w:szCs w:val="21"/>
                 <w:color w:val="000000"/>
@@ -4475,7 +4042,6 @@
                 <w:i w:val="false"/>
                 <w:b w:val="false"/>
                 <w:u w:val="none"/>
-                <w:strike w:val="false"/>
                 <w:sz w:val="21"/>
                 <w:szCs w:val="21"/>
                 <w:color w:val="000000"/>
@@ -4488,7 +4054,6 @@
                 <w:i w:val="false"/>
                 <w:b w:val="false"/>
                 <w:u w:val="none"/>
-                <w:strike w:val="false"/>
                 <w:sz w:val="21"/>
                 <w:szCs w:val="21"/>
                 <w:color w:val="000000"/>
@@ -4526,16 +4091,6 @@
               </w:pBdr>
               <w:spacing w:after="200" w:before="200" w:line="240"/>
               <w:ind w:left="200" w:right="200" w:firstLine="0" w:firstLineChars="0"/>
-              <w:rPr>
-                <w:rFonts w:ascii="Arial" w:hAnsi="Arial" w:eastAsia="Arial" w:cs="Arial"/>
-                <w:i w:val="false"/>
-                <w:b w:val="false"/>
-                <w:u w:val="none"/>
-                <w:strike w:val="false"/>
-                <w:sz w:val="21"/>
-                <w:szCs w:val="21"/>
-                <w:color w:val="000000"/>
-              </w:rPr>
             </w:pPr>
             <w:r>
               <w:rPr>
@@ -4543,7 +4098,6 @@
                 <w:i w:val="false"/>
                 <w:b w:val="true"/>
                 <w:u w:val="none"/>
-                <w:strike w:val="false"/>
                 <w:sz w:val="22"/>
                 <w:szCs w:val="22"/>
                 <w:color w:val="063360"/>
@@ -4556,7 +4110,6 @@
                 <w:i w:val="false"/>
                 <w:b w:val="false"/>
                 <w:u w:val="none"/>
-                <w:strike w:val="false"/>
                 <w:sz w:val="21"/>
                 <w:szCs w:val="21"/>
                 <w:color w:val="000000"/>
@@ -4569,7 +4122,6 @@
                 <w:i w:val="false"/>
                 <w:b w:val="false"/>
                 <w:u w:val="none"/>
-                <w:strike w:val="false"/>
                 <w:sz w:val="21"/>
                 <w:szCs w:val="21"/>
                 <w:color w:val="000000"/>
@@ -4582,7 +4134,6 @@
                 <w:i w:val="false"/>
                 <w:b w:val="false"/>
                 <w:u w:val="none"/>
-                <w:strike w:val="false"/>
                 <w:sz w:val="21"/>
                 <w:szCs w:val="21"/>
                 <w:color w:val="000000"/>
@@ -4595,7 +4146,6 @@
                 <w:i w:val="false"/>
                 <w:b w:val="false"/>
                 <w:u w:val="none"/>
-                <w:strike w:val="false"/>
                 <w:sz w:val="21"/>
                 <w:szCs w:val="21"/>
                 <w:color w:val="000000"/>
@@ -4608,7 +4158,6 @@
                 <w:i w:val="false"/>
                 <w:b w:val="false"/>
                 <w:u w:val="none"/>
-                <w:strike w:val="false"/>
                 <w:sz w:val="21"/>
                 <w:szCs w:val="21"/>
                 <w:color w:val="000000"/>
@@ -4621,7 +4170,6 @@
                 <w:i w:val="false"/>
                 <w:b w:val="false"/>
                 <w:u w:val="none"/>
-                <w:strike w:val="false"/>
                 <w:sz w:val="21"/>
                 <w:szCs w:val="21"/>
                 <w:color w:val="000000"/>
@@ -4634,7 +4182,6 @@
                 <w:i w:val="false"/>
                 <w:b w:val="false"/>
                 <w:u w:val="none"/>
-                <w:strike w:val="false"/>
                 <w:sz w:val="21"/>
                 <w:szCs w:val="21"/>
                 <w:color w:val="000000"/>
@@ -4647,7 +4194,6 @@
                 <w:i w:val="false"/>
                 <w:b w:val="false"/>
                 <w:u w:val="none"/>
-                <w:strike w:val="false"/>
                 <w:sz w:val="21"/>
                 <w:szCs w:val="21"/>
                 <w:color w:val="000000"/>
@@ -4660,7 +4206,6 @@
                 <w:i w:val="false"/>
                 <w:b w:val="false"/>
                 <w:u w:val="none"/>
-                <w:strike w:val="false"/>
                 <w:sz w:val="21"/>
                 <w:szCs w:val="21"/>
                 <w:color w:val="000000"/>
@@ -4673,7 +4218,6 @@
                 <w:i w:val="false"/>
                 <w:b w:val="false"/>
                 <w:u w:val="none"/>
-                <w:strike w:val="false"/>
                 <w:sz w:val="21"/>
                 <w:szCs w:val="21"/>
                 <w:color w:val="000000"/>
@@ -4686,7 +4230,6 @@
                 <w:i w:val="false"/>
                 <w:b w:val="false"/>
                 <w:u w:val="none"/>
-                <w:strike w:val="false"/>
                 <w:sz w:val="21"/>
                 <w:szCs w:val="21"/>
                 <w:color w:val="000000"/>
@@ -4722,7 +4265,6 @@
           <w:i w:val="false"/>
           <w:b w:val="false"/>
           <w:u w:val="none"/>
-          <w:strike w:val="false"/>
           <w:sz w:val="18"/>
           <w:szCs w:val="18"/>
           <w:color w:val="545860"/>
@@ -4749,7 +4291,6 @@
           <w:i w:val="false"/>
           <w:b w:val="true"/>
           <w:u w:val="none"/>
-          <w:strike w:val="false"/>
           <w:sz w:val="36"/>
           <w:szCs w:val="36"/>
           <w:color w:val="063360"/>
@@ -4776,7 +4317,6 @@
           <w:i w:val="true"/>
           <w:b w:val="false"/>
           <w:u w:val="none"/>
-          <w:strike w:val="false"/>
           <w:sz w:val="18"/>
           <w:szCs w:val="18"/>
           <w:color w:val="215A9E"/>
@@ -4803,7 +4343,6 @@
           <w:i w:val="false"/>
           <w:b w:val="true"/>
           <w:u w:val="none"/>
-          <w:strike w:val="false"/>
           <w:sz w:val="26"/>
           <w:szCs w:val="26"/>
           <w:color w:val="215A9E"/>
@@ -4830,7 +4369,6 @@
           <w:i w:val="false"/>
           <w:b w:val="false"/>
           <w:u w:val="none"/>
-          <w:strike w:val="false"/>
           <w:sz w:val="22"/>
           <w:szCs w:val="22"/>
           <w:color w:val="000000"/>
@@ -4857,7 +4395,6 @@
           <w:i w:val="false"/>
           <w:b w:val="true"/>
           <w:u w:val="none"/>
-          <w:strike w:val="false"/>
           <w:sz w:val="26"/>
           <w:szCs w:val="26"/>
           <w:color w:val="215A9E"/>
@@ -4884,7 +4421,6 @@
           <w:i w:val="false"/>
           <w:b w:val="false"/>
           <w:u w:val="none"/>
-          <w:strike w:val="false"/>
           <w:sz w:val="22"/>
           <w:szCs w:val="22"/>
           <w:color w:val="000000"/>
@@ -4911,7 +4447,6 @@
           <w:i w:val="false"/>
           <w:b w:val="true"/>
           <w:u w:val="none"/>
-          <w:strike w:val="false"/>
           <w:sz w:val="26"/>
           <w:szCs w:val="26"/>
           <w:color w:val="215A9E"/>
@@ -4938,7 +4473,6 @@
           <w:i w:val="false"/>
           <w:b w:val="false"/>
           <w:u w:val="none"/>
-          <w:strike w:val="false"/>
           <w:sz w:val="22"/>
           <w:szCs w:val="22"/>
           <w:color w:val="000000"/>
@@ -4965,7 +4499,6 @@
           <w:i w:val="false"/>
           <w:b w:val="false"/>
           <w:u w:val="none"/>
-          <w:strike w:val="false"/>
           <w:sz w:val="22"/>
           <w:szCs w:val="22"/>
           <w:color w:val="000000"/>
@@ -4973,11 +4506,701 @@
         <w:t xml:space="preserve">With the second prompt, check whether the parallel-trends claim disappears. Supplying the constraint makes the error less likely; it does not rule it out.</w:t>
       </w:r>
     </w:p>
-    <w:sectPr>
-      <w:pgMar w:header="708" w:bottom="1008" w:top="1008" w:right="1152" w:left="1152" w:footer="708" w:gutter="0"/>
+    <w:p>
+      <w:pPr>
+        <w:pStyle w:val="Normal"/>
+        <w:jc w:val="left"/>
+        <w:pBdr>
+          <w:bottom w:val="none" w:sz="0" w:space="0" w:color="000000"/>
+          <w:top w:val="none" w:sz="0" w:space="0" w:color="000000"/>
+          <w:left w:val="none" w:sz="0" w:space="0" w:color="000000"/>
+          <w:right w:val="none" w:sz="0" w:space="0" w:color="000000"/>
+        </w:pBdr>
+        <w:spacing w:after="60" w:before="0" w:line="240"/>
+        <w:ind w:left="0" w:right="0" w:firstLine="0" w:firstLineChars="0"/>
+      </w:pPr>
+      <w:r>
+        <w:rPr>
+          <w:rFonts w:ascii="Arial" w:hAnsi="Arial" w:eastAsia="Arial" w:cs="Arial"/>
+          <w:i w:val="false"/>
+          <w:b w:val="true"/>
+          <w:u w:val="none"/>
+          <w:sz w:val="26"/>
+          <w:szCs w:val="26"/>
+          <w:color w:val="215A9E"/>
+        </w:rPr>
+        <w:t xml:space="preserve">AI Snapshot board</w:t>
+      </w:r>
+    </w:p>
+    <w:p>
+      <w:pPr>
+        <w:pStyle w:val="Normal"/>
+        <w:jc w:val="left"/>
+        <w:pBdr>
+          <w:bottom w:val="none" w:sz="0" w:space="0" w:color="000000"/>
+          <w:top w:val="none" w:sz="0" w:space="0" w:color="000000"/>
+          <w:left w:val="none" w:sz="0" w:space="0" w:color="000000"/>
+          <w:right w:val="none" w:sz="0" w:space="0" w:color="000000"/>
+        </w:pBdr>
+        <w:spacing w:after="80" w:before="0" w:line="240"/>
+        <w:ind w:left="0" w:right="0" w:firstLine="0" w:firstLineChars="0"/>
+      </w:pPr>
+      <w:r>
+        <w:rPr>
+          <w:rFonts w:ascii="Arial" w:hAnsi="Arial" w:eastAsia="Arial" w:cs="Arial"/>
+          <w:i w:val="false"/>
+          <w:b w:val="false"/>
+          <w:u w:val="none"/>
+          <w:sz w:val="22"/>
+          <w:szCs w:val="22"/>
+          <w:color w:val="000000"/>
+        </w:rPr>
+        <w:t xml:space="preserve">Setup, before the session: tape the seven claim strips (last pages of this pack) down the wall in order, with space beside each strip for eight dots. Give each group one green, one yellow and one red marker (or dot stickers in the same colours). Groups mark the claims on their handout at the table, then one person per group puts one dot on each strip.</w:t>
+      </w:r>
+    </w:p>
+    <w:p>
+      <w:pPr>
+        <w:pStyle w:val="Normal"/>
+        <w:jc w:val="left"/>
+        <w:pBdr>
+          <w:bottom w:val="none" w:sz="0" w:space="0" w:color="000000"/>
+          <w:top w:val="none" w:sz="0" w:space="0" w:color="000000"/>
+          <w:left w:val="none" w:sz="0" w:space="0" w:color="000000"/>
+          <w:right w:val="none" w:sz="0" w:space="0" w:color="000000"/>
+        </w:pBdr>
+        <w:spacing w:after="80" w:before="0" w:line="240"/>
+        <w:ind w:left="0" w:right="0" w:firstLine="0" w:firstLineChars="0"/>
+      </w:pPr>
+      <w:r>
+        <w:rPr>
+          <w:rFonts w:ascii="Arial" w:hAnsi="Arial" w:eastAsia="Arial" w:cs="Arial"/>
+          <w:i w:val="false"/>
+          <w:b w:val="false"/>
+          <w:u w:val="none"/>
+          <w:sz w:val="22"/>
+          <w:szCs w:val="22"/>
+          <w:color w:val="000000"/>
+        </w:rPr>
+        <w:t xml:space="preserve">Expected wall: strips 1, 2 and 4 green (they are in the table). Strips 3, 5, 6 and 7 red: 3 and 5 turn "not zero" into "success" and "robust"; 7 is false. Strip 6 is the one to watch: a group that marks it green or yellow has taken a test that was never run on trust. Read the wall before showing the debrief slide and start with strip 6.</w:t>
+      </w:r>
+    </w:p>
+    <w:p>
+      <w:pPr/>
+      <w:r>
+        <w:br w:type="page"/>
+      </w:r>
+    </w:p>
+    <w:p>
+      <w:pPr>
+        <w:pStyle w:val="Normal"/>
+        <w:jc w:val="left"/>
+        <w:pBdr>
+          <w:bottom w:val="none" w:sz="0" w:space="0" w:color="000000"/>
+          <w:top w:val="none" w:sz="0" w:space="0" w:color="000000"/>
+          <w:left w:val="none" w:sz="0" w:space="0" w:color="000000"/>
+          <w:right w:val="none" w:sz="0" w:space="0" w:color="000000"/>
+        </w:pBdr>
+        <w:spacing w:after="0" w:before="0" w:line="240"/>
+        <w:ind w:left="0" w:right="0" w:firstLine="0" w:firstLineChars="0"/>
+      </w:pPr>
+      <w:r>
+        <w:rPr>
+          <w:rFonts w:ascii="Arial" w:hAnsi="Arial" w:eastAsia="Arial" w:cs="Arial"/>
+          <w:i w:val="false"/>
+          <w:b w:val="false"/>
+          <w:u w:val="none"/>
+          <w:sz w:val="18"/>
+          <w:szCs w:val="18"/>
+          <w:color w:val="545860"/>
+        </w:rPr>
+        <w:t xml:space="preserve">Module 2 · Day 2, Session 1 · Reading DiD Results</w:t>
+      </w:r>
+    </w:p>
+    <w:p>
+      <w:pPr>
+        <w:pStyle w:val="Normal"/>
+        <w:jc w:val="left"/>
+        <w:pBdr>
+          <w:bottom w:val="none" w:sz="0" w:space="0" w:color="000000"/>
+          <w:top w:val="none" w:sz="0" w:space="0" w:color="000000"/>
+          <w:left w:val="none" w:sz="0" w:space="0" w:color="000000"/>
+          <w:right w:val="none" w:sz="0" w:space="0" w:color="000000"/>
+        </w:pBdr>
+        <w:spacing w:after="40" w:before="0" w:line="240"/>
+        <w:ind w:left="0" w:right="0" w:firstLine="0" w:firstLineChars="0"/>
+      </w:pPr>
+      <w:r>
+        <w:rPr>
+          <w:rFonts w:ascii="Arial" w:hAnsi="Arial" w:eastAsia="Arial" w:cs="Arial"/>
+          <w:i w:val="false"/>
+          <w:b w:val="true"/>
+          <w:u w:val="none"/>
+          <w:sz w:val="36"/>
+          <w:szCs w:val="36"/>
+          <w:color w:val="063360"/>
+        </w:rPr>
+        <w:t xml:space="preserve">Wall board: claim strips</w:t>
+      </w:r>
+    </w:p>
+    <w:p>
+      <w:pPr>
+        <w:pStyle w:val="Normal"/>
+        <w:jc w:val="left"/>
+        <w:pBdr>
+          <w:bottom w:val="none" w:sz="0" w:space="0" w:color="000000"/>
+          <w:top w:val="none" w:sz="0" w:space="0" w:color="000000"/>
+          <w:left w:val="none" w:sz="0" w:space="0" w:color="000000"/>
+          <w:right w:val="none" w:sz="0" w:space="0" w:color="000000"/>
+        </w:pBdr>
+        <w:spacing w:after="160" w:before="0" w:line="240"/>
+        <w:ind w:left="0" w:right="0" w:firstLine="0" w:firstLineChars="0"/>
+      </w:pPr>
+      <w:r>
+        <w:rPr>
+          <w:rFonts w:ascii="Arial" w:hAnsi="Arial" w:eastAsia="Arial" w:cs="Arial"/>
+          <w:i w:val="true"/>
+          <w:b w:val="false"/>
+          <w:u w:val="none"/>
+          <w:sz w:val="18"/>
+          <w:szCs w:val="18"/>
+          <w:color w:val="215A9E"/>
+        </w:rPr>
+        <w:t xml:space="preserve">Print: 1 set for the trainer, cut along the dashed lines; tape down the wall in order</w:t>
+      </w:r>
+    </w:p>
+    <w:tbl xmlns:a="http://schemas.openxmlformats.org/drawingml/2006/main" xmlns:pic="http://schemas.openxmlformats.org/drawingml/2006/picture">
+      <w:tblPr>
+        <w:tblLayout w:type="fixed"/>
+        <w:jc w:val="center"/>
+        <w:tblLook w:firstRow="1" w:lastRow="0" w:firstColumn="0" w:lastColumn="0" w:noHBand="0" w:noVBand="1"/>
+      </w:tblPr>
+      <w:tblGrid>
+        <w:gridCol w:w="9792"/>
+      </w:tblGrid>
+      <w:tr>
+        <w:trPr>
+          <w:trHeight w:val="4176" w:hRule="atLeast"/>
+        </w:trPr>
+        body1
+        <w:tc>
+          <w:tcPr>
+            <w:tcBorders>
+              <w:bottom w:val="dashed" w:sz="8" w:space="0" w:color="9AA8B8"/>
+              <w:top w:val="dashed" w:sz="8" w:space="0" w:color="9AA8B8"/>
+              <w:left w:val="dashed" w:sz="8" w:space="0" w:color="9AA8B8"/>
+              <w:right w:val="dashed" w:sz="8" w:space="0" w:color="9AA8B8"/>
+            </w:tcBorders>
+            <w:shd w:val="clear" w:color="auto" w:fill="FFFFFF"/>
+            <w:tcMar>
+              <w:top w:w="0" w:type="dxa"/>
+              <w:bottom w:w="0" w:type="dxa"/>
+              <w:left w:w="0" w:type="dxa"/>
+              <w:right w:w="0" w:type="dxa"/>
+            </w:tcMar>
+            <w:vAlign w:val="center"/>
+          </w:tcPr>
+          <w:p>
+            <w:pPr>
+              <w:pStyle w:val="Normal"/>
+              <w:jc w:val="center"/>
+              <w:pBdr>
+                <w:bottom w:val="none" w:sz="0" w:space="0" w:color="000000"/>
+                <w:top w:val="none" w:sz="0" w:space="0" w:color="000000"/>
+                <w:left w:val="none" w:sz="0" w:space="0" w:color="000000"/>
+                <w:right w:val="none" w:sz="0" w:space="0" w:color="000000"/>
+              </w:pBdr>
+              <w:spacing w:after="240" w:before="240" w:line="276"/>
+              <w:ind w:left="240" w:right="240" w:firstLine="0" w:firstLineChars="0"/>
+            </w:pPr>
+            <w:r>
+              <w:rPr>
+                <w:rFonts w:ascii="Arial" w:hAnsi="Arial" w:eastAsia="Arial" w:cs="Arial"/>
+                <w:i w:val="false"/>
+                <w:b w:val="false"/>
+                <w:u w:val="none"/>
+                <w:sz w:val="24"/>
+                <w:szCs w:val="24"/>
+                <w:color w:val="545860"/>
+              </w:rPr>
+              <w:t xml:space="preserve">Claim 1</w:t>
+            </w:r>
+            <w:r>
+              <w:rPr>
+                <w:rFonts w:ascii="Arial" w:hAnsi="Arial" w:eastAsia="Arial" w:cs="Arial"/>
+                <w:i w:val="false"/>
+                <w:b w:val="false"/>
+                <w:u w:val="none"/>
+                <w:sz w:val="24"/>
+                <w:szCs w:val="24"/>
+                <w:color w:val="545860"/>
+              </w:rPr>
+              <w:br/>
+            </w:r>
+            <w:r>
+              <w:rPr>
+                <w:rFonts w:ascii="Arial" w:hAnsi="Arial" w:eastAsia="Arial" w:cs="Arial"/>
+                <w:i w:val="false"/>
+                <w:b w:val="true"/>
+                <w:u w:val="none"/>
+                <w:sz w:val="52"/>
+                <w:szCs w:val="52"/>
+                <w:color w:val="063360"/>
+              </w:rPr>
+              <w:t xml:space="preserve">The table reports a difference-in-differences estimate.</w:t>
+            </w:r>
+          </w:p>
+        </w:tc>
+      </w:tr>
+      <w:tr>
+        <w:trPr>
+          <w:trHeight w:val="4176" w:hRule="atLeast"/>
+        </w:trPr>
+        body2
+        <w:tc>
+          <w:tcPr>
+            <w:tcBorders>
+              <w:bottom w:val="dashed" w:sz="8" w:space="0" w:color="9AA8B8"/>
+              <w:top w:val="dashed" w:sz="8" w:space="0" w:color="9AA8B8"/>
+              <w:left w:val="dashed" w:sz="8" w:space="0" w:color="9AA8B8"/>
+              <w:right w:val="dashed" w:sz="8" w:space="0" w:color="9AA8B8"/>
+            </w:tcBorders>
+            <w:shd w:val="clear" w:color="auto" w:fill="FFFFFF"/>
+            <w:tcMar>
+              <w:top w:w="0" w:type="dxa"/>
+              <w:bottom w:w="0" w:type="dxa"/>
+              <w:left w:w="0" w:type="dxa"/>
+              <w:right w:w="0" w:type="dxa"/>
+            </w:tcMar>
+            <w:vAlign w:val="center"/>
+          </w:tcPr>
+          <w:p>
+            <w:pPr>
+              <w:pStyle w:val="Normal"/>
+              <w:jc w:val="center"/>
+              <w:pBdr>
+                <w:bottom w:val="none" w:sz="0" w:space="0" w:color="000000"/>
+                <w:top w:val="none" w:sz="0" w:space="0" w:color="000000"/>
+                <w:left w:val="none" w:sz="0" w:space="0" w:color="000000"/>
+                <w:right w:val="none" w:sz="0" w:space="0" w:color="000000"/>
+              </w:pBdr>
+              <w:spacing w:after="240" w:before="240" w:line="276"/>
+              <w:ind w:left="240" w:right="240" w:firstLine="0" w:firstLineChars="0"/>
+            </w:pPr>
+            <w:r>
+              <w:rPr>
+                <w:rFonts w:ascii="Arial" w:hAnsi="Arial" w:eastAsia="Arial" w:cs="Arial"/>
+                <w:i w:val="false"/>
+                <w:b w:val="false"/>
+                <w:u w:val="none"/>
+                <w:sz w:val="24"/>
+                <w:szCs w:val="24"/>
+                <w:color w:val="545860"/>
+              </w:rPr>
+              <w:t xml:space="preserve">Claim 2</w:t>
+            </w:r>
+            <w:r>
+              <w:rPr>
+                <w:rFonts w:ascii="Arial" w:hAnsi="Arial" w:eastAsia="Arial" w:cs="Arial"/>
+                <w:i w:val="false"/>
+                <w:b w:val="false"/>
+                <w:u w:val="none"/>
+                <w:sz w:val="24"/>
+                <w:szCs w:val="24"/>
+                <w:color w:val="545860"/>
+              </w:rPr>
+              <w:br/>
+            </w:r>
+            <w:r>
+              <w:rPr>
+                <w:rFonts w:ascii="Arial" w:hAnsi="Arial" w:eastAsia="Arial" w:cs="Arial"/>
+                <w:i w:val="false"/>
+                <w:b w:val="true"/>
+                <w:u w:val="none"/>
+                <w:sz w:val="52"/>
+                <w:szCs w:val="52"/>
+                <w:color w:val="063360"/>
+              </w:rPr>
+              <w:t xml:space="preserve">The programme reduced costs by 816 AED, and the effect is highly statistically significant (p &lt; 0.001),</w:t>
+            </w:r>
+          </w:p>
+        </w:tc>
+      </w:tr>
+      <w:tr>
+        <w:trPr>
+          <w:trHeight w:val="4176" w:hRule="atLeast"/>
+        </w:trPr>
+        body3
+        <w:tc>
+          <w:tcPr>
+            <w:tcBorders>
+              <w:bottom w:val="dashed" w:sz="8" w:space="0" w:color="9AA8B8"/>
+              <w:top w:val="dashed" w:sz="8" w:space="0" w:color="9AA8B8"/>
+              <w:left w:val="dashed" w:sz="8" w:space="0" w:color="9AA8B8"/>
+              <w:right w:val="dashed" w:sz="8" w:space="0" w:color="9AA8B8"/>
+            </w:tcBorders>
+            <w:shd w:val="clear" w:color="auto" w:fill="FFFFFF"/>
+            <w:tcMar>
+              <w:top w:w="0" w:type="dxa"/>
+              <w:bottom w:w="0" w:type="dxa"/>
+              <w:left w:w="0" w:type="dxa"/>
+              <w:right w:w="0" w:type="dxa"/>
+            </w:tcMar>
+            <w:vAlign w:val="center"/>
+          </w:tcPr>
+          <w:p>
+            <w:pPr>
+              <w:pStyle w:val="Normal"/>
+              <w:jc w:val="center"/>
+              <w:pBdr>
+                <w:bottom w:val="none" w:sz="0" w:space="0" w:color="000000"/>
+                <w:top w:val="none" w:sz="0" w:space="0" w:color="000000"/>
+                <w:left w:val="none" w:sz="0" w:space="0" w:color="000000"/>
+                <w:right w:val="none" w:sz="0" w:space="0" w:color="000000"/>
+              </w:pBdr>
+              <w:spacing w:after="240" w:before="240" w:line="276"/>
+              <w:ind w:left="240" w:right="240" w:firstLine="0" w:firstLineChars="0"/>
+            </w:pPr>
+            <w:r>
+              <w:rPr>
+                <w:rFonts w:ascii="Arial" w:hAnsi="Arial" w:eastAsia="Arial" w:cs="Arial"/>
+                <w:i w:val="false"/>
+                <w:b w:val="false"/>
+                <w:u w:val="none"/>
+                <w:sz w:val="24"/>
+                <w:szCs w:val="24"/>
+                <w:color w:val="545860"/>
+              </w:rPr>
+              <w:t xml:space="preserve">Claim 3</w:t>
+            </w:r>
+            <w:r>
+              <w:rPr>
+                <w:rFonts w:ascii="Arial" w:hAnsi="Arial" w:eastAsia="Arial" w:cs="Arial"/>
+                <w:i w:val="false"/>
+                <w:b w:val="false"/>
+                <w:u w:val="none"/>
+                <w:sz w:val="24"/>
+                <w:szCs w:val="24"/>
+                <w:color w:val="545860"/>
+              </w:rPr>
+              <w:br/>
+            </w:r>
+            <w:r>
+              <w:rPr>
+                <w:rFonts w:ascii="Arial" w:hAnsi="Arial" w:eastAsia="Arial" w:cs="Arial"/>
+                <w:i w:val="false"/>
+                <w:b w:val="true"/>
+                <w:u w:val="none"/>
+                <w:sz w:val="52"/>
+                <w:szCs w:val="52"/>
+                <w:color w:val="063360"/>
+              </w:rPr>
+              <w:t xml:space="preserve">so the programme was a success.</w:t>
+            </w:r>
+          </w:p>
+        </w:tc>
+      </w:tr>
+      <w:tr>
+        <w:trPr>
+          <w:trHeight w:val="4176" w:hRule="atLeast"/>
+        </w:trPr>
+        body4
+        <w:tc>
+          <w:tcPr>
+            <w:tcBorders>
+              <w:bottom w:val="dashed" w:sz="8" w:space="0" w:color="9AA8B8"/>
+              <w:top w:val="dashed" w:sz="8" w:space="0" w:color="9AA8B8"/>
+              <w:left w:val="dashed" w:sz="8" w:space="0" w:color="9AA8B8"/>
+              <w:right w:val="dashed" w:sz="8" w:space="0" w:color="9AA8B8"/>
+            </w:tcBorders>
+            <w:shd w:val="clear" w:color="auto" w:fill="FFFFFF"/>
+            <w:tcMar>
+              <w:top w:w="0" w:type="dxa"/>
+              <w:bottom w:w="0" w:type="dxa"/>
+              <w:left w:w="0" w:type="dxa"/>
+              <w:right w:w="0" w:type="dxa"/>
+            </w:tcMar>
+            <w:vAlign w:val="center"/>
+          </w:tcPr>
+          <w:p>
+            <w:pPr>
+              <w:pStyle w:val="Normal"/>
+              <w:jc w:val="center"/>
+              <w:pBdr>
+                <w:bottom w:val="none" w:sz="0" w:space="0" w:color="000000"/>
+                <w:top w:val="none" w:sz="0" w:space="0" w:color="000000"/>
+                <w:left w:val="none" w:sz="0" w:space="0" w:color="000000"/>
+                <w:right w:val="none" w:sz="0" w:space="0" w:color="000000"/>
+              </w:pBdr>
+              <w:spacing w:after="240" w:before="240" w:line="276"/>
+              <w:ind w:left="240" w:right="240" w:firstLine="0" w:firstLineChars="0"/>
+            </w:pPr>
+            <w:r>
+              <w:rPr>
+                <w:rFonts w:ascii="Arial" w:hAnsi="Arial" w:eastAsia="Arial" w:cs="Arial"/>
+                <w:i w:val="false"/>
+                <w:b w:val="false"/>
+                <w:u w:val="none"/>
+                <w:sz w:val="24"/>
+                <w:szCs w:val="24"/>
+                <w:color w:val="545860"/>
+              </w:rPr>
+              <w:t xml:space="preserve">Claim 4</w:t>
+            </w:r>
+            <w:r>
+              <w:rPr>
+                <w:rFonts w:ascii="Arial" w:hAnsi="Arial" w:eastAsia="Arial" w:cs="Arial"/>
+                <w:i w:val="false"/>
+                <w:b w:val="false"/>
+                <w:u w:val="none"/>
+                <w:sz w:val="24"/>
+                <w:szCs w:val="24"/>
+                <w:color w:val="545860"/>
+              </w:rPr>
+              <w:br/>
+            </w:r>
+            <w:r>
+              <w:rPr>
+                <w:rFonts w:ascii="Arial" w:hAnsi="Arial" w:eastAsia="Arial" w:cs="Arial"/>
+                <w:i w:val="false"/>
+                <w:b w:val="true"/>
+                <w:u w:val="none"/>
+                <w:sz w:val="52"/>
+                <w:szCs w:val="52"/>
+                <w:color w:val="063360"/>
+              </w:rPr>
+              <w:t xml:space="preserve">The confidence interval does not include zero,</w:t>
+            </w:r>
+          </w:p>
+        </w:tc>
+      </w:tr>
+      <w:tr>
+        <w:trPr>
+          <w:trHeight w:val="4176" w:hRule="atLeast"/>
+        </w:trPr>
+        body5
+        <w:tc>
+          <w:tcPr>
+            <w:tcBorders>
+              <w:bottom w:val="dashed" w:sz="8" w:space="0" w:color="9AA8B8"/>
+              <w:top w:val="dashed" w:sz="8" w:space="0" w:color="9AA8B8"/>
+              <w:left w:val="dashed" w:sz="8" w:space="0" w:color="9AA8B8"/>
+              <w:right w:val="dashed" w:sz="8" w:space="0" w:color="9AA8B8"/>
+            </w:tcBorders>
+            <w:shd w:val="clear" w:color="auto" w:fill="FFFFFF"/>
+            <w:tcMar>
+              <w:top w:w="0" w:type="dxa"/>
+              <w:bottom w:w="0" w:type="dxa"/>
+              <w:left w:w="0" w:type="dxa"/>
+              <w:right w:w="0" w:type="dxa"/>
+            </w:tcMar>
+            <w:vAlign w:val="center"/>
+          </w:tcPr>
+          <w:p>
+            <w:pPr>
+              <w:pStyle w:val="Normal"/>
+              <w:jc w:val="center"/>
+              <w:pBdr>
+                <w:bottom w:val="none" w:sz="0" w:space="0" w:color="000000"/>
+                <w:top w:val="none" w:sz="0" w:space="0" w:color="000000"/>
+                <w:left w:val="none" w:sz="0" w:space="0" w:color="000000"/>
+                <w:right w:val="none" w:sz="0" w:space="0" w:color="000000"/>
+              </w:pBdr>
+              <w:spacing w:after="240" w:before="240" w:line="276"/>
+              <w:ind w:left="240" w:right="240" w:firstLine="0" w:firstLineChars="0"/>
+            </w:pPr>
+            <w:r>
+              <w:rPr>
+                <w:rFonts w:ascii="Arial" w:hAnsi="Arial" w:eastAsia="Arial" w:cs="Arial"/>
+                <w:i w:val="false"/>
+                <w:b w:val="false"/>
+                <w:u w:val="none"/>
+                <w:sz w:val="24"/>
+                <w:szCs w:val="24"/>
+                <w:color w:val="545860"/>
+              </w:rPr>
+              <w:t xml:space="preserve">Claim 5</w:t>
+            </w:r>
+            <w:r>
+              <w:rPr>
+                <w:rFonts w:ascii="Arial" w:hAnsi="Arial" w:eastAsia="Arial" w:cs="Arial"/>
+                <w:i w:val="false"/>
+                <w:b w:val="false"/>
+                <w:u w:val="none"/>
+                <w:sz w:val="24"/>
+                <w:szCs w:val="24"/>
+                <w:color w:val="545860"/>
+              </w:rPr>
+              <w:br/>
+            </w:r>
+            <w:r>
+              <w:rPr>
+                <w:rFonts w:ascii="Arial" w:hAnsi="Arial" w:eastAsia="Arial" w:cs="Arial"/>
+                <w:i w:val="false"/>
+                <w:b w:val="true"/>
+                <w:u w:val="none"/>
+                <w:sz w:val="52"/>
+                <w:szCs w:val="52"/>
+                <w:color w:val="063360"/>
+              </w:rPr>
+              <w:t xml:space="preserve">which confirms the finding is robust.</w:t>
+            </w:r>
+          </w:p>
+        </w:tc>
+      </w:tr>
+      <w:tr>
+        <w:trPr>
+          <w:trHeight w:val="4176" w:hRule="atLeast"/>
+        </w:trPr>
+        body6
+        <w:tc>
+          <w:tcPr>
+            <w:tcBorders>
+              <w:bottom w:val="dashed" w:sz="8" w:space="0" w:color="9AA8B8"/>
+              <w:top w:val="dashed" w:sz="8" w:space="0" w:color="9AA8B8"/>
+              <w:left w:val="dashed" w:sz="8" w:space="0" w:color="9AA8B8"/>
+              <w:right w:val="dashed" w:sz="8" w:space="0" w:color="9AA8B8"/>
+            </w:tcBorders>
+            <w:shd w:val="clear" w:color="auto" w:fill="FFFFFF"/>
+            <w:tcMar>
+              <w:top w:w="0" w:type="dxa"/>
+              <w:bottom w:w="0" w:type="dxa"/>
+              <w:left w:w="0" w:type="dxa"/>
+              <w:right w:w="0" w:type="dxa"/>
+            </w:tcMar>
+            <w:vAlign w:val="center"/>
+          </w:tcPr>
+          <w:p>
+            <w:pPr>
+              <w:pStyle w:val="Normal"/>
+              <w:jc w:val="center"/>
+              <w:pBdr>
+                <w:bottom w:val="none" w:sz="0" w:space="0" w:color="000000"/>
+                <w:top w:val="none" w:sz="0" w:space="0" w:color="000000"/>
+                <w:left w:val="none" w:sz="0" w:space="0" w:color="000000"/>
+                <w:right w:val="none" w:sz="0" w:space="0" w:color="000000"/>
+              </w:pBdr>
+              <w:spacing w:after="240" w:before="240" w:line="276"/>
+              <w:ind w:left="240" w:right="240" w:firstLine="0" w:firstLineChars="0"/>
+            </w:pPr>
+            <w:r>
+              <w:rPr>
+                <w:rFonts w:ascii="Arial" w:hAnsi="Arial" w:eastAsia="Arial" w:cs="Arial"/>
+                <w:i w:val="false"/>
+                <w:b w:val="false"/>
+                <w:u w:val="none"/>
+                <w:sz w:val="24"/>
+                <w:szCs w:val="24"/>
+                <w:color w:val="545860"/>
+              </w:rPr>
+              <w:t xml:space="preserve">Claim 6</w:t>
+            </w:r>
+            <w:r>
+              <w:rPr>
+                <w:rFonts w:ascii="Arial" w:hAnsi="Arial" w:eastAsia="Arial" w:cs="Arial"/>
+                <w:i w:val="false"/>
+                <w:b w:val="false"/>
+                <w:u w:val="none"/>
+                <w:sz w:val="24"/>
+                <w:szCs w:val="24"/>
+                <w:color w:val="545860"/>
+              </w:rPr>
+              <w:br/>
+            </w:r>
+            <w:r>
+              <w:rPr>
+                <w:rFonts w:ascii="Arial" w:hAnsi="Arial" w:eastAsia="Arial" w:cs="Arial"/>
+                <w:i w:val="false"/>
+                <w:b w:val="true"/>
+                <w:u w:val="none"/>
+                <w:sz w:val="52"/>
+                <w:szCs w:val="52"/>
+                <w:color w:val="063360"/>
+              </w:rPr>
+              <w:t xml:space="preserve">The parallel trends assumption has been satisfied.</w:t>
+            </w:r>
+          </w:p>
+        </w:tc>
+      </w:tr>
+      <w:tr>
+        <w:trPr>
+          <w:trHeight w:val="4176" w:hRule="atLeast"/>
+        </w:trPr>
+        body7
+        <w:tc>
+          <w:tcPr>
+            <w:tcBorders>
+              <w:bottom w:val="dashed" w:sz="8" w:space="0" w:color="9AA8B8"/>
+              <w:top w:val="dashed" w:sz="8" w:space="0" w:color="9AA8B8"/>
+              <w:left w:val="dashed" w:sz="8" w:space="0" w:color="9AA8B8"/>
+              <w:right w:val="dashed" w:sz="8" w:space="0" w:color="9AA8B8"/>
+            </w:tcBorders>
+            <w:shd w:val="clear" w:color="auto" w:fill="FFFFFF"/>
+            <w:tcMar>
+              <w:top w:w="0" w:type="dxa"/>
+              <w:bottom w:w="0" w:type="dxa"/>
+              <w:left w:w="0" w:type="dxa"/>
+              <w:right w:w="0" w:type="dxa"/>
+            </w:tcMar>
+            <w:vAlign w:val="center"/>
+          </w:tcPr>
+          <w:p>
+            <w:pPr>
+              <w:pStyle w:val="Normal"/>
+              <w:jc w:val="center"/>
+              <w:pBdr>
+                <w:bottom w:val="none" w:sz="0" w:space="0" w:color="000000"/>
+                <w:top w:val="none" w:sz="0" w:space="0" w:color="000000"/>
+                <w:left w:val="none" w:sz="0" w:space="0" w:color="000000"/>
+                <w:right w:val="none" w:sz="0" w:space="0" w:color="000000"/>
+              </w:pBdr>
+              <w:spacing w:after="240" w:before="240" w:line="276"/>
+              <w:ind w:left="240" w:right="240" w:firstLine="0" w:firstLineChars="0"/>
+            </w:pPr>
+            <w:r>
+              <w:rPr>
+                <w:rFonts w:ascii="Arial" w:hAnsi="Arial" w:eastAsia="Arial" w:cs="Arial"/>
+                <w:i w:val="false"/>
+                <w:b w:val="false"/>
+                <w:u w:val="none"/>
+                <w:sz w:val="24"/>
+                <w:szCs w:val="24"/>
+                <w:color w:val="545860"/>
+              </w:rPr>
+              <w:t xml:space="preserve">Claim 7</w:t>
+            </w:r>
+            <w:r>
+              <w:rPr>
+                <w:rFonts w:ascii="Arial" w:hAnsi="Arial" w:eastAsia="Arial" w:cs="Arial"/>
+                <w:i w:val="false"/>
+                <w:b w:val="false"/>
+                <w:u w:val="none"/>
+                <w:sz w:val="24"/>
+                <w:szCs w:val="24"/>
+                <w:color w:val="545860"/>
+              </w:rPr>
+              <w:br/>
+            </w:r>
+            <w:r>
+              <w:rPr>
+                <w:rFonts w:ascii="Arial" w:hAnsi="Arial" w:eastAsia="Arial" w:cs="Arial"/>
+                <w:i w:val="false"/>
+                <w:b w:val="true"/>
+                <w:u w:val="none"/>
+                <w:sz w:val="52"/>
+                <w:szCs w:val="52"/>
+                <w:color w:val="063360"/>
+              </w:rPr>
+              <w:t xml:space="preserve">The result clears the 1,000 AED threshold required for scale-up.</w:t>
+            </w:r>
+          </w:p>
+        </w:tc>
+      </w:tr>
+    </w:tbl>
+    <w:sectPr w:officer="true">
+      <w:pgMar w:header="720" w:bottom="1008" w:top="1008" w:right="1152" w:left="1152" w:footer="720" w:gutter="720"/>
       <w:pgSz w:h="16838" w:w="11906" w:orient="portrait"/>
+      <w:cols/>
       <w:type w:val="continuous"/>
-      <w:cols/>
     </w:sectPr>
   </w:body>
 </w:document>

--- a/Module_2_Oct_2026_v2/Oct13_session1_materials.docx
+++ b/Module_2_Oct_2026_v2/Oct13_session1_materials.docx
@@ -2522,7 +2522,7 @@
           <w:szCs w:val="18"/>
           <w:color w:val="215A9E"/>
         </w:rPr>
-        <w:t xml:space="preserve">Print: 1 per group (8 groups), plus one green, one yellow and one red marker per group. The claim strips for the wall are at the end of this pack</w:t>
+        <w:t xml:space="preserve">Print: 1 per pair</w:t>
       </w:r>
     </w:p>
     <w:p>
@@ -2613,7 +2613,7 @@
           <w:left w:val="none" w:sz="0" w:space="0" w:color="000000"/>
           <w:right w:val="none" w:sz="0" w:space="0" w:color="000000"/>
         </w:pBdr>
-        <w:spacing w:after="60" w:before="0" w:line="240"/>
+        <w:spacing w:after="80" w:before="0" w:line="240"/>
         <w:ind w:left="0" w:right="0" w:firstLine="0" w:firstLineChars="0"/>
       </w:pPr>
       <w:r>
@@ -2626,7 +2626,7 @@
           <w:szCs w:val="22"/>
           <w:color w:val="000000"/>
         </w:rPr>
-        <w:t xml:space="preserve">1.  The table reports a difference-in-differences estimate.</w:t>
+        <w:t xml:space="preserve">The table reports a difference-in-differences estimate. The programme reduced costs by 816 AED, and the effect is highly statistically significant (p &lt; 0.001), so the programme was a success. The confidence interval does not include zero, which confirms the finding is robust.</w:t>
       </w:r>
     </w:p>
     <w:p>
@@ -2639,7 +2639,7 @@
           <w:left w:val="none" w:sz="0" w:space="0" w:color="000000"/>
           <w:right w:val="none" w:sz="0" w:space="0" w:color="000000"/>
         </w:pBdr>
-        <w:spacing w:after="60" w:before="0" w:line="240"/>
+        <w:spacing w:after="80" w:before="0" w:line="240"/>
         <w:ind w:left="0" w:right="0" w:firstLine="0" w:firstLineChars="0"/>
       </w:pPr>
       <w:r>
@@ -2652,7 +2652,7 @@
           <w:szCs w:val="22"/>
           <w:color w:val="000000"/>
         </w:rPr>
-        <w:t xml:space="preserve">2.  The programme reduced costs by 816 AED, and the effect is highly statistically significant (p &lt; 0.001),</w:t>
+        <w:t xml:space="preserve">The parallel trends assumption has been satisfied. The result clears the 1,000 AED threshold required for scale-up.</w:t>
       </w:r>
     </w:p>
     <w:p>
@@ -2665,137 +2665,7 @@
           <w:left w:val="none" w:sz="0" w:space="0" w:color="000000"/>
           <w:right w:val="none" w:sz="0" w:space="0" w:color="000000"/>
         </w:pBdr>
-        <w:spacing w:after="60" w:before="0" w:line="240"/>
-        <w:ind w:left="0" w:right="0" w:firstLine="0" w:firstLineChars="0"/>
-      </w:pPr>
-      <w:r>
-        <w:rPr>
-          <w:rFonts w:ascii="Arial" w:hAnsi="Arial" w:eastAsia="Arial" w:cs="Arial"/>
-          <w:i w:val="false"/>
-          <w:b w:val="false"/>
-          <w:u w:val="none"/>
-          <w:sz w:val="22"/>
-          <w:szCs w:val="22"/>
-          <w:color w:val="000000"/>
-        </w:rPr>
-        <w:t xml:space="preserve">3.  so the programme was a success.</w:t>
-      </w:r>
-    </w:p>
-    <w:p>
-      <w:pPr>
-        <w:pStyle w:val="Normal"/>
-        <w:jc w:val="left"/>
-        <w:pBdr>
-          <w:bottom w:val="none" w:sz="0" w:space="0" w:color="000000"/>
-          <w:top w:val="none" w:sz="0" w:space="0" w:color="000000"/>
-          <w:left w:val="none" w:sz="0" w:space="0" w:color="000000"/>
-          <w:right w:val="none" w:sz="0" w:space="0" w:color="000000"/>
-        </w:pBdr>
-        <w:spacing w:after="60" w:before="0" w:line="240"/>
-        <w:ind w:left="0" w:right="0" w:firstLine="0" w:firstLineChars="0"/>
-      </w:pPr>
-      <w:r>
-        <w:rPr>
-          <w:rFonts w:ascii="Arial" w:hAnsi="Arial" w:eastAsia="Arial" w:cs="Arial"/>
-          <w:i w:val="false"/>
-          <w:b w:val="false"/>
-          <w:u w:val="none"/>
-          <w:sz w:val="22"/>
-          <w:szCs w:val="22"/>
-          <w:color w:val="000000"/>
-        </w:rPr>
-        <w:t xml:space="preserve">4.  The confidence interval does not include zero,</w:t>
-      </w:r>
-    </w:p>
-    <w:p>
-      <w:pPr>
-        <w:pStyle w:val="Normal"/>
-        <w:jc w:val="left"/>
-        <w:pBdr>
-          <w:bottom w:val="none" w:sz="0" w:space="0" w:color="000000"/>
-          <w:top w:val="none" w:sz="0" w:space="0" w:color="000000"/>
-          <w:left w:val="none" w:sz="0" w:space="0" w:color="000000"/>
-          <w:right w:val="none" w:sz="0" w:space="0" w:color="000000"/>
-        </w:pBdr>
-        <w:spacing w:after="60" w:before="0" w:line="240"/>
-        <w:ind w:left="0" w:right="0" w:firstLine="0" w:firstLineChars="0"/>
-      </w:pPr>
-      <w:r>
-        <w:rPr>
-          <w:rFonts w:ascii="Arial" w:hAnsi="Arial" w:eastAsia="Arial" w:cs="Arial"/>
-          <w:i w:val="false"/>
-          <w:b w:val="false"/>
-          <w:u w:val="none"/>
-          <w:sz w:val="22"/>
-          <w:szCs w:val="22"/>
-          <w:color w:val="000000"/>
-        </w:rPr>
-        <w:t xml:space="preserve">5.  which confirms the finding is robust.</w:t>
-      </w:r>
-    </w:p>
-    <w:p>
-      <w:pPr>
-        <w:pStyle w:val="Normal"/>
-        <w:jc w:val="left"/>
-        <w:pBdr>
-          <w:bottom w:val="none" w:sz="0" w:space="0" w:color="000000"/>
-          <w:top w:val="none" w:sz="0" w:space="0" w:color="000000"/>
-          <w:left w:val="none" w:sz="0" w:space="0" w:color="000000"/>
-          <w:right w:val="none" w:sz="0" w:space="0" w:color="000000"/>
-        </w:pBdr>
-        <w:spacing w:after="60" w:before="0" w:line="240"/>
-        <w:ind w:left="0" w:right="0" w:firstLine="0" w:firstLineChars="0"/>
-      </w:pPr>
-      <w:r>
-        <w:rPr>
-          <w:rFonts w:ascii="Arial" w:hAnsi="Arial" w:eastAsia="Arial" w:cs="Arial"/>
-          <w:i w:val="false"/>
-          <w:b w:val="false"/>
-          <w:u w:val="none"/>
-          <w:sz w:val="22"/>
-          <w:szCs w:val="22"/>
-          <w:color w:val="000000"/>
-        </w:rPr>
-        <w:t xml:space="preserve">6.  The parallel trends assumption has been satisfied.</w:t>
-      </w:r>
-    </w:p>
-    <w:p>
-      <w:pPr>
-        <w:pStyle w:val="Normal"/>
-        <w:jc w:val="left"/>
-        <w:pBdr>
-          <w:bottom w:val="none" w:sz="0" w:space="0" w:color="000000"/>
-          <w:top w:val="none" w:sz="0" w:space="0" w:color="000000"/>
-          <w:left w:val="none" w:sz="0" w:space="0" w:color="000000"/>
-          <w:right w:val="none" w:sz="0" w:space="0" w:color="000000"/>
-        </w:pBdr>
-        <w:spacing w:after="60" w:before="0" w:line="240"/>
-        <w:ind w:left="0" w:right="0" w:firstLine="0" w:firstLineChars="0"/>
-      </w:pPr>
-      <w:r>
-        <w:rPr>
-          <w:rFonts w:ascii="Arial" w:hAnsi="Arial" w:eastAsia="Arial" w:cs="Arial"/>
-          <w:i w:val="false"/>
-          <w:b w:val="false"/>
-          <w:u w:val="none"/>
-          <w:sz w:val="22"/>
-          <w:szCs w:val="22"/>
-          <w:color w:val="000000"/>
-        </w:rPr>
-        <w:t xml:space="preserve">7.  The result clears the 1,000 AED threshold required for scale-up.</w:t>
-      </w:r>
-    </w:p>
-    <w:p>
-      <w:pPr>
-        <w:pStyle w:val="Normal"/>
-        <w:jc w:val="left"/>
-        <w:pBdr>
-          <w:bottom w:val="none" w:sz="0" w:space="0" w:color="000000"/>
-          <w:top w:val="none" w:sz="0" w:space="0" w:color="000000"/>
-          <w:left w:val="none" w:sz="0" w:space="0" w:color="000000"/>
-          <w:right w:val="none" w:sz="0" w:space="0" w:color="000000"/>
-        </w:pBdr>
-        <w:spacing w:after="40" w:before="0" w:line="240"/>
+        <w:spacing w:after="80" w:before="0" w:line="240"/>
         <w:ind w:left="0" w:right="0" w:firstLine="0" w:firstLineChars="0"/>
       </w:pPr>
       <w:r>
@@ -2808,7 +2678,7 @@
           <w:szCs w:val="22"/>
           <w:color w:val="000000"/>
         </w:rPr>
-        <w:t xml:space="preserve">Marker rules. At your table, mark each numbered claim with a coloured marker:</w:t>
+        <w:t xml:space="preserve">Underline the sentences that the table supports. Cross out the sentences that the table does not support.</w:t>
       </w:r>
     </w:p>
     <w:p>
@@ -2821,7 +2691,7 @@
           <w:left w:val="none" w:sz="0" w:space="0" w:color="000000"/>
           <w:right w:val="none" w:sz="0" w:space="0" w:color="000000"/>
         </w:pBdr>
-        <w:spacing w:after="20" w:before="0" w:line="240"/>
+        <w:spacing w:after="120" w:before="0" w:line="240"/>
         <w:ind w:left="0" w:right="0" w:firstLine="0" w:firstLineChars="0"/>
       </w:pPr>
       <w:r>
@@ -2832,9 +2702,9 @@
           <w:u w:val="none"/>
           <w:sz w:val="22"/>
           <w:szCs w:val="22"/>
-          <w:color w:val="000000"/>
+          <w:color w:val="B5BEC9"/>
         </w:rPr>
-        <w:t xml:space="preserve">    Green: the evidence supports the claim.</w:t>
+        <w:t xml:space="preserve">____________________________________________________________________________</w:t>
       </w:r>
     </w:p>
     <w:p>
@@ -2847,7 +2717,7 @@
           <w:left w:val="none" w:sz="0" w:space="0" w:color="000000"/>
           <w:right w:val="none" w:sz="0" w:space="0" w:color="000000"/>
         </w:pBdr>
-        <w:spacing w:after="20" w:before="0" w:line="240"/>
+        <w:spacing w:after="120" w:before="0" w:line="240"/>
         <w:ind w:left="0" w:right="0" w:firstLine="0" w:firstLineChars="0"/>
       </w:pPr>
       <w:r>
@@ -2858,9 +2728,9 @@
           <w:u w:val="none"/>
           <w:sz w:val="22"/>
           <w:szCs w:val="22"/>
-          <w:color w:val="000000"/>
+          <w:color w:val="B5BEC9"/>
         </w:rPr>
-        <w:t xml:space="preserve">    Yellow: partly true, or true but not enough to act on.</w:t>
+        <w:t xml:space="preserve">____________________________________________________________________________</w:t>
       </w:r>
     </w:p>
     <w:p>
@@ -2873,7 +2743,7 @@
           <w:left w:val="none" w:sz="0" w:space="0" w:color="000000"/>
           <w:right w:val="none" w:sz="0" w:space="0" w:color="000000"/>
         </w:pBdr>
-        <w:spacing w:after="20" w:before="0" w:line="240"/>
+        <w:spacing w:after="120" w:before="0" w:line="240"/>
         <w:ind w:left="0" w:right="0" w:firstLine="0" w:firstLineChars="0"/>
       </w:pPr>
       <w:r>
@@ -2884,35 +2754,9 @@
           <w:u w:val="none"/>
           <w:sz w:val="22"/>
           <w:szCs w:val="22"/>
-          <w:color w:val="000000"/>
+          <w:color w:val="B5BEC9"/>
         </w:rPr>
-        <w:t xml:space="preserve">    Red: the evidence does not support the claim.</w:t>
-      </w:r>
-    </w:p>
-    <w:p>
-      <w:pPr>
-        <w:pStyle w:val="Normal"/>
-        <w:jc w:val="left"/>
-        <w:pBdr>
-          <w:bottom w:val="none" w:sz="0" w:space="0" w:color="000000"/>
-          <w:top w:val="none" w:sz="0" w:space="0" w:color="000000"/>
-          <w:left w:val="none" w:sz="0" w:space="0" w:color="000000"/>
-          <w:right w:val="none" w:sz="0" w:space="0" w:color="000000"/>
-        </w:pBdr>
-        <w:spacing w:after="80" w:before="0" w:line="240"/>
-        <w:ind w:left="0" w:right="0" w:firstLine="0" w:firstLineChars="0"/>
-      </w:pPr>
-      <w:r>
-        <w:rPr>
-          <w:rFonts w:ascii="Arial" w:hAnsi="Arial" w:eastAsia="Arial" w:cs="Arial"/>
-          <w:i w:val="false"/>
-          <w:b w:val="true"/>
-          <w:u w:val="none"/>
-          <w:sz w:val="22"/>
-          <w:szCs w:val="22"/>
-          <w:color w:val="000000"/>
-        </w:rPr>
-        <w:t xml:space="preserve">Then one person from your group takes your colours to the claim strips on the wall and puts one dot on each strip.</w:t>
+        <w:t xml:space="preserve">____________________________________________________________________________</w:t>
       </w:r>
     </w:p>
     <w:p>
@@ -4506,696 +4350,6 @@
         <w:t xml:space="preserve">With the second prompt, check whether the parallel-trends claim disappears. Supplying the constraint makes the error less likely; it does not rule it out.</w:t>
       </w:r>
     </w:p>
-    <w:p>
-      <w:pPr>
-        <w:pStyle w:val="Normal"/>
-        <w:jc w:val="left"/>
-        <w:pBdr>
-          <w:bottom w:val="none" w:sz="0" w:space="0" w:color="000000"/>
-          <w:top w:val="none" w:sz="0" w:space="0" w:color="000000"/>
-          <w:left w:val="none" w:sz="0" w:space="0" w:color="000000"/>
-          <w:right w:val="none" w:sz="0" w:space="0" w:color="000000"/>
-        </w:pBdr>
-        <w:spacing w:after="60" w:before="0" w:line="240"/>
-        <w:ind w:left="0" w:right="0" w:firstLine="0" w:firstLineChars="0"/>
-      </w:pPr>
-      <w:r>
-        <w:rPr>
-          <w:rFonts w:ascii="Arial" w:hAnsi="Arial" w:eastAsia="Arial" w:cs="Arial"/>
-          <w:i w:val="false"/>
-          <w:b w:val="true"/>
-          <w:u w:val="none"/>
-          <w:sz w:val="26"/>
-          <w:szCs w:val="26"/>
-          <w:color w:val="215A9E"/>
-        </w:rPr>
-        <w:t xml:space="preserve">AI Snapshot board</w:t>
-      </w:r>
-    </w:p>
-    <w:p>
-      <w:pPr>
-        <w:pStyle w:val="Normal"/>
-        <w:jc w:val="left"/>
-        <w:pBdr>
-          <w:bottom w:val="none" w:sz="0" w:space="0" w:color="000000"/>
-          <w:top w:val="none" w:sz="0" w:space="0" w:color="000000"/>
-          <w:left w:val="none" w:sz="0" w:space="0" w:color="000000"/>
-          <w:right w:val="none" w:sz="0" w:space="0" w:color="000000"/>
-        </w:pBdr>
-        <w:spacing w:after="80" w:before="0" w:line="240"/>
-        <w:ind w:left="0" w:right="0" w:firstLine="0" w:firstLineChars="0"/>
-      </w:pPr>
-      <w:r>
-        <w:rPr>
-          <w:rFonts w:ascii="Arial" w:hAnsi="Arial" w:eastAsia="Arial" w:cs="Arial"/>
-          <w:i w:val="false"/>
-          <w:b w:val="false"/>
-          <w:u w:val="none"/>
-          <w:sz w:val="22"/>
-          <w:szCs w:val="22"/>
-          <w:color w:val="000000"/>
-        </w:rPr>
-        <w:t xml:space="preserve">Setup, before the session: tape the seven claim strips (last pages of this pack) down the wall in order, with space beside each strip for eight dots. Give each group one green, one yellow and one red marker (or dot stickers in the same colours). Groups mark the claims on their handout at the table, then one person per group puts one dot on each strip.</w:t>
-      </w:r>
-    </w:p>
-    <w:p>
-      <w:pPr>
-        <w:pStyle w:val="Normal"/>
-        <w:jc w:val="left"/>
-        <w:pBdr>
-          <w:bottom w:val="none" w:sz="0" w:space="0" w:color="000000"/>
-          <w:top w:val="none" w:sz="0" w:space="0" w:color="000000"/>
-          <w:left w:val="none" w:sz="0" w:space="0" w:color="000000"/>
-          <w:right w:val="none" w:sz="0" w:space="0" w:color="000000"/>
-        </w:pBdr>
-        <w:spacing w:after="80" w:before="0" w:line="240"/>
-        <w:ind w:left="0" w:right="0" w:firstLine="0" w:firstLineChars="0"/>
-      </w:pPr>
-      <w:r>
-        <w:rPr>
-          <w:rFonts w:ascii="Arial" w:hAnsi="Arial" w:eastAsia="Arial" w:cs="Arial"/>
-          <w:i w:val="false"/>
-          <w:b w:val="false"/>
-          <w:u w:val="none"/>
-          <w:sz w:val="22"/>
-          <w:szCs w:val="22"/>
-          <w:color w:val="000000"/>
-        </w:rPr>
-        <w:t xml:space="preserve">Expected wall: strips 1, 2 and 4 green (they are in the table). Strips 3, 5, 6 and 7 red: 3 and 5 turn "not zero" into "success" and "robust"; 7 is false. Strip 6 is the one to watch: a group that marks it green or yellow has taken a test that was never run on trust. Read the wall before showing the debrief slide and start with strip 6.</w:t>
-      </w:r>
-    </w:p>
-    <w:p>
-      <w:pPr/>
-      <w:r>
-        <w:br w:type="page"/>
-      </w:r>
-    </w:p>
-    <w:p>
-      <w:pPr>
-        <w:pStyle w:val="Normal"/>
-        <w:jc w:val="left"/>
-        <w:pBdr>
-          <w:bottom w:val="none" w:sz="0" w:space="0" w:color="000000"/>
-          <w:top w:val="none" w:sz="0" w:space="0" w:color="000000"/>
-          <w:left w:val="none" w:sz="0" w:space="0" w:color="000000"/>
-          <w:right w:val="none" w:sz="0" w:space="0" w:color="000000"/>
-        </w:pBdr>
-        <w:spacing w:after="0" w:before="0" w:line="240"/>
-        <w:ind w:left="0" w:right="0" w:firstLine="0" w:firstLineChars="0"/>
-      </w:pPr>
-      <w:r>
-        <w:rPr>
-          <w:rFonts w:ascii="Arial" w:hAnsi="Arial" w:eastAsia="Arial" w:cs="Arial"/>
-          <w:i w:val="false"/>
-          <w:b w:val="false"/>
-          <w:u w:val="none"/>
-          <w:sz w:val="18"/>
-          <w:szCs w:val="18"/>
-          <w:color w:val="545860"/>
-        </w:rPr>
-        <w:t xml:space="preserve">Module 2 · Day 2, Session 1 · Reading DiD Results</w:t>
-      </w:r>
-    </w:p>
-    <w:p>
-      <w:pPr>
-        <w:pStyle w:val="Normal"/>
-        <w:jc w:val="left"/>
-        <w:pBdr>
-          <w:bottom w:val="none" w:sz="0" w:space="0" w:color="000000"/>
-          <w:top w:val="none" w:sz="0" w:space="0" w:color="000000"/>
-          <w:left w:val="none" w:sz="0" w:space="0" w:color="000000"/>
-          <w:right w:val="none" w:sz="0" w:space="0" w:color="000000"/>
-        </w:pBdr>
-        <w:spacing w:after="40" w:before="0" w:line="240"/>
-        <w:ind w:left="0" w:right="0" w:firstLine="0" w:firstLineChars="0"/>
-      </w:pPr>
-      <w:r>
-        <w:rPr>
-          <w:rFonts w:ascii="Arial" w:hAnsi="Arial" w:eastAsia="Arial" w:cs="Arial"/>
-          <w:i w:val="false"/>
-          <w:b w:val="true"/>
-          <w:u w:val="none"/>
-          <w:sz w:val="36"/>
-          <w:szCs w:val="36"/>
-          <w:color w:val="063360"/>
-        </w:rPr>
-        <w:t xml:space="preserve">Wall board: claim strips</w:t>
-      </w:r>
-    </w:p>
-    <w:p>
-      <w:pPr>
-        <w:pStyle w:val="Normal"/>
-        <w:jc w:val="left"/>
-        <w:pBdr>
-          <w:bottom w:val="none" w:sz="0" w:space="0" w:color="000000"/>
-          <w:top w:val="none" w:sz="0" w:space="0" w:color="000000"/>
-          <w:left w:val="none" w:sz="0" w:space="0" w:color="000000"/>
-          <w:right w:val="none" w:sz="0" w:space="0" w:color="000000"/>
-        </w:pBdr>
-        <w:spacing w:after="160" w:before="0" w:line="240"/>
-        <w:ind w:left="0" w:right="0" w:firstLine="0" w:firstLineChars="0"/>
-      </w:pPr>
-      <w:r>
-        <w:rPr>
-          <w:rFonts w:ascii="Arial" w:hAnsi="Arial" w:eastAsia="Arial" w:cs="Arial"/>
-          <w:i w:val="true"/>
-          <w:b w:val="false"/>
-          <w:u w:val="none"/>
-          <w:sz w:val="18"/>
-          <w:szCs w:val="18"/>
-          <w:color w:val="215A9E"/>
-        </w:rPr>
-        <w:t xml:space="preserve">Print: 1 set for the trainer, cut along the dashed lines; tape down the wall in order</w:t>
-      </w:r>
-    </w:p>
-    <w:tbl xmlns:a="http://schemas.openxmlformats.org/drawingml/2006/main" xmlns:pic="http://schemas.openxmlformats.org/drawingml/2006/picture">
-      <w:tblPr>
-        <w:tblLayout w:type="fixed"/>
-        <w:jc w:val="center"/>
-        <w:tblLook w:firstRow="1" w:lastRow="0" w:firstColumn="0" w:lastColumn="0" w:noHBand="0" w:noVBand="1"/>
-      </w:tblPr>
-      <w:tblGrid>
-        <w:gridCol w:w="9792"/>
-      </w:tblGrid>
-      <w:tr>
-        <w:trPr>
-          <w:trHeight w:val="4176" w:hRule="atLeast"/>
-        </w:trPr>
-        body1
-        <w:tc>
-          <w:tcPr>
-            <w:tcBorders>
-              <w:bottom w:val="dashed" w:sz="8" w:space="0" w:color="9AA8B8"/>
-              <w:top w:val="dashed" w:sz="8" w:space="0" w:color="9AA8B8"/>
-              <w:left w:val="dashed" w:sz="8" w:space="0" w:color="9AA8B8"/>
-              <w:right w:val="dashed" w:sz="8" w:space="0" w:color="9AA8B8"/>
-            </w:tcBorders>
-            <w:shd w:val="clear" w:color="auto" w:fill="FFFFFF"/>
-            <w:tcMar>
-              <w:top w:w="0" w:type="dxa"/>
-              <w:bottom w:w="0" w:type="dxa"/>
-              <w:left w:w="0" w:type="dxa"/>
-              <w:right w:w="0" w:type="dxa"/>
-            </w:tcMar>
-            <w:vAlign w:val="center"/>
-          </w:tcPr>
-          <w:p>
-            <w:pPr>
-              <w:pStyle w:val="Normal"/>
-              <w:jc w:val="center"/>
-              <w:pBdr>
-                <w:bottom w:val="none" w:sz="0" w:space="0" w:color="000000"/>
-                <w:top w:val="none" w:sz="0" w:space="0" w:color="000000"/>
-                <w:left w:val="none" w:sz="0" w:space="0" w:color="000000"/>
-                <w:right w:val="none" w:sz="0" w:space="0" w:color="000000"/>
-              </w:pBdr>
-              <w:spacing w:after="240" w:before="240" w:line="276"/>
-              <w:ind w:left="240" w:right="240" w:firstLine="0" w:firstLineChars="0"/>
-            </w:pPr>
-            <w:r>
-              <w:rPr>
-                <w:rFonts w:ascii="Arial" w:hAnsi="Arial" w:eastAsia="Arial" w:cs="Arial"/>
-                <w:i w:val="false"/>
-                <w:b w:val="false"/>
-                <w:u w:val="none"/>
-                <w:sz w:val="24"/>
-                <w:szCs w:val="24"/>
-                <w:color w:val="545860"/>
-              </w:rPr>
-              <w:t xml:space="preserve">Claim 1</w:t>
-            </w:r>
-            <w:r>
-              <w:rPr>
-                <w:rFonts w:ascii="Arial" w:hAnsi="Arial" w:eastAsia="Arial" w:cs="Arial"/>
-                <w:i w:val="false"/>
-                <w:b w:val="false"/>
-                <w:u w:val="none"/>
-                <w:sz w:val="24"/>
-                <w:szCs w:val="24"/>
-                <w:color w:val="545860"/>
-              </w:rPr>
-              <w:br/>
-            </w:r>
-            <w:r>
-              <w:rPr>
-                <w:rFonts w:ascii="Arial" w:hAnsi="Arial" w:eastAsia="Arial" w:cs="Arial"/>
-                <w:i w:val="false"/>
-                <w:b w:val="true"/>
-                <w:u w:val="none"/>
-                <w:sz w:val="52"/>
-                <w:szCs w:val="52"/>
-                <w:color w:val="063360"/>
-              </w:rPr>
-              <w:t xml:space="preserve">The table reports a difference-in-differences estimate.</w:t>
-            </w:r>
-          </w:p>
-        </w:tc>
-      </w:tr>
-      <w:tr>
-        <w:trPr>
-          <w:trHeight w:val="4176" w:hRule="atLeast"/>
-        </w:trPr>
-        body2
-        <w:tc>
-          <w:tcPr>
-            <w:tcBorders>
-              <w:bottom w:val="dashed" w:sz="8" w:space="0" w:color="9AA8B8"/>
-              <w:top w:val="dashed" w:sz="8" w:space="0" w:color="9AA8B8"/>
-              <w:left w:val="dashed" w:sz="8" w:space="0" w:color="9AA8B8"/>
-              <w:right w:val="dashed" w:sz="8" w:space="0" w:color="9AA8B8"/>
-            </w:tcBorders>
-            <w:shd w:val="clear" w:color="auto" w:fill="FFFFFF"/>
-            <w:tcMar>
-              <w:top w:w="0" w:type="dxa"/>
-              <w:bottom w:w="0" w:type="dxa"/>
-              <w:left w:w="0" w:type="dxa"/>
-              <w:right w:w="0" w:type="dxa"/>
-            </w:tcMar>
-            <w:vAlign w:val="center"/>
-          </w:tcPr>
-          <w:p>
-            <w:pPr>
-              <w:pStyle w:val="Normal"/>
-              <w:jc w:val="center"/>
-              <w:pBdr>
-                <w:bottom w:val="none" w:sz="0" w:space="0" w:color="000000"/>
-                <w:top w:val="none" w:sz="0" w:space="0" w:color="000000"/>
-                <w:left w:val="none" w:sz="0" w:space="0" w:color="000000"/>
-                <w:right w:val="none" w:sz="0" w:space="0" w:color="000000"/>
-              </w:pBdr>
-              <w:spacing w:after="240" w:before="240" w:line="276"/>
-              <w:ind w:left="240" w:right="240" w:firstLine="0" w:firstLineChars="0"/>
-            </w:pPr>
-            <w:r>
-              <w:rPr>
-                <w:rFonts w:ascii="Arial" w:hAnsi="Arial" w:eastAsia="Arial" w:cs="Arial"/>
-                <w:i w:val="false"/>
-                <w:b w:val="false"/>
-                <w:u w:val="none"/>
-                <w:sz w:val="24"/>
-                <w:szCs w:val="24"/>
-                <w:color w:val="545860"/>
-              </w:rPr>
-              <w:t xml:space="preserve">Claim 2</w:t>
-            </w:r>
-            <w:r>
-              <w:rPr>
-                <w:rFonts w:ascii="Arial" w:hAnsi="Arial" w:eastAsia="Arial" w:cs="Arial"/>
-                <w:i w:val="false"/>
-                <w:b w:val="false"/>
-                <w:u w:val="none"/>
-                <w:sz w:val="24"/>
-                <w:szCs w:val="24"/>
-                <w:color w:val="545860"/>
-              </w:rPr>
-              <w:br/>
-            </w:r>
-            <w:r>
-              <w:rPr>
-                <w:rFonts w:ascii="Arial" w:hAnsi="Arial" w:eastAsia="Arial" w:cs="Arial"/>
-                <w:i w:val="false"/>
-                <w:b w:val="true"/>
-                <w:u w:val="none"/>
-                <w:sz w:val="52"/>
-                <w:szCs w:val="52"/>
-                <w:color w:val="063360"/>
-              </w:rPr>
-              <w:t xml:space="preserve">The programme reduced costs by 816 AED, and the effect is highly statistically significant (p &lt; 0.001),</w:t>
-            </w:r>
-          </w:p>
-        </w:tc>
-      </w:tr>
-      <w:tr>
-        <w:trPr>
-          <w:trHeight w:val="4176" w:hRule="atLeast"/>
-        </w:trPr>
-        body3
-        <w:tc>
-          <w:tcPr>
-            <w:tcBorders>
-              <w:bottom w:val="dashed" w:sz="8" w:space="0" w:color="9AA8B8"/>
-              <w:top w:val="dashed" w:sz="8" w:space="0" w:color="9AA8B8"/>
-              <w:left w:val="dashed" w:sz="8" w:space="0" w:color="9AA8B8"/>
-              <w:right w:val="dashed" w:sz="8" w:space="0" w:color="9AA8B8"/>
-            </w:tcBorders>
-            <w:shd w:val="clear" w:color="auto" w:fill="FFFFFF"/>
-            <w:tcMar>
-              <w:top w:w="0" w:type="dxa"/>
-              <w:bottom w:w="0" w:type="dxa"/>
-              <w:left w:w="0" w:type="dxa"/>
-              <w:right w:w="0" w:type="dxa"/>
-            </w:tcMar>
-            <w:vAlign w:val="center"/>
-          </w:tcPr>
-          <w:p>
-            <w:pPr>
-              <w:pStyle w:val="Normal"/>
-              <w:jc w:val="center"/>
-              <w:pBdr>
-                <w:bottom w:val="none" w:sz="0" w:space="0" w:color="000000"/>
-                <w:top w:val="none" w:sz="0" w:space="0" w:color="000000"/>
-                <w:left w:val="none" w:sz="0" w:space="0" w:color="000000"/>
-                <w:right w:val="none" w:sz="0" w:space="0" w:color="000000"/>
-              </w:pBdr>
-              <w:spacing w:after="240" w:before="240" w:line="276"/>
-              <w:ind w:left="240" w:right="240" w:firstLine="0" w:firstLineChars="0"/>
-            </w:pPr>
-            <w:r>
-              <w:rPr>
-                <w:rFonts w:ascii="Arial" w:hAnsi="Arial" w:eastAsia="Arial" w:cs="Arial"/>
-                <w:i w:val="false"/>
-                <w:b w:val="false"/>
-                <w:u w:val="none"/>
-                <w:sz w:val="24"/>
-                <w:szCs w:val="24"/>
-                <w:color w:val="545860"/>
-              </w:rPr>
-              <w:t xml:space="preserve">Claim 3</w:t>
-            </w:r>
-            <w:r>
-              <w:rPr>
-                <w:rFonts w:ascii="Arial" w:hAnsi="Arial" w:eastAsia="Arial" w:cs="Arial"/>
-                <w:i w:val="false"/>
-                <w:b w:val="false"/>
-                <w:u w:val="none"/>
-                <w:sz w:val="24"/>
-                <w:szCs w:val="24"/>
-                <w:color w:val="545860"/>
-              </w:rPr>
-              <w:br/>
-            </w:r>
-            <w:r>
-              <w:rPr>
-                <w:rFonts w:ascii="Arial" w:hAnsi="Arial" w:eastAsia="Arial" w:cs="Arial"/>
-                <w:i w:val="false"/>
-                <w:b w:val="true"/>
-                <w:u w:val="none"/>
-                <w:sz w:val="52"/>
-                <w:szCs w:val="52"/>
-                <w:color w:val="063360"/>
-              </w:rPr>
-              <w:t xml:space="preserve">so the programme was a success.</w:t>
-            </w:r>
-          </w:p>
-        </w:tc>
-      </w:tr>
-      <w:tr>
-        <w:trPr>
-          <w:trHeight w:val="4176" w:hRule="atLeast"/>
-        </w:trPr>
-        body4
-        <w:tc>
-          <w:tcPr>
-            <w:tcBorders>
-              <w:bottom w:val="dashed" w:sz="8" w:space="0" w:color="9AA8B8"/>
-              <w:top w:val="dashed" w:sz="8" w:space="0" w:color="9AA8B8"/>
-              <w:left w:val="dashed" w:sz="8" w:space="0" w:color="9AA8B8"/>
-              <w:right w:val="dashed" w:sz="8" w:space="0" w:color="9AA8B8"/>
-            </w:tcBorders>
-            <w:shd w:val="clear" w:color="auto" w:fill="FFFFFF"/>
-            <w:tcMar>
-              <w:top w:w="0" w:type="dxa"/>
-              <w:bottom w:w="0" w:type="dxa"/>
-              <w:left w:w="0" w:type="dxa"/>
-              <w:right w:w="0" w:type="dxa"/>
-            </w:tcMar>
-            <w:vAlign w:val="center"/>
-          </w:tcPr>
-          <w:p>
-            <w:pPr>
-              <w:pStyle w:val="Normal"/>
-              <w:jc w:val="center"/>
-              <w:pBdr>
-                <w:bottom w:val="none" w:sz="0" w:space="0" w:color="000000"/>
-                <w:top w:val="none" w:sz="0" w:space="0" w:color="000000"/>
-                <w:left w:val="none" w:sz="0" w:space="0" w:color="000000"/>
-                <w:right w:val="none" w:sz="0" w:space="0" w:color="000000"/>
-              </w:pBdr>
-              <w:spacing w:after="240" w:before="240" w:line="276"/>
-              <w:ind w:left="240" w:right="240" w:firstLine="0" w:firstLineChars="0"/>
-            </w:pPr>
-            <w:r>
-              <w:rPr>
-                <w:rFonts w:ascii="Arial" w:hAnsi="Arial" w:eastAsia="Arial" w:cs="Arial"/>
-                <w:i w:val="false"/>
-                <w:b w:val="false"/>
-                <w:u w:val="none"/>
-                <w:sz w:val="24"/>
-                <w:szCs w:val="24"/>
-                <w:color w:val="545860"/>
-              </w:rPr>
-              <w:t xml:space="preserve">Claim 4</w:t>
-            </w:r>
-            <w:r>
-              <w:rPr>
-                <w:rFonts w:ascii="Arial" w:hAnsi="Arial" w:eastAsia="Arial" w:cs="Arial"/>
-                <w:i w:val="false"/>
-                <w:b w:val="false"/>
-                <w:u w:val="none"/>
-                <w:sz w:val="24"/>
-                <w:szCs w:val="24"/>
-                <w:color w:val="545860"/>
-              </w:rPr>
-              <w:br/>
-            </w:r>
-            <w:r>
-              <w:rPr>
-                <w:rFonts w:ascii="Arial" w:hAnsi="Arial" w:eastAsia="Arial" w:cs="Arial"/>
-                <w:i w:val="false"/>
-                <w:b w:val="true"/>
-                <w:u w:val="none"/>
-                <w:sz w:val="52"/>
-                <w:szCs w:val="52"/>
-                <w:color w:val="063360"/>
-              </w:rPr>
-              <w:t xml:space="preserve">The confidence interval does not include zero,</w:t>
-            </w:r>
-          </w:p>
-        </w:tc>
-      </w:tr>
-      <w:tr>
-        <w:trPr>
-          <w:trHeight w:val="4176" w:hRule="atLeast"/>
-        </w:trPr>
-        body5
-        <w:tc>
-          <w:tcPr>
-            <w:tcBorders>
-              <w:bottom w:val="dashed" w:sz="8" w:space="0" w:color="9AA8B8"/>
-              <w:top w:val="dashed" w:sz="8" w:space="0" w:color="9AA8B8"/>
-              <w:left w:val="dashed" w:sz="8" w:space="0" w:color="9AA8B8"/>
-              <w:right w:val="dashed" w:sz="8" w:space="0" w:color="9AA8B8"/>
-            </w:tcBorders>
-            <w:shd w:val="clear" w:color="auto" w:fill="FFFFFF"/>
-            <w:tcMar>
-              <w:top w:w="0" w:type="dxa"/>
-              <w:bottom w:w="0" w:type="dxa"/>
-              <w:left w:w="0" w:type="dxa"/>
-              <w:right w:w="0" w:type="dxa"/>
-            </w:tcMar>
-            <w:vAlign w:val="center"/>
-          </w:tcPr>
-          <w:p>
-            <w:pPr>
-              <w:pStyle w:val="Normal"/>
-              <w:jc w:val="center"/>
-              <w:pBdr>
-                <w:bottom w:val="none" w:sz="0" w:space="0" w:color="000000"/>
-                <w:top w:val="none" w:sz="0" w:space="0" w:color="000000"/>
-                <w:left w:val="none" w:sz="0" w:space="0" w:color="000000"/>
-                <w:right w:val="none" w:sz="0" w:space="0" w:color="000000"/>
-              </w:pBdr>
-              <w:spacing w:after="240" w:before="240" w:line="276"/>
-              <w:ind w:left="240" w:right="240" w:firstLine="0" w:firstLineChars="0"/>
-            </w:pPr>
-            <w:r>
-              <w:rPr>
-                <w:rFonts w:ascii="Arial" w:hAnsi="Arial" w:eastAsia="Arial" w:cs="Arial"/>
-                <w:i w:val="false"/>
-                <w:b w:val="false"/>
-                <w:u w:val="none"/>
-                <w:sz w:val="24"/>
-                <w:szCs w:val="24"/>
-                <w:color w:val="545860"/>
-              </w:rPr>
-              <w:t xml:space="preserve">Claim 5</w:t>
-            </w:r>
-            <w:r>
-              <w:rPr>
-                <w:rFonts w:ascii="Arial" w:hAnsi="Arial" w:eastAsia="Arial" w:cs="Arial"/>
-                <w:i w:val="false"/>
-                <w:b w:val="false"/>
-                <w:u w:val="none"/>
-                <w:sz w:val="24"/>
-                <w:szCs w:val="24"/>
-                <w:color w:val="545860"/>
-              </w:rPr>
-              <w:br/>
-            </w:r>
-            <w:r>
-              <w:rPr>
-                <w:rFonts w:ascii="Arial" w:hAnsi="Arial" w:eastAsia="Arial" w:cs="Arial"/>
-                <w:i w:val="false"/>
-                <w:b w:val="true"/>
-                <w:u w:val="none"/>
-                <w:sz w:val="52"/>
-                <w:szCs w:val="52"/>
-                <w:color w:val="063360"/>
-              </w:rPr>
-              <w:t xml:space="preserve">which confirms the finding is robust.</w:t>
-            </w:r>
-          </w:p>
-        </w:tc>
-      </w:tr>
-      <w:tr>
-        <w:trPr>
-          <w:trHeight w:val="4176" w:hRule="atLeast"/>
-        </w:trPr>
-        body6
-        <w:tc>
-          <w:tcPr>
-            <w:tcBorders>
-              <w:bottom w:val="dashed" w:sz="8" w:space="0" w:color="9AA8B8"/>
-              <w:top w:val="dashed" w:sz="8" w:space="0" w:color="9AA8B8"/>
-              <w:left w:val="dashed" w:sz="8" w:space="0" w:color="9AA8B8"/>
-              <w:right w:val="dashed" w:sz="8" w:space="0" w:color="9AA8B8"/>
-            </w:tcBorders>
-            <w:shd w:val="clear" w:color="auto" w:fill="FFFFFF"/>
-            <w:tcMar>
-              <w:top w:w="0" w:type="dxa"/>
-              <w:bottom w:w="0" w:type="dxa"/>
-              <w:left w:w="0" w:type="dxa"/>
-              <w:right w:w="0" w:type="dxa"/>
-            </w:tcMar>
-            <w:vAlign w:val="center"/>
-          </w:tcPr>
-          <w:p>
-            <w:pPr>
-              <w:pStyle w:val="Normal"/>
-              <w:jc w:val="center"/>
-              <w:pBdr>
-                <w:bottom w:val="none" w:sz="0" w:space="0" w:color="000000"/>
-                <w:top w:val="none" w:sz="0" w:space="0" w:color="000000"/>
-                <w:left w:val="none" w:sz="0" w:space="0" w:color="000000"/>
-                <w:right w:val="none" w:sz="0" w:space="0" w:color="000000"/>
-              </w:pBdr>
-              <w:spacing w:after="240" w:before="240" w:line="276"/>
-              <w:ind w:left="240" w:right="240" w:firstLine="0" w:firstLineChars="0"/>
-            </w:pPr>
-            <w:r>
-              <w:rPr>
-                <w:rFonts w:ascii="Arial" w:hAnsi="Arial" w:eastAsia="Arial" w:cs="Arial"/>
-                <w:i w:val="false"/>
-                <w:b w:val="false"/>
-                <w:u w:val="none"/>
-                <w:sz w:val="24"/>
-                <w:szCs w:val="24"/>
-                <w:color w:val="545860"/>
-              </w:rPr>
-              <w:t xml:space="preserve">Claim 6</w:t>
-            </w:r>
-            <w:r>
-              <w:rPr>
-                <w:rFonts w:ascii="Arial" w:hAnsi="Arial" w:eastAsia="Arial" w:cs="Arial"/>
-                <w:i w:val="false"/>
-                <w:b w:val="false"/>
-                <w:u w:val="none"/>
-                <w:sz w:val="24"/>
-                <w:szCs w:val="24"/>
-                <w:color w:val="545860"/>
-              </w:rPr>
-              <w:br/>
-            </w:r>
-            <w:r>
-              <w:rPr>
-                <w:rFonts w:ascii="Arial" w:hAnsi="Arial" w:eastAsia="Arial" w:cs="Arial"/>
-                <w:i w:val="false"/>
-                <w:b w:val="true"/>
-                <w:u w:val="none"/>
-                <w:sz w:val="52"/>
-                <w:szCs w:val="52"/>
-                <w:color w:val="063360"/>
-              </w:rPr>
-              <w:t xml:space="preserve">The parallel trends assumption has been satisfied.</w:t>
-            </w:r>
-          </w:p>
-        </w:tc>
-      </w:tr>
-      <w:tr>
-        <w:trPr>
-          <w:trHeight w:val="4176" w:hRule="atLeast"/>
-        </w:trPr>
-        body7
-        <w:tc>
-          <w:tcPr>
-            <w:tcBorders>
-              <w:bottom w:val="dashed" w:sz="8" w:space="0" w:color="9AA8B8"/>
-              <w:top w:val="dashed" w:sz="8" w:space="0" w:color="9AA8B8"/>
-              <w:left w:val="dashed" w:sz="8" w:space="0" w:color="9AA8B8"/>
-              <w:right w:val="dashed" w:sz="8" w:space="0" w:color="9AA8B8"/>
-            </w:tcBorders>
-            <w:shd w:val="clear" w:color="auto" w:fill="FFFFFF"/>
-            <w:tcMar>
-              <w:top w:w="0" w:type="dxa"/>
-              <w:bottom w:w="0" w:type="dxa"/>
-              <w:left w:w="0" w:type="dxa"/>
-              <w:right w:w="0" w:type="dxa"/>
-            </w:tcMar>
-            <w:vAlign w:val="center"/>
-          </w:tcPr>
-          <w:p>
-            <w:pPr>
-              <w:pStyle w:val="Normal"/>
-              <w:jc w:val="center"/>
-              <w:pBdr>
-                <w:bottom w:val="none" w:sz="0" w:space="0" w:color="000000"/>
-                <w:top w:val="none" w:sz="0" w:space="0" w:color="000000"/>
-                <w:left w:val="none" w:sz="0" w:space="0" w:color="000000"/>
-                <w:right w:val="none" w:sz="0" w:space="0" w:color="000000"/>
-              </w:pBdr>
-              <w:spacing w:after="240" w:before="240" w:line="276"/>
-              <w:ind w:left="240" w:right="240" w:firstLine="0" w:firstLineChars="0"/>
-            </w:pPr>
-            <w:r>
-              <w:rPr>
-                <w:rFonts w:ascii="Arial" w:hAnsi="Arial" w:eastAsia="Arial" w:cs="Arial"/>
-                <w:i w:val="false"/>
-                <w:b w:val="false"/>
-                <w:u w:val="none"/>
-                <w:sz w:val="24"/>
-                <w:szCs w:val="24"/>
-                <w:color w:val="545860"/>
-              </w:rPr>
-              <w:t xml:space="preserve">Claim 7</w:t>
-            </w:r>
-            <w:r>
-              <w:rPr>
-                <w:rFonts w:ascii="Arial" w:hAnsi="Arial" w:eastAsia="Arial" w:cs="Arial"/>
-                <w:i w:val="false"/>
-                <w:b w:val="false"/>
-                <w:u w:val="none"/>
-                <w:sz w:val="24"/>
-                <w:szCs w:val="24"/>
-                <w:color w:val="545860"/>
-              </w:rPr>
-              <w:br/>
-            </w:r>
-            <w:r>
-              <w:rPr>
-                <w:rFonts w:ascii="Arial" w:hAnsi="Arial" w:eastAsia="Arial" w:cs="Arial"/>
-                <w:i w:val="false"/>
-                <w:b w:val="true"/>
-                <w:u w:val="none"/>
-                <w:sz w:val="52"/>
-                <w:szCs w:val="52"/>
-                <w:color w:val="063360"/>
-              </w:rPr>
-              <w:t xml:space="preserve">The result clears the 1,000 AED threshold required for scale-up.</w:t>
-            </w:r>
-          </w:p>
-        </w:tc>
-      </w:tr>
-    </w:tbl>
     <w:sectPr w:officer="true">
       <w:pgMar w:header="720" w:bottom="1008" w:top="1008" w:right="1152" w:left="1152" w:footer="720" w:gutter="720"/>
       <w:pgSz w:h="16838" w:w="11906" w:orient="portrait"/>

--- a/Module_2_Oct_2026_v2/Oct13_session1_materials.docx
+++ b/Module_2_Oct_2026_v2/Oct13_session1_materials.docx
@@ -21,6 +21,7 @@
           <w:i w:val="false"/>
           <w:b w:val="false"/>
           <w:u w:val="none"/>
+          <w:strike w:val="false"/>
           <w:sz w:val="18"/>
           <w:szCs w:val="18"/>
           <w:color w:val="545860"/>
@@ -47,6 +48,7 @@
           <w:i w:val="false"/>
           <w:b w:val="true"/>
           <w:u w:val="none"/>
+          <w:strike w:val="false"/>
           <w:sz w:val="36"/>
           <w:szCs w:val="36"/>
           <w:color w:val="063360"/>
@@ -73,6 +75,7 @@
           <w:i w:val="true"/>
           <w:b w:val="false"/>
           <w:u w:val="none"/>
+          <w:strike w:val="false"/>
           <w:sz w:val="18"/>
           <w:szCs w:val="18"/>
           <w:color w:val="215A9E"/>
@@ -99,11 +102,12 @@
           <w:i w:val="false"/>
           <w:b w:val="false"/>
           <w:u w:val="none"/>
+          <w:strike w:val="false"/>
           <w:sz w:val="22"/>
           <w:szCs w:val="22"/>
           <w:color w:val="000000"/>
         </w:rPr>
-        <w:t xml:space="preserve">GreenWaste businesses in the neighbourhoods where the programme was offered. Average annual waste-management costs (AED), before and after. The decision rule for scale-up: the programme must save at least 1,000 AED per business.</w:t>
+        <w:t xml:space="preserve">GreenWaste businesses in the rest of the city: those scoring 58 or below took part, the rest did not. Average annual waste costs (AED), before and after. The decision rule for scale-up: the programme must save at least 1,000 AED per business.</w:t>
       </w:r>
     </w:p>
     <w:tbl xmlns:a="http://schemas.openxmlformats.org/drawingml/2006/main" xmlns:pic="http://schemas.openxmlformats.org/drawingml/2006/picture">
@@ -143,7 +147,6 @@
           </w:tcPr>
           <w:p>
             <w:pPr>
-              <w:pStyle w:val="Normal"/>
               <w:jc w:val="left"/>
               <w:pBdr>
                 <w:bottom w:val="none" w:sz="0" w:space="0" w:color="000000"/>
@@ -153,13 +156,24 @@
               </w:pBdr>
               <w:spacing w:after="80" w:before="80" w:line="240"/>
               <w:ind w:left="80" w:right="80" w:firstLine="0" w:firstLineChars="0"/>
+              <w:rPr>
+                <w:rFonts w:ascii="Arial" w:hAnsi="Arial" w:eastAsia="Arial" w:cs="Arial"/>
+                <w:i w:val="false"/>
+                <w:b w:val="true"/>
+                <w:u w:val="none"/>
+                <w:strike w:val="false"/>
+                <w:sz w:val="21"/>
+                <w:szCs w:val="21"/>
+                <w:color w:val="063360"/>
+              </w:rPr>
             </w:pPr>
             <w:r>
               <w:rPr>
-                <w:rFonts w:ascii="Arial" w:hAnsi="DejaVu Sans" w:eastAsia="DejaVu Sans" w:cs="DejaVu Sans"/>
+                <w:rFonts w:ascii="Arial" w:hAnsi="Arial" w:eastAsia="Arial" w:cs="Arial"/>
                 <w:i w:val="false"/>
                 <w:b w:val="true"/>
                 <w:u w:val="none"/>
+                <w:strike w:val="false"/>
                 <w:sz w:val="21"/>
                 <w:szCs w:val="21"/>
                 <w:color w:val="063360"/>
@@ -187,7 +201,6 @@
           </w:tcPr>
           <w:p>
             <w:pPr>
-              <w:pStyle w:val="Normal"/>
               <w:jc w:val="left"/>
               <w:pBdr>
                 <w:bottom w:val="none" w:sz="0" w:space="0" w:color="000000"/>
@@ -197,13 +210,24 @@
               </w:pBdr>
               <w:spacing w:after="80" w:before="80" w:line="240"/>
               <w:ind w:left="80" w:right="80" w:firstLine="0" w:firstLineChars="0"/>
+              <w:rPr>
+                <w:rFonts w:ascii="Arial" w:hAnsi="Arial" w:eastAsia="Arial" w:cs="Arial"/>
+                <w:i w:val="false"/>
+                <w:b w:val="true"/>
+                <w:u w:val="none"/>
+                <w:strike w:val="false"/>
+                <w:sz w:val="21"/>
+                <w:szCs w:val="21"/>
+                <w:color w:val="063360"/>
+              </w:rPr>
             </w:pPr>
             <w:r>
               <w:rPr>
-                <w:rFonts w:ascii="Arial" w:hAnsi="DejaVu Sans" w:eastAsia="DejaVu Sans" w:cs="DejaVu Sans"/>
+                <w:rFonts w:ascii="Arial" w:hAnsi="Arial" w:eastAsia="Arial" w:cs="Arial"/>
                 <w:i w:val="false"/>
                 <w:b w:val="true"/>
                 <w:u w:val="none"/>
+                <w:strike w:val="false"/>
                 <w:sz w:val="21"/>
                 <w:szCs w:val="21"/>
                 <w:color w:val="063360"/>
@@ -231,7 +255,6 @@
           </w:tcPr>
           <w:p>
             <w:pPr>
-              <w:pStyle w:val="Normal"/>
               <w:jc w:val="left"/>
               <w:pBdr>
                 <w:bottom w:val="none" w:sz="0" w:space="0" w:color="000000"/>
@@ -241,13 +264,24 @@
               </w:pBdr>
               <w:spacing w:after="80" w:before="80" w:line="240"/>
               <w:ind w:left="80" w:right="80" w:firstLine="0" w:firstLineChars="0"/>
+              <w:rPr>
+                <w:rFonts w:ascii="Arial" w:hAnsi="Arial" w:eastAsia="Arial" w:cs="Arial"/>
+                <w:i w:val="false"/>
+                <w:b w:val="true"/>
+                <w:u w:val="none"/>
+                <w:strike w:val="false"/>
+                <w:sz w:val="21"/>
+                <w:szCs w:val="21"/>
+                <w:color w:val="063360"/>
+              </w:rPr>
             </w:pPr>
             <w:r>
               <w:rPr>
-                <w:rFonts w:ascii="Arial" w:hAnsi="DejaVu Sans" w:eastAsia="DejaVu Sans" w:cs="DejaVu Sans"/>
+                <w:rFonts w:ascii="Arial" w:hAnsi="Arial" w:eastAsia="Arial" w:cs="Arial"/>
                 <w:i w:val="false"/>
                 <w:b w:val="true"/>
                 <w:u w:val="none"/>
+                <w:strike w:val="false"/>
                 <w:sz w:val="21"/>
                 <w:szCs w:val="21"/>
                 <w:color w:val="063360"/>
@@ -275,7 +309,6 @@
           </w:tcPr>
           <w:p>
             <w:pPr>
-              <w:pStyle w:val="Normal"/>
               <w:jc w:val="left"/>
               <w:pBdr>
                 <w:bottom w:val="none" w:sz="0" w:space="0" w:color="000000"/>
@@ -285,13 +318,24 @@
               </w:pBdr>
               <w:spacing w:after="80" w:before="80" w:line="240"/>
               <w:ind w:left="80" w:right="80" w:firstLine="0" w:firstLineChars="0"/>
+              <w:rPr>
+                <w:rFonts w:ascii="Arial" w:hAnsi="Arial" w:eastAsia="Arial" w:cs="Arial"/>
+                <w:i w:val="false"/>
+                <w:b w:val="true"/>
+                <w:u w:val="none"/>
+                <w:strike w:val="false"/>
+                <w:sz w:val="21"/>
+                <w:szCs w:val="21"/>
+                <w:color w:val="063360"/>
+              </w:rPr>
             </w:pPr>
             <w:r>
               <w:rPr>
-                <w:rFonts w:ascii="Arial" w:hAnsi="DejaVu Sans" w:eastAsia="DejaVu Sans" w:cs="DejaVu Sans"/>
+                <w:rFonts w:ascii="Arial" w:hAnsi="Arial" w:eastAsia="Arial" w:cs="Arial"/>
                 <w:i w:val="false"/>
                 <w:b w:val="true"/>
                 <w:u w:val="none"/>
+                <w:strike w:val="false"/>
                 <w:sz w:val="21"/>
                 <w:szCs w:val="21"/>
                 <w:color w:val="063360"/>
@@ -325,7 +369,6 @@
           </w:tcPr>
           <w:p>
             <w:pPr>
-              <w:pStyle w:val="Normal"/>
               <w:jc w:val="left"/>
               <w:pBdr>
                 <w:bottom w:val="none" w:sz="0" w:space="0" w:color="000000"/>
@@ -335,13 +378,24 @@
               </w:pBdr>
               <w:spacing w:after="80" w:before="80" w:line="240"/>
               <w:ind w:left="80" w:right="80" w:firstLine="0" w:firstLineChars="0"/>
+              <w:rPr>
+                <w:rFonts w:ascii="Arial" w:hAnsi="Arial" w:eastAsia="Arial" w:cs="Arial"/>
+                <w:i w:val="false"/>
+                <w:b w:val="false"/>
+                <w:u w:val="none"/>
+                <w:strike w:val="false"/>
+                <w:sz w:val="21"/>
+                <w:szCs w:val="21"/>
+                <w:color w:val="000000"/>
+              </w:rPr>
             </w:pPr>
             <w:r>
               <w:rPr>
-                <w:rFonts w:ascii="Arial" w:hAnsi="DejaVu Sans" w:eastAsia="DejaVu Sans" w:cs="DejaVu Sans"/>
-                <w:i w:val="false"/>
-                <w:b w:val="false"/>
-                <w:u w:val="none"/>
+                <w:rFonts w:ascii="Arial" w:hAnsi="Arial" w:eastAsia="Arial" w:cs="Arial"/>
+                <w:i w:val="false"/>
+                <w:b w:val="false"/>
+                <w:u w:val="none"/>
+                <w:strike w:val="false"/>
                 <w:sz w:val="21"/>
                 <w:szCs w:val="21"/>
                 <w:color w:val="000000"/>
@@ -369,7 +423,6 @@
           </w:tcPr>
           <w:p>
             <w:pPr>
-              <w:pStyle w:val="Normal"/>
               <w:jc w:val="left"/>
               <w:pBdr>
                 <w:bottom w:val="none" w:sz="0" w:space="0" w:color="000000"/>
@@ -379,18 +432,29 @@
               </w:pBdr>
               <w:spacing w:after="80" w:before="80" w:line="240"/>
               <w:ind w:left="80" w:right="80" w:firstLine="0" w:firstLineChars="0"/>
+              <w:rPr>
+                <w:rFonts w:ascii="Arial" w:hAnsi="Arial" w:eastAsia="Arial" w:cs="Arial"/>
+                <w:i w:val="false"/>
+                <w:b w:val="false"/>
+                <w:u w:val="none"/>
+                <w:strike w:val="false"/>
+                <w:sz w:val="21"/>
+                <w:szCs w:val="21"/>
+                <w:color w:val="000000"/>
+              </w:rPr>
             </w:pPr>
             <w:r>
               <w:rPr>
-                <w:rFonts w:ascii="Arial" w:hAnsi="DejaVu Sans" w:eastAsia="DejaVu Sans" w:cs="DejaVu Sans"/>
-                <w:i w:val="false"/>
-                <w:b w:val="false"/>
-                <w:u w:val="none"/>
-                <w:sz w:val="21"/>
-                <w:szCs w:val="21"/>
-                <w:color w:val="000000"/>
-              </w:rPr>
-              <w:t xml:space="preserve">1,449</w:t>
+                <w:rFonts w:ascii="Arial" w:hAnsi="Arial" w:eastAsia="Arial" w:cs="Arial"/>
+                <w:i w:val="false"/>
+                <w:b w:val="false"/>
+                <w:u w:val="none"/>
+                <w:strike w:val="false"/>
+                <w:sz w:val="21"/>
+                <w:szCs w:val="21"/>
+                <w:color w:val="000000"/>
+              </w:rPr>
+              <w:t xml:space="preserve">1,432</w:t>
             </w:r>
           </w:p>
         </w:tc>
@@ -413,7 +477,6 @@
           </w:tcPr>
           <w:p>
             <w:pPr>
-              <w:pStyle w:val="Normal"/>
               <w:jc w:val="left"/>
               <w:pBdr>
                 <w:bottom w:val="none" w:sz="0" w:space="0" w:color="000000"/>
@@ -423,18 +486,29 @@
               </w:pBdr>
               <w:spacing w:after="80" w:before="80" w:line="240"/>
               <w:ind w:left="80" w:right="80" w:firstLine="0" w:firstLineChars="0"/>
+              <w:rPr>
+                <w:rFonts w:ascii="Arial" w:hAnsi="Arial" w:eastAsia="Arial" w:cs="Arial"/>
+                <w:i w:val="false"/>
+                <w:b w:val="false"/>
+                <w:u w:val="none"/>
+                <w:strike w:val="false"/>
+                <w:sz w:val="21"/>
+                <w:szCs w:val="21"/>
+                <w:color w:val="000000"/>
+              </w:rPr>
             </w:pPr>
             <w:r>
               <w:rPr>
-                <w:rFonts w:ascii="Arial" w:hAnsi="DejaVu Sans" w:eastAsia="DejaVu Sans" w:cs="DejaVu Sans"/>
-                <w:i w:val="false"/>
-                <w:b w:val="false"/>
-                <w:u w:val="none"/>
-                <w:sz w:val="21"/>
-                <w:szCs w:val="21"/>
-                <w:color w:val="000000"/>
-              </w:rPr>
-              <w:t xml:space="preserve">784</w:t>
+                <w:rFonts w:ascii="Arial" w:hAnsi="Arial" w:eastAsia="Arial" w:cs="Arial"/>
+                <w:i w:val="false"/>
+                <w:b w:val="false"/>
+                <w:u w:val="none"/>
+                <w:strike w:val="false"/>
+                <w:sz w:val="21"/>
+                <w:szCs w:val="21"/>
+                <w:color w:val="000000"/>
+              </w:rPr>
+              <w:t xml:space="preserve">762</w:t>
             </w:r>
           </w:p>
         </w:tc>
@@ -457,7 +531,6 @@
           </w:tcPr>
           <w:p>
             <w:pPr>
-              <w:pStyle w:val="Normal"/>
               <w:jc w:val="left"/>
               <w:pBdr>
                 <w:bottom w:val="none" w:sz="0" w:space="0" w:color="000000"/>
@@ -467,13 +540,24 @@
               </w:pBdr>
               <w:spacing w:after="80" w:before="80" w:line="240"/>
               <w:ind w:left="80" w:right="80" w:firstLine="0" w:firstLineChars="0"/>
+              <w:rPr>
+                <w:rFonts w:ascii="Arial" w:hAnsi="Arial" w:eastAsia="Arial" w:cs="Arial"/>
+                <w:i w:val="false"/>
+                <w:b w:val="false"/>
+                <w:u w:val="none"/>
+                <w:strike w:val="false"/>
+                <w:sz w:val="21"/>
+                <w:szCs w:val="21"/>
+                <w:color w:val="000000"/>
+              </w:rPr>
             </w:pPr>
             <w:r>
               <w:rPr>
-                <w:rFonts w:ascii="Arial" w:hAnsi="DejaVu Sans" w:eastAsia="DejaVu Sans" w:cs="DejaVu Sans"/>
-                <w:i w:val="false"/>
-                <w:b w:val="false"/>
-                <w:u w:val="none"/>
+                <w:rFonts w:ascii="Arial" w:hAnsi="Arial" w:eastAsia="Arial" w:cs="Arial"/>
+                <w:i w:val="false"/>
+                <w:b w:val="false"/>
+                <w:u w:val="none"/>
+                <w:strike w:val="false"/>
                 <w:sz w:val="21"/>
                 <w:szCs w:val="21"/>
                 <w:color w:val="000000"/>
@@ -507,7 +591,6 @@
           </w:tcPr>
           <w:p>
             <w:pPr>
-              <w:pStyle w:val="Normal"/>
               <w:jc w:val="left"/>
               <w:pBdr>
                 <w:bottom w:val="none" w:sz="0" w:space="0" w:color="000000"/>
@@ -517,13 +600,24 @@
               </w:pBdr>
               <w:spacing w:after="80" w:before="80" w:line="240"/>
               <w:ind w:left="80" w:right="80" w:firstLine="0" w:firstLineChars="0"/>
+              <w:rPr>
+                <w:rFonts w:ascii="Arial" w:hAnsi="Arial" w:eastAsia="Arial" w:cs="Arial"/>
+                <w:i w:val="false"/>
+                <w:b w:val="false"/>
+                <w:u w:val="none"/>
+                <w:strike w:val="false"/>
+                <w:sz w:val="21"/>
+                <w:szCs w:val="21"/>
+                <w:color w:val="000000"/>
+              </w:rPr>
             </w:pPr>
             <w:r>
               <w:rPr>
-                <w:rFonts w:ascii="Arial" w:hAnsi="DejaVu Sans" w:eastAsia="DejaVu Sans" w:cs="DejaVu Sans"/>
-                <w:i w:val="false"/>
-                <w:b w:val="false"/>
-                <w:u w:val="none"/>
+                <w:rFonts w:ascii="Arial" w:hAnsi="Arial" w:eastAsia="Arial" w:cs="Arial"/>
+                <w:i w:val="false"/>
+                <w:b w:val="false"/>
+                <w:u w:val="none"/>
+                <w:strike w:val="false"/>
                 <w:sz w:val="21"/>
                 <w:szCs w:val="21"/>
                 <w:color w:val="000000"/>
@@ -551,7 +645,6 @@
           </w:tcPr>
           <w:p>
             <w:pPr>
-              <w:pStyle w:val="Normal"/>
               <w:jc w:val="left"/>
               <w:pBdr>
                 <w:bottom w:val="none" w:sz="0" w:space="0" w:color="000000"/>
@@ -561,18 +654,29 @@
               </w:pBdr>
               <w:spacing w:after="80" w:before="80" w:line="240"/>
               <w:ind w:left="80" w:right="80" w:firstLine="0" w:firstLineChars="0"/>
+              <w:rPr>
+                <w:rFonts w:ascii="Arial" w:hAnsi="Arial" w:eastAsia="Arial" w:cs="Arial"/>
+                <w:i w:val="false"/>
+                <w:b w:val="false"/>
+                <w:u w:val="none"/>
+                <w:strike w:val="false"/>
+                <w:sz w:val="21"/>
+                <w:szCs w:val="21"/>
+                <w:color w:val="000000"/>
+              </w:rPr>
             </w:pPr>
             <w:r>
               <w:rPr>
-                <w:rFonts w:ascii="Arial" w:hAnsi="DejaVu Sans" w:eastAsia="DejaVu Sans" w:cs="DejaVu Sans"/>
-                <w:i w:val="false"/>
-                <w:b w:val="false"/>
-                <w:u w:val="none"/>
-                <w:sz w:val="21"/>
-                <w:szCs w:val="21"/>
-                <w:color w:val="000000"/>
-              </w:rPr>
-              <w:t xml:space="preserve">2,079</w:t>
+                <w:rFonts w:ascii="Arial" w:hAnsi="Arial" w:eastAsia="Arial" w:cs="Arial"/>
+                <w:i w:val="false"/>
+                <w:b w:val="false"/>
+                <w:u w:val="none"/>
+                <w:strike w:val="false"/>
+                <w:sz w:val="21"/>
+                <w:szCs w:val="21"/>
+                <w:color w:val="000000"/>
+              </w:rPr>
+              <w:t xml:space="preserve">2,257</w:t>
             </w:r>
           </w:p>
         </w:tc>
@@ -595,7 +699,6 @@
           </w:tcPr>
           <w:p>
             <w:pPr>
-              <w:pStyle w:val="Normal"/>
               <w:jc w:val="left"/>
               <w:pBdr>
                 <w:bottom w:val="none" w:sz="0" w:space="0" w:color="000000"/>
@@ -605,18 +708,29 @@
               </w:pBdr>
               <w:spacing w:after="80" w:before="80" w:line="240"/>
               <w:ind w:left="80" w:right="80" w:firstLine="0" w:firstLineChars="0"/>
+              <w:rPr>
+                <w:rFonts w:ascii="Arial" w:hAnsi="Arial" w:eastAsia="Arial" w:cs="Arial"/>
+                <w:i w:val="false"/>
+                <w:b w:val="false"/>
+                <w:u w:val="none"/>
+                <w:strike w:val="false"/>
+                <w:sz w:val="21"/>
+                <w:szCs w:val="21"/>
+                <w:color w:val="000000"/>
+              </w:rPr>
             </w:pPr>
             <w:r>
               <w:rPr>
-                <w:rFonts w:ascii="Arial" w:hAnsi="DejaVu Sans" w:eastAsia="DejaVu Sans" w:cs="DejaVu Sans"/>
-                <w:i w:val="false"/>
-                <w:b w:val="false"/>
-                <w:u w:val="none"/>
-                <w:sz w:val="21"/>
-                <w:szCs w:val="21"/>
-                <w:color w:val="000000"/>
-              </w:rPr>
-              <w:t xml:space="preserve">2,230</w:t>
+                <w:rFonts w:ascii="Arial" w:hAnsi="Arial" w:eastAsia="Arial" w:cs="Arial"/>
+                <w:i w:val="false"/>
+                <w:b w:val="false"/>
+                <w:u w:val="none"/>
+                <w:strike w:val="false"/>
+                <w:sz w:val="21"/>
+                <w:szCs w:val="21"/>
+                <w:color w:val="000000"/>
+              </w:rPr>
+              <w:t xml:space="preserve">2,400</w:t>
             </w:r>
           </w:p>
         </w:tc>
@@ -639,7 +753,6 @@
           </w:tcPr>
           <w:p>
             <w:pPr>
-              <w:pStyle w:val="Normal"/>
               <w:jc w:val="left"/>
               <w:pBdr>
                 <w:bottom w:val="none" w:sz="0" w:space="0" w:color="000000"/>
@@ -649,13 +762,24 @@
               </w:pBdr>
               <w:spacing w:after="80" w:before="80" w:line="240"/>
               <w:ind w:left="80" w:right="80" w:firstLine="0" w:firstLineChars="0"/>
+              <w:rPr>
+                <w:rFonts w:ascii="Arial" w:hAnsi="Arial" w:eastAsia="Arial" w:cs="Arial"/>
+                <w:i w:val="false"/>
+                <w:b w:val="false"/>
+                <w:u w:val="none"/>
+                <w:strike w:val="false"/>
+                <w:sz w:val="21"/>
+                <w:szCs w:val="21"/>
+                <w:color w:val="000000"/>
+              </w:rPr>
             </w:pPr>
             <w:r>
               <w:rPr>
-                <w:rFonts w:ascii="Arial" w:hAnsi="DejaVu Sans" w:eastAsia="DejaVu Sans" w:cs="DejaVu Sans"/>
-                <w:i w:val="false"/>
-                <w:b w:val="false"/>
-                <w:u w:val="none"/>
+                <w:rFonts w:ascii="Arial" w:hAnsi="Arial" w:eastAsia="Arial" w:cs="Arial"/>
+                <w:i w:val="false"/>
+                <w:b w:val="false"/>
+                <w:u w:val="none"/>
+                <w:strike w:val="false"/>
                 <w:sz w:val="21"/>
                 <w:szCs w:val="21"/>
                 <w:color w:val="000000"/>
@@ -689,7 +813,6 @@
           </w:tcPr>
           <w:p>
             <w:pPr>
-              <w:pStyle w:val="Normal"/>
               <w:jc w:val="left"/>
               <w:pBdr>
                 <w:bottom w:val="none" w:sz="0" w:space="0" w:color="000000"/>
@@ -699,13 +822,24 @@
               </w:pBdr>
               <w:spacing w:after="80" w:before="80" w:line="240"/>
               <w:ind w:left="80" w:right="80" w:firstLine="0" w:firstLineChars="0"/>
+              <w:rPr>
+                <w:rFonts w:ascii="Arial" w:hAnsi="Arial" w:eastAsia="Arial" w:cs="Arial"/>
+                <w:i w:val="false"/>
+                <w:b w:val="false"/>
+                <w:u w:val="none"/>
+                <w:strike w:val="false"/>
+                <w:sz w:val="21"/>
+                <w:szCs w:val="21"/>
+                <w:color w:val="000000"/>
+              </w:rPr>
             </w:pPr>
             <w:r>
               <w:rPr>
-                <w:rFonts w:ascii="Arial" w:hAnsi="DejaVu Sans" w:eastAsia="DejaVu Sans" w:cs="DejaVu Sans"/>
-                <w:i w:val="false"/>
-                <w:b w:val="false"/>
-                <w:u w:val="none"/>
+                <w:rFonts w:ascii="Arial" w:hAnsi="Arial" w:eastAsia="Arial" w:cs="Arial"/>
+                <w:i w:val="false"/>
+                <w:b w:val="false"/>
+                <w:u w:val="none"/>
+                <w:strike w:val="false"/>
                 <w:sz w:val="21"/>
                 <w:szCs w:val="21"/>
                 <w:color w:val="000000"/>
@@ -733,7 +867,6 @@
           </w:tcPr>
           <w:p>
             <w:pPr>
-              <w:pStyle w:val="Normal"/>
               <w:jc w:val="left"/>
               <w:pBdr>
                 <w:bottom w:val="none" w:sz="0" w:space="0" w:color="000000"/>
@@ -743,13 +876,24 @@
               </w:pBdr>
               <w:spacing w:after="80" w:before="80" w:line="240"/>
               <w:ind w:left="80" w:right="80" w:firstLine="0" w:firstLineChars="0"/>
+              <w:rPr>
+                <w:rFonts w:ascii="Arial" w:hAnsi="Arial" w:eastAsia="Arial" w:cs="Arial"/>
+                <w:i w:val="false"/>
+                <w:b w:val="false"/>
+                <w:u w:val="none"/>
+                <w:strike w:val="false"/>
+                <w:sz w:val="21"/>
+                <w:szCs w:val="21"/>
+                <w:color w:val="000000"/>
+              </w:rPr>
             </w:pPr>
             <w:r>
               <w:rPr>
-                <w:rFonts w:ascii="Arial" w:hAnsi="DejaVu Sans" w:eastAsia="DejaVu Sans" w:cs="DejaVu Sans"/>
-                <w:i w:val="false"/>
-                <w:b w:val="false"/>
-                <w:u w:val="none"/>
+                <w:rFonts w:ascii="Arial" w:hAnsi="Arial" w:eastAsia="Arial" w:cs="Arial"/>
+                <w:i w:val="false"/>
+                <w:b w:val="false"/>
+                <w:u w:val="none"/>
+                <w:strike w:val="false"/>
                 <w:sz w:val="21"/>
                 <w:szCs w:val="21"/>
                 <w:color w:val="000000"/>
@@ -777,7 +921,6 @@
           </w:tcPr>
           <w:p>
             <w:pPr>
-              <w:pStyle w:val="Normal"/>
               <w:jc w:val="left"/>
               <w:pBdr>
                 <w:bottom w:val="none" w:sz="0" w:space="0" w:color="000000"/>
@@ -787,13 +930,24 @@
               </w:pBdr>
               <w:spacing w:after="80" w:before="80" w:line="240"/>
               <w:ind w:left="80" w:right="80" w:firstLine="0" w:firstLineChars="0"/>
+              <w:rPr>
+                <w:rFonts w:ascii="Arial" w:hAnsi="Arial" w:eastAsia="Arial" w:cs="Arial"/>
+                <w:i w:val="false"/>
+                <w:b w:val="false"/>
+                <w:u w:val="none"/>
+                <w:strike w:val="false"/>
+                <w:sz w:val="21"/>
+                <w:szCs w:val="21"/>
+                <w:color w:val="000000"/>
+              </w:rPr>
             </w:pPr>
             <w:r>
               <w:rPr>
-                <w:rFonts w:ascii="Arial" w:hAnsi="DejaVu Sans" w:eastAsia="DejaVu Sans" w:cs="DejaVu Sans"/>
-                <w:i w:val="false"/>
-                <w:b w:val="false"/>
-                <w:u w:val="none"/>
+                <w:rFonts w:ascii="Arial" w:hAnsi="Arial" w:eastAsia="Arial" w:cs="Arial"/>
+                <w:i w:val="false"/>
+                <w:b w:val="false"/>
+                <w:u w:val="none"/>
+                <w:strike w:val="false"/>
                 <w:sz w:val="21"/>
                 <w:szCs w:val="21"/>
                 <w:color w:val="000000"/>
@@ -821,7 +975,6 @@
           </w:tcPr>
           <w:p>
             <w:pPr>
-              <w:pStyle w:val="Normal"/>
               <w:jc w:val="left"/>
               <w:pBdr>
                 <w:bottom w:val="none" w:sz="0" w:space="0" w:color="000000"/>
@@ -831,13 +984,24 @@
               </w:pBdr>
               <w:spacing w:after="80" w:before="80" w:line="240"/>
               <w:ind w:left="80" w:right="80" w:firstLine="0" w:firstLineChars="0"/>
+              <w:rPr>
+                <w:rFonts w:ascii="Arial" w:hAnsi="Arial" w:eastAsia="Arial" w:cs="Arial"/>
+                <w:i w:val="false"/>
+                <w:b w:val="false"/>
+                <w:u w:val="none"/>
+                <w:strike w:val="false"/>
+                <w:sz w:val="21"/>
+                <w:szCs w:val="21"/>
+                <w:color w:val="000000"/>
+              </w:rPr>
             </w:pPr>
             <w:r>
               <w:rPr>
-                <w:rFonts w:ascii="Arial" w:hAnsi="DejaVu Sans" w:eastAsia="DejaVu Sans" w:cs="DejaVu Sans"/>
-                <w:i w:val="false"/>
-                <w:b w:val="false"/>
-                <w:u w:val="none"/>
+                <w:rFonts w:ascii="Arial" w:hAnsi="Arial" w:eastAsia="Arial" w:cs="Arial"/>
+                <w:i w:val="false"/>
+                <w:b w:val="false"/>
+                <w:u w:val="none"/>
+                <w:strike w:val="false"/>
                 <w:sz w:val="21"/>
                 <w:szCs w:val="21"/>
                 <w:color w:val="000000"/>
@@ -867,6 +1031,7 @@
           <w:i w:val="false"/>
           <w:b w:val="true"/>
           <w:u w:val="none"/>
+          <w:strike w:val="false"/>
           <w:sz w:val="26"/>
           <w:szCs w:val="26"/>
           <w:color w:val="215A9E"/>
@@ -893,6 +1058,7 @@
           <w:i w:val="false"/>
           <w:b w:val="false"/>
           <w:u w:val="none"/>
+          <w:strike w:val="false"/>
           <w:sz w:val="22"/>
           <w:szCs w:val="22"/>
           <w:color w:val="000000"/>
@@ -919,6 +1085,7 @@
           <w:i w:val="false"/>
           <w:b w:val="false"/>
           <w:u w:val="none"/>
+          <w:strike w:val="false"/>
           <w:sz w:val="22"/>
           <w:szCs w:val="22"/>
           <w:color w:val="000000"/>
@@ -945,6 +1112,7 @@
           <w:i w:val="false"/>
           <w:b w:val="false"/>
           <w:u w:val="none"/>
+          <w:strike w:val="false"/>
           <w:sz w:val="22"/>
           <w:szCs w:val="22"/>
           <w:color w:val="000000"/>
@@ -971,6 +1139,7 @@
           <w:i w:val="false"/>
           <w:b w:val="false"/>
           <w:u w:val="none"/>
+          <w:strike w:val="false"/>
           <w:sz w:val="22"/>
           <w:szCs w:val="22"/>
           <w:color w:val="000000"/>
@@ -997,6 +1166,7 @@
           <w:i w:val="false"/>
           <w:b w:val="false"/>
           <w:u w:val="none"/>
+          <w:strike w:val="false"/>
           <w:sz w:val="22"/>
           <w:szCs w:val="22"/>
           <w:color w:val="000000"/>
@@ -1029,6 +1199,7 @@
           <w:i w:val="false"/>
           <w:b w:val="false"/>
           <w:u w:val="none"/>
+          <w:strike w:val="false"/>
           <w:sz w:val="18"/>
           <w:szCs w:val="18"/>
           <w:color w:val="545860"/>
@@ -1055,6 +1226,7 @@
           <w:i w:val="false"/>
           <w:b w:val="true"/>
           <w:u w:val="none"/>
+          <w:strike w:val="false"/>
           <w:sz w:val="36"/>
           <w:szCs w:val="36"/>
           <w:color w:val="063360"/>
@@ -1081,6 +1253,7 @@
           <w:i w:val="true"/>
           <w:b w:val="false"/>
           <w:u w:val="none"/>
+          <w:strike w:val="false"/>
           <w:sz w:val="18"/>
           <w:szCs w:val="18"/>
           <w:color w:val="215A9E"/>
@@ -1107,11 +1280,12 @@
           <w:i w:val="false"/>
           <w:b w:val="false"/>
           <w:u w:val="none"/>
+          <w:strike w:val="false"/>
           <w:sz w:val="22"/>
           <w:szCs w:val="22"/>
           <w:color w:val="000000"/>
         </w:rPr>
-        <w:t xml:space="preserve">The same data as a regression, the way an evaluator would report it. Standard errors are clustered by neighbourhood.</w:t>
+        <w:t xml:space="preserve">The same data as a regression, the way an evaluator would report it. Each business appears twice (before and after), so standard errors are clustered by business.</w:t>
       </w:r>
     </w:p>
     <w:tbl xmlns:a="http://schemas.openxmlformats.org/drawingml/2006/main" xmlns:pic="http://schemas.openxmlformats.org/drawingml/2006/picture">
@@ -1152,7 +1326,6 @@
           </w:tcPr>
           <w:p>
             <w:pPr>
-              <w:pStyle w:val="Normal"/>
               <w:jc w:val="left"/>
               <w:pBdr>
                 <w:bottom w:val="none" w:sz="0" w:space="0" w:color="000000"/>
@@ -1162,13 +1335,24 @@
               </w:pBdr>
               <w:spacing w:after="80" w:before="80" w:line="240"/>
               <w:ind w:left="80" w:right="80" w:firstLine="0" w:firstLineChars="0"/>
+              <w:rPr>
+                <w:rFonts w:ascii="Arial" w:hAnsi="Arial" w:eastAsia="Arial" w:cs="Arial"/>
+                <w:i w:val="false"/>
+                <w:b w:val="true"/>
+                <w:u w:val="none"/>
+                <w:strike w:val="false"/>
+                <w:sz w:val="21"/>
+                <w:szCs w:val="21"/>
+                <w:color w:val="063360"/>
+              </w:rPr>
             </w:pPr>
             <w:r>
               <w:rPr>
-                <w:rFonts w:ascii="Arial" w:hAnsi="DejaVu Sans" w:eastAsia="DejaVu Sans" w:cs="DejaVu Sans"/>
+                <w:rFonts w:ascii="Arial" w:hAnsi="Arial" w:eastAsia="Arial" w:cs="Arial"/>
                 <w:i w:val="false"/>
                 <w:b w:val="true"/>
                 <w:u w:val="none"/>
+                <w:strike w:val="false"/>
                 <w:sz w:val="21"/>
                 <w:szCs w:val="21"/>
                 <w:color w:val="063360"/>
@@ -1196,7 +1380,6 @@
           </w:tcPr>
           <w:p>
             <w:pPr>
-              <w:pStyle w:val="Normal"/>
               <w:jc w:val="left"/>
               <w:pBdr>
                 <w:bottom w:val="none" w:sz="0" w:space="0" w:color="000000"/>
@@ -1206,13 +1389,24 @@
               </w:pBdr>
               <w:spacing w:after="80" w:before="80" w:line="240"/>
               <w:ind w:left="80" w:right="80" w:firstLine="0" w:firstLineChars="0"/>
+              <w:rPr>
+                <w:rFonts w:ascii="Arial" w:hAnsi="Arial" w:eastAsia="Arial" w:cs="Arial"/>
+                <w:i w:val="false"/>
+                <w:b w:val="true"/>
+                <w:u w:val="none"/>
+                <w:strike w:val="false"/>
+                <w:sz w:val="21"/>
+                <w:szCs w:val="21"/>
+                <w:color w:val="063360"/>
+              </w:rPr>
             </w:pPr>
             <w:r>
               <w:rPr>
-                <w:rFonts w:ascii="Arial" w:hAnsi="DejaVu Sans" w:eastAsia="DejaVu Sans" w:cs="DejaVu Sans"/>
+                <w:rFonts w:ascii="Arial" w:hAnsi="Arial" w:eastAsia="Arial" w:cs="Arial"/>
                 <w:i w:val="false"/>
                 <w:b w:val="true"/>
                 <w:u w:val="none"/>
+                <w:strike w:val="false"/>
                 <w:sz w:val="21"/>
                 <w:szCs w:val="21"/>
                 <w:color w:val="063360"/>
@@ -1240,7 +1434,6 @@
           </w:tcPr>
           <w:p>
             <w:pPr>
-              <w:pStyle w:val="Normal"/>
               <w:jc w:val="left"/>
               <w:pBdr>
                 <w:bottom w:val="none" w:sz="0" w:space="0" w:color="000000"/>
@@ -1250,13 +1443,24 @@
               </w:pBdr>
               <w:spacing w:after="80" w:before="80" w:line="240"/>
               <w:ind w:left="80" w:right="80" w:firstLine="0" w:firstLineChars="0"/>
+              <w:rPr>
+                <w:rFonts w:ascii="Arial" w:hAnsi="Arial" w:eastAsia="Arial" w:cs="Arial"/>
+                <w:i w:val="false"/>
+                <w:b w:val="true"/>
+                <w:u w:val="none"/>
+                <w:strike w:val="false"/>
+                <w:sz w:val="21"/>
+                <w:szCs w:val="21"/>
+                <w:color w:val="063360"/>
+              </w:rPr>
             </w:pPr>
             <w:r>
               <w:rPr>
-                <w:rFonts w:ascii="Arial" w:hAnsi="DejaVu Sans" w:eastAsia="DejaVu Sans" w:cs="DejaVu Sans"/>
+                <w:rFonts w:ascii="Arial" w:hAnsi="Arial" w:eastAsia="Arial" w:cs="Arial"/>
                 <w:i w:val="false"/>
                 <w:b w:val="true"/>
                 <w:u w:val="none"/>
+                <w:strike w:val="false"/>
                 <w:sz w:val="21"/>
                 <w:szCs w:val="21"/>
                 <w:color w:val="063360"/>
@@ -1284,7 +1488,6 @@
           </w:tcPr>
           <w:p>
             <w:pPr>
-              <w:pStyle w:val="Normal"/>
               <w:jc w:val="left"/>
               <w:pBdr>
                 <w:bottom w:val="none" w:sz="0" w:space="0" w:color="000000"/>
@@ -1294,13 +1497,24 @@
               </w:pBdr>
               <w:spacing w:after="80" w:before="80" w:line="240"/>
               <w:ind w:left="80" w:right="80" w:firstLine="0" w:firstLineChars="0"/>
+              <w:rPr>
+                <w:rFonts w:ascii="Arial" w:hAnsi="Arial" w:eastAsia="Arial" w:cs="Arial"/>
+                <w:i w:val="false"/>
+                <w:b w:val="true"/>
+                <w:u w:val="none"/>
+                <w:strike w:val="false"/>
+                <w:sz w:val="21"/>
+                <w:szCs w:val="21"/>
+                <w:color w:val="063360"/>
+              </w:rPr>
             </w:pPr>
             <w:r>
               <w:rPr>
-                <w:rFonts w:ascii="Arial" w:hAnsi="DejaVu Sans" w:eastAsia="DejaVu Sans" w:cs="DejaVu Sans"/>
+                <w:rFonts w:ascii="Arial" w:hAnsi="Arial" w:eastAsia="Arial" w:cs="Arial"/>
                 <w:i w:val="false"/>
                 <w:b w:val="true"/>
                 <w:u w:val="none"/>
+                <w:strike w:val="false"/>
                 <w:sz w:val="21"/>
                 <w:szCs w:val="21"/>
                 <w:color w:val="063360"/>
@@ -1328,7 +1542,6 @@
           </w:tcPr>
           <w:p>
             <w:pPr>
-              <w:pStyle w:val="Normal"/>
               <w:jc w:val="left"/>
               <w:pBdr>
                 <w:bottom w:val="none" w:sz="0" w:space="0" w:color="000000"/>
@@ -1338,13 +1551,24 @@
               </w:pBdr>
               <w:spacing w:after="80" w:before="80" w:line="240"/>
               <w:ind w:left="80" w:right="80" w:firstLine="0" w:firstLineChars="0"/>
+              <w:rPr>
+                <w:rFonts w:ascii="Arial" w:hAnsi="Arial" w:eastAsia="Arial" w:cs="Arial"/>
+                <w:i w:val="false"/>
+                <w:b w:val="true"/>
+                <w:u w:val="none"/>
+                <w:strike w:val="false"/>
+                <w:sz w:val="21"/>
+                <w:szCs w:val="21"/>
+                <w:color w:val="063360"/>
+              </w:rPr>
             </w:pPr>
             <w:r>
               <w:rPr>
-                <w:rFonts w:ascii="Arial" w:hAnsi="DejaVu Sans" w:eastAsia="DejaVu Sans" w:cs="DejaVu Sans"/>
+                <w:rFonts w:ascii="Arial" w:hAnsi="Arial" w:eastAsia="Arial" w:cs="Arial"/>
                 <w:i w:val="false"/>
                 <w:b w:val="true"/>
                 <w:u w:val="none"/>
+                <w:strike w:val="false"/>
                 <w:sz w:val="21"/>
                 <w:szCs w:val="21"/>
                 <w:color w:val="063360"/>
@@ -1378,7 +1602,6 @@
           </w:tcPr>
           <w:p>
             <w:pPr>
-              <w:pStyle w:val="Normal"/>
               <w:jc w:val="left"/>
               <w:pBdr>
                 <w:bottom w:val="none" w:sz="0" w:space="0" w:color="000000"/>
@@ -1388,13 +1611,24 @@
               </w:pBdr>
               <w:spacing w:after="80" w:before="80" w:line="240"/>
               <w:ind w:left="80" w:right="80" w:firstLine="0" w:firstLineChars="0"/>
+              <w:rPr>
+                <w:rFonts w:ascii="Arial" w:hAnsi="Arial" w:eastAsia="Arial" w:cs="Arial"/>
+                <w:i w:val="false"/>
+                <w:b w:val="false"/>
+                <w:u w:val="none"/>
+                <w:strike w:val="false"/>
+                <w:sz w:val="21"/>
+                <w:szCs w:val="21"/>
+                <w:color w:val="000000"/>
+              </w:rPr>
             </w:pPr>
             <w:r>
               <w:rPr>
-                <w:rFonts w:ascii="Arial" w:hAnsi="DejaVu Sans" w:eastAsia="DejaVu Sans" w:cs="DejaVu Sans"/>
-                <w:i w:val="false"/>
-                <w:b w:val="false"/>
-                <w:u w:val="none"/>
+                <w:rFonts w:ascii="Arial" w:hAnsi="Arial" w:eastAsia="Arial" w:cs="Arial"/>
+                <w:i w:val="false"/>
+                <w:b w:val="false"/>
+                <w:u w:val="none"/>
+                <w:strike w:val="false"/>
                 <w:sz w:val="21"/>
                 <w:szCs w:val="21"/>
                 <w:color w:val="000000"/>
@@ -1422,7 +1656,6 @@
           </w:tcPr>
           <w:p>
             <w:pPr>
-              <w:pStyle w:val="Normal"/>
               <w:jc w:val="left"/>
               <w:pBdr>
                 <w:bottom w:val="none" w:sz="0" w:space="0" w:color="000000"/>
@@ -1432,18 +1665,29 @@
               </w:pBdr>
               <w:spacing w:after="80" w:before="80" w:line="240"/>
               <w:ind w:left="80" w:right="80" w:firstLine="0" w:firstLineChars="0"/>
+              <w:rPr>
+                <w:rFonts w:ascii="Arial" w:hAnsi="Arial" w:eastAsia="Arial" w:cs="Arial"/>
+                <w:i w:val="false"/>
+                <w:b w:val="false"/>
+                <w:u w:val="none"/>
+                <w:strike w:val="false"/>
+                <w:sz w:val="21"/>
+                <w:szCs w:val="21"/>
+                <w:color w:val="000000"/>
+              </w:rPr>
             </w:pPr>
             <w:r>
               <w:rPr>
-                <w:rFonts w:ascii="Arial" w:hAnsi="DejaVu Sans" w:eastAsia="DejaVu Sans" w:cs="DejaVu Sans"/>
-                <w:i w:val="false"/>
-                <w:b w:val="false"/>
-                <w:u w:val="none"/>
-                <w:sz w:val="21"/>
-                <w:szCs w:val="21"/>
-                <w:color w:val="000000"/>
-              </w:rPr>
-              <w:t xml:space="preserve">2,079</w:t>
+                <w:rFonts w:ascii="Arial" w:hAnsi="Arial" w:eastAsia="Arial" w:cs="Arial"/>
+                <w:i w:val="false"/>
+                <w:b w:val="false"/>
+                <w:u w:val="none"/>
+                <w:strike w:val="false"/>
+                <w:sz w:val="21"/>
+                <w:szCs w:val="21"/>
+                <w:color w:val="000000"/>
+              </w:rPr>
+              <w:t xml:space="preserve">2,257</w:t>
             </w:r>
           </w:p>
         </w:tc>
@@ -1466,7 +1710,6 @@
           </w:tcPr>
           <w:p>
             <w:pPr>
-              <w:pStyle w:val="Normal"/>
               <w:jc w:val="left"/>
               <w:pBdr>
                 <w:bottom w:val="none" w:sz="0" w:space="0" w:color="000000"/>
@@ -1476,18 +1719,29 @@
               </w:pBdr>
               <w:spacing w:after="80" w:before="80" w:line="240"/>
               <w:ind w:left="80" w:right="80" w:firstLine="0" w:firstLineChars="0"/>
+              <w:rPr>
+                <w:rFonts w:ascii="Arial" w:hAnsi="Arial" w:eastAsia="Arial" w:cs="Arial"/>
+                <w:i w:val="false"/>
+                <w:b w:val="false"/>
+                <w:u w:val="none"/>
+                <w:strike w:val="false"/>
+                <w:sz w:val="21"/>
+                <w:szCs w:val="21"/>
+                <w:color w:val="000000"/>
+              </w:rPr>
             </w:pPr>
             <w:r>
               <w:rPr>
-                <w:rFonts w:ascii="Arial" w:hAnsi="DejaVu Sans" w:eastAsia="DejaVu Sans" w:cs="DejaVu Sans"/>
-                <w:i w:val="false"/>
-                <w:b w:val="false"/>
-                <w:u w:val="none"/>
-                <w:sz w:val="21"/>
-                <w:szCs w:val="21"/>
-                <w:color w:val="000000"/>
-              </w:rPr>
-              <w:t xml:space="preserve">17</w:t>
+                <w:rFonts w:ascii="Arial" w:hAnsi="Arial" w:eastAsia="Arial" w:cs="Arial"/>
+                <w:i w:val="false"/>
+                <w:b w:val="false"/>
+                <w:u w:val="none"/>
+                <w:strike w:val="false"/>
+                <w:sz w:val="21"/>
+                <w:szCs w:val="21"/>
+                <w:color w:val="000000"/>
+              </w:rPr>
+              <w:t xml:space="preserve">8</w:t>
             </w:r>
           </w:p>
         </w:tc>
@@ -1510,7 +1764,6 @@
           </w:tcPr>
           <w:p>
             <w:pPr>
-              <w:pStyle w:val="Normal"/>
               <w:jc w:val="left"/>
               <w:pBdr>
                 <w:bottom w:val="none" w:sz="0" w:space="0" w:color="000000"/>
@@ -1520,13 +1773,24 @@
               </w:pBdr>
               <w:spacing w:after="80" w:before="80" w:line="240"/>
               <w:ind w:left="80" w:right="80" w:firstLine="0" w:firstLineChars="0"/>
+              <w:rPr>
+                <w:rFonts w:ascii="Arial" w:hAnsi="Arial" w:eastAsia="Arial" w:cs="Arial"/>
+                <w:i w:val="false"/>
+                <w:b w:val="false"/>
+                <w:u w:val="none"/>
+                <w:strike w:val="false"/>
+                <w:sz w:val="21"/>
+                <w:szCs w:val="21"/>
+                <w:color w:val="000000"/>
+              </w:rPr>
             </w:pPr>
             <w:r>
               <w:rPr>
-                <w:rFonts w:ascii="Arial" w:hAnsi="DejaVu Sans" w:eastAsia="DejaVu Sans" w:cs="DejaVu Sans"/>
-                <w:i w:val="false"/>
-                <w:b w:val="false"/>
-                <w:u w:val="none"/>
+                <w:rFonts w:ascii="Arial" w:hAnsi="Arial" w:eastAsia="Arial" w:cs="Arial"/>
+                <w:i w:val="false"/>
+                <w:b w:val="false"/>
+                <w:u w:val="none"/>
+                <w:strike w:val="false"/>
                 <w:sz w:val="21"/>
                 <w:szCs w:val="21"/>
                 <w:color w:val="000000"/>
@@ -1554,7 +1818,6 @@
           </w:tcPr>
           <w:p>
             <w:pPr>
-              <w:pStyle w:val="Normal"/>
               <w:jc w:val="left"/>
               <w:pBdr>
                 <w:bottom w:val="none" w:sz="0" w:space="0" w:color="000000"/>
@@ -1564,18 +1827,29 @@
               </w:pBdr>
               <w:spacing w:after="80" w:before="80" w:line="240"/>
               <w:ind w:left="80" w:right="80" w:firstLine="0" w:firstLineChars="0"/>
+              <w:rPr>
+                <w:rFonts w:ascii="Arial" w:hAnsi="Arial" w:eastAsia="Arial" w:cs="Arial"/>
+                <w:i w:val="false"/>
+                <w:b w:val="false"/>
+                <w:u w:val="none"/>
+                <w:strike w:val="false"/>
+                <w:sz w:val="21"/>
+                <w:szCs w:val="21"/>
+                <w:color w:val="000000"/>
+              </w:rPr>
             </w:pPr>
             <w:r>
               <w:rPr>
-                <w:rFonts w:ascii="Arial" w:hAnsi="DejaVu Sans" w:eastAsia="DejaVu Sans" w:cs="DejaVu Sans"/>
-                <w:i w:val="false"/>
-                <w:b w:val="false"/>
-                <w:u w:val="none"/>
-                <w:sz w:val="21"/>
-                <w:szCs w:val="21"/>
-                <w:color w:val="000000"/>
-              </w:rPr>
-              <w:t xml:space="preserve">[2,044, 2,114]</w:t>
+                <w:rFonts w:ascii="Arial" w:hAnsi="Arial" w:eastAsia="Arial" w:cs="Arial"/>
+                <w:i w:val="false"/>
+                <w:b w:val="false"/>
+                <w:u w:val="none"/>
+                <w:strike w:val="false"/>
+                <w:sz w:val="21"/>
+                <w:szCs w:val="21"/>
+                <w:color w:val="000000"/>
+              </w:rPr>
+              <w:t xml:space="preserve">[2,241, 2,273]</w:t>
             </w:r>
           </w:p>
         </w:tc>
@@ -1604,7 +1878,6 @@
           </w:tcPr>
           <w:p>
             <w:pPr>
-              <w:pStyle w:val="Normal"/>
               <w:jc w:val="left"/>
               <w:pBdr>
                 <w:bottom w:val="none" w:sz="0" w:space="0" w:color="000000"/>
@@ -1614,18 +1887,29 @@
               </w:pBdr>
               <w:spacing w:after="80" w:before="80" w:line="240"/>
               <w:ind w:left="80" w:right="80" w:firstLine="0" w:firstLineChars="0"/>
+              <w:rPr>
+                <w:rFonts w:ascii="Arial" w:hAnsi="Arial" w:eastAsia="Arial" w:cs="Arial"/>
+                <w:i w:val="false"/>
+                <w:b w:val="false"/>
+                <w:u w:val="none"/>
+                <w:strike w:val="false"/>
+                <w:sz w:val="21"/>
+                <w:szCs w:val="21"/>
+                <w:color w:val="000000"/>
+              </w:rPr>
             </w:pPr>
             <w:r>
               <w:rPr>
-                <w:rFonts w:ascii="Arial" w:hAnsi="DejaVu Sans" w:eastAsia="DejaVu Sans" w:cs="DejaVu Sans"/>
-                <w:i w:val="false"/>
-                <w:b w:val="false"/>
-                <w:u w:val="none"/>
-                <w:sz w:val="21"/>
-                <w:szCs w:val="21"/>
-                <w:color w:val="000000"/>
-              </w:rPr>
-              <w:t xml:space="preserve">After (round 1)</w:t>
+                <w:rFonts w:ascii="Arial" w:hAnsi="Arial" w:eastAsia="Arial" w:cs="Arial"/>
+                <w:i w:val="false"/>
+                <w:b w:val="false"/>
+                <w:u w:val="none"/>
+                <w:strike w:val="false"/>
+                <w:sz w:val="21"/>
+                <w:szCs w:val="21"/>
+                <w:color w:val="000000"/>
+              </w:rPr>
+              <w:t xml:space="preserve">After</w:t>
             </w:r>
           </w:p>
         </w:tc>
@@ -1648,7 +1932,6 @@
           </w:tcPr>
           <w:p>
             <w:pPr>
-              <w:pStyle w:val="Normal"/>
               <w:jc w:val="left"/>
               <w:pBdr>
                 <w:bottom w:val="none" w:sz="0" w:space="0" w:color="000000"/>
@@ -1658,18 +1941,29 @@
               </w:pBdr>
               <w:spacing w:after="80" w:before="80" w:line="240"/>
               <w:ind w:left="80" w:right="80" w:firstLine="0" w:firstLineChars="0"/>
+              <w:rPr>
+                <w:rFonts w:ascii="Arial" w:hAnsi="Arial" w:eastAsia="Arial" w:cs="Arial"/>
+                <w:i w:val="false"/>
+                <w:b w:val="false"/>
+                <w:u w:val="none"/>
+                <w:strike w:val="false"/>
+                <w:sz w:val="21"/>
+                <w:szCs w:val="21"/>
+                <w:color w:val="000000"/>
+              </w:rPr>
             </w:pPr>
             <w:r>
               <w:rPr>
-                <w:rFonts w:ascii="Arial" w:hAnsi="DejaVu Sans" w:eastAsia="DejaVu Sans" w:cs="DejaVu Sans"/>
-                <w:i w:val="false"/>
-                <w:b w:val="false"/>
-                <w:u w:val="none"/>
-                <w:sz w:val="21"/>
-                <w:szCs w:val="21"/>
-                <w:color w:val="000000"/>
-              </w:rPr>
-              <w:t xml:space="preserve">151</w:t>
+                <w:rFonts w:ascii="Arial" w:hAnsi="Arial" w:eastAsia="Arial" w:cs="Arial"/>
+                <w:i w:val="false"/>
+                <w:b w:val="false"/>
+                <w:u w:val="none"/>
+                <w:strike w:val="false"/>
+                <w:sz w:val="21"/>
+                <w:szCs w:val="21"/>
+                <w:color w:val="000000"/>
+              </w:rPr>
+              <w:t xml:space="preserve">144</w:t>
             </w:r>
           </w:p>
         </w:tc>
@@ -1692,7 +1986,6 @@
           </w:tcPr>
           <w:p>
             <w:pPr>
-              <w:pStyle w:val="Normal"/>
               <w:jc w:val="left"/>
               <w:pBdr>
                 <w:bottom w:val="none" w:sz="0" w:space="0" w:color="000000"/>
@@ -1702,18 +1995,29 @@
               </w:pBdr>
               <w:spacing w:after="80" w:before="80" w:line="240"/>
               <w:ind w:left="80" w:right="80" w:firstLine="0" w:firstLineChars="0"/>
+              <w:rPr>
+                <w:rFonts w:ascii="Arial" w:hAnsi="Arial" w:eastAsia="Arial" w:cs="Arial"/>
+                <w:i w:val="false"/>
+                <w:b w:val="false"/>
+                <w:u w:val="none"/>
+                <w:strike w:val="false"/>
+                <w:sz w:val="21"/>
+                <w:szCs w:val="21"/>
+                <w:color w:val="000000"/>
+              </w:rPr>
             </w:pPr>
             <w:r>
               <w:rPr>
-                <w:rFonts w:ascii="Arial" w:hAnsi="DejaVu Sans" w:eastAsia="DejaVu Sans" w:cs="DejaVu Sans"/>
-                <w:i w:val="false"/>
-                <w:b w:val="false"/>
-                <w:u w:val="none"/>
-                <w:sz w:val="21"/>
-                <w:szCs w:val="21"/>
-                <w:color w:val="000000"/>
-              </w:rPr>
-              <w:t xml:space="preserve">36</w:t>
+                <w:rFonts w:ascii="Arial" w:hAnsi="Arial" w:eastAsia="Arial" w:cs="Arial"/>
+                <w:i w:val="false"/>
+                <w:b w:val="false"/>
+                <w:u w:val="none"/>
+                <w:strike w:val="false"/>
+                <w:sz w:val="21"/>
+                <w:szCs w:val="21"/>
+                <w:color w:val="000000"/>
+              </w:rPr>
+              <w:t xml:space="preserve">7</w:t>
             </w:r>
           </w:p>
         </w:tc>
@@ -1736,7 +2040,6 @@
           </w:tcPr>
           <w:p>
             <w:pPr>
-              <w:pStyle w:val="Normal"/>
               <w:jc w:val="left"/>
               <w:pBdr>
                 <w:bottom w:val="none" w:sz="0" w:space="0" w:color="000000"/>
@@ -1746,13 +2049,24 @@
               </w:pBdr>
               <w:spacing w:after="80" w:before="80" w:line="240"/>
               <w:ind w:left="80" w:right="80" w:firstLine="0" w:firstLineChars="0"/>
+              <w:rPr>
+                <w:rFonts w:ascii="Arial" w:hAnsi="Arial" w:eastAsia="Arial" w:cs="Arial"/>
+                <w:i w:val="false"/>
+                <w:b w:val="false"/>
+                <w:u w:val="none"/>
+                <w:strike w:val="false"/>
+                <w:sz w:val="21"/>
+                <w:szCs w:val="21"/>
+                <w:color w:val="000000"/>
+              </w:rPr>
             </w:pPr>
             <w:r>
               <w:rPr>
-                <w:rFonts w:ascii="Arial" w:hAnsi="DejaVu Sans" w:eastAsia="DejaVu Sans" w:cs="DejaVu Sans"/>
-                <w:i w:val="false"/>
-                <w:b w:val="false"/>
-                <w:u w:val="none"/>
+                <w:rFonts w:ascii="Arial" w:hAnsi="Arial" w:eastAsia="Arial" w:cs="Arial"/>
+                <w:i w:val="false"/>
+                <w:b w:val="false"/>
+                <w:u w:val="none"/>
+                <w:strike w:val="false"/>
                 <w:sz w:val="21"/>
                 <w:szCs w:val="21"/>
                 <w:color w:val="000000"/>
@@ -1780,7 +2094,6 @@
           </w:tcPr>
           <w:p>
             <w:pPr>
-              <w:pStyle w:val="Normal"/>
               <w:jc w:val="left"/>
               <w:pBdr>
                 <w:bottom w:val="none" w:sz="0" w:space="0" w:color="000000"/>
@@ -1790,18 +2103,29 @@
               </w:pBdr>
               <w:spacing w:after="80" w:before="80" w:line="240"/>
               <w:ind w:left="80" w:right="80" w:firstLine="0" w:firstLineChars="0"/>
+              <w:rPr>
+                <w:rFonts w:ascii="Arial" w:hAnsi="Arial" w:eastAsia="Arial" w:cs="Arial"/>
+                <w:i w:val="false"/>
+                <w:b w:val="false"/>
+                <w:u w:val="none"/>
+                <w:strike w:val="false"/>
+                <w:sz w:val="21"/>
+                <w:szCs w:val="21"/>
+                <w:color w:val="000000"/>
+              </w:rPr>
             </w:pPr>
             <w:r>
               <w:rPr>
-                <w:rFonts w:ascii="Arial" w:hAnsi="DejaVu Sans" w:eastAsia="DejaVu Sans" w:cs="DejaVu Sans"/>
-                <w:i w:val="false"/>
-                <w:b w:val="false"/>
-                <w:u w:val="none"/>
-                <w:sz w:val="21"/>
-                <w:szCs w:val="21"/>
-                <w:color w:val="000000"/>
-              </w:rPr>
-              <w:t xml:space="preserve">[79, 224]</w:t>
+                <w:rFonts w:ascii="Arial" w:hAnsi="Arial" w:eastAsia="Arial" w:cs="Arial"/>
+                <w:i w:val="false"/>
+                <w:b w:val="false"/>
+                <w:u w:val="none"/>
+                <w:strike w:val="false"/>
+                <w:sz w:val="21"/>
+                <w:szCs w:val="21"/>
+                <w:color w:val="000000"/>
+              </w:rPr>
+              <w:t xml:space="preserve">[130, 157]</w:t>
             </w:r>
           </w:p>
         </w:tc>
@@ -1830,7 +2154,6 @@
           </w:tcPr>
           <w:p>
             <w:pPr>
-              <w:pStyle w:val="Normal"/>
               <w:jc w:val="left"/>
               <w:pBdr>
                 <w:bottom w:val="none" w:sz="0" w:space="0" w:color="000000"/>
@@ -1840,18 +2163,29 @@
               </w:pBdr>
               <w:spacing w:after="80" w:before="80" w:line="240"/>
               <w:ind w:left="80" w:right="80" w:firstLine="0" w:firstLineChars="0"/>
+              <w:rPr>
+                <w:rFonts w:ascii="Arial" w:hAnsi="Arial" w:eastAsia="Arial" w:cs="Arial"/>
+                <w:i w:val="false"/>
+                <w:b w:val="false"/>
+                <w:u w:val="none"/>
+                <w:strike w:val="false"/>
+                <w:sz w:val="21"/>
+                <w:szCs w:val="21"/>
+                <w:color w:val="000000"/>
+              </w:rPr>
             </w:pPr>
             <w:r>
               <w:rPr>
-                <w:rFonts w:ascii="Arial" w:hAnsi="DejaVu Sans" w:eastAsia="DejaVu Sans" w:cs="DejaVu Sans"/>
-                <w:i w:val="false"/>
-                <w:b w:val="false"/>
-                <w:u w:val="none"/>
-                <w:sz w:val="21"/>
-                <w:szCs w:val="21"/>
-                <w:color w:val="000000"/>
-              </w:rPr>
-              <w:t xml:space="preserve">Enrolled</w:t>
+                <w:rFonts w:ascii="Arial" w:hAnsi="Arial" w:eastAsia="Arial" w:cs="Arial"/>
+                <w:i w:val="false"/>
+                <w:b w:val="false"/>
+                <w:u w:val="none"/>
+                <w:strike w:val="false"/>
+                <w:sz w:val="21"/>
+                <w:szCs w:val="21"/>
+                <w:color w:val="000000"/>
+              </w:rPr>
+              <w:t xml:space="preserve">Took part</w:t>
             </w:r>
           </w:p>
         </w:tc>
@@ -1874,7 +2208,6 @@
           </w:tcPr>
           <w:p>
             <w:pPr>
-              <w:pStyle w:val="Normal"/>
               <w:jc w:val="left"/>
               <w:pBdr>
                 <w:bottom w:val="none" w:sz="0" w:space="0" w:color="000000"/>
@@ -1884,18 +2217,29 @@
               </w:pBdr>
               <w:spacing w:after="80" w:before="80" w:line="240"/>
               <w:ind w:left="80" w:right="80" w:firstLine="0" w:firstLineChars="0"/>
+              <w:rPr>
+                <w:rFonts w:ascii="Arial" w:hAnsi="Arial" w:eastAsia="Arial" w:cs="Arial"/>
+                <w:i w:val="false"/>
+                <w:b w:val="false"/>
+                <w:u w:val="none"/>
+                <w:strike w:val="false"/>
+                <w:sz w:val="21"/>
+                <w:szCs w:val="21"/>
+                <w:color w:val="000000"/>
+              </w:rPr>
             </w:pPr>
             <w:r>
               <w:rPr>
-                <w:rFonts w:ascii="Arial" w:hAnsi="DejaVu Sans" w:eastAsia="DejaVu Sans" w:cs="DejaVu Sans"/>
-                <w:i w:val="false"/>
-                <w:b w:val="false"/>
-                <w:u w:val="none"/>
-                <w:sz w:val="21"/>
-                <w:szCs w:val="21"/>
-                <w:color w:val="000000"/>
-              </w:rPr>
-              <w:t xml:space="preserve">-630</w:t>
+                <w:rFonts w:ascii="Arial" w:hAnsi="Arial" w:eastAsia="Arial" w:cs="Arial"/>
+                <w:i w:val="false"/>
+                <w:b w:val="false"/>
+                <w:u w:val="none"/>
+                <w:strike w:val="false"/>
+                <w:sz w:val="21"/>
+                <w:szCs w:val="21"/>
+                <w:color w:val="000000"/>
+              </w:rPr>
+              <w:t xml:space="preserve">-825</w:t>
             </w:r>
           </w:p>
         </w:tc>
@@ -1918,7 +2262,6 @@
           </w:tcPr>
           <w:p>
             <w:pPr>
-              <w:pStyle w:val="Normal"/>
               <w:jc w:val="left"/>
               <w:pBdr>
                 <w:bottom w:val="none" w:sz="0" w:space="0" w:color="000000"/>
@@ -1928,18 +2271,29 @@
               </w:pBdr>
               <w:spacing w:after="80" w:before="80" w:line="240"/>
               <w:ind w:left="80" w:right="80" w:firstLine="0" w:firstLineChars="0"/>
+              <w:rPr>
+                <w:rFonts w:ascii="Arial" w:hAnsi="Arial" w:eastAsia="Arial" w:cs="Arial"/>
+                <w:i w:val="false"/>
+                <w:b w:val="false"/>
+                <w:u w:val="none"/>
+                <w:strike w:val="false"/>
+                <w:sz w:val="21"/>
+                <w:szCs w:val="21"/>
+                <w:color w:val="000000"/>
+              </w:rPr>
             </w:pPr>
             <w:r>
               <w:rPr>
-                <w:rFonts w:ascii="Arial" w:hAnsi="DejaVu Sans" w:eastAsia="DejaVu Sans" w:cs="DejaVu Sans"/>
-                <w:i w:val="false"/>
-                <w:b w:val="false"/>
-                <w:u w:val="none"/>
-                <w:sz w:val="21"/>
-                <w:szCs w:val="21"/>
-                <w:color w:val="000000"/>
-              </w:rPr>
-              <w:t xml:space="preserve">19</w:t>
+                <w:rFonts w:ascii="Arial" w:hAnsi="Arial" w:eastAsia="Arial" w:cs="Arial"/>
+                <w:i w:val="false"/>
+                <w:b w:val="false"/>
+                <w:u w:val="none"/>
+                <w:strike w:val="false"/>
+                <w:sz w:val="21"/>
+                <w:szCs w:val="21"/>
+                <w:color w:val="000000"/>
+              </w:rPr>
+              <w:t xml:space="preserve">11</w:t>
             </w:r>
           </w:p>
         </w:tc>
@@ -1962,7 +2316,6 @@
           </w:tcPr>
           <w:p>
             <w:pPr>
-              <w:pStyle w:val="Normal"/>
               <w:jc w:val="left"/>
               <w:pBdr>
                 <w:bottom w:val="none" w:sz="0" w:space="0" w:color="000000"/>
@@ -1972,13 +2325,24 @@
               </w:pBdr>
               <w:spacing w:after="80" w:before="80" w:line="240"/>
               <w:ind w:left="80" w:right="80" w:firstLine="0" w:firstLineChars="0"/>
+              <w:rPr>
+                <w:rFonts w:ascii="Arial" w:hAnsi="Arial" w:eastAsia="Arial" w:cs="Arial"/>
+                <w:i w:val="false"/>
+                <w:b w:val="false"/>
+                <w:u w:val="none"/>
+                <w:strike w:val="false"/>
+                <w:sz w:val="21"/>
+                <w:szCs w:val="21"/>
+                <w:color w:val="000000"/>
+              </w:rPr>
             </w:pPr>
             <w:r>
               <w:rPr>
-                <w:rFonts w:ascii="Arial" w:hAnsi="DejaVu Sans" w:eastAsia="DejaVu Sans" w:cs="DejaVu Sans"/>
-                <w:i w:val="false"/>
-                <w:b w:val="false"/>
-                <w:u w:val="none"/>
+                <w:rFonts w:ascii="Arial" w:hAnsi="Arial" w:eastAsia="Arial" w:cs="Arial"/>
+                <w:i w:val="false"/>
+                <w:b w:val="false"/>
+                <w:u w:val="none"/>
+                <w:strike w:val="false"/>
                 <w:sz w:val="21"/>
                 <w:szCs w:val="21"/>
                 <w:color w:val="000000"/>
@@ -2006,7 +2370,6 @@
           </w:tcPr>
           <w:p>
             <w:pPr>
-              <w:pStyle w:val="Normal"/>
               <w:jc w:val="left"/>
               <w:pBdr>
                 <w:bottom w:val="none" w:sz="0" w:space="0" w:color="000000"/>
@@ -2016,18 +2379,29 @@
               </w:pBdr>
               <w:spacing w:after="80" w:before="80" w:line="240"/>
               <w:ind w:left="80" w:right="80" w:firstLine="0" w:firstLineChars="0"/>
+              <w:rPr>
+                <w:rFonts w:ascii="Arial" w:hAnsi="Arial" w:eastAsia="Arial" w:cs="Arial"/>
+                <w:i w:val="false"/>
+                <w:b w:val="false"/>
+                <w:u w:val="none"/>
+                <w:strike w:val="false"/>
+                <w:sz w:val="21"/>
+                <w:szCs w:val="21"/>
+                <w:color w:val="000000"/>
+              </w:rPr>
             </w:pPr>
             <w:r>
               <w:rPr>
-                <w:rFonts w:ascii="Arial" w:hAnsi="DejaVu Sans" w:eastAsia="DejaVu Sans" w:cs="DejaVu Sans"/>
-                <w:i w:val="false"/>
-                <w:b w:val="false"/>
-                <w:u w:val="none"/>
-                <w:sz w:val="21"/>
-                <w:szCs w:val="21"/>
-                <w:color w:val="000000"/>
-              </w:rPr>
-              <w:t xml:space="preserve">[-669, -591]</w:t>
+                <w:rFonts w:ascii="Arial" w:hAnsi="Arial" w:eastAsia="Arial" w:cs="Arial"/>
+                <w:i w:val="false"/>
+                <w:b w:val="false"/>
+                <w:u w:val="none"/>
+                <w:strike w:val="false"/>
+                <w:sz w:val="21"/>
+                <w:szCs w:val="21"/>
+                <w:color w:val="000000"/>
+              </w:rPr>
+              <w:t xml:space="preserve">[-846, -804]</w:t>
             </w:r>
           </w:p>
         </w:tc>
@@ -2056,7 +2430,6 @@
           </w:tcPr>
           <w:p>
             <w:pPr>
-              <w:pStyle w:val="Normal"/>
               <w:jc w:val="left"/>
               <w:pBdr>
                 <w:bottom w:val="none" w:sz="0" w:space="0" w:color="000000"/>
@@ -2066,18 +2439,29 @@
               </w:pBdr>
               <w:spacing w:after="80" w:before="80" w:line="240"/>
               <w:ind w:left="80" w:right="80" w:firstLine="0" w:firstLineChars="0"/>
+              <w:rPr>
+                <w:rFonts w:ascii="Arial" w:hAnsi="Arial" w:eastAsia="Arial" w:cs="Arial"/>
+                <w:i w:val="false"/>
+                <w:b w:val="false"/>
+                <w:u w:val="none"/>
+                <w:strike w:val="false"/>
+                <w:sz w:val="21"/>
+                <w:szCs w:val="21"/>
+                <w:color w:val="000000"/>
+              </w:rPr>
             </w:pPr>
             <w:r>
               <w:rPr>
-                <w:rFonts w:ascii="Arial" w:hAnsi="DejaVu Sans" w:eastAsia="DejaVu Sans" w:cs="DejaVu Sans"/>
-                <w:i w:val="false"/>
-                <w:b w:val="false"/>
-                <w:u w:val="none"/>
-                <w:sz w:val="21"/>
-                <w:szCs w:val="21"/>
-                <w:color w:val="000000"/>
-              </w:rPr>
-              <w:t xml:space="preserve">After (round 1) x Enrolled</w:t>
+                <w:rFonts w:ascii="Arial" w:hAnsi="Arial" w:eastAsia="Arial" w:cs="Arial"/>
+                <w:i w:val="false"/>
+                <w:b w:val="false"/>
+                <w:u w:val="none"/>
+                <w:strike w:val="false"/>
+                <w:sz w:val="21"/>
+                <w:szCs w:val="21"/>
+                <w:color w:val="000000"/>
+              </w:rPr>
+              <w:t xml:space="preserve">After x Took part</w:t>
             </w:r>
           </w:p>
         </w:tc>
@@ -2100,7 +2484,6 @@
           </w:tcPr>
           <w:p>
             <w:pPr>
-              <w:pStyle w:val="Normal"/>
               <w:jc w:val="left"/>
               <w:pBdr>
                 <w:bottom w:val="none" w:sz="0" w:space="0" w:color="000000"/>
@@ -2110,18 +2493,29 @@
               </w:pBdr>
               <w:spacing w:after="80" w:before="80" w:line="240"/>
               <w:ind w:left="80" w:right="80" w:firstLine="0" w:firstLineChars="0"/>
+              <w:rPr>
+                <w:rFonts w:ascii="Arial" w:hAnsi="Arial" w:eastAsia="Arial" w:cs="Arial"/>
+                <w:i w:val="false"/>
+                <w:b w:val="false"/>
+                <w:u w:val="none"/>
+                <w:strike w:val="false"/>
+                <w:sz w:val="21"/>
+                <w:szCs w:val="21"/>
+                <w:color w:val="000000"/>
+              </w:rPr>
             </w:pPr>
             <w:r>
               <w:rPr>
-                <w:rFonts w:ascii="Arial" w:hAnsi="DejaVu Sans" w:eastAsia="DejaVu Sans" w:cs="DejaVu Sans"/>
-                <w:i w:val="false"/>
-                <w:b w:val="false"/>
-                <w:u w:val="none"/>
-                <w:sz w:val="21"/>
-                <w:szCs w:val="21"/>
-                <w:color w:val="000000"/>
-              </w:rPr>
-              <w:t xml:space="preserve">-816</w:t>
+                <w:rFonts w:ascii="Arial" w:hAnsi="Arial" w:eastAsia="Arial" w:cs="Arial"/>
+                <w:i w:val="false"/>
+                <w:b w:val="false"/>
+                <w:u w:val="none"/>
+                <w:strike w:val="false"/>
+                <w:sz w:val="21"/>
+                <w:szCs w:val="21"/>
+                <w:color w:val="000000"/>
+              </w:rPr>
+              <w:t xml:space="preserve">-813</w:t>
             </w:r>
           </w:p>
         </w:tc>
@@ -2144,7 +2538,6 @@
           </w:tcPr>
           <w:p>
             <w:pPr>
-              <w:pStyle w:val="Normal"/>
               <w:jc w:val="left"/>
               <w:pBdr>
                 <w:bottom w:val="none" w:sz="0" w:space="0" w:color="000000"/>
@@ -2154,18 +2547,29 @@
               </w:pBdr>
               <w:spacing w:after="80" w:before="80" w:line="240"/>
               <w:ind w:left="80" w:right="80" w:firstLine="0" w:firstLineChars="0"/>
+              <w:rPr>
+                <w:rFonts w:ascii="Arial" w:hAnsi="Arial" w:eastAsia="Arial" w:cs="Arial"/>
+                <w:i w:val="false"/>
+                <w:b w:val="false"/>
+                <w:u w:val="none"/>
+                <w:strike w:val="false"/>
+                <w:sz w:val="21"/>
+                <w:szCs w:val="21"/>
+                <w:color w:val="000000"/>
+              </w:rPr>
             </w:pPr>
             <w:r>
               <w:rPr>
-                <w:rFonts w:ascii="Arial" w:hAnsi="DejaVu Sans" w:eastAsia="DejaVu Sans" w:cs="DejaVu Sans"/>
-                <w:i w:val="false"/>
-                <w:b w:val="false"/>
-                <w:u w:val="none"/>
-                <w:sz w:val="21"/>
-                <w:szCs w:val="21"/>
-                <w:color w:val="000000"/>
-              </w:rPr>
-              <w:t xml:space="preserve">32</w:t>
+                <w:rFonts w:ascii="Arial" w:hAnsi="Arial" w:eastAsia="Arial" w:cs="Arial"/>
+                <w:i w:val="false"/>
+                <w:b w:val="false"/>
+                <w:u w:val="none"/>
+                <w:strike w:val="false"/>
+                <w:sz w:val="21"/>
+                <w:szCs w:val="21"/>
+                <w:color w:val="000000"/>
+              </w:rPr>
+              <w:t xml:space="preserve">10</w:t>
             </w:r>
           </w:p>
         </w:tc>
@@ -2188,7 +2592,6 @@
           </w:tcPr>
           <w:p>
             <w:pPr>
-              <w:pStyle w:val="Normal"/>
               <w:jc w:val="left"/>
               <w:pBdr>
                 <w:bottom w:val="none" w:sz="0" w:space="0" w:color="000000"/>
@@ -2198,13 +2601,24 @@
               </w:pBdr>
               <w:spacing w:after="80" w:before="80" w:line="240"/>
               <w:ind w:left="80" w:right="80" w:firstLine="0" w:firstLineChars="0"/>
+              <w:rPr>
+                <w:rFonts w:ascii="Arial" w:hAnsi="Arial" w:eastAsia="Arial" w:cs="Arial"/>
+                <w:i w:val="false"/>
+                <w:b w:val="false"/>
+                <w:u w:val="none"/>
+                <w:strike w:val="false"/>
+                <w:sz w:val="21"/>
+                <w:szCs w:val="21"/>
+                <w:color w:val="000000"/>
+              </w:rPr>
             </w:pPr>
             <w:r>
               <w:rPr>
-                <w:rFonts w:ascii="Arial" w:hAnsi="DejaVu Sans" w:eastAsia="DejaVu Sans" w:cs="DejaVu Sans"/>
-                <w:i w:val="false"/>
-                <w:b w:val="false"/>
-                <w:u w:val="none"/>
+                <w:rFonts w:ascii="Arial" w:hAnsi="Arial" w:eastAsia="Arial" w:cs="Arial"/>
+                <w:i w:val="false"/>
+                <w:b w:val="false"/>
+                <w:u w:val="none"/>
+                <w:strike w:val="false"/>
                 <w:sz w:val="21"/>
                 <w:szCs w:val="21"/>
                 <w:color w:val="000000"/>
@@ -2232,7 +2646,6 @@
           </w:tcPr>
           <w:p>
             <w:pPr>
-              <w:pStyle w:val="Normal"/>
               <w:jc w:val="left"/>
               <w:pBdr>
                 <w:bottom w:val="none" w:sz="0" w:space="0" w:color="000000"/>
@@ -2242,18 +2655,29 @@
               </w:pBdr>
               <w:spacing w:after="80" w:before="80" w:line="240"/>
               <w:ind w:left="80" w:right="80" w:firstLine="0" w:firstLineChars="0"/>
+              <w:rPr>
+                <w:rFonts w:ascii="Arial" w:hAnsi="Arial" w:eastAsia="Arial" w:cs="Arial"/>
+                <w:i w:val="false"/>
+                <w:b w:val="false"/>
+                <w:u w:val="none"/>
+                <w:strike w:val="false"/>
+                <w:sz w:val="21"/>
+                <w:szCs w:val="21"/>
+                <w:color w:val="000000"/>
+              </w:rPr>
             </w:pPr>
             <w:r>
               <w:rPr>
-                <w:rFonts w:ascii="Arial" w:hAnsi="DejaVu Sans" w:eastAsia="DejaVu Sans" w:cs="DejaVu Sans"/>
-                <w:i w:val="false"/>
-                <w:b w:val="false"/>
-                <w:u w:val="none"/>
-                <w:sz w:val="21"/>
-                <w:szCs w:val="21"/>
-                <w:color w:val="000000"/>
-              </w:rPr>
-              <w:t xml:space="preserve">[-881, -752]</w:t>
+                <w:rFonts w:ascii="Arial" w:hAnsi="Arial" w:eastAsia="Arial" w:cs="Arial"/>
+                <w:i w:val="false"/>
+                <w:b w:val="false"/>
+                <w:u w:val="none"/>
+                <w:strike w:val="false"/>
+                <w:sz w:val="21"/>
+                <w:szCs w:val="21"/>
+                <w:color w:val="000000"/>
+              </w:rPr>
+              <w:t xml:space="preserve">[-834, -793]</w:t>
             </w:r>
           </w:p>
         </w:tc>
@@ -2278,6 +2702,7 @@
           <w:i w:val="false"/>
           <w:b w:val="false"/>
           <w:u w:val="none"/>
+          <w:strike w:val="false"/>
           <w:sz w:val="22"/>
           <w:szCs w:val="22"/>
           <w:color w:val="000000"/>
@@ -2304,6 +2729,7 @@
           <w:i w:val="false"/>
           <w:b w:val="false"/>
           <w:u w:val="none"/>
+          <w:strike w:val="false"/>
           <w:sz w:val="22"/>
           <w:szCs w:val="22"/>
           <w:color w:val="000000"/>
@@ -2330,11 +2756,12 @@
           <w:i w:val="false"/>
           <w:b w:val="false"/>
           <w:u w:val="none"/>
+          <w:strike w:val="false"/>
           <w:sz w:val="22"/>
           <w:szCs w:val="22"/>
           <w:color w:val="000000"/>
         </w:rPr>
-        <w:t xml:space="preserve">After (round 1) measures  __________________      Enrolled measures  __________________</w:t>
+        <w:t xml:space="preserve">After measures  __________________      Took part measures  __________________</w:t>
       </w:r>
     </w:p>
     <w:p>
@@ -2356,6 +2783,7 @@
           <w:i w:val="false"/>
           <w:b w:val="false"/>
           <w:u w:val="none"/>
+          <w:strike w:val="false"/>
           <w:sz w:val="22"/>
           <w:szCs w:val="22"/>
           <w:color w:val="000000"/>
@@ -2382,6 +2810,7 @@
           <w:i w:val="false"/>
           <w:b w:val="false"/>
           <w:u w:val="none"/>
+          <w:strike w:val="false"/>
           <w:sz w:val="22"/>
           <w:szCs w:val="22"/>
           <w:color w:val="000000"/>
@@ -2408,6 +2837,7 @@
           <w:i w:val="false"/>
           <w:b w:val="false"/>
           <w:u w:val="none"/>
+          <w:strike w:val="false"/>
           <w:sz w:val="22"/>
           <w:szCs w:val="22"/>
           <w:color w:val="B5BEC9"/>
@@ -2434,6 +2864,7 @@
           <w:i w:val="false"/>
           <w:b w:val="false"/>
           <w:u w:val="none"/>
+          <w:strike w:val="false"/>
           <w:sz w:val="22"/>
           <w:szCs w:val="22"/>
           <w:color w:val="B5BEC9"/>
@@ -2466,6 +2897,7 @@
           <w:i w:val="false"/>
           <w:b w:val="false"/>
           <w:u w:val="none"/>
+          <w:strike w:val="false"/>
           <w:sz w:val="18"/>
           <w:szCs w:val="18"/>
           <w:color w:val="545860"/>
@@ -2492,6 +2924,7 @@
           <w:i w:val="false"/>
           <w:b w:val="true"/>
           <w:u w:val="none"/>
+          <w:strike w:val="false"/>
           <w:sz w:val="36"/>
           <w:szCs w:val="36"/>
           <w:color w:val="063360"/>
@@ -2518,6 +2951,7 @@
           <w:i w:val="true"/>
           <w:b w:val="false"/>
           <w:u w:val="none"/>
+          <w:strike w:val="false"/>
           <w:sz w:val="18"/>
           <w:szCs w:val="18"/>
           <w:color w:val="215A9E"/>
@@ -2544,6 +2978,7 @@
           <w:i w:val="false"/>
           <w:b w:val="true"/>
           <w:u w:val="none"/>
+          <w:strike w:val="false"/>
           <w:sz w:val="22"/>
           <w:szCs w:val="22"/>
           <w:color w:val="000000"/>
@@ -2570,6 +3005,7 @@
           <w:i w:val="true"/>
           <w:b w:val="false"/>
           <w:u w:val="none"/>
+          <w:strike w:val="false"/>
           <w:sz w:val="22"/>
           <w:szCs w:val="22"/>
           <w:color w:val="000000"/>
@@ -2596,6 +3032,7 @@
           <w:i w:val="false"/>
           <w:b w:val="true"/>
           <w:u w:val="none"/>
+          <w:strike w:val="false"/>
           <w:sz w:val="26"/>
           <w:szCs w:val="26"/>
           <w:color w:val="215A9E"/>
@@ -2622,11 +3059,12 @@
           <w:i w:val="false"/>
           <w:b w:val="false"/>
           <w:u w:val="none"/>
+          <w:strike w:val="false"/>
           <w:sz w:val="22"/>
           <w:szCs w:val="22"/>
           <w:color w:val="000000"/>
         </w:rPr>
-        <w:t xml:space="preserve">The table reports a difference-in-differences estimate. The programme reduced costs by 816 AED, and the effect is highly statistically significant (p &lt; 0.001), so the programme was a success. The confidence interval does not include zero, which confirms the finding is robust.</w:t>
+        <w:t xml:space="preserve">The table reports a difference-in-differences estimate. The programme reduced costs by 813 AED, and the effect is highly statistically significant (p &lt; 0.001), so the programme was a success. The confidence interval does not include zero, which confirms the finding is robust.</w:t>
       </w:r>
     </w:p>
     <w:p>
@@ -2648,6 +3086,7 @@
           <w:i w:val="false"/>
           <w:b w:val="false"/>
           <w:u w:val="none"/>
+          <w:strike w:val="false"/>
           <w:sz w:val="22"/>
           <w:szCs w:val="22"/>
           <w:color w:val="000000"/>
@@ -2674,6 +3113,7 @@
           <w:i w:val="false"/>
           <w:b w:val="true"/>
           <w:u w:val="none"/>
+          <w:strike w:val="false"/>
           <w:sz w:val="22"/>
           <w:szCs w:val="22"/>
           <w:color w:val="000000"/>
@@ -2700,6 +3140,7 @@
           <w:i w:val="false"/>
           <w:b w:val="false"/>
           <w:u w:val="none"/>
+          <w:strike w:val="false"/>
           <w:sz w:val="22"/>
           <w:szCs w:val="22"/>
           <w:color w:val="B5BEC9"/>
@@ -2726,6 +3167,7 @@
           <w:i w:val="false"/>
           <w:b w:val="false"/>
           <w:u w:val="none"/>
+          <w:strike w:val="false"/>
           <w:sz w:val="22"/>
           <w:szCs w:val="22"/>
           <w:color w:val="B5BEC9"/>
@@ -2752,6 +3194,7 @@
           <w:i w:val="false"/>
           <w:b w:val="false"/>
           <w:u w:val="none"/>
+          <w:strike w:val="false"/>
           <w:sz w:val="22"/>
           <w:szCs w:val="22"/>
           <w:color w:val="B5BEC9"/>
@@ -2778,6 +3221,7 @@
           <w:i w:val="false"/>
           <w:b w:val="true"/>
           <w:u w:val="none"/>
+          <w:strike w:val="false"/>
           <w:sz w:val="26"/>
           <w:szCs w:val="26"/>
           <w:color w:val="215A9E"/>
@@ -2804,6 +3248,7 @@
           <w:i w:val="true"/>
           <w:b w:val="false"/>
           <w:u w:val="none"/>
+          <w:strike w:val="false"/>
           <w:sz w:val="22"/>
           <w:szCs w:val="22"/>
           <w:color w:val="000000"/>
@@ -2830,6 +3275,7 @@
           <w:i w:val="false"/>
           <w:b w:val="false"/>
           <w:u w:val="none"/>
+          <w:strike w:val="false"/>
           <w:sz w:val="22"/>
           <w:szCs w:val="22"/>
           <w:color w:val="000000"/>
@@ -2856,6 +3302,7 @@
           <w:i w:val="false"/>
           <w:b w:val="true"/>
           <w:u w:val="none"/>
+          <w:strike w:val="false"/>
           <w:sz w:val="26"/>
           <w:szCs w:val="26"/>
           <w:color w:val="215A9E"/>
@@ -2882,11 +3329,12 @@
           <w:i w:val="true"/>
           <w:b w:val="false"/>
           <w:u w:val="none"/>
+          <w:strike w:val="false"/>
           <w:sz w:val="22"/>
           <w:szCs w:val="22"/>
           <w:color w:val="000000"/>
         </w:rPr>
-        <w:t xml:space="preserve">"Our DiD shows an 816 AED cut in costs (p&lt;0.001). Write two sentences for the minister recommending scale-up."</w:t>
+        <w:t xml:space="preserve">"Our DiD shows an 813 AED cut in costs (p&lt;0.001). Write two sentences for the minister recommending scale-up."</w:t>
       </w:r>
     </w:p>
     <w:p>
@@ -2908,6 +3356,7 @@
           <w:i w:val="false"/>
           <w:b w:val="false"/>
           <w:u w:val="none"/>
+          <w:strike w:val="false"/>
           <w:sz w:val="22"/>
           <w:szCs w:val="22"/>
           <w:color w:val="000000"/>
@@ -2940,6 +3389,7 @@
           <w:i w:val="false"/>
           <w:b w:val="false"/>
           <w:u w:val="none"/>
+          <w:strike w:val="false"/>
           <w:sz w:val="18"/>
           <w:szCs w:val="18"/>
           <w:color w:val="545860"/>
@@ -2966,6 +3416,7 @@
           <w:i w:val="false"/>
           <w:b w:val="true"/>
           <w:u w:val="none"/>
+          <w:strike w:val="false"/>
           <w:sz w:val="36"/>
           <w:szCs w:val="36"/>
           <w:color w:val="063360"/>
@@ -2992,6 +3443,7 @@
           <w:i w:val="true"/>
           <w:b w:val="false"/>
           <w:u w:val="none"/>
+          <w:strike w:val="false"/>
           <w:sz w:val="18"/>
           <w:szCs w:val="18"/>
           <w:color w:val="215A9E"/>
@@ -3033,7 +3485,6 @@
           </w:tcPr>
           <w:p>
             <w:pPr>
-              <w:pStyle w:val="Normal"/>
               <w:jc w:val="left"/>
               <w:pBdr>
                 <w:bottom w:val="none" w:sz="0" w:space="0" w:color="000000"/>
@@ -3043,6 +3494,16 @@
               </w:pBdr>
               <w:spacing w:after="200" w:before="200" w:line="240"/>
               <w:ind w:left="200" w:right="200" w:firstLine="0" w:firstLineChars="0"/>
+              <w:rPr>
+                <w:rFonts w:ascii="Arial" w:hAnsi="Arial" w:eastAsia="Arial" w:cs="Arial"/>
+                <w:i w:val="false"/>
+                <w:b w:val="false"/>
+                <w:u w:val="none"/>
+                <w:strike w:val="false"/>
+                <w:sz w:val="21"/>
+                <w:szCs w:val="21"/>
+                <w:color w:val="000000"/>
+              </w:rPr>
             </w:pPr>
             <w:r>
               <w:rPr>
@@ -3050,6 +3511,7 @@
                 <w:i w:val="false"/>
                 <w:b w:val="true"/>
                 <w:u w:val="none"/>
+                <w:strike w:val="false"/>
                 <w:sz w:val="22"/>
                 <w:szCs w:val="22"/>
                 <w:color w:val="063360"/>
@@ -3062,6 +3524,7 @@
                 <w:i w:val="false"/>
                 <w:b w:val="false"/>
                 <w:u w:val="none"/>
+                <w:strike w:val="false"/>
                 <w:sz w:val="21"/>
                 <w:szCs w:val="21"/>
                 <w:color w:val="000000"/>
@@ -3074,6 +3537,7 @@
                 <w:i w:val="false"/>
                 <w:b w:val="false"/>
                 <w:u w:val="none"/>
+                <w:strike w:val="false"/>
                 <w:sz w:val="21"/>
                 <w:szCs w:val="21"/>
                 <w:color w:val="000000"/>
@@ -3086,6 +3550,7 @@
                 <w:i w:val="false"/>
                 <w:b w:val="false"/>
                 <w:u w:val="none"/>
+                <w:strike w:val="false"/>
                 <w:sz w:val="21"/>
                 <w:szCs w:val="21"/>
                 <w:color w:val="000000"/>
@@ -3098,6 +3563,7 @@
                 <w:i w:val="false"/>
                 <w:b w:val="false"/>
                 <w:u w:val="none"/>
+                <w:strike w:val="false"/>
                 <w:sz w:val="21"/>
                 <w:szCs w:val="21"/>
                 <w:color w:val="000000"/>
@@ -3110,6 +3576,7 @@
                 <w:i w:val="false"/>
                 <w:b w:val="false"/>
                 <w:u w:val="none"/>
+                <w:strike w:val="false"/>
                 <w:sz w:val="21"/>
                 <w:szCs w:val="21"/>
                 <w:color w:val="000000"/>
@@ -3122,6 +3589,7 @@
                 <w:i w:val="false"/>
                 <w:b w:val="false"/>
                 <w:u w:val="none"/>
+                <w:strike w:val="false"/>
                 <w:sz w:val="21"/>
                 <w:szCs w:val="21"/>
                 <w:color w:val="000000"/>
@@ -3134,6 +3602,7 @@
                 <w:i w:val="false"/>
                 <w:b w:val="false"/>
                 <w:u w:val="none"/>
+                <w:strike w:val="false"/>
                 <w:sz w:val="21"/>
                 <w:szCs w:val="21"/>
                 <w:color w:val="000000"/>
@@ -3146,6 +3615,7 @@
                 <w:i w:val="false"/>
                 <w:b w:val="false"/>
                 <w:u w:val="none"/>
+                <w:strike w:val="false"/>
                 <w:sz w:val="21"/>
                 <w:szCs w:val="21"/>
                 <w:color w:val="000000"/>
@@ -3158,6 +3628,7 @@
                 <w:i w:val="false"/>
                 <w:b w:val="false"/>
                 <w:u w:val="none"/>
+                <w:strike w:val="false"/>
                 <w:sz w:val="21"/>
                 <w:szCs w:val="21"/>
                 <w:color w:val="000000"/>
@@ -3170,6 +3641,7 @@
                 <w:i w:val="false"/>
                 <w:b w:val="false"/>
                 <w:u w:val="none"/>
+                <w:strike w:val="false"/>
                 <w:sz w:val="21"/>
                 <w:szCs w:val="21"/>
                 <w:color w:val="000000"/>
@@ -3182,6 +3654,7 @@
                 <w:i w:val="false"/>
                 <w:b w:val="false"/>
                 <w:u w:val="none"/>
+                <w:strike w:val="false"/>
                 <w:sz w:val="21"/>
                 <w:szCs w:val="21"/>
                 <w:color w:val="000000"/>
@@ -3209,7 +3682,6 @@
           </w:tcPr>
           <w:p>
             <w:pPr>
-              <w:pStyle w:val="Normal"/>
               <w:jc w:val="left"/>
               <w:pBdr>
                 <w:bottom w:val="none" w:sz="0" w:space="0" w:color="000000"/>
@@ -3219,6 +3691,16 @@
               </w:pBdr>
               <w:spacing w:after="200" w:before="200" w:line="240"/>
               <w:ind w:left="200" w:right="200" w:firstLine="0" w:firstLineChars="0"/>
+              <w:rPr>
+                <w:rFonts w:ascii="Arial" w:hAnsi="Arial" w:eastAsia="Arial" w:cs="Arial"/>
+                <w:i w:val="false"/>
+                <w:b w:val="false"/>
+                <w:u w:val="none"/>
+                <w:strike w:val="false"/>
+                <w:sz w:val="21"/>
+                <w:szCs w:val="21"/>
+                <w:color w:val="000000"/>
+              </w:rPr>
             </w:pPr>
             <w:r>
               <w:rPr>
@@ -3226,6 +3708,7 @@
                 <w:i w:val="false"/>
                 <w:b w:val="true"/>
                 <w:u w:val="none"/>
+                <w:strike w:val="false"/>
                 <w:sz w:val="22"/>
                 <w:szCs w:val="22"/>
                 <w:color w:val="063360"/>
@@ -3238,6 +3721,7 @@
                 <w:i w:val="false"/>
                 <w:b w:val="false"/>
                 <w:u w:val="none"/>
+                <w:strike w:val="false"/>
                 <w:sz w:val="21"/>
                 <w:szCs w:val="21"/>
                 <w:color w:val="000000"/>
@@ -3250,6 +3734,7 @@
                 <w:i w:val="false"/>
                 <w:b w:val="false"/>
                 <w:u w:val="none"/>
+                <w:strike w:val="false"/>
                 <w:sz w:val="21"/>
                 <w:szCs w:val="21"/>
                 <w:color w:val="000000"/>
@@ -3262,6 +3747,7 @@
                 <w:i w:val="false"/>
                 <w:b w:val="false"/>
                 <w:u w:val="none"/>
+                <w:strike w:val="false"/>
                 <w:sz w:val="21"/>
                 <w:szCs w:val="21"/>
                 <w:color w:val="000000"/>
@@ -3274,6 +3760,7 @@
                 <w:i w:val="false"/>
                 <w:b w:val="false"/>
                 <w:u w:val="none"/>
+                <w:strike w:val="false"/>
                 <w:sz w:val="21"/>
                 <w:szCs w:val="21"/>
                 <w:color w:val="000000"/>
@@ -3286,6 +3773,7 @@
                 <w:i w:val="false"/>
                 <w:b w:val="false"/>
                 <w:u w:val="none"/>
+                <w:strike w:val="false"/>
                 <w:sz w:val="21"/>
                 <w:szCs w:val="21"/>
                 <w:color w:val="000000"/>
@@ -3298,6 +3786,7 @@
                 <w:i w:val="false"/>
                 <w:b w:val="false"/>
                 <w:u w:val="none"/>
+                <w:strike w:val="false"/>
                 <w:sz w:val="21"/>
                 <w:szCs w:val="21"/>
                 <w:color w:val="000000"/>
@@ -3310,6 +3799,7 @@
                 <w:i w:val="false"/>
                 <w:b w:val="false"/>
                 <w:u w:val="none"/>
+                <w:strike w:val="false"/>
                 <w:sz w:val="21"/>
                 <w:szCs w:val="21"/>
                 <w:color w:val="000000"/>
@@ -3322,6 +3812,7 @@
                 <w:i w:val="false"/>
                 <w:b w:val="false"/>
                 <w:u w:val="none"/>
+                <w:strike w:val="false"/>
                 <w:sz w:val="21"/>
                 <w:szCs w:val="21"/>
                 <w:color w:val="000000"/>
@@ -3334,6 +3825,7 @@
                 <w:i w:val="false"/>
                 <w:b w:val="false"/>
                 <w:u w:val="none"/>
+                <w:strike w:val="false"/>
                 <w:sz w:val="21"/>
                 <w:szCs w:val="21"/>
                 <w:color w:val="000000"/>
@@ -3346,6 +3838,7 @@
                 <w:i w:val="false"/>
                 <w:b w:val="false"/>
                 <w:u w:val="none"/>
+                <w:strike w:val="false"/>
                 <w:sz w:val="21"/>
                 <w:szCs w:val="21"/>
                 <w:color w:val="000000"/>
@@ -3358,6 +3851,7 @@
                 <w:i w:val="false"/>
                 <w:b w:val="false"/>
                 <w:u w:val="none"/>
+                <w:strike w:val="false"/>
                 <w:sz w:val="21"/>
                 <w:szCs w:val="21"/>
                 <w:color w:val="000000"/>
@@ -3391,7 +3885,6 @@
           </w:tcPr>
           <w:p>
             <w:pPr>
-              <w:pStyle w:val="Normal"/>
               <w:jc w:val="left"/>
               <w:pBdr>
                 <w:bottom w:val="none" w:sz="0" w:space="0" w:color="000000"/>
@@ -3401,6 +3894,16 @@
               </w:pBdr>
               <w:spacing w:after="200" w:before="200" w:line="240"/>
               <w:ind w:left="200" w:right="200" w:firstLine="0" w:firstLineChars="0"/>
+              <w:rPr>
+                <w:rFonts w:ascii="Arial" w:hAnsi="Arial" w:eastAsia="Arial" w:cs="Arial"/>
+                <w:i w:val="false"/>
+                <w:b w:val="false"/>
+                <w:u w:val="none"/>
+                <w:strike w:val="false"/>
+                <w:sz w:val="21"/>
+                <w:szCs w:val="21"/>
+                <w:color w:val="000000"/>
+              </w:rPr>
             </w:pPr>
             <w:r>
               <w:rPr>
@@ -3408,6 +3911,7 @@
                 <w:i w:val="false"/>
                 <w:b w:val="true"/>
                 <w:u w:val="none"/>
+                <w:strike w:val="false"/>
                 <w:sz w:val="22"/>
                 <w:szCs w:val="22"/>
                 <w:color w:val="063360"/>
@@ -3420,6 +3924,7 @@
                 <w:i w:val="false"/>
                 <w:b w:val="false"/>
                 <w:u w:val="none"/>
+                <w:strike w:val="false"/>
                 <w:sz w:val="21"/>
                 <w:szCs w:val="21"/>
                 <w:color w:val="000000"/>
@@ -3432,6 +3937,7 @@
                 <w:i w:val="false"/>
                 <w:b w:val="false"/>
                 <w:u w:val="none"/>
+                <w:strike w:val="false"/>
                 <w:sz w:val="21"/>
                 <w:szCs w:val="21"/>
                 <w:color w:val="000000"/>
@@ -3444,6 +3950,7 @@
                 <w:i w:val="false"/>
                 <w:b w:val="false"/>
                 <w:u w:val="none"/>
+                <w:strike w:val="false"/>
                 <w:sz w:val="21"/>
                 <w:szCs w:val="21"/>
                 <w:color w:val="000000"/>
@@ -3456,6 +3963,7 @@
                 <w:i w:val="false"/>
                 <w:b w:val="false"/>
                 <w:u w:val="none"/>
+                <w:strike w:val="false"/>
                 <w:sz w:val="21"/>
                 <w:szCs w:val="21"/>
                 <w:color w:val="000000"/>
@@ -3468,6 +3976,7 @@
                 <w:i w:val="false"/>
                 <w:b w:val="false"/>
                 <w:u w:val="none"/>
+                <w:strike w:val="false"/>
                 <w:sz w:val="21"/>
                 <w:szCs w:val="21"/>
                 <w:color w:val="000000"/>
@@ -3480,6 +3989,7 @@
                 <w:i w:val="false"/>
                 <w:b w:val="false"/>
                 <w:u w:val="none"/>
+                <w:strike w:val="false"/>
                 <w:sz w:val="21"/>
                 <w:szCs w:val="21"/>
                 <w:color w:val="000000"/>
@@ -3492,6 +4002,7 @@
                 <w:i w:val="false"/>
                 <w:b w:val="false"/>
                 <w:u w:val="none"/>
+                <w:strike w:val="false"/>
                 <w:sz w:val="21"/>
                 <w:szCs w:val="21"/>
                 <w:color w:val="000000"/>
@@ -3504,6 +4015,7 @@
                 <w:i w:val="false"/>
                 <w:b w:val="false"/>
                 <w:u w:val="none"/>
+                <w:strike w:val="false"/>
                 <w:sz w:val="21"/>
                 <w:szCs w:val="21"/>
                 <w:color w:val="000000"/>
@@ -3516,6 +4028,7 @@
                 <w:i w:val="false"/>
                 <w:b w:val="false"/>
                 <w:u w:val="none"/>
+                <w:strike w:val="false"/>
                 <w:sz w:val="21"/>
                 <w:szCs w:val="21"/>
                 <w:color w:val="000000"/>
@@ -3528,6 +4041,7 @@
                 <w:i w:val="false"/>
                 <w:b w:val="false"/>
                 <w:u w:val="none"/>
+                <w:strike w:val="false"/>
                 <w:sz w:val="21"/>
                 <w:szCs w:val="21"/>
                 <w:color w:val="000000"/>
@@ -3540,6 +4054,7 @@
                 <w:i w:val="false"/>
                 <w:b w:val="false"/>
                 <w:u w:val="none"/>
+                <w:strike w:val="false"/>
                 <w:sz w:val="21"/>
                 <w:szCs w:val="21"/>
                 <w:color w:val="000000"/>
@@ -3567,7 +4082,6 @@
           </w:tcPr>
           <w:p>
             <w:pPr>
-              <w:pStyle w:val="Normal"/>
               <w:jc w:val="left"/>
               <w:pBdr>
                 <w:bottom w:val="none" w:sz="0" w:space="0" w:color="000000"/>
@@ -3577,6 +4091,16 @@
               </w:pBdr>
               <w:spacing w:after="200" w:before="200" w:line="240"/>
               <w:ind w:left="200" w:right="200" w:firstLine="0" w:firstLineChars="0"/>
+              <w:rPr>
+                <w:rFonts w:ascii="Arial" w:hAnsi="Arial" w:eastAsia="Arial" w:cs="Arial"/>
+                <w:i w:val="false"/>
+                <w:b w:val="false"/>
+                <w:u w:val="none"/>
+                <w:strike w:val="false"/>
+                <w:sz w:val="21"/>
+                <w:szCs w:val="21"/>
+                <w:color w:val="000000"/>
+              </w:rPr>
             </w:pPr>
             <w:r>
               <w:rPr>
@@ -3584,6 +4108,7 @@
                 <w:i w:val="false"/>
                 <w:b w:val="true"/>
                 <w:u w:val="none"/>
+                <w:strike w:val="false"/>
                 <w:sz w:val="22"/>
                 <w:szCs w:val="22"/>
                 <w:color w:val="063360"/>
@@ -3596,6 +4121,7 @@
                 <w:i w:val="false"/>
                 <w:b w:val="false"/>
                 <w:u w:val="none"/>
+                <w:strike w:val="false"/>
                 <w:sz w:val="21"/>
                 <w:szCs w:val="21"/>
                 <w:color w:val="000000"/>
@@ -3608,6 +4134,7 @@
                 <w:i w:val="false"/>
                 <w:b w:val="false"/>
                 <w:u w:val="none"/>
+                <w:strike w:val="false"/>
                 <w:sz w:val="21"/>
                 <w:szCs w:val="21"/>
                 <w:color w:val="000000"/>
@@ -3620,6 +4147,7 @@
                 <w:i w:val="false"/>
                 <w:b w:val="false"/>
                 <w:u w:val="none"/>
+                <w:strike w:val="false"/>
                 <w:sz w:val="21"/>
                 <w:szCs w:val="21"/>
                 <w:color w:val="000000"/>
@@ -3632,6 +4160,7 @@
                 <w:i w:val="false"/>
                 <w:b w:val="false"/>
                 <w:u w:val="none"/>
+                <w:strike w:val="false"/>
                 <w:sz w:val="21"/>
                 <w:szCs w:val="21"/>
                 <w:color w:val="000000"/>
@@ -3644,6 +4173,7 @@
                 <w:i w:val="false"/>
                 <w:b w:val="false"/>
                 <w:u w:val="none"/>
+                <w:strike w:val="false"/>
                 <w:sz w:val="21"/>
                 <w:szCs w:val="21"/>
                 <w:color w:val="000000"/>
@@ -3656,6 +4186,7 @@
                 <w:i w:val="false"/>
                 <w:b w:val="false"/>
                 <w:u w:val="none"/>
+                <w:strike w:val="false"/>
                 <w:sz w:val="21"/>
                 <w:szCs w:val="21"/>
                 <w:color w:val="000000"/>
@@ -3668,6 +4199,7 @@
                 <w:i w:val="false"/>
                 <w:b w:val="false"/>
                 <w:u w:val="none"/>
+                <w:strike w:val="false"/>
                 <w:sz w:val="21"/>
                 <w:szCs w:val="21"/>
                 <w:color w:val="000000"/>
@@ -3680,6 +4212,7 @@
                 <w:i w:val="false"/>
                 <w:b w:val="false"/>
                 <w:u w:val="none"/>
+                <w:strike w:val="false"/>
                 <w:sz w:val="21"/>
                 <w:szCs w:val="21"/>
                 <w:color w:val="000000"/>
@@ -3692,6 +4225,7 @@
                 <w:i w:val="false"/>
                 <w:b w:val="false"/>
                 <w:u w:val="none"/>
+                <w:strike w:val="false"/>
                 <w:sz w:val="21"/>
                 <w:szCs w:val="21"/>
                 <w:color w:val="000000"/>
@@ -3704,6 +4238,7 @@
                 <w:i w:val="false"/>
                 <w:b w:val="false"/>
                 <w:u w:val="none"/>
+                <w:strike w:val="false"/>
                 <w:sz w:val="21"/>
                 <w:szCs w:val="21"/>
                 <w:color w:val="000000"/>
@@ -3716,6 +4251,7 @@
                 <w:i w:val="false"/>
                 <w:b w:val="false"/>
                 <w:u w:val="none"/>
+                <w:strike w:val="false"/>
                 <w:sz w:val="21"/>
                 <w:szCs w:val="21"/>
                 <w:color w:val="000000"/>
@@ -3749,7 +4285,6 @@
           </w:tcPr>
           <w:p>
             <w:pPr>
-              <w:pStyle w:val="Normal"/>
               <w:jc w:val="left"/>
               <w:pBdr>
                 <w:bottom w:val="none" w:sz="0" w:space="0" w:color="000000"/>
@@ -3759,6 +4294,16 @@
               </w:pBdr>
               <w:spacing w:after="200" w:before="200" w:line="240"/>
               <w:ind w:left="200" w:right="200" w:firstLine="0" w:firstLineChars="0"/>
+              <w:rPr>
+                <w:rFonts w:ascii="Arial" w:hAnsi="Arial" w:eastAsia="Arial" w:cs="Arial"/>
+                <w:i w:val="false"/>
+                <w:b w:val="false"/>
+                <w:u w:val="none"/>
+                <w:strike w:val="false"/>
+                <w:sz w:val="21"/>
+                <w:szCs w:val="21"/>
+                <w:color w:val="000000"/>
+              </w:rPr>
             </w:pPr>
             <w:r>
               <w:rPr>
@@ -3766,6 +4311,7 @@
                 <w:i w:val="false"/>
                 <w:b w:val="true"/>
                 <w:u w:val="none"/>
+                <w:strike w:val="false"/>
                 <w:sz w:val="22"/>
                 <w:szCs w:val="22"/>
                 <w:color w:val="063360"/>
@@ -3778,6 +4324,7 @@
                 <w:i w:val="false"/>
                 <w:b w:val="false"/>
                 <w:u w:val="none"/>
+                <w:strike w:val="false"/>
                 <w:sz w:val="21"/>
                 <w:szCs w:val="21"/>
                 <w:color w:val="000000"/>
@@ -3790,6 +4337,7 @@
                 <w:i w:val="false"/>
                 <w:b w:val="false"/>
                 <w:u w:val="none"/>
+                <w:strike w:val="false"/>
                 <w:sz w:val="21"/>
                 <w:szCs w:val="21"/>
                 <w:color w:val="000000"/>
@@ -3802,6 +4350,7 @@
                 <w:i w:val="false"/>
                 <w:b w:val="false"/>
                 <w:u w:val="none"/>
+                <w:strike w:val="false"/>
                 <w:sz w:val="21"/>
                 <w:szCs w:val="21"/>
                 <w:color w:val="000000"/>
@@ -3814,6 +4363,7 @@
                 <w:i w:val="false"/>
                 <w:b w:val="false"/>
                 <w:u w:val="none"/>
+                <w:strike w:val="false"/>
                 <w:sz w:val="21"/>
                 <w:szCs w:val="21"/>
                 <w:color w:val="000000"/>
@@ -3826,6 +4376,7 @@
                 <w:i w:val="false"/>
                 <w:b w:val="false"/>
                 <w:u w:val="none"/>
+                <w:strike w:val="false"/>
                 <w:sz w:val="21"/>
                 <w:szCs w:val="21"/>
                 <w:color w:val="000000"/>
@@ -3838,6 +4389,7 @@
                 <w:i w:val="false"/>
                 <w:b w:val="false"/>
                 <w:u w:val="none"/>
+                <w:strike w:val="false"/>
                 <w:sz w:val="21"/>
                 <w:szCs w:val="21"/>
                 <w:color w:val="000000"/>
@@ -3850,6 +4402,7 @@
                 <w:i w:val="false"/>
                 <w:b w:val="false"/>
                 <w:u w:val="none"/>
+                <w:strike w:val="false"/>
                 <w:sz w:val="21"/>
                 <w:szCs w:val="21"/>
                 <w:color w:val="000000"/>
@@ -3862,6 +4415,7 @@
                 <w:i w:val="false"/>
                 <w:b w:val="false"/>
                 <w:u w:val="none"/>
+                <w:strike w:val="false"/>
                 <w:sz w:val="21"/>
                 <w:szCs w:val="21"/>
                 <w:color w:val="000000"/>
@@ -3874,6 +4428,7 @@
                 <w:i w:val="false"/>
                 <w:b w:val="false"/>
                 <w:u w:val="none"/>
+                <w:strike w:val="false"/>
                 <w:sz w:val="21"/>
                 <w:szCs w:val="21"/>
                 <w:color w:val="000000"/>
@@ -3886,6 +4441,7 @@
                 <w:i w:val="false"/>
                 <w:b w:val="false"/>
                 <w:u w:val="none"/>
+                <w:strike w:val="false"/>
                 <w:sz w:val="21"/>
                 <w:szCs w:val="21"/>
                 <w:color w:val="000000"/>
@@ -3898,6 +4454,7 @@
                 <w:i w:val="false"/>
                 <w:b w:val="false"/>
                 <w:u w:val="none"/>
+                <w:strike w:val="false"/>
                 <w:sz w:val="21"/>
                 <w:szCs w:val="21"/>
                 <w:color w:val="000000"/>
@@ -3925,7 +4482,6 @@
           </w:tcPr>
           <w:p>
             <w:pPr>
-              <w:pStyle w:val="Normal"/>
               <w:jc w:val="left"/>
               <w:pBdr>
                 <w:bottom w:val="none" w:sz="0" w:space="0" w:color="000000"/>
@@ -3935,6 +4491,16 @@
               </w:pBdr>
               <w:spacing w:after="200" w:before="200" w:line="240"/>
               <w:ind w:left="200" w:right="200" w:firstLine="0" w:firstLineChars="0"/>
+              <w:rPr>
+                <w:rFonts w:ascii="Arial" w:hAnsi="Arial" w:eastAsia="Arial" w:cs="Arial"/>
+                <w:i w:val="false"/>
+                <w:b w:val="false"/>
+                <w:u w:val="none"/>
+                <w:strike w:val="false"/>
+                <w:sz w:val="21"/>
+                <w:szCs w:val="21"/>
+                <w:color w:val="000000"/>
+              </w:rPr>
             </w:pPr>
             <w:r>
               <w:rPr>
@@ -3942,6 +4508,7 @@
                 <w:i w:val="false"/>
                 <w:b w:val="true"/>
                 <w:u w:val="none"/>
+                <w:strike w:val="false"/>
                 <w:sz w:val="22"/>
                 <w:szCs w:val="22"/>
                 <w:color w:val="063360"/>
@@ -3954,6 +4521,7 @@
                 <w:i w:val="false"/>
                 <w:b w:val="false"/>
                 <w:u w:val="none"/>
+                <w:strike w:val="false"/>
                 <w:sz w:val="21"/>
                 <w:szCs w:val="21"/>
                 <w:color w:val="000000"/>
@@ -3966,6 +4534,7 @@
                 <w:i w:val="false"/>
                 <w:b w:val="false"/>
                 <w:u w:val="none"/>
+                <w:strike w:val="false"/>
                 <w:sz w:val="21"/>
                 <w:szCs w:val="21"/>
                 <w:color w:val="000000"/>
@@ -3978,6 +4547,7 @@
                 <w:i w:val="false"/>
                 <w:b w:val="false"/>
                 <w:u w:val="none"/>
+                <w:strike w:val="false"/>
                 <w:sz w:val="21"/>
                 <w:szCs w:val="21"/>
                 <w:color w:val="000000"/>
@@ -3990,6 +4560,7 @@
                 <w:i w:val="false"/>
                 <w:b w:val="false"/>
                 <w:u w:val="none"/>
+                <w:strike w:val="false"/>
                 <w:sz w:val="21"/>
                 <w:szCs w:val="21"/>
                 <w:color w:val="000000"/>
@@ -4002,6 +4573,7 @@
                 <w:i w:val="false"/>
                 <w:b w:val="false"/>
                 <w:u w:val="none"/>
+                <w:strike w:val="false"/>
                 <w:sz w:val="21"/>
                 <w:szCs w:val="21"/>
                 <w:color w:val="000000"/>
@@ -4014,6 +4586,7 @@
                 <w:i w:val="false"/>
                 <w:b w:val="false"/>
                 <w:u w:val="none"/>
+                <w:strike w:val="false"/>
                 <w:sz w:val="21"/>
                 <w:szCs w:val="21"/>
                 <w:color w:val="000000"/>
@@ -4026,6 +4599,7 @@
                 <w:i w:val="false"/>
                 <w:b w:val="false"/>
                 <w:u w:val="none"/>
+                <w:strike w:val="false"/>
                 <w:sz w:val="21"/>
                 <w:szCs w:val="21"/>
                 <w:color w:val="000000"/>
@@ -4038,6 +4612,7 @@
                 <w:i w:val="false"/>
                 <w:b w:val="false"/>
                 <w:u w:val="none"/>
+                <w:strike w:val="false"/>
                 <w:sz w:val="21"/>
                 <w:szCs w:val="21"/>
                 <w:color w:val="000000"/>
@@ -4050,6 +4625,7 @@
                 <w:i w:val="false"/>
                 <w:b w:val="false"/>
                 <w:u w:val="none"/>
+                <w:strike w:val="false"/>
                 <w:sz w:val="21"/>
                 <w:szCs w:val="21"/>
                 <w:color w:val="000000"/>
@@ -4062,6 +4638,7 @@
                 <w:i w:val="false"/>
                 <w:b w:val="false"/>
                 <w:u w:val="none"/>
+                <w:strike w:val="false"/>
                 <w:sz w:val="21"/>
                 <w:szCs w:val="21"/>
                 <w:color w:val="000000"/>
@@ -4074,6 +4651,7 @@
                 <w:i w:val="false"/>
                 <w:b w:val="false"/>
                 <w:u w:val="none"/>
+                <w:strike w:val="false"/>
                 <w:sz w:val="21"/>
                 <w:szCs w:val="21"/>
                 <w:color w:val="000000"/>
@@ -4109,6 +4687,7 @@
           <w:i w:val="false"/>
           <w:b w:val="false"/>
           <w:u w:val="none"/>
+          <w:strike w:val="false"/>
           <w:sz w:val="18"/>
           <w:szCs w:val="18"/>
           <w:color w:val="545860"/>
@@ -4135,6 +4714,7 @@
           <w:i w:val="false"/>
           <w:b w:val="true"/>
           <w:u w:val="none"/>
+          <w:strike w:val="false"/>
           <w:sz w:val="36"/>
           <w:szCs w:val="36"/>
           <w:color w:val="063360"/>
@@ -4161,6 +4741,7 @@
           <w:i w:val="true"/>
           <w:b w:val="false"/>
           <w:u w:val="none"/>
+          <w:strike w:val="false"/>
           <w:sz w:val="18"/>
           <w:szCs w:val="18"/>
           <w:color w:val="215A9E"/>
@@ -4187,6 +4768,7 @@
           <w:i w:val="false"/>
           <w:b w:val="true"/>
           <w:u w:val="none"/>
+          <w:strike w:val="false"/>
           <w:sz w:val="26"/>
           <w:szCs w:val="26"/>
           <w:color w:val="215A9E"/>
@@ -4213,11 +4795,12 @@
           <w:i w:val="false"/>
           <w:b w:val="false"/>
           <w:u w:val="none"/>
+          <w:strike w:val="false"/>
           <w:sz w:val="22"/>
           <w:szCs w:val="22"/>
           <w:color w:val="000000"/>
         </w:rPr>
-        <w:t xml:space="preserve">Took part 1,449 to 784: change -665. Did not take part 2,079 to 2,230: change +151. Difference of the changes: -816 AED. It does not clear 1,000. Watch the sign: the comparison group went up, so the effect is bigger than the 665 fall in the top row.</w:t>
+        <w:t xml:space="preserve">Took part 1,432 to 762: change -670. Did not take part 2,257 to 2,400: change +144. Difference of the changes: -813 AED. It does not clear 1,000. Watch the sign: the comparison group went up, so the effect is bigger than the 670 fall in the top row.</w:t>
       </w:r>
     </w:p>
     <w:p>
@@ -4239,6 +4822,7 @@
           <w:i w:val="false"/>
           <w:b w:val="true"/>
           <w:u w:val="none"/>
+          <w:strike w:val="false"/>
           <w:sz w:val="26"/>
           <w:szCs w:val="26"/>
           <w:color w:val="215A9E"/>
@@ -4265,11 +4849,12 @@
           <w:i w:val="false"/>
           <w:b w:val="false"/>
           <w:u w:val="none"/>
+          <w:strike w:val="false"/>
           <w:sz w:val="22"/>
           <w:szCs w:val="22"/>
           <w:color w:val="000000"/>
         </w:rPr>
-        <w:t xml:space="preserve">1. After (round 1) x Enrolled, -816 AED: the same number as by hand. 2. After (round 1) (151) is the time trend, what happened to everyone; Enrolled (-630) is the baseline gap, how far apart the groups started. Many pick Enrolled because it is large and has the word in it. 3. 752 AED; the interval is -881 to -752, and even its most generous end (881) is short of 1,000. 4. Whether the groups were already moving in parallel: a pre-trend check needs at least two periods before the programme.</w:t>
+        <w:t xml:space="preserve">1. After x Took part, -813 AED: the same number as by hand. 2. After (144) is the time trend, what happened to everyone; Took part (-825) is the baseline gap, how far apart the groups started. Many pick Took part because it is large and has the words in it. 3. 793 AED; the interval is -834 to -793, and even its most generous end (834) is short of 1,000. 4. Whether the groups were already moving in parallel: a pre-trend check needs at least two periods before the programme. In the deck, the pilot's waiting businesses (score 58 or below, no programme) give a partial check: their costs rose 372 AED against 144 for the city businesses that did not take part, so the DiD understates the effect.</w:t>
       </w:r>
     </w:p>
     <w:p>
@@ -4291,6 +4876,7 @@
           <w:i w:val="false"/>
           <w:b w:val="true"/>
           <w:u w:val="none"/>
+          <w:strike w:val="false"/>
           <w:sz w:val="26"/>
           <w:szCs w:val="26"/>
           <w:color w:val="215A9E"/>
@@ -4317,11 +4903,12 @@
           <w:i w:val="false"/>
           <w:b w:val="false"/>
           <w:u w:val="none"/>
+          <w:strike w:val="false"/>
           <w:sz w:val="22"/>
           <w:szCs w:val="22"/>
           <w:color w:val="000000"/>
         </w:rPr>
-        <w:t xml:space="preserve">Supported by the table: the 816 AED estimate and p &lt; 0.001. Not supported: "so the programme was a success" answers whether the effect is non-zero, not whether it clears 1,000. "Does not include zero, which confirms the finding is robust": not zero and big enough are different claims. "The parallel trends assumption has been satisfied" is the serious one: with one period before the programme it cannot be tested, so the model reported a test that was never run. "Clears the 1,000 AED threshold" is false: even the interval's most generous end is 881 AED.</w:t>
+        <w:t xml:space="preserve">Supported by the table: the 813 AED estimate and p &lt; 0.001. Not supported: "so the programme was a success" answers whether the effect is non-zero, not whether it clears 1,000. "Does not include zero, which confirms the finding is robust": not zero and big enough are different claims. "The parallel trends assumption has been satisfied" is the serious one: with one period before the programme it cannot be tested, so the model reported a test that was never run, and the pilot's waiting businesses suggest it fails. "Clears the 1,000 AED threshold" is false: even the interval's most generous end is 834 AED.</w:t>
       </w:r>
     </w:p>
     <w:p>
@@ -4343,6 +4930,7 @@
           <w:i w:val="false"/>
           <w:b w:val="false"/>
           <w:u w:val="none"/>
+          <w:strike w:val="false"/>
           <w:sz w:val="22"/>
           <w:szCs w:val="22"/>
           <w:color w:val="000000"/>
@@ -4350,11 +4938,11 @@
         <w:t xml:space="preserve">With the second prompt, check whether the parallel-trends claim disappears. Supplying the constraint makes the error less likely; it does not rule it out.</w:t>
       </w:r>
     </w:p>
-    <w:sectPr w:officer="true">
-      <w:pgMar w:header="720" w:bottom="1008" w:top="1008" w:right="1152" w:left="1152" w:footer="720" w:gutter="720"/>
+    <w:sectPr>
+      <w:pgMar w:header="708" w:bottom="1008" w:top="1008" w:right="1152" w:left="1152" w:footer="708" w:gutter="0"/>
       <w:pgSz w:h="16838" w:w="11906" w:orient="portrait"/>
+      <w:type w:val="continuous"/>
       <w:cols/>
-      <w:type w:val="continuous"/>
     </w:sectPr>
   </w:body>
 </w:document>

--- a/Module_2_Oct_2026_v2/Oct13_session1_materials.docx
+++ b/Module_2_Oct_2026_v2/Oct13_session1_materials.docx
@@ -98,7 +98,7 @@
           <w:szCs w:val="18"/>
           <w:color w:val="545860"/>
         </w:rPr>
-        <w:t xml:space="preserve">Fictional GreenWaste case | invented figures</w:t>
+        <w:t xml:space="preserve">GreenWaste is a fictional training case.</w:t>
       </w:r>
     </w:p>
     <w:p>
